--- a/(PRGDE004)04_基本設計書(変更・追加分)EPISODE1_1.0.0.docx
+++ b/(PRGDE004)04_基本設計書(変更・追加分)EPISODE1_1.0.0.docx
@@ -4,9 +4,8 @@
   <w:body>
     <w:sdt>
       <w:sdtPr>
-        <w:id w:val="15299789"/>
         <w:docPartObj>
-          <w:docPartGallery w:val="Cover Pages"/>
+          <w:docPartGallery w:val="Table of Contents"/>
           <w:docPartUnique w:val="true"/>
         </w:docPartObj>
       </w:sdtPr>
@@ -344,6 +343,7 @@
           <w:r>
             <w:rPr>
               <w:rStyle w:val="Style23"/>
+              <w:vanish w:val="false"/>
               <w:webHidden/>
             </w:rPr>
             <w:instrText xml:space="preserve"> TOC \z \o "1-3" \u \h</w:instrText>
@@ -351,6 +351,7 @@
           <w:r>
             <w:rPr>
               <w:rStyle w:val="Style23"/>
+              <w:vanish w:val="false"/>
               <w:webHidden/>
             </w:rPr>
             <w:fldChar w:fldCharType="separate"/>
@@ -359,6 +360,7 @@
             <w:r>
               <w:rPr>
                 <w:rStyle w:val="Style23"/>
+                <w:vanish w:val="false"/>
                 <w:webHidden/>
               </w:rPr>
               <w:t>１ はじめに</w:t>
@@ -412,6 +414,7 @@
             <w:r>
               <w:rPr>
                 <w:rStyle w:val="Style23"/>
+                <w:vanish w:val="false"/>
                 <w:webHidden/>
               </w:rPr>
               <w:t>２ 通販システムの変更・追加による業務への影響</w:t>
@@ -464,6 +467,7 @@
             <w:r>
               <w:rPr>
                 <w:rStyle w:val="Style23"/>
+                <w:vanish w:val="false"/>
                 <w:webHidden/>
               </w:rPr>
               <w:t>３ ユーザインターフェイス設計の変更・追加内容</w:t>
@@ -513,6 +517,7 @@
             <w:r>
               <w:rPr>
                 <w:rStyle w:val="Style23"/>
+                <w:vanish w:val="false"/>
                 <w:webHidden/>
               </w:rPr>
               <w:t>３</w:t>
@@ -574,6 +579,7 @@
             <w:r>
               <w:rPr>
                 <w:rStyle w:val="Style23"/>
+                <w:vanish w:val="false"/>
                 <w:webHidden/>
               </w:rPr>
               <w:t>３</w:t>
@@ -635,6 +641,7 @@
             <w:r>
               <w:rPr>
                 <w:rStyle w:val="Style23"/>
+                <w:vanish w:val="false"/>
                 <w:webHidden/>
               </w:rPr>
               <w:t>３</w:t>
@@ -696,6 +703,7 @@
             <w:r>
               <w:rPr>
                 <w:rStyle w:val="Style23"/>
+                <w:vanish w:val="false"/>
                 <w:webHidden/>
               </w:rPr>
               <w:t>３</w:t>
@@ -757,6 +765,7 @@
             <w:r>
               <w:rPr>
                 <w:rStyle w:val="Style23"/>
+                <w:vanish w:val="false"/>
                 <w:webHidden/>
               </w:rPr>
               <w:t>３</w:t>
@@ -821,6 +830,7 @@
             <w:r>
               <w:rPr>
                 <w:rStyle w:val="Style23"/>
+                <w:vanish w:val="false"/>
                 <w:webHidden/>
               </w:rPr>
               <w:t>４ 通販システムの機能概要の変更・追加</w:t>
@@ -870,6 +880,7 @@
             <w:r>
               <w:rPr>
                 <w:rStyle w:val="Style23"/>
+                <w:vanish w:val="false"/>
                 <w:webHidden/>
               </w:rPr>
               <w:t>４</w:t>
@@ -931,6 +942,7 @@
             <w:r>
               <w:rPr>
                 <w:rStyle w:val="Style23"/>
+                <w:vanish w:val="false"/>
                 <w:webHidden/>
               </w:rPr>
               <w:t>４</w:t>
@@ -992,6 +1004,7 @@
             <w:r>
               <w:rPr>
                 <w:rStyle w:val="Style23"/>
+                <w:vanish w:val="false"/>
                 <w:webHidden/>
               </w:rPr>
               <w:t>４</w:t>
@@ -1056,6 +1069,7 @@
             <w:r>
               <w:rPr>
                 <w:rStyle w:val="Style23"/>
+                <w:vanish w:val="false"/>
                 <w:webHidden/>
               </w:rPr>
               <w:t>５ データベース設計の変更・追加内容</w:t>
@@ -1105,6 +1119,7 @@
             <w:r>
               <w:rPr>
                 <w:rStyle w:val="Style23"/>
+                <w:vanish w:val="false"/>
                 <w:webHidden/>
               </w:rPr>
               <w:t>５</w:t>
@@ -1166,6 +1181,7 @@
             <w:r>
               <w:rPr>
                 <w:rStyle w:val="Style23"/>
+                <w:vanish w:val="false"/>
                 <w:webHidden/>
               </w:rPr>
               <w:t>５</w:t>
@@ -1248,6 +1264,7 @@
             <w:r>
               <w:rPr>
                 <w:rStyle w:val="Style23"/>
+                <w:vanish w:val="false"/>
                 <w:webHidden/>
               </w:rPr>
               <w:t>６ セキュリティ設計の変更・追加内容</w:t>
@@ -1297,6 +1314,7 @@
             <w:r>
               <w:rPr>
                 <w:rStyle w:val="Style23"/>
+                <w:vanish w:val="false"/>
                 <w:webHidden/>
               </w:rPr>
               <w:t>６</w:t>
@@ -1406,7 +1424,7 @@
         <w:pStyle w:val="Heading1"/>
         <w:numPr>
           <w:ilvl w:val="0"/>
-          <w:numId w:val="4"/>
+          <w:numId w:val="3"/>
         </w:numPr>
         <w:spacing w:before="0" w:after="180"/>
         <w:ind w:hanging="0" w:endChars="0" w:end="180"/>
@@ -1453,7 +1471,7 @@
         <w:pStyle w:val="Heading1"/>
         <w:numPr>
           <w:ilvl w:val="0"/>
-          <w:numId w:val="4"/>
+          <w:numId w:val="3"/>
         </w:numPr>
         <w:spacing w:before="0" w:after="180"/>
         <w:ind w:hanging="0" w:endChars="0" w:end="180"/>
@@ -1570,8 +1588,8 @@
       </w:tblPr>
       <w:tblGrid>
         <w:gridCol w:w="3218"/>
-        <w:gridCol w:w="3214"/>
-        <w:gridCol w:w="3344"/>
+        <w:gridCol w:w="3213"/>
+        <w:gridCol w:w="3345"/>
       </w:tblGrid>
       <w:tr>
         <w:trPr>
@@ -1611,7 +1629,7 @@
         </w:tc>
         <w:tc>
           <w:tcPr>
-            <w:tcW w:w="3214" w:type="dxa"/>
+            <w:tcW w:w="3213" w:type="dxa"/>
             <w:tcBorders/>
             <w:shd w:color="auto" w:fill="4F81BD" w:themeFill="accent1" w:val="clear"/>
           </w:tcPr>
@@ -1643,7 +1661,7 @@
         </w:tc>
         <w:tc>
           <w:tcPr>
-            <w:tcW w:w="3344" w:type="dxa"/>
+            <w:tcW w:w="3345" w:type="dxa"/>
             <w:tcBorders/>
             <w:shd w:color="auto" w:fill="4F81BD" w:themeFill="accent1" w:val="clear"/>
           </w:tcPr>
@@ -1674,27 +1692,6 @@
           </w:p>
         </w:tc>
       </w:tr>
-    </w:tbl>
-    <w:tbl>
-      <w:tblPr>
-        <w:tblStyle w:val="aff8"/>
-        <w:tblW w:w="9776" w:type="dxa"/>
-        <w:jc w:val="start"/>
-        <w:tblInd w:w="0" w:type="dxa"/>
-        <w:tblLayout w:type="fixed"/>
-        <w:tblCellMar>
-          <w:top w:w="0" w:type="dxa"/>
-          <w:start w:w="108" w:type="dxa"/>
-          <w:bottom w:w="0" w:type="dxa"/>
-          <w:end w:w="108" w:type="dxa"/>
-        </w:tblCellMar>
-        <w:tblLook w:firstRow="1" w:noVBand="1" w:lastRow="0" w:firstColumn="1" w:lastColumn="0" w:noHBand="1" w:val="06a0"/>
-      </w:tblPr>
-      <w:tblGrid>
-        <w:gridCol w:w="3218"/>
-        <w:gridCol w:w="3214"/>
-        <w:gridCol w:w="3344"/>
-      </w:tblGrid>
       <w:tr>
         <w:trPr>
           <w:trHeight w:val="5116" w:hRule="atLeast"/>
@@ -2495,7 +2492,7 @@
         </w:tc>
         <w:tc>
           <w:tcPr>
-            <w:tcW w:w="3214" w:type="dxa"/>
+            <w:tcW w:w="3213" w:type="dxa"/>
             <w:tcBorders/>
           </w:tcPr>
           <w:p>
@@ -3150,7 +3147,7 @@
         </w:tc>
         <w:tc>
           <w:tcPr>
-            <w:tcW w:w="3344" w:type="dxa"/>
+            <w:tcW w:w="3345" w:type="dxa"/>
             <w:tcBorders/>
           </w:tcPr>
           <w:p>
@@ -4024,7 +4021,7 @@
         <w:pStyle w:val="Style29"/>
         <w:numPr>
           <w:ilvl w:val="0"/>
-          <w:numId w:val="2"/>
+          <w:numId w:val="1"/>
         </w:numPr>
         <w:ind w:hanging="0" w:startChars="0" w:start="540" w:endChars="0" w:end="180"/>
         <w:rPr/>
@@ -4041,7 +4038,7 @@
         <w:pStyle w:val="Style29"/>
         <w:numPr>
           <w:ilvl w:val="0"/>
-          <w:numId w:val="2"/>
+          <w:numId w:val="1"/>
         </w:numPr>
         <w:ind w:hanging="0" w:startChars="0" w:start="540" w:endChars="0" w:end="180"/>
         <w:rPr/>
@@ -4082,7 +4079,7 @@
         <w:pStyle w:val="Style29"/>
         <w:numPr>
           <w:ilvl w:val="0"/>
-          <w:numId w:val="2"/>
+          <w:numId w:val="1"/>
         </w:numPr>
         <w:ind w:hanging="0" w:startChars="0" w:start="540" w:endChars="0" w:end="180"/>
         <w:rPr/>
@@ -4099,7 +4096,7 @@
         <w:pStyle w:val="Style29"/>
         <w:numPr>
           <w:ilvl w:val="0"/>
-          <w:numId w:val="2"/>
+          <w:numId w:val="1"/>
         </w:numPr>
         <w:ind w:hanging="0" w:startChars="0" w:start="540" w:endChars="0" w:end="180"/>
         <w:rPr>
@@ -4126,7 +4123,7 @@
         <w:pStyle w:val="Heading1"/>
         <w:numPr>
           <w:ilvl w:val="0"/>
-          <w:numId w:val="4"/>
+          <w:numId w:val="3"/>
         </w:numPr>
         <w:ind w:hanging="0" w:endChars="0" w:end="180"/>
         <w:rPr/>
@@ -4155,7 +4152,7 @@
         <w:pStyle w:val="Heading2"/>
         <w:numPr>
           <w:ilvl w:val="1"/>
-          <w:numId w:val="4"/>
+          <w:numId w:val="3"/>
         </w:numPr>
         <w:ind w:hanging="0" w:start="113"/>
         <w:rPr>
@@ -4218,7 +4215,7 @@
         <w:pStyle w:val="Heading2"/>
         <w:numPr>
           <w:ilvl w:val="1"/>
-          <w:numId w:val="4"/>
+          <w:numId w:val="3"/>
         </w:numPr>
         <w:ind w:hanging="0" w:start="113"/>
         <w:rPr/>
@@ -4262,7 +4259,7 @@
         <w:pStyle w:val="Heading2"/>
         <w:numPr>
           <w:ilvl w:val="1"/>
-          <w:numId w:val="4"/>
+          <w:numId w:val="3"/>
         </w:numPr>
         <w:ind w:hanging="0" w:start="113"/>
         <w:rPr/>
@@ -4309,7 +4306,7 @@
         <w:pStyle w:val="Heading2"/>
         <w:numPr>
           <w:ilvl w:val="1"/>
-          <w:numId w:val="4"/>
+          <w:numId w:val="3"/>
         </w:numPr>
         <w:ind w:hanging="0" w:start="113"/>
         <w:rPr/>
@@ -4434,7 +4431,7 @@
         <w:pStyle w:val="Heading2"/>
         <w:numPr>
           <w:ilvl w:val="1"/>
-          <w:numId w:val="4"/>
+          <w:numId w:val="3"/>
         </w:numPr>
         <w:ind w:hanging="0" w:start="113"/>
         <w:rPr/>
@@ -4503,12 +4500,12 @@
         </w:tblCellMar>
       </w:tblPr>
       <w:tblGrid>
-        <w:gridCol w:w="959"/>
-        <w:gridCol w:w="1130"/>
+        <w:gridCol w:w="958"/>
+        <w:gridCol w:w="1131"/>
         <w:gridCol w:w="1420"/>
+        <w:gridCol w:w="2219"/>
         <w:gridCol w:w="2220"/>
-        <w:gridCol w:w="2220"/>
-        <w:gridCol w:w="2217"/>
+        <w:gridCol w:w="2218"/>
       </w:tblGrid>
       <w:tr>
         <w:trPr/>
@@ -4616,7 +4613,7 @@
         <w:trPr/>
         <w:tc>
           <w:tcPr>
-            <w:tcW w:w="959" w:type="dxa"/>
+            <w:tcW w:w="958" w:type="dxa"/>
             <w:tcBorders>
               <w:top w:val="single" w:sz="4" w:space="0" w:color="92CDDC"/>
               <w:start w:val="single" w:sz="4" w:space="0" w:color="92CDDC"/>
@@ -4659,7 +4656,7 @@
         </w:tc>
         <w:tc>
           <w:tcPr>
-            <w:tcW w:w="1130" w:type="dxa"/>
+            <w:tcW w:w="1131" w:type="dxa"/>
             <w:tcBorders>
               <w:top w:val="single" w:sz="4" w:space="0" w:color="92CDDC"/>
               <w:start w:val="single" w:sz="4" w:space="0" w:color="92CDDC"/>
@@ -4713,6 +4710,38 @@
         </w:tc>
         <w:tc>
           <w:tcPr>
+            <w:tcW w:w="2219" w:type="dxa"/>
+            <w:tcBorders>
+              <w:top w:val="single" w:sz="4" w:space="0" w:color="92CDDC"/>
+              <w:start w:val="single" w:sz="4" w:space="0" w:color="92CDDC"/>
+              <w:bottom w:val="single" w:sz="4" w:space="0" w:color="92CDDC"/>
+              <w:end w:val="single" w:sz="4" w:space="0" w:color="92CDDC"/>
+            </w:tcBorders>
+            <w:shd w:fill="DAEEF3" w:val="clear"/>
+          </w:tcPr>
+          <w:p>
+            <w:pPr>
+              <w:pStyle w:val="Style30"/>
+              <w:spacing w:before="0" w:after="0"/>
+              <w:jc w:val="start"/>
+              <w:rPr>
+                <w:rFonts w:hint="eastAsia"/>
+                <w:kern w:val="2"/>
+                <w:lang w:val="en-US" w:eastAsia="ja-JP" w:bidi="ar-SA"/>
+              </w:rPr>
+            </w:pPr>
+            <w:r>
+              <w:rPr>
+                <w:rFonts w:hint="eastAsia"/>
+                <w:kern w:val="2"/>
+                <w:lang w:val="en-US" w:eastAsia="ja-JP" w:bidi="ar-SA"/>
+              </w:rPr>
+              <w:t>入力</w:t>
+            </w:r>
+          </w:p>
+        </w:tc>
+        <w:tc>
+          <w:tcPr>
             <w:tcW w:w="2220" w:type="dxa"/>
             <w:tcBorders>
               <w:top w:val="single" w:sz="4" w:space="0" w:color="92CDDC"/>
@@ -4739,13 +4768,13 @@
                 <w:kern w:val="2"/>
                 <w:lang w:val="en-US" w:eastAsia="ja-JP" w:bidi="ar-SA"/>
               </w:rPr>
-              <w:t>入力</w:t>
-            </w:r>
-          </w:p>
-        </w:tc>
-        <w:tc>
-          <w:tcPr>
-            <w:tcW w:w="2220" w:type="dxa"/>
+              <w:t>出力</w:t>
+            </w:r>
+          </w:p>
+        </w:tc>
+        <w:tc>
+          <w:tcPr>
+            <w:tcW w:w="2218" w:type="dxa"/>
             <w:tcBorders>
               <w:top w:val="single" w:sz="4" w:space="0" w:color="92CDDC"/>
               <w:start w:val="single" w:sz="4" w:space="0" w:color="92CDDC"/>
@@ -4771,56 +4800,24 @@
                 <w:kern w:val="2"/>
                 <w:lang w:val="en-US" w:eastAsia="ja-JP" w:bidi="ar-SA"/>
               </w:rPr>
-              <w:t>出力</w:t>
-            </w:r>
-          </w:p>
-        </w:tc>
-        <w:tc>
-          <w:tcPr>
-            <w:tcW w:w="2217" w:type="dxa"/>
+              <w:t>操作</w:t>
+            </w:r>
+          </w:p>
+        </w:tc>
+      </w:tr>
+      <w:tr>
+        <w:trPr>
+          <w:trHeight w:val="934" w:hRule="atLeast"/>
+        </w:trPr>
+        <w:tc>
+          <w:tcPr>
+            <w:tcW w:w="958" w:type="dxa"/>
             <w:tcBorders>
               <w:top w:val="single" w:sz="4" w:space="0" w:color="92CDDC"/>
               <w:start w:val="single" w:sz="4" w:space="0" w:color="92CDDC"/>
               <w:bottom w:val="single" w:sz="4" w:space="0" w:color="92CDDC"/>
               <w:end w:val="single" w:sz="4" w:space="0" w:color="92CDDC"/>
             </w:tcBorders>
-            <w:shd w:fill="DAEEF3" w:val="clear"/>
-          </w:tcPr>
-          <w:p>
-            <w:pPr>
-              <w:pStyle w:val="Style30"/>
-              <w:spacing w:before="0" w:after="0"/>
-              <w:jc w:val="start"/>
-              <w:rPr>
-                <w:rFonts w:hint="eastAsia"/>
-                <w:kern w:val="2"/>
-                <w:lang w:val="en-US" w:eastAsia="ja-JP" w:bidi="ar-SA"/>
-              </w:rPr>
-            </w:pPr>
-            <w:r>
-              <w:rPr>
-                <w:rFonts w:hint="eastAsia"/>
-                <w:kern w:val="2"/>
-                <w:lang w:val="en-US" w:eastAsia="ja-JP" w:bidi="ar-SA"/>
-              </w:rPr>
-              <w:t>操作</w:t>
-            </w:r>
-          </w:p>
-        </w:tc>
-      </w:tr>
-      <w:tr>
-        <w:trPr>
-          <w:trHeight w:val="934" w:hRule="atLeast"/>
-        </w:trPr>
-        <w:tc>
-          <w:tcPr>
-            <w:tcW w:w="959" w:type="dxa"/>
-            <w:tcBorders>
-              <w:top w:val="single" w:sz="4" w:space="0" w:color="92CDDC"/>
-              <w:start w:val="single" w:sz="4" w:space="0" w:color="92CDDC"/>
-              <w:bottom w:val="single" w:sz="4" w:space="0" w:color="92CDDC"/>
-              <w:end w:val="single" w:sz="4" w:space="0" w:color="92CDDC"/>
-            </w:tcBorders>
           </w:tcPr>
           <w:p>
             <w:pPr>
@@ -4845,7 +4842,7 @@
         </w:tc>
         <w:tc>
           <w:tcPr>
-            <w:tcW w:w="1130" w:type="dxa"/>
+            <w:tcW w:w="1131" w:type="dxa"/>
             <w:vMerge w:val="restart"/>
             <w:tcBorders>
               <w:top w:val="single" w:sz="4" w:space="0" w:color="92CDDC"/>
@@ -4899,6 +4896,35 @@
                 <w:lang w:val="en-US" w:eastAsia="ja-JP" w:bidi="ar-SA"/>
               </w:rPr>
               <w:t>非会員</w:t>
+            </w:r>
+          </w:p>
+        </w:tc>
+        <w:tc>
+          <w:tcPr>
+            <w:tcW w:w="2219" w:type="dxa"/>
+            <w:vMerge w:val="restart"/>
+            <w:tcBorders>
+              <w:top w:val="single" w:sz="4" w:space="0" w:color="92CDDC"/>
+              <w:start w:val="single" w:sz="4" w:space="0" w:color="92CDDC"/>
+              <w:bottom w:val="single" w:sz="4" w:space="0" w:color="92CDDC"/>
+              <w:end w:val="single" w:sz="4" w:space="0" w:color="92CDDC"/>
+            </w:tcBorders>
+          </w:tcPr>
+          <w:p>
+            <w:pPr>
+              <w:pStyle w:val="Style30"/>
+              <w:spacing w:before="0" w:after="0"/>
+              <w:jc w:val="start"/>
+              <w:rPr>
+                <w:kern w:val="2"/>
+                <w:lang w:val="en-US" w:eastAsia="ja-JP" w:bidi="ar-SA"/>
+              </w:rPr>
+            </w:pPr>
+            <w:r>
+              <w:rPr>
+                <w:kern w:val="2"/>
+                <w:lang w:val="en-US" w:eastAsia="ja-JP" w:bidi="ar-SA"/>
+              </w:rPr>
             </w:r>
           </w:p>
         </w:tc>
@@ -4928,12 +4954,51 @@
                 <w:kern w:val="2"/>
                 <w:lang w:val="en-US" w:eastAsia="ja-JP" w:bidi="ar-SA"/>
               </w:rPr>
-            </w:r>
-          </w:p>
-        </w:tc>
-        <w:tc>
-          <w:tcPr>
-            <w:tcW w:w="2220" w:type="dxa"/>
+              <w:t xml:space="preserve">・商品画像 </w:t>
+            </w:r>
+          </w:p>
+          <w:p>
+            <w:pPr>
+              <w:pStyle w:val="Style30"/>
+              <w:spacing w:before="0" w:after="0"/>
+              <w:jc w:val="start"/>
+              <w:rPr>
+                <w:kern w:val="2"/>
+                <w:lang w:val="en-US" w:eastAsia="ja-JP" w:bidi="ar-SA"/>
+              </w:rPr>
+            </w:pPr>
+            <w:r>
+              <w:rPr>
+                <w:kern w:val="2"/>
+                <w:lang w:val="en-US" w:eastAsia="ja-JP" w:bidi="ar-SA"/>
+              </w:rPr>
+              <w:t xml:space="preserve">・商品名 </w:t>
+            </w:r>
+          </w:p>
+          <w:p>
+            <w:pPr>
+              <w:pStyle w:val="Style30"/>
+              <w:spacing w:before="0" w:after="0"/>
+              <w:jc w:val="start"/>
+              <w:rPr>
+                <w:color w:val="FF0000"/>
+                <w:kern w:val="2"/>
+                <w:lang w:val="en-US" w:eastAsia="ja-JP" w:bidi="ar-SA"/>
+              </w:rPr>
+            </w:pPr>
+            <w:r>
+              <w:rPr>
+                <w:color w:val="FF0000"/>
+                <w:kern w:val="2"/>
+                <w:lang w:val="en-US" w:eastAsia="ja-JP" w:bidi="ar-SA"/>
+              </w:rPr>
+              <w:t>・ヘッダーにタイムセール表示（常時）</w:t>
+            </w:r>
+          </w:p>
+        </w:tc>
+        <w:tc>
+          <w:tcPr>
+            <w:tcW w:w="2218" w:type="dxa"/>
             <w:vMerge w:val="restart"/>
             <w:tcBorders>
               <w:top w:val="single" w:sz="4" w:space="0" w:color="92CDDC"/>
@@ -4957,74 +5022,6 @@
                 <w:kern w:val="2"/>
                 <w:lang w:val="en-US" w:eastAsia="ja-JP" w:bidi="ar-SA"/>
               </w:rPr>
-              <w:t xml:space="preserve">・商品画像 </w:t>
-            </w:r>
-          </w:p>
-          <w:p>
-            <w:pPr>
-              <w:pStyle w:val="Style30"/>
-              <w:spacing w:before="0" w:after="0"/>
-              <w:jc w:val="start"/>
-              <w:rPr>
-                <w:kern w:val="2"/>
-                <w:lang w:val="en-US" w:eastAsia="ja-JP" w:bidi="ar-SA"/>
-              </w:rPr>
-            </w:pPr>
-            <w:r>
-              <w:rPr>
-                <w:kern w:val="2"/>
-                <w:lang w:val="en-US" w:eastAsia="ja-JP" w:bidi="ar-SA"/>
-              </w:rPr>
-              <w:t xml:space="preserve">・商品名 </w:t>
-            </w:r>
-          </w:p>
-          <w:p>
-            <w:pPr>
-              <w:pStyle w:val="Style30"/>
-              <w:spacing w:before="0" w:after="0"/>
-              <w:jc w:val="start"/>
-              <w:rPr>
-                <w:color w:val="FF0000"/>
-                <w:kern w:val="2"/>
-                <w:lang w:val="en-US" w:eastAsia="ja-JP" w:bidi="ar-SA"/>
-              </w:rPr>
-            </w:pPr>
-            <w:r>
-              <w:rPr>
-                <w:color w:val="FF0000"/>
-                <w:kern w:val="2"/>
-                <w:lang w:val="en-US" w:eastAsia="ja-JP" w:bidi="ar-SA"/>
-              </w:rPr>
-              <w:t>・ヘッダーにタイムセール表示（常時）</w:t>
-            </w:r>
-          </w:p>
-        </w:tc>
-        <w:tc>
-          <w:tcPr>
-            <w:tcW w:w="2217" w:type="dxa"/>
-            <w:vMerge w:val="restart"/>
-            <w:tcBorders>
-              <w:top w:val="single" w:sz="4" w:space="0" w:color="92CDDC"/>
-              <w:start w:val="single" w:sz="4" w:space="0" w:color="92CDDC"/>
-              <w:bottom w:val="single" w:sz="4" w:space="0" w:color="92CDDC"/>
-              <w:end w:val="single" w:sz="4" w:space="0" w:color="92CDDC"/>
-            </w:tcBorders>
-          </w:tcPr>
-          <w:p>
-            <w:pPr>
-              <w:pStyle w:val="Style30"/>
-              <w:spacing w:before="0" w:after="0"/>
-              <w:jc w:val="start"/>
-              <w:rPr>
-                <w:kern w:val="2"/>
-                <w:lang w:val="en-US" w:eastAsia="ja-JP" w:bidi="ar-SA"/>
-              </w:rPr>
-            </w:pPr>
-            <w:r>
-              <w:rPr>
-                <w:kern w:val="2"/>
-                <w:lang w:val="en-US" w:eastAsia="ja-JP" w:bidi="ar-SA"/>
-              </w:rPr>
               <w:t>・商品画像</w:t>
             </w:r>
             <w:r>
@@ -5057,7 +5054,7 @@
         </w:trPr>
         <w:tc>
           <w:tcPr>
-            <w:tcW w:w="959" w:type="dxa"/>
+            <w:tcW w:w="958" w:type="dxa"/>
             <w:tcBorders>
               <w:start w:val="single" w:sz="4" w:space="0" w:color="92CDDC"/>
               <w:bottom w:val="single" w:sz="4" w:space="0" w:color="92CDDC"/>
@@ -5087,7 +5084,7 @@
         </w:tc>
         <w:tc>
           <w:tcPr>
-            <w:tcW w:w="1130" w:type="dxa"/>
+            <w:tcW w:w="1131" w:type="dxa"/>
             <w:vMerge w:val="continue"/>
             <w:tcBorders>
               <w:start w:val="single" w:sz="4" w:space="0" w:color="92CDDC"/>
@@ -5130,6 +5127,26 @@
                 <w:lang w:val="en-US" w:eastAsia="ja-JP" w:bidi="ar-SA"/>
               </w:rPr>
               <w:t xml:space="preserve">一般会員 </w:t>
+            </w:r>
+          </w:p>
+        </w:tc>
+        <w:tc>
+          <w:tcPr>
+            <w:tcW w:w="2219" w:type="dxa"/>
+            <w:vMerge w:val="continue"/>
+            <w:tcBorders>
+              <w:start w:val="single" w:sz="4" w:space="0" w:color="92CDDC"/>
+              <w:bottom w:val="single" w:sz="4" w:space="0" w:color="92CDDC"/>
+              <w:end w:val="single" w:sz="4" w:space="0" w:color="92CDDC"/>
+            </w:tcBorders>
+          </w:tcPr>
+          <w:p>
+            <w:pPr>
+              <w:pStyle w:val="Normal"/>
+              <w:rPr/>
+            </w:pPr>
+            <w:r>
+              <w:rPr/>
             </w:r>
           </w:p>
         </w:tc>
@@ -5155,6 +5172,408 @@
         </w:tc>
         <w:tc>
           <w:tcPr>
+            <w:tcW w:w="2218" w:type="dxa"/>
+            <w:vMerge w:val="continue"/>
+            <w:tcBorders>
+              <w:start w:val="single" w:sz="4" w:space="0" w:color="92CDDC"/>
+              <w:bottom w:val="single" w:sz="4" w:space="0" w:color="92CDDC"/>
+              <w:end w:val="single" w:sz="4" w:space="0" w:color="92CDDC"/>
+            </w:tcBorders>
+          </w:tcPr>
+          <w:p>
+            <w:pPr>
+              <w:pStyle w:val="Normal"/>
+              <w:rPr/>
+            </w:pPr>
+            <w:r>
+              <w:rPr/>
+            </w:r>
+          </w:p>
+        </w:tc>
+      </w:tr>
+      <w:tr>
+        <w:trPr>
+          <w:trHeight w:val="836" w:hRule="atLeast"/>
+        </w:trPr>
+        <w:tc>
+          <w:tcPr>
+            <w:tcW w:w="958" w:type="dxa"/>
+            <w:tcBorders>
+              <w:start w:val="single" w:sz="4" w:space="0" w:color="92CDDC"/>
+              <w:bottom w:val="single" w:sz="4" w:space="0" w:color="92CDDC"/>
+              <w:end w:val="single" w:sz="4" w:space="0" w:color="92CDDC"/>
+            </w:tcBorders>
+          </w:tcPr>
+          <w:p>
+            <w:pPr>
+              <w:pStyle w:val="Style30"/>
+              <w:spacing w:before="0" w:after="0"/>
+              <w:jc w:val="start"/>
+              <w:rPr>
+                <w:b w:val="false"/>
+                <w:kern w:val="2"/>
+                <w:lang w:val="en-US" w:eastAsia="ja-JP" w:bidi="ar-SA"/>
+              </w:rPr>
+            </w:pPr>
+            <w:r>
+              <w:rPr>
+                <w:b w:val="false"/>
+                <w:kern w:val="2"/>
+                <w:lang w:val="en-US" w:eastAsia="ja-JP" w:bidi="ar-SA"/>
+              </w:rPr>
+              <w:t xml:space="preserve">2-1-2-1 </w:t>
+            </w:r>
+          </w:p>
+        </w:tc>
+        <w:tc>
+          <w:tcPr>
+            <w:tcW w:w="1131" w:type="dxa"/>
+            <w:vMerge w:val="restart"/>
+            <w:tcBorders>
+              <w:start w:val="single" w:sz="4" w:space="0" w:color="92CDDC"/>
+              <w:bottom w:val="single" w:sz="4" w:space="0" w:color="92CDDC"/>
+              <w:end w:val="single" w:sz="4" w:space="0" w:color="92CDDC"/>
+            </w:tcBorders>
+          </w:tcPr>
+          <w:p>
+            <w:pPr>
+              <w:pStyle w:val="Style30"/>
+              <w:spacing w:before="0" w:after="0"/>
+              <w:jc w:val="start"/>
+              <w:rPr>
+                <w:kern w:val="2"/>
+                <w:lang w:val="en-US" w:eastAsia="ja-JP" w:bidi="ar-SA"/>
+              </w:rPr>
+            </w:pPr>
+            <w:r>
+              <w:rPr>
+                <w:kern w:val="2"/>
+                <w:lang w:val="en-US" w:eastAsia="ja-JP" w:bidi="ar-SA"/>
+              </w:rPr>
+              <w:t xml:space="preserve">商品一覧画 面 </w:t>
+            </w:r>
+          </w:p>
+        </w:tc>
+        <w:tc>
+          <w:tcPr>
+            <w:tcW w:w="1420" w:type="dxa"/>
+            <w:tcBorders>
+              <w:start w:val="single" w:sz="4" w:space="0" w:color="92CDDC"/>
+              <w:bottom w:val="single" w:sz="4" w:space="0" w:color="92CDDC"/>
+              <w:end w:val="single" w:sz="4" w:space="0" w:color="92CDDC"/>
+            </w:tcBorders>
+          </w:tcPr>
+          <w:p>
+            <w:pPr>
+              <w:pStyle w:val="Style30"/>
+              <w:spacing w:before="0" w:after="0"/>
+              <w:jc w:val="start"/>
+              <w:rPr>
+                <w:kern w:val="2"/>
+                <w:lang w:val="en-US" w:eastAsia="ja-JP" w:bidi="ar-SA"/>
+              </w:rPr>
+            </w:pPr>
+            <w:r>
+              <w:rPr>
+                <w:kern w:val="2"/>
+                <w:lang w:val="en-US" w:eastAsia="ja-JP" w:bidi="ar-SA"/>
+              </w:rPr>
+              <w:t>非会員</w:t>
+            </w:r>
+          </w:p>
+        </w:tc>
+        <w:tc>
+          <w:tcPr>
+            <w:tcW w:w="2219" w:type="dxa"/>
+            <w:vMerge w:val="restart"/>
+            <w:tcBorders>
+              <w:start w:val="single" w:sz="4" w:space="0" w:color="92CDDC"/>
+              <w:bottom w:val="single" w:sz="4" w:space="0" w:color="92CDDC"/>
+              <w:end w:val="single" w:sz="4" w:space="0" w:color="92CDDC"/>
+            </w:tcBorders>
+          </w:tcPr>
+          <w:p>
+            <w:pPr>
+              <w:pStyle w:val="Style30"/>
+              <w:spacing w:before="0" w:after="0"/>
+              <w:jc w:val="start"/>
+              <w:rPr>
+                <w:kern w:val="2"/>
+                <w:lang w:val="en-US" w:eastAsia="ja-JP" w:bidi="ar-SA"/>
+              </w:rPr>
+            </w:pPr>
+            <w:r>
+              <w:rPr>
+                <w:kern w:val="2"/>
+                <w:lang w:val="en-US" w:eastAsia="ja-JP" w:bidi="ar-SA"/>
+              </w:rPr>
+            </w:r>
+          </w:p>
+        </w:tc>
+        <w:tc>
+          <w:tcPr>
+            <w:tcW w:w="2220" w:type="dxa"/>
+            <w:vMerge w:val="restart"/>
+            <w:tcBorders>
+              <w:start w:val="single" w:sz="4" w:space="0" w:color="92CDDC"/>
+              <w:bottom w:val="single" w:sz="4" w:space="0" w:color="92CDDC"/>
+              <w:end w:val="single" w:sz="4" w:space="0" w:color="92CDDC"/>
+            </w:tcBorders>
+          </w:tcPr>
+          <w:p>
+            <w:pPr>
+              <w:pStyle w:val="Style30"/>
+              <w:spacing w:before="0" w:after="0"/>
+              <w:jc w:val="start"/>
+              <w:rPr>
+                <w:kern w:val="2"/>
+                <w:lang w:val="en-US" w:eastAsia="ja-JP" w:bidi="ar-SA"/>
+              </w:rPr>
+            </w:pPr>
+            <w:r>
+              <w:rPr>
+                <w:kern w:val="2"/>
+                <w:lang w:val="en-US" w:eastAsia="ja-JP" w:bidi="ar-SA"/>
+              </w:rPr>
+              <w:t xml:space="preserve">・商品画像 </w:t>
+            </w:r>
+          </w:p>
+          <w:p>
+            <w:pPr>
+              <w:pStyle w:val="Style30"/>
+              <w:spacing w:before="0" w:after="0"/>
+              <w:jc w:val="start"/>
+              <w:rPr>
+                <w:kern w:val="2"/>
+                <w:lang w:val="en-US" w:eastAsia="ja-JP" w:bidi="ar-SA"/>
+              </w:rPr>
+            </w:pPr>
+            <w:r>
+              <w:rPr>
+                <w:kern w:val="2"/>
+                <w:lang w:val="en-US" w:eastAsia="ja-JP" w:bidi="ar-SA"/>
+              </w:rPr>
+              <w:t xml:space="preserve">・商品名 </w:t>
+            </w:r>
+          </w:p>
+          <w:p>
+            <w:pPr>
+              <w:pStyle w:val="Style30"/>
+              <w:spacing w:before="0" w:after="0"/>
+              <w:jc w:val="start"/>
+              <w:rPr>
+                <w:kern w:val="2"/>
+                <w:lang w:val="en-US" w:eastAsia="ja-JP" w:bidi="ar-SA"/>
+              </w:rPr>
+            </w:pPr>
+            <w:r>
+              <w:rPr>
+                <w:kern w:val="2"/>
+                <w:lang w:val="en-US" w:eastAsia="ja-JP" w:bidi="ar-SA"/>
+              </w:rPr>
+              <w:t>・価格</w:t>
+            </w:r>
+          </w:p>
+          <w:p>
+            <w:pPr>
+              <w:pStyle w:val="Style30"/>
+              <w:spacing w:before="0" w:after="0"/>
+              <w:jc w:val="start"/>
+              <w:rPr>
+                <w:kern w:val="2"/>
+                <w:lang w:val="en-US" w:eastAsia="ja-JP" w:bidi="ar-SA"/>
+              </w:rPr>
+            </w:pPr>
+            <w:r>
+              <w:rPr>
+                <w:kern w:val="2"/>
+                <w:lang w:val="en-US" w:eastAsia="ja-JP" w:bidi="ar-SA"/>
+              </w:rPr>
+              <w:t>・カテゴリ</w:t>
+            </w:r>
+          </w:p>
+          <w:p>
+            <w:pPr>
+              <w:pStyle w:val="Style30"/>
+              <w:spacing w:before="0" w:after="0"/>
+              <w:jc w:val="start"/>
+              <w:rPr>
+                <w:kern w:val="2"/>
+                <w:lang w:val="en-US" w:eastAsia="ja-JP" w:bidi="ar-SA"/>
+              </w:rPr>
+            </w:pPr>
+            <w:r>
+              <w:rPr>
+                <w:color w:val="FF0000"/>
+                <w:kern w:val="2"/>
+                <w:lang w:val="en-US" w:eastAsia="ja-JP" w:bidi="ar-SA"/>
+              </w:rPr>
+              <w:t>・ヘッダーにタイムセール表示（常時）</w:t>
+            </w:r>
+            <w:r>
+              <w:rPr>
+                <w:kern w:val="2"/>
+                <w:lang w:val="en-US" w:eastAsia="ja-JP" w:bidi="ar-SA"/>
+              </w:rPr>
+              <w:t xml:space="preserve"> </w:t>
+            </w:r>
+          </w:p>
+        </w:tc>
+        <w:tc>
+          <w:tcPr>
+            <w:tcW w:w="2218" w:type="dxa"/>
+            <w:vMerge w:val="restart"/>
+            <w:tcBorders>
+              <w:start w:val="single" w:sz="4" w:space="0" w:color="92CDDC"/>
+              <w:bottom w:val="single" w:sz="4" w:space="0" w:color="92CDDC"/>
+              <w:end w:val="single" w:sz="4" w:space="0" w:color="92CDDC"/>
+            </w:tcBorders>
+          </w:tcPr>
+          <w:p>
+            <w:pPr>
+              <w:pStyle w:val="Style30"/>
+              <w:spacing w:before="0" w:after="0"/>
+              <w:jc w:val="start"/>
+              <w:rPr>
+                <w:kern w:val="2"/>
+                <w:lang w:val="en-US" w:eastAsia="ja-JP" w:bidi="ar-SA"/>
+              </w:rPr>
+            </w:pPr>
+            <w:r>
+              <w:rPr>
+                <w:kern w:val="2"/>
+                <w:lang w:val="en-US" w:eastAsia="ja-JP" w:bidi="ar-SA"/>
+              </w:rPr>
+              <w:t>・商品画像</w:t>
+            </w:r>
+            <w:r>
+              <w:rPr>
+                <w:kern w:val="2"/>
+                <w:lang w:val="en-US" w:eastAsia="ja-JP" w:bidi="ar-SA"/>
+              </w:rPr>
+              <w:t>(</w:t>
+            </w:r>
+            <w:r>
+              <w:rPr>
+                <w:kern w:val="2"/>
+                <w:lang w:val="en-US" w:eastAsia="ja-JP" w:bidi="ar-SA"/>
+              </w:rPr>
+              <w:t>リンク</w:t>
+            </w:r>
+            <w:r>
+              <w:rPr>
+                <w:kern w:val="2"/>
+                <w:lang w:val="en-US" w:eastAsia="ja-JP" w:bidi="ar-SA"/>
+              </w:rPr>
+              <w:t xml:space="preserve">) </w:t>
+            </w:r>
+          </w:p>
+        </w:tc>
+      </w:tr>
+      <w:tr>
+        <w:trPr>
+          <w:trHeight w:val="218" w:hRule="atLeast"/>
+        </w:trPr>
+        <w:tc>
+          <w:tcPr>
+            <w:tcW w:w="958" w:type="dxa"/>
+            <w:tcBorders>
+              <w:start w:val="single" w:sz="4" w:space="0" w:color="92CDDC"/>
+              <w:bottom w:val="single" w:sz="4" w:space="0" w:color="92CDDC"/>
+              <w:end w:val="single" w:sz="4" w:space="0" w:color="92CDDC"/>
+            </w:tcBorders>
+          </w:tcPr>
+          <w:p>
+            <w:pPr>
+              <w:pStyle w:val="Style30"/>
+              <w:spacing w:before="0" w:after="0"/>
+              <w:jc w:val="start"/>
+              <w:rPr>
+                <w:b w:val="false"/>
+                <w:kern w:val="2"/>
+                <w:lang w:val="en-US" w:eastAsia="ja-JP" w:bidi="ar-SA"/>
+              </w:rPr>
+            </w:pPr>
+            <w:r>
+              <w:rPr>
+                <w:b w:val="false"/>
+                <w:kern w:val="2"/>
+                <w:lang w:val="en-US" w:eastAsia="ja-JP" w:bidi="ar-SA"/>
+              </w:rPr>
+              <w:t xml:space="preserve">2-1-2-2 </w:t>
+            </w:r>
+          </w:p>
+        </w:tc>
+        <w:tc>
+          <w:tcPr>
+            <w:tcW w:w="1131" w:type="dxa"/>
+            <w:vMerge w:val="continue"/>
+            <w:tcBorders>
+              <w:start w:val="single" w:sz="4" w:space="0" w:color="92CDDC"/>
+              <w:bottom w:val="single" w:sz="4" w:space="0" w:color="92CDDC"/>
+              <w:end w:val="single" w:sz="4" w:space="0" w:color="92CDDC"/>
+            </w:tcBorders>
+          </w:tcPr>
+          <w:p>
+            <w:pPr>
+              <w:pStyle w:val="Normal"/>
+              <w:rPr/>
+            </w:pPr>
+            <w:r>
+              <w:rPr/>
+            </w:r>
+          </w:p>
+        </w:tc>
+        <w:tc>
+          <w:tcPr>
+            <w:tcW w:w="1420" w:type="dxa"/>
+            <w:tcBorders>
+              <w:start w:val="single" w:sz="4" w:space="0" w:color="92CDDC"/>
+              <w:bottom w:val="single" w:sz="4" w:space="0" w:color="92CDDC"/>
+              <w:end w:val="single" w:sz="4" w:space="0" w:color="92CDDC"/>
+            </w:tcBorders>
+          </w:tcPr>
+          <w:p>
+            <w:pPr>
+              <w:pStyle w:val="Style30"/>
+              <w:spacing w:before="0" w:after="0"/>
+              <w:jc w:val="start"/>
+              <w:rPr>
+                <w:kern w:val="2"/>
+                <w:lang w:val="en-US" w:eastAsia="ja-JP" w:bidi="ar-SA"/>
+              </w:rPr>
+            </w:pPr>
+            <w:r>
+              <w:rPr>
+                <w:kern w:val="2"/>
+                <w:lang w:val="en-US" w:eastAsia="ja-JP" w:bidi="ar-SA"/>
+              </w:rPr>
+              <w:t>一般会員</w:t>
+            </w:r>
+          </w:p>
+        </w:tc>
+        <w:tc>
+          <w:tcPr>
+            <w:tcW w:w="2219" w:type="dxa"/>
+            <w:vMerge w:val="continue"/>
+            <w:tcBorders>
+              <w:start w:val="single" w:sz="4" w:space="0" w:color="92CDDC"/>
+              <w:bottom w:val="single" w:sz="4" w:space="0" w:color="92CDDC"/>
+              <w:end w:val="single" w:sz="4" w:space="0" w:color="92CDDC"/>
+            </w:tcBorders>
+          </w:tcPr>
+          <w:p>
+            <w:pPr>
+              <w:pStyle w:val="Normal"/>
+              <w:rPr/>
+            </w:pPr>
+            <w:r>
+              <w:rPr/>
+            </w:r>
+          </w:p>
+        </w:tc>
+        <w:tc>
+          <w:tcPr>
             <w:tcW w:w="2220" w:type="dxa"/>
             <w:vMerge w:val="continue"/>
             <w:tcBorders>
@@ -5175,7 +5594,7 @@
         </w:tc>
         <w:tc>
           <w:tcPr>
-            <w:tcW w:w="2217" w:type="dxa"/>
+            <w:tcW w:w="2218" w:type="dxa"/>
             <w:vMerge w:val="continue"/>
             <w:tcBorders>
               <w:start w:val="single" w:sz="4" w:space="0" w:color="92CDDC"/>
@@ -5196,11 +5615,11 @@
       </w:tr>
       <w:tr>
         <w:trPr>
-          <w:trHeight w:val="836" w:hRule="atLeast"/>
+          <w:trHeight w:val="1138" w:hRule="atLeast"/>
         </w:trPr>
         <w:tc>
           <w:tcPr>
-            <w:tcW w:w="959" w:type="dxa"/>
+            <w:tcW w:w="958" w:type="dxa"/>
             <w:tcBorders>
               <w:start w:val="single" w:sz="4" w:space="0" w:color="92CDDC"/>
               <w:bottom w:val="single" w:sz="4" w:space="0" w:color="92CDDC"/>
@@ -5224,13 +5643,13 @@
                 <w:kern w:val="2"/>
                 <w:lang w:val="en-US" w:eastAsia="ja-JP" w:bidi="ar-SA"/>
               </w:rPr>
-              <w:t xml:space="preserve">2-1-2-1 </w:t>
-            </w:r>
-          </w:p>
-        </w:tc>
-        <w:tc>
-          <w:tcPr>
-            <w:tcW w:w="1130" w:type="dxa"/>
+              <w:t xml:space="preserve">2-2-1-1 </w:t>
+            </w:r>
+          </w:p>
+        </w:tc>
+        <w:tc>
+          <w:tcPr>
+            <w:tcW w:w="1131" w:type="dxa"/>
             <w:vMerge w:val="restart"/>
             <w:tcBorders>
               <w:start w:val="single" w:sz="4" w:space="0" w:color="92CDDC"/>
@@ -5253,7 +5672,7 @@
                 <w:kern w:val="2"/>
                 <w:lang w:val="en-US" w:eastAsia="ja-JP" w:bidi="ar-SA"/>
               </w:rPr>
-              <w:t xml:space="preserve">商品一覧画 面 </w:t>
+              <w:t xml:space="preserve">商品詳細画 面 </w:t>
             </w:r>
           </w:p>
         </w:tc>
@@ -5282,6 +5701,34 @@
                 <w:lang w:val="en-US" w:eastAsia="ja-JP" w:bidi="ar-SA"/>
               </w:rPr>
               <w:t>非会員</w:t>
+            </w:r>
+          </w:p>
+        </w:tc>
+        <w:tc>
+          <w:tcPr>
+            <w:tcW w:w="2219" w:type="dxa"/>
+            <w:vMerge w:val="restart"/>
+            <w:tcBorders>
+              <w:start w:val="single" w:sz="4" w:space="0" w:color="92CDDC"/>
+              <w:bottom w:val="single" w:sz="4" w:space="0" w:color="92CDDC"/>
+              <w:end w:val="single" w:sz="4" w:space="0" w:color="92CDDC"/>
+            </w:tcBorders>
+          </w:tcPr>
+          <w:p>
+            <w:pPr>
+              <w:pStyle w:val="Style30"/>
+              <w:spacing w:before="0" w:after="0"/>
+              <w:jc w:val="start"/>
+              <w:rPr>
+                <w:kern w:val="2"/>
+                <w:lang w:val="en-US" w:eastAsia="ja-JP" w:bidi="ar-SA"/>
+              </w:rPr>
+            </w:pPr>
+            <w:r>
+              <w:rPr>
+                <w:kern w:val="2"/>
+                <w:lang w:val="en-US" w:eastAsia="ja-JP" w:bidi="ar-SA"/>
+              </w:rPr>
             </w:r>
           </w:p>
         </w:tc>
@@ -5310,12 +5757,105 @@
                 <w:kern w:val="2"/>
                 <w:lang w:val="en-US" w:eastAsia="ja-JP" w:bidi="ar-SA"/>
               </w:rPr>
-            </w:r>
-          </w:p>
-        </w:tc>
-        <w:tc>
-          <w:tcPr>
-            <w:tcW w:w="2220" w:type="dxa"/>
+              <w:t xml:space="preserve">・商品画像 </w:t>
+            </w:r>
+          </w:p>
+          <w:p>
+            <w:pPr>
+              <w:pStyle w:val="Style30"/>
+              <w:spacing w:before="0" w:after="0"/>
+              <w:jc w:val="start"/>
+              <w:rPr>
+                <w:kern w:val="2"/>
+                <w:lang w:val="en-US" w:eastAsia="ja-JP" w:bidi="ar-SA"/>
+              </w:rPr>
+            </w:pPr>
+            <w:r>
+              <w:rPr>
+                <w:kern w:val="2"/>
+                <w:lang w:val="en-US" w:eastAsia="ja-JP" w:bidi="ar-SA"/>
+              </w:rPr>
+              <w:t xml:space="preserve">・商品名 </w:t>
+            </w:r>
+          </w:p>
+          <w:p>
+            <w:pPr>
+              <w:pStyle w:val="Style30"/>
+              <w:spacing w:before="0" w:after="0"/>
+              <w:jc w:val="start"/>
+              <w:rPr>
+                <w:kern w:val="2"/>
+                <w:lang w:val="en-US" w:eastAsia="ja-JP" w:bidi="ar-SA"/>
+              </w:rPr>
+            </w:pPr>
+            <w:r>
+              <w:rPr>
+                <w:kern w:val="2"/>
+                <w:lang w:val="en-US" w:eastAsia="ja-JP" w:bidi="ar-SA"/>
+              </w:rPr>
+              <w:t xml:space="preserve">・在庫 </w:t>
+            </w:r>
+          </w:p>
+          <w:p>
+            <w:pPr>
+              <w:pStyle w:val="Style30"/>
+              <w:spacing w:before="0" w:after="0"/>
+              <w:jc w:val="start"/>
+              <w:rPr>
+                <w:kern w:val="2"/>
+                <w:lang w:val="en-US" w:eastAsia="ja-JP" w:bidi="ar-SA"/>
+              </w:rPr>
+            </w:pPr>
+            <w:r>
+              <w:rPr>
+                <w:kern w:val="2"/>
+                <w:lang w:val="en-US" w:eastAsia="ja-JP" w:bidi="ar-SA"/>
+              </w:rPr>
+              <w:t xml:space="preserve">・カテゴリ </w:t>
+            </w:r>
+          </w:p>
+          <w:p>
+            <w:pPr>
+              <w:pStyle w:val="Style30"/>
+              <w:spacing w:before="0" w:after="0"/>
+              <w:jc w:val="start"/>
+              <w:rPr>
+                <w:kern w:val="2"/>
+                <w:lang w:val="en-US" w:eastAsia="ja-JP" w:bidi="ar-SA"/>
+              </w:rPr>
+            </w:pPr>
+            <w:r>
+              <w:rPr>
+                <w:kern w:val="2"/>
+                <w:lang w:val="en-US" w:eastAsia="ja-JP" w:bidi="ar-SA"/>
+              </w:rPr>
+              <w:t xml:space="preserve">・説明 </w:t>
+            </w:r>
+          </w:p>
+          <w:p>
+            <w:pPr>
+              <w:pStyle w:val="Style30"/>
+              <w:spacing w:before="0" w:after="0"/>
+              <w:jc w:val="start"/>
+              <w:rPr>
+                <w:color w:val="FF0000"/>
+                <w:kern w:val="2"/>
+                <w:lang w:val="en-US" w:eastAsia="ja-JP" w:bidi="ar-SA"/>
+              </w:rPr>
+            </w:pPr>
+            <w:r>
+              <w:rPr>
+                <w:color w:val="FF0000"/>
+                <w:kern w:val="2"/>
+                <w:lang w:val="en-US" w:eastAsia="ja-JP" w:bidi="ar-SA"/>
+              </w:rPr>
+              <w:t>・ヘッダーにタイムセール表示（常時）</w:t>
+            </w:r>
+          </w:p>
+        </w:tc>
+        <w:tc>
+          <w:tcPr>
+            <w:tcW w:w="2218" w:type="dxa"/>
             <w:vMerge w:val="restart"/>
             <w:tcBorders>
               <w:start w:val="single" w:sz="4" w:space="0" w:color="92CDDC"/>
@@ -5338,94 +5878,103 @@
                 <w:kern w:val="2"/>
                 <w:lang w:val="en-US" w:eastAsia="ja-JP" w:bidi="ar-SA"/>
               </w:rPr>
-              <w:t xml:space="preserve">・商品画像 </w:t>
-            </w:r>
-          </w:p>
-          <w:p>
-            <w:pPr>
-              <w:pStyle w:val="Style30"/>
-              <w:spacing w:before="0" w:after="0"/>
-              <w:jc w:val="start"/>
-              <w:rPr>
-                <w:kern w:val="2"/>
-                <w:lang w:val="en-US" w:eastAsia="ja-JP" w:bidi="ar-SA"/>
-              </w:rPr>
-            </w:pPr>
-            <w:r>
-              <w:rPr>
-                <w:kern w:val="2"/>
-                <w:lang w:val="en-US" w:eastAsia="ja-JP" w:bidi="ar-SA"/>
-              </w:rPr>
-              <w:t xml:space="preserve">・商品名 </w:t>
-            </w:r>
-          </w:p>
-          <w:p>
-            <w:pPr>
-              <w:pStyle w:val="Style30"/>
-              <w:spacing w:before="0" w:after="0"/>
-              <w:jc w:val="start"/>
-              <w:rPr>
-                <w:kern w:val="2"/>
-                <w:lang w:val="en-US" w:eastAsia="ja-JP" w:bidi="ar-SA"/>
-              </w:rPr>
-            </w:pPr>
-            <w:r>
-              <w:rPr>
-                <w:kern w:val="2"/>
-                <w:lang w:val="en-US" w:eastAsia="ja-JP" w:bidi="ar-SA"/>
-              </w:rPr>
-              <w:t>・価格</w:t>
-            </w:r>
-          </w:p>
-          <w:p>
-            <w:pPr>
-              <w:pStyle w:val="Style30"/>
-              <w:spacing w:before="0" w:after="0"/>
-              <w:jc w:val="start"/>
-              <w:rPr>
-                <w:kern w:val="2"/>
-                <w:lang w:val="en-US" w:eastAsia="ja-JP" w:bidi="ar-SA"/>
-              </w:rPr>
-            </w:pPr>
-            <w:r>
-              <w:rPr>
-                <w:kern w:val="2"/>
-                <w:lang w:val="en-US" w:eastAsia="ja-JP" w:bidi="ar-SA"/>
-              </w:rPr>
-              <w:t>・カテゴリ</w:t>
-            </w:r>
-          </w:p>
-          <w:p>
-            <w:pPr>
-              <w:pStyle w:val="Style30"/>
-              <w:spacing w:before="0" w:after="0"/>
-              <w:jc w:val="start"/>
-              <w:rPr>
-                <w:kern w:val="2"/>
-                <w:lang w:val="en-US" w:eastAsia="ja-JP" w:bidi="ar-SA"/>
-              </w:rPr>
-            </w:pPr>
-            <w:r>
-              <w:rPr>
-                <w:color w:val="FF0000"/>
-                <w:kern w:val="2"/>
-                <w:lang w:val="en-US" w:eastAsia="ja-JP" w:bidi="ar-SA"/>
-              </w:rPr>
-              <w:t>・ヘッダーにタイムセール表示（常時）</w:t>
-            </w:r>
-            <w:r>
-              <w:rPr>
-                <w:kern w:val="2"/>
-                <w:lang w:val="en-US" w:eastAsia="ja-JP" w:bidi="ar-SA"/>
-              </w:rPr>
-              <w:t xml:space="preserve"> </w:t>
-            </w:r>
-          </w:p>
-        </w:tc>
-        <w:tc>
-          <w:tcPr>
-            <w:tcW w:w="2217" w:type="dxa"/>
-            <w:vMerge w:val="restart"/>
+              <w:t>・買い物かごへいれる</w:t>
+            </w:r>
+            <w:r>
+              <w:rPr>
+                <w:kern w:val="2"/>
+                <w:lang w:val="en-US" w:eastAsia="ja-JP" w:bidi="ar-SA"/>
+              </w:rPr>
+              <w:t>(</w:t>
+            </w:r>
+            <w:r>
+              <w:rPr>
+                <w:kern w:val="2"/>
+                <w:lang w:val="en-US" w:eastAsia="ja-JP" w:bidi="ar-SA"/>
+              </w:rPr>
+              <w:t>ボタン</w:t>
+            </w:r>
+            <w:r>
+              <w:rPr>
+                <w:kern w:val="2"/>
+                <w:lang w:val="en-US" w:eastAsia="ja-JP" w:bidi="ar-SA"/>
+              </w:rPr>
+              <w:t xml:space="preserve">)※ </w:t>
+            </w:r>
+          </w:p>
+          <w:p>
+            <w:pPr>
+              <w:pStyle w:val="Style30"/>
+              <w:spacing w:before="0" w:after="0"/>
+              <w:jc w:val="start"/>
+              <w:rPr>
+                <w:kern w:val="2"/>
+                <w:lang w:val="en-US" w:eastAsia="ja-JP" w:bidi="ar-SA"/>
+              </w:rPr>
+            </w:pPr>
+            <w:r>
+              <w:rPr>
+                <w:kern w:val="2"/>
+                <w:lang w:val="en-US" w:eastAsia="ja-JP" w:bidi="ar-SA"/>
+              </w:rPr>
+              <w:t>・戻る</w:t>
+            </w:r>
+            <w:r>
+              <w:rPr>
+                <w:kern w:val="2"/>
+                <w:lang w:val="en-US" w:eastAsia="ja-JP" w:bidi="ar-SA"/>
+              </w:rPr>
+              <w:t>(</w:t>
+            </w:r>
+            <w:r>
+              <w:rPr>
+                <w:kern w:val="2"/>
+                <w:lang w:val="en-US" w:eastAsia="ja-JP" w:bidi="ar-SA"/>
+              </w:rPr>
+              <w:t>ボタン</w:t>
+            </w:r>
+            <w:r>
+              <w:rPr>
+                <w:kern w:val="2"/>
+                <w:lang w:val="en-US" w:eastAsia="ja-JP" w:bidi="ar-SA"/>
+              </w:rPr>
+              <w:t xml:space="preserve">) </w:t>
+            </w:r>
+          </w:p>
+          <w:p>
+            <w:pPr>
+              <w:pStyle w:val="Style30"/>
+              <w:spacing w:before="0" w:after="0"/>
+              <w:jc w:val="start"/>
+              <w:rPr>
+                <w:kern w:val="2"/>
+                <w:lang w:val="en-US" w:eastAsia="ja-JP" w:bidi="ar-SA"/>
+              </w:rPr>
+            </w:pPr>
+            <w:r>
+              <w:rPr>
+                <w:kern w:val="2"/>
+                <w:lang w:val="en-US" w:eastAsia="ja-JP" w:bidi="ar-SA"/>
+              </w:rPr>
+              <w:t>※</w:t>
+            </w:r>
+            <w:r>
+              <w:rPr>
+                <w:kern w:val="2"/>
+                <w:lang w:val="en-US" w:eastAsia="ja-JP" w:bidi="ar-SA"/>
+              </w:rPr>
+              <w:t xml:space="preserve">在庫なしの場合、非表示 </w:t>
+            </w:r>
+          </w:p>
+        </w:tc>
+      </w:tr>
+      <w:tr>
+        <w:trPr>
+          <w:trHeight w:val="298" w:hRule="atLeast"/>
+        </w:trPr>
+        <w:tc>
+          <w:tcPr>
+            <w:tcW w:w="958" w:type="dxa"/>
             <w:tcBorders>
               <w:start w:val="single" w:sz="4" w:space="0" w:color="92CDDC"/>
               <w:bottom w:val="single" w:sz="4" w:space="0" w:color="92CDDC"/>
@@ -5438,60 +5987,6 @@
               <w:spacing w:before="0" w:after="0"/>
               <w:jc w:val="start"/>
               <w:rPr>
-                <w:kern w:val="2"/>
-                <w:lang w:val="en-US" w:eastAsia="ja-JP" w:bidi="ar-SA"/>
-              </w:rPr>
-            </w:pPr>
-            <w:r>
-              <w:rPr>
-                <w:kern w:val="2"/>
-                <w:lang w:val="en-US" w:eastAsia="ja-JP" w:bidi="ar-SA"/>
-              </w:rPr>
-              <w:t>・商品画像</w:t>
-            </w:r>
-            <w:r>
-              <w:rPr>
-                <w:kern w:val="2"/>
-                <w:lang w:val="en-US" w:eastAsia="ja-JP" w:bidi="ar-SA"/>
-              </w:rPr>
-              <w:t>(</w:t>
-            </w:r>
-            <w:r>
-              <w:rPr>
-                <w:kern w:val="2"/>
-                <w:lang w:val="en-US" w:eastAsia="ja-JP" w:bidi="ar-SA"/>
-              </w:rPr>
-              <w:t>リンク</w:t>
-            </w:r>
-            <w:r>
-              <w:rPr>
-                <w:kern w:val="2"/>
-                <w:lang w:val="en-US" w:eastAsia="ja-JP" w:bidi="ar-SA"/>
-              </w:rPr>
-              <w:t xml:space="preserve">) </w:t>
-            </w:r>
-          </w:p>
-        </w:tc>
-      </w:tr>
-      <w:tr>
-        <w:trPr>
-          <w:trHeight w:val="218" w:hRule="atLeast"/>
-        </w:trPr>
-        <w:tc>
-          <w:tcPr>
-            <w:tcW w:w="959" w:type="dxa"/>
-            <w:tcBorders>
-              <w:start w:val="single" w:sz="4" w:space="0" w:color="92CDDC"/>
-              <w:bottom w:val="single" w:sz="4" w:space="0" w:color="92CDDC"/>
-              <w:end w:val="single" w:sz="4" w:space="0" w:color="92CDDC"/>
-            </w:tcBorders>
-          </w:tcPr>
-          <w:p>
-            <w:pPr>
-              <w:pStyle w:val="Style30"/>
-              <w:spacing w:before="0" w:after="0"/>
-              <w:jc w:val="start"/>
-              <w:rPr>
                 <w:b w:val="false"/>
                 <w:kern w:val="2"/>
                 <w:lang w:val="en-US" w:eastAsia="ja-JP" w:bidi="ar-SA"/>
@@ -5503,13 +5998,13 @@
                 <w:kern w:val="2"/>
                 <w:lang w:val="en-US" w:eastAsia="ja-JP" w:bidi="ar-SA"/>
               </w:rPr>
-              <w:t xml:space="preserve">2-1-2-2 </w:t>
-            </w:r>
-          </w:p>
-        </w:tc>
-        <w:tc>
-          <w:tcPr>
-            <w:tcW w:w="1130" w:type="dxa"/>
+              <w:t xml:space="preserve">2-2-1-2 </w:t>
+            </w:r>
+          </w:p>
+        </w:tc>
+        <w:tc>
+          <w:tcPr>
+            <w:tcW w:w="1131" w:type="dxa"/>
             <w:vMerge w:val="continue"/>
             <w:tcBorders>
               <w:start w:val="single" w:sz="4" w:space="0" w:color="92CDDC"/>
@@ -5552,6 +6047,26 @@
                 <w:lang w:val="en-US" w:eastAsia="ja-JP" w:bidi="ar-SA"/>
               </w:rPr>
               <w:t>一般会員</w:t>
+            </w:r>
+          </w:p>
+        </w:tc>
+        <w:tc>
+          <w:tcPr>
+            <w:tcW w:w="2219" w:type="dxa"/>
+            <w:vMerge w:val="continue"/>
+            <w:tcBorders>
+              <w:start w:val="single" w:sz="4" w:space="0" w:color="92CDDC"/>
+              <w:bottom w:val="single" w:sz="4" w:space="0" w:color="92CDDC"/>
+              <w:end w:val="single" w:sz="4" w:space="0" w:color="92CDDC"/>
+            </w:tcBorders>
+          </w:tcPr>
+          <w:p>
+            <w:pPr>
+              <w:pStyle w:val="Normal"/>
+              <w:rPr/>
+            </w:pPr>
+            <w:r>
+              <w:rPr/>
             </w:r>
           </w:p>
         </w:tc>
@@ -5577,7 +6092,7 @@
         </w:tc>
         <w:tc>
           <w:tcPr>
-            <w:tcW w:w="2220" w:type="dxa"/>
+            <w:tcW w:w="2218" w:type="dxa"/>
             <w:vMerge w:val="continue"/>
             <w:tcBorders>
               <w:start w:val="single" w:sz="4" w:space="0" w:color="92CDDC"/>
@@ -5595,10 +6110,14 @@
             </w:r>
           </w:p>
         </w:tc>
-        <w:tc>
-          <w:tcPr>
-            <w:tcW w:w="2217" w:type="dxa"/>
-            <w:vMerge w:val="continue"/>
+      </w:tr>
+      <w:tr>
+        <w:trPr>
+          <w:trHeight w:val="298" w:hRule="atLeast"/>
+        </w:trPr>
+        <w:tc>
+          <w:tcPr>
+            <w:tcW w:w="958" w:type="dxa"/>
             <w:tcBorders>
               <w:start w:val="single" w:sz="4" w:space="0" w:color="92CDDC"/>
               <w:bottom w:val="single" w:sz="4" w:space="0" w:color="92CDDC"/>
@@ -5607,22 +6126,28 @@
           </w:tcPr>
           <w:p>
             <w:pPr>
-              <w:pStyle w:val="Normal"/>
-              <w:rPr/>
-            </w:pPr>
-            <w:r>
-              <w:rPr/>
-            </w:r>
-          </w:p>
-        </w:tc>
-      </w:tr>
-      <w:tr>
-        <w:trPr>
-          <w:trHeight w:val="1138" w:hRule="atLeast"/>
-        </w:trPr>
-        <w:tc>
-          <w:tcPr>
-            <w:tcW w:w="959" w:type="dxa"/>
+              <w:pStyle w:val="Style30"/>
+              <w:spacing w:before="0" w:after="0"/>
+              <w:jc w:val="start"/>
+              <w:rPr>
+                <w:b w:val="false"/>
+                <w:kern w:val="2"/>
+                <w:lang w:val="en-US" w:eastAsia="ja-JP" w:bidi="ar-SA"/>
+              </w:rPr>
+            </w:pPr>
+            <w:r>
+              <w:rPr>
+                <w:b w:val="false"/>
+                <w:kern w:val="2"/>
+                <w:lang w:val="en-US" w:eastAsia="ja-JP" w:bidi="ar-SA"/>
+              </w:rPr>
+              <w:t xml:space="preserve">5-3-2-2 </w:t>
+            </w:r>
+          </w:p>
+        </w:tc>
+        <w:tc>
+          <w:tcPr>
+            <w:tcW w:w="1131" w:type="dxa"/>
             <w:tcBorders>
               <w:start w:val="single" w:sz="4" w:space="0" w:color="92CDDC"/>
               <w:bottom w:val="single" w:sz="4" w:space="0" w:color="92CDDC"/>
@@ -5635,47 +6160,16 @@
               <w:spacing w:before="0" w:after="0"/>
               <w:jc w:val="start"/>
               <w:rPr>
-                <w:b w:val="false"/>
-                <w:kern w:val="2"/>
-                <w:lang w:val="en-US" w:eastAsia="ja-JP" w:bidi="ar-SA"/>
-              </w:rPr>
-            </w:pPr>
-            <w:r>
-              <w:rPr>
-                <w:b w:val="false"/>
-                <w:kern w:val="2"/>
-                <w:lang w:val="en-US" w:eastAsia="ja-JP" w:bidi="ar-SA"/>
-              </w:rPr>
-              <w:t xml:space="preserve">2-2-1-1 </w:t>
-            </w:r>
-          </w:p>
-        </w:tc>
-        <w:tc>
-          <w:tcPr>
-            <w:tcW w:w="1130" w:type="dxa"/>
-            <w:vMerge w:val="restart"/>
-            <w:tcBorders>
-              <w:start w:val="single" w:sz="4" w:space="0" w:color="92CDDC"/>
-              <w:bottom w:val="single" w:sz="4" w:space="0" w:color="92CDDC"/>
-              <w:end w:val="single" w:sz="4" w:space="0" w:color="92CDDC"/>
-            </w:tcBorders>
-          </w:tcPr>
-          <w:p>
-            <w:pPr>
-              <w:pStyle w:val="Style30"/>
-              <w:spacing w:before="0" w:after="0"/>
-              <w:jc w:val="start"/>
-              <w:rPr>
-                <w:kern w:val="2"/>
-                <w:lang w:val="en-US" w:eastAsia="ja-JP" w:bidi="ar-SA"/>
-              </w:rPr>
-            </w:pPr>
-            <w:r>
-              <w:rPr>
-                <w:kern w:val="2"/>
-                <w:lang w:val="en-US" w:eastAsia="ja-JP" w:bidi="ar-SA"/>
-              </w:rPr>
-              <w:t xml:space="preserve">商品詳細画 面 </w:t>
+                <w:kern w:val="2"/>
+                <w:lang w:val="en-US" w:eastAsia="ja-JP" w:bidi="ar-SA"/>
+              </w:rPr>
+            </w:pPr>
+            <w:r>
+              <w:rPr>
+                <w:kern w:val="2"/>
+                <w:lang w:val="en-US" w:eastAsia="ja-JP" w:bidi="ar-SA"/>
+              </w:rPr>
+              <w:t xml:space="preserve">支払方法 選択画面 </w:t>
             </w:r>
           </w:p>
         </w:tc>
@@ -5703,14 +6197,13 @@
                 <w:kern w:val="2"/>
                 <w:lang w:val="en-US" w:eastAsia="ja-JP" w:bidi="ar-SA"/>
               </w:rPr>
-              <w:t>非会員</w:t>
-            </w:r>
-          </w:p>
-        </w:tc>
-        <w:tc>
-          <w:tcPr>
-            <w:tcW w:w="2220" w:type="dxa"/>
-            <w:vMerge w:val="restart"/>
+              <w:t xml:space="preserve">一般会員 </w:t>
+            </w:r>
+          </w:p>
+        </w:tc>
+        <w:tc>
+          <w:tcPr>
+            <w:tcW w:w="2219" w:type="dxa"/>
             <w:tcBorders>
               <w:start w:val="single" w:sz="4" w:space="0" w:color="92CDDC"/>
               <w:bottom w:val="single" w:sz="4" w:space="0" w:color="92CDDC"/>
@@ -5732,13 +6225,45 @@
                 <w:kern w:val="2"/>
                 <w:lang w:val="en-US" w:eastAsia="ja-JP" w:bidi="ar-SA"/>
               </w:rPr>
+              <w:t xml:space="preserve">・支払い方法 </w:t>
+            </w:r>
+          </w:p>
+          <w:p>
+            <w:pPr>
+              <w:pStyle w:val="Style30"/>
+              <w:spacing w:before="0" w:after="0"/>
+              <w:jc w:val="start"/>
+              <w:rPr>
+                <w:kern w:val="2"/>
+                <w:lang w:val="en-US" w:eastAsia="ja-JP" w:bidi="ar-SA"/>
+              </w:rPr>
+            </w:pPr>
+            <w:r>
+              <w:rPr>
+                <w:kern w:val="2"/>
+                <w:lang w:val="en-US" w:eastAsia="ja-JP" w:bidi="ar-SA"/>
+              </w:rPr>
+              <w:t>(</w:t>
+            </w:r>
+            <w:r>
+              <w:rPr>
+                <w:kern w:val="2"/>
+                <w:lang w:val="en-US" w:eastAsia="ja-JP" w:bidi="ar-SA"/>
+              </w:rPr>
+              <w:t>ラジオボタン</w:t>
+            </w:r>
+            <w:r>
+              <w:rPr>
+                <w:kern w:val="2"/>
+                <w:lang w:val="en-US" w:eastAsia="ja-JP" w:bidi="ar-SA"/>
+              </w:rPr>
+              <w:t xml:space="preserve">) </w:t>
             </w:r>
           </w:p>
         </w:tc>
         <w:tc>
           <w:tcPr>
             <w:tcW w:w="2220" w:type="dxa"/>
-            <w:vMerge w:val="restart"/>
             <w:tcBorders>
               <w:start w:val="single" w:sz="4" w:space="0" w:color="92CDDC"/>
               <w:bottom w:val="single" w:sz="4" w:space="0" w:color="92CDDC"/>
@@ -5760,106 +6285,190 @@
                 <w:kern w:val="2"/>
                 <w:lang w:val="en-US" w:eastAsia="ja-JP" w:bidi="ar-SA"/>
               </w:rPr>
-              <w:t xml:space="preserve">・商品画像 </w:t>
-            </w:r>
-          </w:p>
-          <w:p>
-            <w:pPr>
-              <w:pStyle w:val="Style30"/>
-              <w:spacing w:before="0" w:after="0"/>
-              <w:jc w:val="start"/>
-              <w:rPr>
-                <w:kern w:val="2"/>
-                <w:lang w:val="en-US" w:eastAsia="ja-JP" w:bidi="ar-SA"/>
-              </w:rPr>
-            </w:pPr>
-            <w:r>
-              <w:rPr>
-                <w:kern w:val="2"/>
-                <w:lang w:val="en-US" w:eastAsia="ja-JP" w:bidi="ar-SA"/>
-              </w:rPr>
-              <w:t xml:space="preserve">・商品名 </w:t>
-            </w:r>
-          </w:p>
-          <w:p>
-            <w:pPr>
-              <w:pStyle w:val="Style30"/>
-              <w:spacing w:before="0" w:after="0"/>
-              <w:jc w:val="start"/>
-              <w:rPr>
-                <w:kern w:val="2"/>
-                <w:lang w:val="en-US" w:eastAsia="ja-JP" w:bidi="ar-SA"/>
-              </w:rPr>
-            </w:pPr>
-            <w:r>
-              <w:rPr>
-                <w:kern w:val="2"/>
-                <w:lang w:val="en-US" w:eastAsia="ja-JP" w:bidi="ar-SA"/>
-              </w:rPr>
-              <w:t xml:space="preserve">・在庫 </w:t>
-            </w:r>
-          </w:p>
-          <w:p>
-            <w:pPr>
-              <w:pStyle w:val="Style30"/>
-              <w:spacing w:before="0" w:after="0"/>
-              <w:jc w:val="start"/>
-              <w:rPr>
-                <w:kern w:val="2"/>
-                <w:lang w:val="en-US" w:eastAsia="ja-JP" w:bidi="ar-SA"/>
-              </w:rPr>
-            </w:pPr>
-            <w:r>
-              <w:rPr>
-                <w:kern w:val="2"/>
-                <w:lang w:val="en-US" w:eastAsia="ja-JP" w:bidi="ar-SA"/>
-              </w:rPr>
-              <w:t xml:space="preserve">・カテゴリ </w:t>
-            </w:r>
-          </w:p>
-          <w:p>
-            <w:pPr>
-              <w:pStyle w:val="Style30"/>
-              <w:spacing w:before="0" w:after="0"/>
-              <w:jc w:val="start"/>
-              <w:rPr>
-                <w:kern w:val="2"/>
-                <w:lang w:val="en-US" w:eastAsia="ja-JP" w:bidi="ar-SA"/>
-              </w:rPr>
-            </w:pPr>
-            <w:r>
-              <w:rPr>
-                <w:kern w:val="2"/>
-                <w:lang w:val="en-US" w:eastAsia="ja-JP" w:bidi="ar-SA"/>
-              </w:rPr>
-              <w:t xml:space="preserve">・説明 </w:t>
-            </w:r>
-          </w:p>
-          <w:p>
-            <w:pPr>
-              <w:pStyle w:val="Style30"/>
-              <w:spacing w:before="0" w:after="0"/>
-              <w:jc w:val="start"/>
+              <w:t>・支払い方法選択肢</w:t>
+            </w:r>
+          </w:p>
+          <w:p>
+            <w:pPr>
+              <w:pStyle w:val="Style30"/>
+              <w:spacing w:before="0" w:after="0"/>
+              <w:jc w:val="start"/>
+              <w:rPr>
+                <w:kern w:val="2"/>
+                <w:lang w:val="en-US" w:eastAsia="ja-JP" w:bidi="ar-SA"/>
+              </w:rPr>
+            </w:pPr>
+            <w:r>
+              <w:rPr>
+                <w:kern w:val="2"/>
+                <w:lang w:val="en-US" w:eastAsia="ja-JP" w:bidi="ar-SA"/>
+              </w:rPr>
+              <w:t xml:space="preserve">　クレジットカード </w:t>
+            </w:r>
+          </w:p>
+          <w:p>
+            <w:pPr>
+              <w:pStyle w:val="Style30"/>
+              <w:spacing w:before="0" w:after="0"/>
+              <w:jc w:val="start"/>
+              <w:rPr>
+                <w:kern w:val="2"/>
+                <w:lang w:val="en-US" w:eastAsia="ja-JP" w:bidi="ar-SA"/>
+              </w:rPr>
+            </w:pPr>
+            <w:r>
+              <w:rPr>
+                <w:kern w:val="2"/>
+                <w:lang w:val="en-US" w:eastAsia="ja-JP" w:bidi="ar-SA"/>
+              </w:rPr>
+              <w:t xml:space="preserve">　銀行振り込み </w:t>
+            </w:r>
+          </w:p>
+          <w:p>
+            <w:pPr>
+              <w:pStyle w:val="Style30"/>
+              <w:spacing w:before="0" w:after="0"/>
+              <w:jc w:val="start"/>
+              <w:rPr>
+                <w:kern w:val="2"/>
+                <w:lang w:val="en-US" w:eastAsia="ja-JP" w:bidi="ar-SA"/>
+              </w:rPr>
+            </w:pPr>
+            <w:r>
+              <w:rPr>
+                <w:kern w:val="2"/>
+                <w:lang w:val="en-US" w:eastAsia="ja-JP" w:bidi="ar-SA"/>
+              </w:rPr>
+              <w:t xml:space="preserve">　着払い </w:t>
+            </w:r>
+          </w:p>
+          <w:p>
+            <w:pPr>
+              <w:pStyle w:val="Style30"/>
+              <w:spacing w:before="0" w:after="0"/>
+              <w:jc w:val="start"/>
+              <w:rPr>
+                <w:kern w:val="2"/>
+                <w:lang w:val="en-US" w:eastAsia="ja-JP" w:bidi="ar-SA"/>
+              </w:rPr>
+            </w:pPr>
+            <w:r>
+              <w:rPr>
+                <w:kern w:val="2"/>
+                <w:lang w:val="en-US" w:eastAsia="ja-JP" w:bidi="ar-SA"/>
+              </w:rPr>
+              <w:t xml:space="preserve">　電子マネー </w:t>
+            </w:r>
+          </w:p>
+          <w:p>
+            <w:pPr>
+              <w:pStyle w:val="Style30"/>
+              <w:spacing w:before="0" w:after="0"/>
+              <w:jc w:val="start"/>
+              <w:rPr>
+                <w:kern w:val="2"/>
+                <w:lang w:val="en-US" w:eastAsia="ja-JP" w:bidi="ar-SA"/>
+              </w:rPr>
+            </w:pPr>
+            <w:r>
+              <w:rPr>
+                <w:kern w:val="2"/>
+                <w:lang w:val="en-US" w:eastAsia="ja-JP" w:bidi="ar-SA"/>
+              </w:rPr>
+              <w:t xml:space="preserve">　コンビニ決済 </w:t>
+            </w:r>
+          </w:p>
+          <w:p>
+            <w:pPr>
+              <w:pStyle w:val="Normal"/>
+              <w:spacing w:before="0" w:after="0"/>
+              <w:jc w:val="start"/>
+              <w:rPr>
+                <w:kern w:val="2"/>
+                <w:lang w:val="en-US" w:eastAsia="ja-JP" w:bidi="ar-SA"/>
+              </w:rPr>
+            </w:pPr>
+            <w:r>
               <w:rPr>
                 <w:color w:val="FF0000"/>
                 <w:kern w:val="2"/>
                 <w:lang w:val="en-US" w:eastAsia="ja-JP" w:bidi="ar-SA"/>
               </w:rPr>
-            </w:pPr>
+              <w:t>10</w:t>
+            </w:r>
             <w:r>
               <w:rPr>
                 <w:color w:val="FF0000"/>
                 <w:kern w:val="2"/>
                 <w:lang w:val="en-US" w:eastAsia="ja-JP" w:bidi="ar-SA"/>
               </w:rPr>
-              <w:t>・ヘッダーにタイムセール表示（常時）</w:t>
-            </w:r>
-          </w:p>
-        </w:tc>
-        <w:tc>
-          <w:tcPr>
-            <w:tcW w:w="2217" w:type="dxa"/>
-            <w:vMerge w:val="restart"/>
+              <w:t>％オフクーポン</w:t>
+            </w:r>
+          </w:p>
+          <w:p>
+            <w:pPr>
+              <w:pStyle w:val="Style30"/>
+              <w:spacing w:before="0" w:after="0"/>
+              <w:jc w:val="start"/>
+              <w:rPr>
+                <w:color w:val="FF0000"/>
+                <w:kern w:val="2"/>
+                <w:lang w:val="en-US" w:eastAsia="ja-JP" w:bidi="ar-SA"/>
+              </w:rPr>
+            </w:pPr>
+            <w:r>
+              <w:rPr>
+                <w:color w:val="FF0000"/>
+                <w:kern w:val="2"/>
+                <w:lang w:val="en-US" w:eastAsia="ja-JP" w:bidi="ar-SA"/>
+              </w:rPr>
+              <w:t>　※タイムセール中は、</w:t>
+            </w:r>
+          </w:p>
+          <w:p>
+            <w:pPr>
+              <w:pStyle w:val="Style30"/>
+              <w:spacing w:before="0" w:after="0"/>
+              <w:jc w:val="start"/>
+              <w:rPr>
+                <w:color w:val="FF0000"/>
+                <w:kern w:val="2"/>
+                <w:lang w:val="en-US" w:eastAsia="ja-JP" w:bidi="ar-SA"/>
+              </w:rPr>
+            </w:pPr>
+            <w:r>
+              <w:rPr>
+                <w:color w:val="FF0000"/>
+                <w:kern w:val="2"/>
+                <w:lang w:val="en-US" w:eastAsia="ja-JP" w:bidi="ar-SA"/>
+              </w:rPr>
+              <w:t>　クーポンは非表示</w:t>
+            </w:r>
+          </w:p>
+          <w:p>
+            <w:pPr>
+              <w:pStyle w:val="Style30"/>
+              <w:spacing w:before="0" w:after="0"/>
+              <w:jc w:val="start"/>
+              <w:rPr>
+                <w:color w:val="FF0000"/>
+                <w:kern w:val="2"/>
+                <w:lang w:val="en-US" w:eastAsia="ja-JP" w:bidi="ar-SA"/>
+              </w:rPr>
+            </w:pPr>
+            <w:r>
+              <w:rPr>
+                <w:color w:val="FF0000"/>
+                <w:kern w:val="2"/>
+                <w:lang w:val="en-US" w:eastAsia="ja-JP" w:bidi="ar-SA"/>
+              </w:rPr>
+              <w:t>　</w:t>
+            </w:r>
+          </w:p>
+        </w:tc>
+        <w:tc>
+          <w:tcPr>
+            <w:tcW w:w="2218" w:type="dxa"/>
             <w:tcBorders>
               <w:start w:val="single" w:sz="4" w:space="0" w:color="92CDDC"/>
               <w:bottom w:val="single" w:sz="4" w:space="0" w:color="92CDDC"/>
@@ -5881,7 +6490,7 @@
                 <w:kern w:val="2"/>
                 <w:lang w:val="en-US" w:eastAsia="ja-JP" w:bidi="ar-SA"/>
               </w:rPr>
-              <w:t>・買い物かごへいれる</w:t>
+              <w:t>・次へ</w:t>
             </w:r>
             <w:r>
               <w:rPr>
@@ -5902,7 +6511,7 @@
                 <w:kern w:val="2"/>
                 <w:lang w:val="en-US" w:eastAsia="ja-JP" w:bidi="ar-SA"/>
               </w:rPr>
-              <w:t xml:space="preserve">)※ </w:t>
+              <w:t xml:space="preserve">) </w:t>
             </w:r>
           </w:p>
           <w:p>
@@ -5942,42 +6551,17 @@
                 <w:lang w:val="en-US" w:eastAsia="ja-JP" w:bidi="ar-SA"/>
               </w:rPr>
               <w:t xml:space="preserve">) </w:t>
-            </w:r>
-          </w:p>
-          <w:p>
-            <w:pPr>
-              <w:pStyle w:val="Style30"/>
-              <w:spacing w:before="0" w:after="0"/>
-              <w:jc w:val="start"/>
-              <w:rPr>
-                <w:kern w:val="2"/>
-                <w:lang w:val="en-US" w:eastAsia="ja-JP" w:bidi="ar-SA"/>
-              </w:rPr>
-            </w:pPr>
-            <w:r>
-              <w:rPr>
-                <w:kern w:val="2"/>
-                <w:lang w:val="en-US" w:eastAsia="ja-JP" w:bidi="ar-SA"/>
-              </w:rPr>
-              <w:t>※</w:t>
-            </w:r>
-            <w:r>
-              <w:rPr>
-                <w:kern w:val="2"/>
-                <w:lang w:val="en-US" w:eastAsia="ja-JP" w:bidi="ar-SA"/>
-              </w:rPr>
-              <w:t xml:space="preserve">在庫なしの場合、非表示 </w:t>
             </w:r>
           </w:p>
         </w:tc>
       </w:tr>
       <w:tr>
         <w:trPr>
-          <w:trHeight w:val="298" w:hRule="atLeast"/>
+          <w:trHeight w:val="412" w:hRule="atLeast"/>
         </w:trPr>
         <w:tc>
           <w:tcPr>
-            <w:tcW w:w="959" w:type="dxa"/>
+            <w:tcW w:w="958" w:type="dxa"/>
             <w:tcBorders>
               <w:start w:val="single" w:sz="4" w:space="0" w:color="92CDDC"/>
               <w:bottom w:val="single" w:sz="4" w:space="0" w:color="92CDDC"/>
@@ -6001,14 +6585,13 @@
                 <w:kern w:val="2"/>
                 <w:lang w:val="en-US" w:eastAsia="ja-JP" w:bidi="ar-SA"/>
               </w:rPr>
-              <w:t xml:space="preserve">2-2-1-2 </w:t>
-            </w:r>
-          </w:p>
-        </w:tc>
-        <w:tc>
-          <w:tcPr>
-            <w:tcW w:w="1130" w:type="dxa"/>
-            <w:vMerge w:val="continue"/>
+              <w:t xml:space="preserve">5-3-3-2 </w:t>
+            </w:r>
+          </w:p>
+        </w:tc>
+        <w:tc>
+          <w:tcPr>
+            <w:tcW w:w="1131" w:type="dxa"/>
             <w:tcBorders>
               <w:start w:val="single" w:sz="4" w:space="0" w:color="92CDDC"/>
               <w:bottom w:val="single" w:sz="4" w:space="0" w:color="92CDDC"/>
@@ -6017,11 +6600,20 @@
           </w:tcPr>
           <w:p>
             <w:pPr>
-              <w:pStyle w:val="Normal"/>
-              <w:rPr/>
-            </w:pPr>
-            <w:r>
-              <w:rPr/>
+              <w:pStyle w:val="Style30"/>
+              <w:spacing w:before="0" w:after="0"/>
+              <w:jc w:val="start"/>
+              <w:rPr>
+                <w:kern w:val="2"/>
+                <w:lang w:val="en-US" w:eastAsia="ja-JP" w:bidi="ar-SA"/>
+              </w:rPr>
+            </w:pPr>
+            <w:r>
+              <w:rPr>
+                <w:kern w:val="2"/>
+                <w:lang w:val="en-US" w:eastAsia="ja-JP" w:bidi="ar-SA"/>
+              </w:rPr>
+              <w:t xml:space="preserve">注文登録 確認画面 </w:t>
             </w:r>
           </w:p>
         </w:tc>
@@ -6049,14 +6641,13 @@
                 <w:kern w:val="2"/>
                 <w:lang w:val="en-US" w:eastAsia="ja-JP" w:bidi="ar-SA"/>
               </w:rPr>
-              <w:t>一般会員</w:t>
-            </w:r>
-          </w:p>
-        </w:tc>
-        <w:tc>
-          <w:tcPr>
-            <w:tcW w:w="2220" w:type="dxa"/>
-            <w:vMerge w:val="continue"/>
+              <w:t xml:space="preserve">一般会員 </w:t>
+            </w:r>
+          </w:p>
+        </w:tc>
+        <w:tc>
+          <w:tcPr>
+            <w:tcW w:w="2219" w:type="dxa"/>
             <w:tcBorders>
               <w:start w:val="single" w:sz="4" w:space="0" w:color="92CDDC"/>
               <w:bottom w:val="single" w:sz="4" w:space="0" w:color="92CDDC"/>
@@ -6065,142 +6656,19 @@
           </w:tcPr>
           <w:p>
             <w:pPr>
-              <w:pStyle w:val="Normal"/>
-              <w:rPr/>
-            </w:pPr>
-            <w:r>
-              <w:rPr/>
-            </w:r>
-          </w:p>
-        </w:tc>
-        <w:tc>
-          <w:tcPr>
-            <w:tcW w:w="2220" w:type="dxa"/>
-            <w:vMerge w:val="continue"/>
-            <w:tcBorders>
-              <w:start w:val="single" w:sz="4" w:space="0" w:color="92CDDC"/>
-              <w:bottom w:val="single" w:sz="4" w:space="0" w:color="92CDDC"/>
-              <w:end w:val="single" w:sz="4" w:space="0" w:color="92CDDC"/>
-            </w:tcBorders>
-          </w:tcPr>
-          <w:p>
-            <w:pPr>
-              <w:pStyle w:val="Normal"/>
-              <w:rPr/>
-            </w:pPr>
-            <w:r>
-              <w:rPr/>
-            </w:r>
-          </w:p>
-        </w:tc>
-        <w:tc>
-          <w:tcPr>
-            <w:tcW w:w="2217" w:type="dxa"/>
-            <w:vMerge w:val="continue"/>
-            <w:tcBorders>
-              <w:start w:val="single" w:sz="4" w:space="0" w:color="92CDDC"/>
-              <w:bottom w:val="single" w:sz="4" w:space="0" w:color="92CDDC"/>
-              <w:end w:val="single" w:sz="4" w:space="0" w:color="92CDDC"/>
-            </w:tcBorders>
-          </w:tcPr>
-          <w:p>
-            <w:pPr>
-              <w:pStyle w:val="Normal"/>
-              <w:rPr/>
-            </w:pPr>
-            <w:r>
-              <w:rPr/>
-            </w:r>
-          </w:p>
-        </w:tc>
-      </w:tr>
-      <w:tr>
-        <w:trPr>
-          <w:trHeight w:val="298" w:hRule="atLeast"/>
-        </w:trPr>
-        <w:tc>
-          <w:tcPr>
-            <w:tcW w:w="959" w:type="dxa"/>
-            <w:tcBorders>
-              <w:start w:val="single" w:sz="4" w:space="0" w:color="92CDDC"/>
-              <w:bottom w:val="single" w:sz="4" w:space="0" w:color="92CDDC"/>
-              <w:end w:val="single" w:sz="4" w:space="0" w:color="92CDDC"/>
-            </w:tcBorders>
-          </w:tcPr>
-          <w:p>
-            <w:pPr>
-              <w:pStyle w:val="Style30"/>
-              <w:spacing w:before="0" w:after="0"/>
-              <w:jc w:val="start"/>
-              <w:rPr>
-                <w:b w:val="false"/>
-                <w:kern w:val="2"/>
-                <w:lang w:val="en-US" w:eastAsia="ja-JP" w:bidi="ar-SA"/>
-              </w:rPr>
-            </w:pPr>
-            <w:r>
-              <w:rPr>
-                <w:b w:val="false"/>
-                <w:kern w:val="2"/>
-                <w:lang w:val="en-US" w:eastAsia="ja-JP" w:bidi="ar-SA"/>
-              </w:rPr>
-              <w:t xml:space="preserve">5-3-2-2 </w:t>
-            </w:r>
-          </w:p>
-        </w:tc>
-        <w:tc>
-          <w:tcPr>
-            <w:tcW w:w="1130" w:type="dxa"/>
-            <w:tcBorders>
-              <w:start w:val="single" w:sz="4" w:space="0" w:color="92CDDC"/>
-              <w:bottom w:val="single" w:sz="4" w:space="0" w:color="92CDDC"/>
-              <w:end w:val="single" w:sz="4" w:space="0" w:color="92CDDC"/>
-            </w:tcBorders>
-          </w:tcPr>
-          <w:p>
-            <w:pPr>
-              <w:pStyle w:val="Style30"/>
-              <w:spacing w:before="0" w:after="0"/>
-              <w:jc w:val="start"/>
-              <w:rPr>
-                <w:kern w:val="2"/>
-                <w:lang w:val="en-US" w:eastAsia="ja-JP" w:bidi="ar-SA"/>
-              </w:rPr>
-            </w:pPr>
-            <w:r>
-              <w:rPr>
-                <w:kern w:val="2"/>
-                <w:lang w:val="en-US" w:eastAsia="ja-JP" w:bidi="ar-SA"/>
-              </w:rPr>
-              <w:t xml:space="preserve">支払方法 選択画面 </w:t>
-            </w:r>
-          </w:p>
-        </w:tc>
-        <w:tc>
-          <w:tcPr>
-            <w:tcW w:w="1420" w:type="dxa"/>
-            <w:tcBorders>
-              <w:start w:val="single" w:sz="4" w:space="0" w:color="92CDDC"/>
-              <w:bottom w:val="single" w:sz="4" w:space="0" w:color="92CDDC"/>
-              <w:end w:val="single" w:sz="4" w:space="0" w:color="92CDDC"/>
-            </w:tcBorders>
-          </w:tcPr>
-          <w:p>
-            <w:pPr>
-              <w:pStyle w:val="Style30"/>
-              <w:spacing w:before="0" w:after="0"/>
-              <w:jc w:val="start"/>
-              <w:rPr>
-                <w:kern w:val="2"/>
-                <w:lang w:val="en-US" w:eastAsia="ja-JP" w:bidi="ar-SA"/>
-              </w:rPr>
-            </w:pPr>
-            <w:r>
-              <w:rPr>
-                <w:kern w:val="2"/>
-                <w:lang w:val="en-US" w:eastAsia="ja-JP" w:bidi="ar-SA"/>
-              </w:rPr>
-              <w:t xml:space="preserve">一般会員 </w:t>
+              <w:pStyle w:val="Style30"/>
+              <w:spacing w:before="0" w:after="0"/>
+              <w:jc w:val="start"/>
+              <w:rPr>
+                <w:kern w:val="2"/>
+                <w:lang w:val="en-US" w:eastAsia="ja-JP" w:bidi="ar-SA"/>
+              </w:rPr>
+            </w:pPr>
+            <w:r>
+              <w:rPr>
+                <w:kern w:val="2"/>
+                <w:lang w:val="en-US" w:eastAsia="ja-JP" w:bidi="ar-SA"/>
+              </w:rPr>
             </w:r>
           </w:p>
         </w:tc>
@@ -6228,45 +6696,217 @@
                 <w:kern w:val="2"/>
                 <w:lang w:val="en-US" w:eastAsia="ja-JP" w:bidi="ar-SA"/>
               </w:rPr>
+              <w:t xml:space="preserve">・商品名 </w:t>
+            </w:r>
+          </w:p>
+          <w:p>
+            <w:pPr>
+              <w:pStyle w:val="Style30"/>
+              <w:spacing w:before="0" w:after="0"/>
+              <w:jc w:val="start"/>
+              <w:rPr>
+                <w:kern w:val="2"/>
+                <w:lang w:val="en-US" w:eastAsia="ja-JP" w:bidi="ar-SA"/>
+              </w:rPr>
+            </w:pPr>
+            <w:r>
+              <w:rPr>
+                <w:kern w:val="2"/>
+                <w:lang w:val="en-US" w:eastAsia="ja-JP" w:bidi="ar-SA"/>
+              </w:rPr>
+              <w:t xml:space="preserve">・商品画像 </w:t>
+            </w:r>
+          </w:p>
+          <w:p>
+            <w:pPr>
+              <w:pStyle w:val="Style30"/>
+              <w:spacing w:before="0" w:after="0"/>
+              <w:jc w:val="start"/>
+              <w:rPr>
+                <w:kern w:val="2"/>
+                <w:lang w:val="en-US" w:eastAsia="ja-JP" w:bidi="ar-SA"/>
+              </w:rPr>
+            </w:pPr>
+            <w:r>
+              <w:rPr>
+                <w:kern w:val="2"/>
+                <w:lang w:val="en-US" w:eastAsia="ja-JP" w:bidi="ar-SA"/>
+              </w:rPr>
+              <w:t xml:space="preserve">・単価 </w:t>
+            </w:r>
+          </w:p>
+          <w:p>
+            <w:pPr>
+              <w:pStyle w:val="Style30"/>
+              <w:spacing w:before="0" w:after="0"/>
+              <w:jc w:val="start"/>
+              <w:rPr>
+                <w:kern w:val="2"/>
+                <w:lang w:val="en-US" w:eastAsia="ja-JP" w:bidi="ar-SA"/>
+              </w:rPr>
+            </w:pPr>
+            <w:r>
+              <w:rPr>
+                <w:kern w:val="2"/>
+                <w:lang w:val="en-US" w:eastAsia="ja-JP" w:bidi="ar-SA"/>
+              </w:rPr>
+              <w:t xml:space="preserve">・数量 </w:t>
+            </w:r>
+          </w:p>
+          <w:p>
+            <w:pPr>
+              <w:pStyle w:val="Style30"/>
+              <w:spacing w:before="0" w:after="0"/>
+              <w:jc w:val="start"/>
+              <w:rPr>
+                <w:color w:val="FF0000"/>
+                <w:kern w:val="2"/>
+                <w:lang w:val="en-US" w:eastAsia="ja-JP" w:bidi="ar-SA"/>
+              </w:rPr>
+            </w:pPr>
+            <w:r>
+              <w:rPr>
+                <w:color w:val="FF0000"/>
+                <w:kern w:val="2"/>
+                <w:lang w:val="en-US" w:eastAsia="ja-JP" w:bidi="ar-SA"/>
+              </w:rPr>
+              <w:t>・割引合計</w:t>
+            </w:r>
+            <w:r>
+              <w:rPr>
+                <w:color w:val="FF0000"/>
+                <w:kern w:val="2"/>
+                <w:lang w:val="en-US" w:eastAsia="ja-JP" w:bidi="ar-SA"/>
+              </w:rPr>
+              <w:t>(</w:t>
+            </w:r>
+            <w:r>
+              <w:rPr>
+                <w:color w:val="FF0000"/>
+                <w:kern w:val="2"/>
+                <w:lang w:val="en-US" w:eastAsia="ja-JP" w:bidi="ar-SA"/>
+              </w:rPr>
+              <w:t>セール中は</w:t>
+            </w:r>
+            <w:r>
+              <w:rPr>
+                <w:color w:val="FF0000"/>
+                <w:kern w:val="2"/>
+                <w:lang w:val="en-US" w:eastAsia="ja-JP" w:bidi="ar-SA"/>
+              </w:rPr>
+              <w:t>10%</w:t>
+            </w:r>
+            <w:r>
+              <w:rPr>
+                <w:color w:val="FF0000"/>
+                <w:kern w:val="2"/>
+                <w:lang w:val="en-US" w:eastAsia="ja-JP" w:bidi="ar-SA"/>
+              </w:rPr>
+              <w:t>割引された合計</w:t>
+            </w:r>
+            <w:r>
+              <w:rPr>
+                <w:color w:val="FF0000"/>
+                <w:kern w:val="2"/>
+                <w:lang w:val="en-US" w:eastAsia="ja-JP" w:bidi="ar-SA"/>
+              </w:rPr>
+              <w:t>)</w:t>
+            </w:r>
+          </w:p>
+          <w:p>
+            <w:pPr>
+              <w:pStyle w:val="Style30"/>
+              <w:spacing w:before="0" w:after="0"/>
+              <w:jc w:val="start"/>
+              <w:rPr>
+                <w:kern w:val="2"/>
+                <w:lang w:val="en-US" w:eastAsia="ja-JP" w:bidi="ar-SA"/>
+              </w:rPr>
+            </w:pPr>
+            <w:r>
+              <w:rPr>
+                <w:kern w:val="2"/>
+                <w:lang w:val="en-US" w:eastAsia="ja-JP" w:bidi="ar-SA"/>
+              </w:rPr>
+              <w:t xml:space="preserve">・郵便番号 </w:t>
+            </w:r>
+          </w:p>
+          <w:p>
+            <w:pPr>
+              <w:pStyle w:val="Style30"/>
+              <w:spacing w:before="0" w:after="0"/>
+              <w:jc w:val="start"/>
+              <w:rPr>
+                <w:kern w:val="2"/>
+                <w:lang w:val="en-US" w:eastAsia="ja-JP" w:bidi="ar-SA"/>
+              </w:rPr>
+            </w:pPr>
+            <w:r>
+              <w:rPr>
+                <w:kern w:val="2"/>
+                <w:lang w:val="en-US" w:eastAsia="ja-JP" w:bidi="ar-SA"/>
+              </w:rPr>
+              <w:t xml:space="preserve">・住所 </w:t>
+            </w:r>
+          </w:p>
+          <w:p>
+            <w:pPr>
+              <w:pStyle w:val="Style30"/>
+              <w:spacing w:before="0" w:after="0"/>
+              <w:jc w:val="start"/>
+              <w:rPr>
+                <w:kern w:val="2"/>
+                <w:lang w:val="en-US" w:eastAsia="ja-JP" w:bidi="ar-SA"/>
+              </w:rPr>
+            </w:pPr>
+            <w:r>
+              <w:rPr>
+                <w:kern w:val="2"/>
+                <w:lang w:val="en-US" w:eastAsia="ja-JP" w:bidi="ar-SA"/>
+              </w:rPr>
+              <w:t xml:space="preserve">・氏名 </w:t>
+            </w:r>
+          </w:p>
+          <w:p>
+            <w:pPr>
+              <w:pStyle w:val="Style30"/>
+              <w:spacing w:before="0" w:after="0"/>
+              <w:jc w:val="start"/>
+              <w:rPr>
+                <w:kern w:val="2"/>
+                <w:lang w:val="en-US" w:eastAsia="ja-JP" w:bidi="ar-SA"/>
+              </w:rPr>
+            </w:pPr>
+            <w:r>
+              <w:rPr>
+                <w:kern w:val="2"/>
+                <w:lang w:val="en-US" w:eastAsia="ja-JP" w:bidi="ar-SA"/>
+              </w:rPr>
+              <w:t xml:space="preserve">・電話番号 </w:t>
+            </w:r>
+          </w:p>
+          <w:p>
+            <w:pPr>
+              <w:pStyle w:val="Style30"/>
+              <w:spacing w:before="0" w:after="0"/>
+              <w:jc w:val="start"/>
+              <w:rPr>
+                <w:kern w:val="2"/>
+                <w:lang w:val="en-US" w:eastAsia="ja-JP" w:bidi="ar-SA"/>
+              </w:rPr>
+            </w:pPr>
+            <w:r>
+              <w:rPr>
+                <w:kern w:val="2"/>
+                <w:lang w:val="en-US" w:eastAsia="ja-JP" w:bidi="ar-SA"/>
+              </w:rPr>
               <w:t xml:space="preserve">・支払い方法 </w:t>
             </w:r>
           </w:p>
-          <w:p>
-            <w:pPr>
-              <w:pStyle w:val="Style30"/>
-              <w:spacing w:before="0" w:after="0"/>
-              <w:jc w:val="start"/>
-              <w:rPr>
-                <w:kern w:val="2"/>
-                <w:lang w:val="en-US" w:eastAsia="ja-JP" w:bidi="ar-SA"/>
-              </w:rPr>
-            </w:pPr>
-            <w:r>
-              <w:rPr>
-                <w:kern w:val="2"/>
-                <w:lang w:val="en-US" w:eastAsia="ja-JP" w:bidi="ar-SA"/>
-              </w:rPr>
-              <w:t>(</w:t>
-            </w:r>
-            <w:r>
-              <w:rPr>
-                <w:kern w:val="2"/>
-                <w:lang w:val="en-US" w:eastAsia="ja-JP" w:bidi="ar-SA"/>
-              </w:rPr>
-              <w:t>ラジオボタン</w:t>
-            </w:r>
-            <w:r>
-              <w:rPr>
-                <w:kern w:val="2"/>
-                <w:lang w:val="en-US" w:eastAsia="ja-JP" w:bidi="ar-SA"/>
-              </w:rPr>
-              <w:t xml:space="preserve">) </w:t>
-            </w:r>
-          </w:p>
-        </w:tc>
-        <w:tc>
-          <w:tcPr>
-            <w:tcW w:w="2220" w:type="dxa"/>
+        </w:tc>
+        <w:tc>
+          <w:tcPr>
+            <w:tcW w:w="2218" w:type="dxa"/>
             <w:tcBorders>
               <w:start w:val="single" w:sz="4" w:space="0" w:color="92CDDC"/>
               <w:bottom w:val="single" w:sz="4" w:space="0" w:color="92CDDC"/>
@@ -6288,212 +6928,7 @@
                 <w:kern w:val="2"/>
                 <w:lang w:val="en-US" w:eastAsia="ja-JP" w:bidi="ar-SA"/>
               </w:rPr>
-              <w:t>・支払い方法選択肢</w:t>
-            </w:r>
-          </w:p>
-          <w:p>
-            <w:pPr>
-              <w:pStyle w:val="Style30"/>
-              <w:spacing w:before="0" w:after="0"/>
-              <w:jc w:val="start"/>
-              <w:rPr>
-                <w:kern w:val="2"/>
-                <w:lang w:val="en-US" w:eastAsia="ja-JP" w:bidi="ar-SA"/>
-              </w:rPr>
-            </w:pPr>
-            <w:r>
-              <w:rPr>
-                <w:kern w:val="2"/>
-                <w:lang w:val="en-US" w:eastAsia="ja-JP" w:bidi="ar-SA"/>
-              </w:rPr>
-              <w:t xml:space="preserve">　クレジットカード </w:t>
-            </w:r>
-          </w:p>
-          <w:p>
-            <w:pPr>
-              <w:pStyle w:val="Style30"/>
-              <w:spacing w:before="0" w:after="0"/>
-              <w:jc w:val="start"/>
-              <w:rPr>
-                <w:kern w:val="2"/>
-                <w:lang w:val="en-US" w:eastAsia="ja-JP" w:bidi="ar-SA"/>
-              </w:rPr>
-            </w:pPr>
-            <w:r>
-              <w:rPr>
-                <w:kern w:val="2"/>
-                <w:lang w:val="en-US" w:eastAsia="ja-JP" w:bidi="ar-SA"/>
-              </w:rPr>
-              <w:t xml:space="preserve">　銀行振り込み </w:t>
-            </w:r>
-          </w:p>
-          <w:p>
-            <w:pPr>
-              <w:pStyle w:val="Style30"/>
-              <w:spacing w:before="0" w:after="0"/>
-              <w:jc w:val="start"/>
-              <w:rPr>
-                <w:kern w:val="2"/>
-                <w:lang w:val="en-US" w:eastAsia="ja-JP" w:bidi="ar-SA"/>
-              </w:rPr>
-            </w:pPr>
-            <w:r>
-              <w:rPr>
-                <w:kern w:val="2"/>
-                <w:lang w:val="en-US" w:eastAsia="ja-JP" w:bidi="ar-SA"/>
-              </w:rPr>
-              <w:t xml:space="preserve">　着払い </w:t>
-            </w:r>
-          </w:p>
-          <w:p>
-            <w:pPr>
-              <w:pStyle w:val="Style30"/>
-              <w:spacing w:before="0" w:after="0"/>
-              <w:jc w:val="start"/>
-              <w:rPr>
-                <w:kern w:val="2"/>
-                <w:lang w:val="en-US" w:eastAsia="ja-JP" w:bidi="ar-SA"/>
-              </w:rPr>
-            </w:pPr>
-            <w:r>
-              <w:rPr>
-                <w:kern w:val="2"/>
-                <w:lang w:val="en-US" w:eastAsia="ja-JP" w:bidi="ar-SA"/>
-              </w:rPr>
-              <w:t xml:space="preserve">　電子マネー </w:t>
-            </w:r>
-          </w:p>
-          <w:p>
-            <w:pPr>
-              <w:pStyle w:val="Style30"/>
-              <w:spacing w:before="0" w:after="0"/>
-              <w:jc w:val="start"/>
-              <w:rPr>
-                <w:kern w:val="2"/>
-                <w:lang w:val="en-US" w:eastAsia="ja-JP" w:bidi="ar-SA"/>
-              </w:rPr>
-            </w:pPr>
-            <w:r>
-              <w:rPr>
-                <w:kern w:val="2"/>
-                <w:lang w:val="en-US" w:eastAsia="ja-JP" w:bidi="ar-SA"/>
-              </w:rPr>
-              <w:t xml:space="preserve">　コンビニ決済 </w:t>
-            </w:r>
-          </w:p>
-          <w:p>
-            <w:pPr>
-              <w:pStyle w:val="Normal"/>
-              <w:spacing w:before="0" w:after="0"/>
-              <w:jc w:val="start"/>
-              <w:rPr>
-                <w:kern w:val="2"/>
-                <w:lang w:val="en-US" w:eastAsia="ja-JP" w:bidi="ar-SA"/>
-              </w:rPr>
-            </w:pPr>
-            <w:r>
-              <w:rPr>
-                <w:color w:val="FF0000"/>
-                <w:kern w:val="2"/>
-                <w:lang w:val="en-US" w:eastAsia="ja-JP" w:bidi="ar-SA"/>
-              </w:rPr>
-              <w:t>10</w:t>
-            </w:r>
-            <w:r>
-              <w:rPr>
-                <w:color w:val="FF0000"/>
-                <w:kern w:val="2"/>
-                <w:lang w:val="en-US" w:eastAsia="ja-JP" w:bidi="ar-SA"/>
-              </w:rPr>
-              <w:t>％オフクーポン</w:t>
-            </w:r>
-          </w:p>
-          <w:p>
-            <w:pPr>
-              <w:pStyle w:val="Style30"/>
-              <w:spacing w:before="0" w:after="0"/>
-              <w:jc w:val="start"/>
-              <w:rPr>
-                <w:color w:val="FF0000"/>
-                <w:kern w:val="2"/>
-                <w:lang w:val="en-US" w:eastAsia="ja-JP" w:bidi="ar-SA"/>
-              </w:rPr>
-            </w:pPr>
-            <w:r>
-              <w:rPr>
-                <w:color w:val="FF0000"/>
-                <w:kern w:val="2"/>
-                <w:lang w:val="en-US" w:eastAsia="ja-JP" w:bidi="ar-SA"/>
-              </w:rPr>
-              <w:t>　※タイムセール中は、</w:t>
-            </w:r>
-          </w:p>
-          <w:p>
-            <w:pPr>
-              <w:pStyle w:val="Style30"/>
-              <w:spacing w:before="0" w:after="0"/>
-              <w:jc w:val="start"/>
-              <w:rPr>
-                <w:color w:val="FF0000"/>
-                <w:kern w:val="2"/>
-                <w:lang w:val="en-US" w:eastAsia="ja-JP" w:bidi="ar-SA"/>
-              </w:rPr>
-            </w:pPr>
-            <w:r>
-              <w:rPr>
-                <w:color w:val="FF0000"/>
-                <w:kern w:val="2"/>
-                <w:lang w:val="en-US" w:eastAsia="ja-JP" w:bidi="ar-SA"/>
-              </w:rPr>
-              <w:t>　クーポンは非表示</w:t>
-            </w:r>
-          </w:p>
-          <w:p>
-            <w:pPr>
-              <w:pStyle w:val="Style30"/>
-              <w:spacing w:before="0" w:after="0"/>
-              <w:jc w:val="start"/>
-              <w:rPr>
-                <w:color w:val="FF0000"/>
-                <w:kern w:val="2"/>
-                <w:lang w:val="en-US" w:eastAsia="ja-JP" w:bidi="ar-SA"/>
-              </w:rPr>
-            </w:pPr>
-            <w:r>
-              <w:rPr>
-                <w:color w:val="FF0000"/>
-                <w:kern w:val="2"/>
-                <w:lang w:val="en-US" w:eastAsia="ja-JP" w:bidi="ar-SA"/>
-              </w:rPr>
-              <w:t>　</w:t>
-            </w:r>
-          </w:p>
-        </w:tc>
-        <w:tc>
-          <w:tcPr>
-            <w:tcW w:w="2217" w:type="dxa"/>
-            <w:tcBorders>
-              <w:start w:val="single" w:sz="4" w:space="0" w:color="92CDDC"/>
-              <w:bottom w:val="single" w:sz="4" w:space="0" w:color="92CDDC"/>
-              <w:end w:val="single" w:sz="4" w:space="0" w:color="92CDDC"/>
-            </w:tcBorders>
-          </w:tcPr>
-          <w:p>
-            <w:pPr>
-              <w:pStyle w:val="Style30"/>
-              <w:spacing w:before="0" w:after="0"/>
-              <w:jc w:val="start"/>
-              <w:rPr>
-                <w:kern w:val="2"/>
-                <w:lang w:val="en-US" w:eastAsia="ja-JP" w:bidi="ar-SA"/>
-              </w:rPr>
-            </w:pPr>
-            <w:r>
-              <w:rPr>
-                <w:kern w:val="2"/>
-                <w:lang w:val="en-US" w:eastAsia="ja-JP" w:bidi="ar-SA"/>
-              </w:rPr>
-              <w:t>・次へ</w:t>
+              <w:t>・ご注文の確定</w:t>
             </w:r>
             <w:r>
               <w:rPr>
@@ -6516,17 +6951,6 @@
               </w:rPr>
               <w:t xml:space="preserve">) </w:t>
             </w:r>
-          </w:p>
-          <w:p>
-            <w:pPr>
-              <w:pStyle w:val="Style30"/>
-              <w:spacing w:before="0" w:after="0"/>
-              <w:jc w:val="start"/>
-              <w:rPr>
-                <w:kern w:val="2"/>
-                <w:lang w:val="en-US" w:eastAsia="ja-JP" w:bidi="ar-SA"/>
-              </w:rPr>
-            </w:pPr>
             <w:r>
               <w:rPr>
                 <w:kern w:val="2"/>
@@ -6556,496 +6980,47 @@
               <w:t xml:space="preserve">) </w:t>
             </w:r>
           </w:p>
+          <w:p>
+            <w:pPr>
+              <w:pStyle w:val="Style30"/>
+              <w:spacing w:before="0" w:after="0"/>
+              <w:jc w:val="start"/>
+              <w:rPr>
+                <w:kern w:val="2"/>
+                <w:lang w:val="en-US" w:eastAsia="ja-JP" w:bidi="ar-SA"/>
+              </w:rPr>
+            </w:pPr>
+            <w:r>
+              <w:rPr>
+                <w:kern w:val="2"/>
+                <w:lang w:val="en-US" w:eastAsia="ja-JP" w:bidi="ar-SA"/>
+              </w:rPr>
+              <w:t>注文商品が</w:t>
+            </w:r>
+            <w:r>
+              <w:rPr>
+                <w:kern w:val="2"/>
+                <w:lang w:val="en-US" w:eastAsia="ja-JP" w:bidi="ar-SA"/>
+              </w:rPr>
+              <w:t>0</w:t>
+            </w:r>
+            <w:r>
+              <w:rPr>
+                <w:kern w:val="2"/>
+                <w:lang w:val="en-US" w:eastAsia="ja-JP" w:bidi="ar-SA"/>
+              </w:rPr>
+              <w:t xml:space="preserve">件の場合 は、「ご注文の確定」ボ タンを表示しない </w:t>
+            </w:r>
+          </w:p>
         </w:tc>
       </w:tr>
-      <w:tr>
-        <w:trPr>
-          <w:trHeight w:val="412" w:hRule="atLeast"/>
-        </w:trPr>
-        <w:tc>
-          <w:tcPr>
-            <w:tcW w:w="959" w:type="dxa"/>
-            <w:tcBorders>
-              <w:start w:val="single" w:sz="4" w:space="0" w:color="92CDDC"/>
-              <w:bottom w:val="single" w:sz="4" w:space="0" w:color="92CDDC"/>
-              <w:end w:val="single" w:sz="4" w:space="0" w:color="92CDDC"/>
-            </w:tcBorders>
-          </w:tcPr>
-          <w:p>
-            <w:pPr>
-              <w:pStyle w:val="Style30"/>
-              <w:spacing w:before="0" w:after="0"/>
-              <w:jc w:val="start"/>
-              <w:rPr>
-                <w:b w:val="false"/>
-                <w:kern w:val="2"/>
-                <w:lang w:val="en-US" w:eastAsia="ja-JP" w:bidi="ar-SA"/>
-              </w:rPr>
-            </w:pPr>
-            <w:r>
-              <w:rPr>
-                <w:b w:val="false"/>
-                <w:kern w:val="2"/>
-                <w:lang w:val="en-US" w:eastAsia="ja-JP" w:bidi="ar-SA"/>
-              </w:rPr>
-              <w:t xml:space="preserve">5-3-3-2 </w:t>
-            </w:r>
-          </w:p>
-        </w:tc>
-        <w:tc>
-          <w:tcPr>
-            <w:tcW w:w="1130" w:type="dxa"/>
-            <w:tcBorders>
-              <w:start w:val="single" w:sz="4" w:space="0" w:color="92CDDC"/>
-              <w:bottom w:val="single" w:sz="4" w:space="0" w:color="92CDDC"/>
-              <w:end w:val="single" w:sz="4" w:space="0" w:color="92CDDC"/>
-            </w:tcBorders>
-          </w:tcPr>
-          <w:p>
-            <w:pPr>
-              <w:pStyle w:val="Style30"/>
-              <w:spacing w:before="0" w:after="0"/>
-              <w:jc w:val="start"/>
-              <w:rPr>
-                <w:kern w:val="2"/>
-                <w:lang w:val="en-US" w:eastAsia="ja-JP" w:bidi="ar-SA"/>
-              </w:rPr>
-            </w:pPr>
-            <w:r>
-              <w:rPr>
-                <w:kern w:val="2"/>
-                <w:lang w:val="en-US" w:eastAsia="ja-JP" w:bidi="ar-SA"/>
-              </w:rPr>
-              <w:t xml:space="preserve">注文登録 確認画面 </w:t>
-            </w:r>
-          </w:p>
-        </w:tc>
-        <w:tc>
-          <w:tcPr>
-            <w:tcW w:w="1420" w:type="dxa"/>
-            <w:tcBorders>
-              <w:start w:val="single" w:sz="4" w:space="0" w:color="92CDDC"/>
-              <w:bottom w:val="single" w:sz="4" w:space="0" w:color="92CDDC"/>
-              <w:end w:val="single" w:sz="4" w:space="0" w:color="92CDDC"/>
-            </w:tcBorders>
-          </w:tcPr>
-          <w:p>
-            <w:pPr>
-              <w:pStyle w:val="Style30"/>
-              <w:spacing w:before="0" w:after="0"/>
-              <w:jc w:val="start"/>
-              <w:rPr>
-                <w:kern w:val="2"/>
-                <w:lang w:val="en-US" w:eastAsia="ja-JP" w:bidi="ar-SA"/>
-              </w:rPr>
-            </w:pPr>
-            <w:r>
-              <w:rPr>
-                <w:kern w:val="2"/>
-                <w:lang w:val="en-US" w:eastAsia="ja-JP" w:bidi="ar-SA"/>
-              </w:rPr>
-              <w:t xml:space="preserve">一般会員 </w:t>
-            </w:r>
-          </w:p>
-        </w:tc>
-        <w:tc>
-          <w:tcPr>
-            <w:tcW w:w="2220" w:type="dxa"/>
-            <w:tcBorders>
-              <w:start w:val="single" w:sz="4" w:space="0" w:color="92CDDC"/>
-              <w:bottom w:val="single" w:sz="4" w:space="0" w:color="92CDDC"/>
-              <w:end w:val="single" w:sz="4" w:space="0" w:color="92CDDC"/>
-            </w:tcBorders>
-          </w:tcPr>
-          <w:p>
-            <w:pPr>
-              <w:pStyle w:val="Style30"/>
-              <w:spacing w:before="0" w:after="0"/>
-              <w:jc w:val="start"/>
-              <w:rPr>
-                <w:kern w:val="2"/>
-                <w:lang w:val="en-US" w:eastAsia="ja-JP" w:bidi="ar-SA"/>
-              </w:rPr>
-            </w:pPr>
-            <w:r>
-              <w:rPr>
-                <w:kern w:val="2"/>
-                <w:lang w:val="en-US" w:eastAsia="ja-JP" w:bidi="ar-SA"/>
-              </w:rPr>
-            </w:r>
-          </w:p>
-        </w:tc>
-        <w:tc>
-          <w:tcPr>
-            <w:tcW w:w="2220" w:type="dxa"/>
-            <w:tcBorders>
-              <w:start w:val="single" w:sz="4" w:space="0" w:color="92CDDC"/>
-              <w:bottom w:val="single" w:sz="4" w:space="0" w:color="92CDDC"/>
-              <w:end w:val="single" w:sz="4" w:space="0" w:color="92CDDC"/>
-            </w:tcBorders>
-          </w:tcPr>
-          <w:p>
-            <w:pPr>
-              <w:pStyle w:val="Style30"/>
-              <w:spacing w:before="0" w:after="0"/>
-              <w:jc w:val="start"/>
-              <w:rPr>
-                <w:kern w:val="2"/>
-                <w:lang w:val="en-US" w:eastAsia="ja-JP" w:bidi="ar-SA"/>
-              </w:rPr>
-            </w:pPr>
-            <w:r>
-              <w:rPr>
-                <w:kern w:val="2"/>
-                <w:lang w:val="en-US" w:eastAsia="ja-JP" w:bidi="ar-SA"/>
-              </w:rPr>
-              <w:t xml:space="preserve">・商品名 </w:t>
-            </w:r>
-          </w:p>
-          <w:p>
-            <w:pPr>
-              <w:pStyle w:val="Style30"/>
-              <w:spacing w:before="0" w:after="0"/>
-              <w:jc w:val="start"/>
-              <w:rPr>
-                <w:kern w:val="2"/>
-                <w:lang w:val="en-US" w:eastAsia="ja-JP" w:bidi="ar-SA"/>
-              </w:rPr>
-            </w:pPr>
-            <w:r>
-              <w:rPr>
-                <w:kern w:val="2"/>
-                <w:lang w:val="en-US" w:eastAsia="ja-JP" w:bidi="ar-SA"/>
-              </w:rPr>
-              <w:t xml:space="preserve">・商品画像 </w:t>
-            </w:r>
-          </w:p>
-          <w:p>
-            <w:pPr>
-              <w:pStyle w:val="Style30"/>
-              <w:spacing w:before="0" w:after="0"/>
-              <w:jc w:val="start"/>
-              <w:rPr>
-                <w:kern w:val="2"/>
-                <w:lang w:val="en-US" w:eastAsia="ja-JP" w:bidi="ar-SA"/>
-              </w:rPr>
-            </w:pPr>
-            <w:r>
-              <w:rPr>
-                <w:kern w:val="2"/>
-                <w:lang w:val="en-US" w:eastAsia="ja-JP" w:bidi="ar-SA"/>
-              </w:rPr>
-              <w:t xml:space="preserve">・単価 </w:t>
-            </w:r>
-          </w:p>
-          <w:p>
-            <w:pPr>
-              <w:pStyle w:val="Style30"/>
-              <w:spacing w:before="0" w:after="0"/>
-              <w:jc w:val="start"/>
-              <w:rPr>
-                <w:kern w:val="2"/>
-                <w:lang w:val="en-US" w:eastAsia="ja-JP" w:bidi="ar-SA"/>
-              </w:rPr>
-            </w:pPr>
-            <w:r>
-              <w:rPr>
-                <w:kern w:val="2"/>
-                <w:lang w:val="en-US" w:eastAsia="ja-JP" w:bidi="ar-SA"/>
-              </w:rPr>
-              <w:t xml:space="preserve">・数量 </w:t>
-            </w:r>
-          </w:p>
-          <w:p>
-            <w:pPr>
-              <w:pStyle w:val="Style30"/>
-              <w:spacing w:before="0" w:after="0"/>
-              <w:jc w:val="start"/>
-              <w:rPr>
-                <w:color w:val="FF0000"/>
-                <w:kern w:val="2"/>
-                <w:lang w:val="en-US" w:eastAsia="ja-JP" w:bidi="ar-SA"/>
-              </w:rPr>
-            </w:pPr>
-            <w:r>
-              <w:rPr>
-                <w:color w:val="FF0000"/>
-                <w:kern w:val="2"/>
-                <w:lang w:val="en-US" w:eastAsia="ja-JP" w:bidi="ar-SA"/>
-              </w:rPr>
-              <w:t>・割引合計</w:t>
-            </w:r>
-            <w:r>
-              <w:rPr>
-                <w:color w:val="FF0000"/>
-                <w:kern w:val="2"/>
-                <w:lang w:val="en-US" w:eastAsia="ja-JP" w:bidi="ar-SA"/>
-              </w:rPr>
-              <w:t>(</w:t>
-            </w:r>
-            <w:r>
-              <w:rPr>
-                <w:color w:val="FF0000"/>
-                <w:kern w:val="2"/>
-                <w:lang w:val="en-US" w:eastAsia="ja-JP" w:bidi="ar-SA"/>
-              </w:rPr>
-              <w:t>セール中は</w:t>
-            </w:r>
-            <w:r>
-              <w:rPr>
-                <w:color w:val="FF0000"/>
-                <w:kern w:val="2"/>
-                <w:lang w:val="en-US" w:eastAsia="ja-JP" w:bidi="ar-SA"/>
-              </w:rPr>
-              <w:t>10%</w:t>
-            </w:r>
-            <w:r>
-              <w:rPr>
-                <w:color w:val="FF0000"/>
-                <w:kern w:val="2"/>
-                <w:lang w:val="en-US" w:eastAsia="ja-JP" w:bidi="ar-SA"/>
-              </w:rPr>
-              <w:t>割引された合計</w:t>
-            </w:r>
-            <w:r>
-              <w:rPr>
-                <w:color w:val="FF0000"/>
-                <w:kern w:val="2"/>
-                <w:lang w:val="en-US" w:eastAsia="ja-JP" w:bidi="ar-SA"/>
-              </w:rPr>
-              <w:t>)</w:t>
-            </w:r>
-          </w:p>
-          <w:p>
-            <w:pPr>
-              <w:pStyle w:val="Style30"/>
-              <w:spacing w:before="0" w:after="0"/>
-              <w:jc w:val="start"/>
-              <w:rPr>
-                <w:kern w:val="2"/>
-                <w:lang w:val="en-US" w:eastAsia="ja-JP" w:bidi="ar-SA"/>
-              </w:rPr>
-            </w:pPr>
-            <w:r>
-              <w:rPr>
-                <w:kern w:val="2"/>
-                <w:lang w:val="en-US" w:eastAsia="ja-JP" w:bidi="ar-SA"/>
-              </w:rPr>
-              <w:t xml:space="preserve">・郵便番号 </w:t>
-            </w:r>
-          </w:p>
-          <w:p>
-            <w:pPr>
-              <w:pStyle w:val="Style30"/>
-              <w:spacing w:before="0" w:after="0"/>
-              <w:jc w:val="start"/>
-              <w:rPr>
-                <w:kern w:val="2"/>
-                <w:lang w:val="en-US" w:eastAsia="ja-JP" w:bidi="ar-SA"/>
-              </w:rPr>
-            </w:pPr>
-            <w:r>
-              <w:rPr>
-                <w:kern w:val="2"/>
-                <w:lang w:val="en-US" w:eastAsia="ja-JP" w:bidi="ar-SA"/>
-              </w:rPr>
-              <w:t xml:space="preserve">・住所 </w:t>
-            </w:r>
-          </w:p>
-          <w:p>
-            <w:pPr>
-              <w:pStyle w:val="Style30"/>
-              <w:spacing w:before="0" w:after="0"/>
-              <w:jc w:val="start"/>
-              <w:rPr>
-                <w:kern w:val="2"/>
-                <w:lang w:val="en-US" w:eastAsia="ja-JP" w:bidi="ar-SA"/>
-              </w:rPr>
-            </w:pPr>
-            <w:r>
-              <w:rPr>
-                <w:kern w:val="2"/>
-                <w:lang w:val="en-US" w:eastAsia="ja-JP" w:bidi="ar-SA"/>
-              </w:rPr>
-              <w:t xml:space="preserve">・氏名 </w:t>
-            </w:r>
-          </w:p>
-          <w:p>
-            <w:pPr>
-              <w:pStyle w:val="Style30"/>
-              <w:spacing w:before="0" w:after="0"/>
-              <w:jc w:val="start"/>
-              <w:rPr>
-                <w:kern w:val="2"/>
-                <w:lang w:val="en-US" w:eastAsia="ja-JP" w:bidi="ar-SA"/>
-              </w:rPr>
-            </w:pPr>
-            <w:r>
-              <w:rPr>
-                <w:kern w:val="2"/>
-                <w:lang w:val="en-US" w:eastAsia="ja-JP" w:bidi="ar-SA"/>
-              </w:rPr>
-              <w:t xml:space="preserve">・電話番号 </w:t>
-            </w:r>
-          </w:p>
-          <w:p>
-            <w:pPr>
-              <w:pStyle w:val="Style30"/>
-              <w:spacing w:before="0" w:after="0"/>
-              <w:jc w:val="start"/>
-              <w:rPr>
-                <w:kern w:val="2"/>
-                <w:lang w:val="en-US" w:eastAsia="ja-JP" w:bidi="ar-SA"/>
-              </w:rPr>
-            </w:pPr>
-            <w:r>
-              <w:rPr>
-                <w:kern w:val="2"/>
-                <w:lang w:val="en-US" w:eastAsia="ja-JP" w:bidi="ar-SA"/>
-              </w:rPr>
-              <w:t xml:space="preserve">・支払い方法 </w:t>
-            </w:r>
-          </w:p>
-        </w:tc>
-        <w:tc>
-          <w:tcPr>
-            <w:tcW w:w="2217" w:type="dxa"/>
-            <w:tcBorders>
-              <w:start w:val="single" w:sz="4" w:space="0" w:color="92CDDC"/>
-              <w:bottom w:val="single" w:sz="4" w:space="0" w:color="92CDDC"/>
-              <w:end w:val="single" w:sz="4" w:space="0" w:color="92CDDC"/>
-            </w:tcBorders>
-          </w:tcPr>
-          <w:p>
-            <w:pPr>
-              <w:pStyle w:val="Style30"/>
-              <w:spacing w:before="0" w:after="0"/>
-              <w:jc w:val="start"/>
-              <w:rPr>
-                <w:kern w:val="2"/>
-                <w:lang w:val="en-US" w:eastAsia="ja-JP" w:bidi="ar-SA"/>
-              </w:rPr>
-            </w:pPr>
-            <w:r>
-              <w:rPr>
-                <w:kern w:val="2"/>
-                <w:lang w:val="en-US" w:eastAsia="ja-JP" w:bidi="ar-SA"/>
-              </w:rPr>
-              <w:t>・ご注文の確定</w:t>
-            </w:r>
-            <w:r>
-              <w:rPr>
-                <w:kern w:val="2"/>
-                <w:lang w:val="en-US" w:eastAsia="ja-JP" w:bidi="ar-SA"/>
-              </w:rPr>
-              <w:t>(</w:t>
-            </w:r>
-            <w:r>
-              <w:rPr>
-                <w:kern w:val="2"/>
-                <w:lang w:val="en-US" w:eastAsia="ja-JP" w:bidi="ar-SA"/>
-              </w:rPr>
-              <w:t>ボタン</w:t>
-            </w:r>
-            <w:r>
-              <w:rPr>
-                <w:kern w:val="2"/>
-                <w:lang w:val="en-US" w:eastAsia="ja-JP" w:bidi="ar-SA"/>
-              </w:rPr>
-              <w:t xml:space="preserve">) </w:t>
-            </w:r>
-            <w:r>
-              <w:rPr>
-                <w:kern w:val="2"/>
-                <w:lang w:val="en-US" w:eastAsia="ja-JP" w:bidi="ar-SA"/>
-              </w:rPr>
-              <w:t>・戻る</w:t>
-            </w:r>
-            <w:r>
-              <w:rPr>
-                <w:kern w:val="2"/>
-                <w:lang w:val="en-US" w:eastAsia="ja-JP" w:bidi="ar-SA"/>
-              </w:rPr>
-              <w:t>(</w:t>
-            </w:r>
-            <w:r>
-              <w:rPr>
-                <w:kern w:val="2"/>
-                <w:lang w:val="en-US" w:eastAsia="ja-JP" w:bidi="ar-SA"/>
-              </w:rPr>
-              <w:t>ボタン</w:t>
-            </w:r>
-            <w:r>
-              <w:rPr>
-                <w:kern w:val="2"/>
-                <w:lang w:val="en-US" w:eastAsia="ja-JP" w:bidi="ar-SA"/>
-              </w:rPr>
-              <w:t xml:space="preserve">) </w:t>
-            </w:r>
-          </w:p>
-          <w:p>
-            <w:pPr>
-              <w:pStyle w:val="Style30"/>
-              <w:spacing w:before="0" w:after="0"/>
-              <w:jc w:val="start"/>
-              <w:rPr>
-                <w:kern w:val="2"/>
-                <w:lang w:val="en-US" w:eastAsia="ja-JP" w:bidi="ar-SA"/>
-              </w:rPr>
-            </w:pPr>
-            <w:r>
-              <w:rPr>
-                <w:kern w:val="2"/>
-                <w:lang w:val="en-US" w:eastAsia="ja-JP" w:bidi="ar-SA"/>
-              </w:rPr>
-              <w:t>注文商品が</w:t>
-            </w:r>
-            <w:r>
-              <w:rPr>
-                <w:kern w:val="2"/>
-                <w:lang w:val="en-US" w:eastAsia="ja-JP" w:bidi="ar-SA"/>
-              </w:rPr>
-              <w:t>0</w:t>
-            </w:r>
-            <w:r>
-              <w:rPr>
-                <w:kern w:val="2"/>
-                <w:lang w:val="en-US" w:eastAsia="ja-JP" w:bidi="ar-SA"/>
-              </w:rPr>
-              <w:t xml:space="preserve">件の場合 は、「ご注文の確定」ボ タンを表示しない </w:t>
-            </w:r>
-          </w:p>
-        </w:tc>
-      </w:tr>
-    </w:tbl>
-    <w:tbl>
-      <w:tblPr>
-        <w:tblW w:w="10166" w:type="dxa"/>
-        <w:jc w:val="center"/>
-        <w:tblInd w:w="0" w:type="dxa"/>
-        <w:tblLayout w:type="fixed"/>
-        <w:tblCellMar>
-          <w:top w:w="0" w:type="dxa"/>
-          <w:start w:w="108" w:type="dxa"/>
-          <w:bottom w:w="0" w:type="dxa"/>
-          <w:end w:w="108" w:type="dxa"/>
-        </w:tblCellMar>
-      </w:tblPr>
-      <w:tblGrid>
-        <w:gridCol w:w="959"/>
-        <w:gridCol w:w="1130"/>
-        <w:gridCol w:w="1420"/>
-        <w:gridCol w:w="2220"/>
-        <w:gridCol w:w="2220"/>
-        <w:gridCol w:w="2217"/>
-      </w:tblGrid>
       <w:tr>
         <w:trPr>
           <w:trHeight w:val="1127" w:hRule="atLeast"/>
         </w:trPr>
         <w:tc>
           <w:tcPr>
-            <w:tcW w:w="959" w:type="dxa"/>
+            <w:tcW w:w="958" w:type="dxa"/>
             <w:tcBorders>
               <w:top w:val="single" w:sz="4" w:space="0" w:color="92CDDC"/>
               <w:start w:val="single" w:sz="4" w:space="0" w:color="92CDDC"/>
@@ -7076,7 +7051,7 @@
         </w:tc>
         <w:tc>
           <w:tcPr>
-            <w:tcW w:w="1130" w:type="dxa"/>
+            <w:tcW w:w="1131" w:type="dxa"/>
             <w:tcBorders>
               <w:top w:val="single" w:sz="4" w:space="0" w:color="92CDDC"/>
               <w:start w:val="single" w:sz="4" w:space="0" w:color="92CDDC"/>
@@ -7134,6 +7109,35 @@
         </w:tc>
         <w:tc>
           <w:tcPr>
+            <w:tcW w:w="2219" w:type="dxa"/>
+            <w:tcBorders>
+              <w:top w:val="single" w:sz="4" w:space="0" w:color="92CDDC"/>
+              <w:start w:val="single" w:sz="4" w:space="0" w:color="92CDDC"/>
+              <w:bottom w:val="single" w:sz="4" w:space="0" w:color="92CDDC"/>
+              <w:end w:val="single" w:sz="4" w:space="0" w:color="92CDDC"/>
+            </w:tcBorders>
+          </w:tcPr>
+          <w:p>
+            <w:pPr>
+              <w:pStyle w:val="Style30"/>
+              <w:spacing w:before="0" w:after="0"/>
+              <w:jc w:val="start"/>
+              <w:rPr>
+                <w:kern w:val="2"/>
+                <w:lang w:val="en-US" w:eastAsia="ja-JP" w:bidi="ar-SA"/>
+              </w:rPr>
+            </w:pPr>
+            <w:r>
+              <w:rPr>
+                <w:kern w:val="2"/>
+                <w:lang w:val="en-US" w:eastAsia="ja-JP" w:bidi="ar-SA"/>
+              </w:rPr>
+              <w:t xml:space="preserve">- </w:t>
+            </w:r>
+          </w:p>
+        </w:tc>
+        <w:tc>
+          <w:tcPr>
             <w:tcW w:w="2220" w:type="dxa"/>
             <w:tcBorders>
               <w:top w:val="single" w:sz="4" w:space="0" w:color="92CDDC"/>
@@ -7157,13 +7161,106 @@
                 <w:kern w:val="2"/>
                 <w:lang w:val="en-US" w:eastAsia="ja-JP" w:bidi="ar-SA"/>
               </w:rPr>
-              <w:t xml:space="preserve">- </w:t>
-            </w:r>
-          </w:p>
-        </w:tc>
-        <w:tc>
-          <w:tcPr>
-            <w:tcW w:w="2220" w:type="dxa"/>
+              <w:t xml:space="preserve">・完了メッセージ </w:t>
+            </w:r>
+          </w:p>
+          <w:p>
+            <w:pPr>
+              <w:pStyle w:val="Style30"/>
+              <w:spacing w:before="0" w:after="0"/>
+              <w:jc w:val="start"/>
+              <w:rPr>
+                <w:color w:val="FF0000"/>
+                <w:kern w:val="2"/>
+                <w:lang w:val="en-US" w:eastAsia="ja-JP" w:bidi="ar-SA"/>
+              </w:rPr>
+            </w:pPr>
+            <w:r>
+              <w:rPr>
+                <w:color w:val="FF0000"/>
+                <w:kern w:val="2"/>
+                <w:lang w:val="en-US" w:eastAsia="ja-JP" w:bidi="ar-SA"/>
+              </w:rPr>
+              <w:t>・会員は</w:t>
+            </w:r>
+            <w:r>
+              <w:rPr>
+                <w:color w:val="FF0000"/>
+                <w:kern w:val="2"/>
+                <w:lang w:val="en-US" w:eastAsia="ja-JP" w:bidi="ar-SA"/>
+              </w:rPr>
+              <w:t>100</w:t>
+            </w:r>
+            <w:r>
+              <w:rPr>
+                <w:color w:val="FF0000"/>
+                <w:kern w:val="2"/>
+                <w:lang w:val="en-US" w:eastAsia="ja-JP" w:bidi="ar-SA"/>
+              </w:rPr>
+              <w:t>円の支払いにつき</w:t>
+            </w:r>
+            <w:r>
+              <w:rPr>
+                <w:color w:val="FF0000"/>
+                <w:kern w:val="2"/>
+                <w:lang w:val="en-US" w:eastAsia="ja-JP" w:bidi="ar-SA"/>
+              </w:rPr>
+              <w:t>1</w:t>
+            </w:r>
+            <w:r>
+              <w:rPr>
+                <w:color w:val="FF0000"/>
+                <w:kern w:val="2"/>
+                <w:lang w:val="en-US" w:eastAsia="ja-JP" w:bidi="ar-SA"/>
+              </w:rPr>
+              <w:t>ポイント獲得する</w:t>
+            </w:r>
+          </w:p>
+          <w:p>
+            <w:pPr>
+              <w:pStyle w:val="Style30"/>
+              <w:suppressAutoHyphens w:val="true"/>
+              <w:spacing w:before="0" w:after="0"/>
+              <w:jc w:val="start"/>
+              <w:rPr>
+                <w:color w:val="FF0000"/>
+              </w:rPr>
+            </w:pPr>
+            <w:r>
+              <w:rPr>
+                <w:color w:val="FF0000"/>
+              </w:rPr>
+              <w:t>・ポイント付与完了後ポイント残高が</w:t>
+            </w:r>
+            <w:r>
+              <w:rPr>
+                <w:color w:val="FF0000"/>
+              </w:rPr>
+              <w:t>100</w:t>
+            </w:r>
+            <w:r>
+              <w:rPr>
+                <w:color w:val="FF0000"/>
+              </w:rPr>
+              <w:t>ポイントに到達したら会員に</w:t>
+            </w:r>
+            <w:r>
+              <w:rPr>
+                <w:color w:val="FF0000"/>
+              </w:rPr>
+              <w:t>10</w:t>
+            </w:r>
+            <w:r>
+              <w:rPr>
+                <w:color w:val="FF0000"/>
+              </w:rPr>
+              <w:t>％オフクーポンを付与する</w:t>
+            </w:r>
+          </w:p>
+        </w:tc>
+        <w:tc>
+          <w:tcPr>
+            <w:tcW w:w="2218" w:type="dxa"/>
             <w:tcBorders>
               <w:top w:val="single" w:sz="4" w:space="0" w:color="92CDDC"/>
               <w:start w:val="single" w:sz="4" w:space="0" w:color="92CDDC"/>
@@ -7186,128 +7283,6 @@
                 <w:kern w:val="2"/>
                 <w:lang w:val="en-US" w:eastAsia="ja-JP" w:bidi="ar-SA"/>
               </w:rPr>
-              <w:t xml:space="preserve">・完了メッセージ </w:t>
-            </w:r>
-          </w:p>
-          <w:p>
-            <w:pPr>
-              <w:pStyle w:val="Style30"/>
-              <w:spacing w:before="0" w:after="0"/>
-              <w:jc w:val="start"/>
-              <w:rPr>
-                <w:color w:val="FF0000"/>
-                <w:kern w:val="2"/>
-                <w:lang w:val="en-US" w:eastAsia="ja-JP" w:bidi="ar-SA"/>
-              </w:rPr>
-            </w:pPr>
-            <w:r>
-              <w:rPr>
-                <w:color w:val="FF0000"/>
-                <w:kern w:val="2"/>
-                <w:lang w:val="en-US" w:eastAsia="ja-JP" w:bidi="ar-SA"/>
-              </w:rPr>
-              <w:t>・会員は</w:t>
-            </w:r>
-            <w:r>
-              <w:rPr>
-                <w:color w:val="FF0000"/>
-                <w:kern w:val="2"/>
-                <w:lang w:val="en-US" w:eastAsia="ja-JP" w:bidi="ar-SA"/>
-              </w:rPr>
-              <w:t>100</w:t>
-            </w:r>
-            <w:r>
-              <w:rPr>
-                <w:color w:val="FF0000"/>
-                <w:kern w:val="2"/>
-                <w:lang w:val="en-US" w:eastAsia="ja-JP" w:bidi="ar-SA"/>
-              </w:rPr>
-              <w:t>円の支払いにつき</w:t>
-            </w:r>
-            <w:r>
-              <w:rPr>
-                <w:color w:val="FF0000"/>
-                <w:kern w:val="2"/>
-                <w:lang w:val="en-US" w:eastAsia="ja-JP" w:bidi="ar-SA"/>
-              </w:rPr>
-              <w:t>1</w:t>
-            </w:r>
-            <w:r>
-              <w:rPr>
-                <w:color w:val="FF0000"/>
-                <w:kern w:val="2"/>
-                <w:lang w:val="en-US" w:eastAsia="ja-JP" w:bidi="ar-SA"/>
-              </w:rPr>
-              <w:t>ポイント獲得する</w:t>
-            </w:r>
-          </w:p>
-          <w:p>
-            <w:pPr>
-              <w:pStyle w:val="Style30"/>
-              <w:suppressAutoHyphens w:val="true"/>
-              <w:spacing w:before="0" w:after="0"/>
-              <w:jc w:val="start"/>
-              <w:rPr>
-                <w:color w:val="FF0000"/>
-              </w:rPr>
-            </w:pPr>
-            <w:r>
-              <w:rPr>
-                <w:color w:val="FF0000"/>
-              </w:rPr>
-              <w:t>・ポイント付与完了後ポイント残高が</w:t>
-            </w:r>
-            <w:r>
-              <w:rPr>
-                <w:color w:val="FF0000"/>
-              </w:rPr>
-              <w:t>100</w:t>
-            </w:r>
-            <w:r>
-              <w:rPr>
-                <w:color w:val="FF0000"/>
-              </w:rPr>
-              <w:t>ポイントに到達したら会員に</w:t>
-            </w:r>
-            <w:r>
-              <w:rPr>
-                <w:color w:val="FF0000"/>
-              </w:rPr>
-              <w:t>10</w:t>
-            </w:r>
-            <w:r>
-              <w:rPr>
-                <w:color w:val="FF0000"/>
-              </w:rPr>
-              <w:t>％オフクーポンを付与する</w:t>
-            </w:r>
-          </w:p>
-        </w:tc>
-        <w:tc>
-          <w:tcPr>
-            <w:tcW w:w="2217" w:type="dxa"/>
-            <w:tcBorders>
-              <w:top w:val="single" w:sz="4" w:space="0" w:color="92CDDC"/>
-              <w:start w:val="single" w:sz="4" w:space="0" w:color="92CDDC"/>
-              <w:bottom w:val="single" w:sz="4" w:space="0" w:color="92CDDC"/>
-              <w:end w:val="single" w:sz="4" w:space="0" w:color="92CDDC"/>
-            </w:tcBorders>
-          </w:tcPr>
-          <w:p>
-            <w:pPr>
-              <w:pStyle w:val="Style30"/>
-              <w:spacing w:before="0" w:after="0"/>
-              <w:jc w:val="start"/>
-              <w:rPr>
-                <w:kern w:val="2"/>
-                <w:lang w:val="en-US" w:eastAsia="ja-JP" w:bidi="ar-SA"/>
-              </w:rPr>
-            </w:pPr>
-            <w:r>
-              <w:rPr>
-                <w:kern w:val="2"/>
-                <w:lang w:val="en-US" w:eastAsia="ja-JP" w:bidi="ar-SA"/>
-              </w:rPr>
               <w:t>・トップへ戻る</w:t>
             </w:r>
             <w:r>
@@ -7340,7 +7315,7 @@
         </w:trPr>
         <w:tc>
           <w:tcPr>
-            <w:tcW w:w="959" w:type="dxa"/>
+            <w:tcW w:w="958" w:type="dxa"/>
             <w:tcBorders>
               <w:start w:val="single" w:sz="4" w:space="0" w:color="92CDDC"/>
               <w:bottom w:val="single" w:sz="4" w:space="0" w:color="92CDDC"/>
@@ -7370,7 +7345,7 @@
         </w:tc>
         <w:tc>
           <w:tcPr>
-            <w:tcW w:w="1130" w:type="dxa"/>
+            <w:tcW w:w="1131" w:type="dxa"/>
             <w:tcBorders>
               <w:start w:val="single" w:sz="4" w:space="0" w:color="92CDDC"/>
               <w:bottom w:val="single" w:sz="4" w:space="0" w:color="92CDDC"/>
@@ -7426,6 +7401,34 @@
         </w:tc>
         <w:tc>
           <w:tcPr>
+            <w:tcW w:w="2219" w:type="dxa"/>
+            <w:tcBorders>
+              <w:start w:val="single" w:sz="4" w:space="0" w:color="92CDDC"/>
+              <w:bottom w:val="single" w:sz="4" w:space="0" w:color="92CDDC"/>
+              <w:end w:val="single" w:sz="4" w:space="0" w:color="92CDDC"/>
+            </w:tcBorders>
+          </w:tcPr>
+          <w:p>
+            <w:pPr>
+              <w:pStyle w:val="Style30"/>
+              <w:spacing w:before="0" w:after="0"/>
+              <w:jc w:val="start"/>
+              <w:rPr>
+                <w:kern w:val="2"/>
+                <w:lang w:val="en-US" w:eastAsia="ja-JP" w:bidi="ar-SA"/>
+              </w:rPr>
+            </w:pPr>
+            <w:r>
+              <w:rPr>
+                <w:kern w:val="2"/>
+                <w:lang w:val="en-US" w:eastAsia="ja-JP" w:bidi="ar-SA"/>
+              </w:rPr>
+              <w:t xml:space="preserve">- </w:t>
+            </w:r>
+          </w:p>
+        </w:tc>
+        <w:tc>
+          <w:tcPr>
             <w:tcW w:w="2220" w:type="dxa"/>
             <w:tcBorders>
               <w:start w:val="single" w:sz="4" w:space="0" w:color="92CDDC"/>
@@ -7448,34 +7451,6 @@
                 <w:kern w:val="2"/>
                 <w:lang w:val="en-US" w:eastAsia="ja-JP" w:bidi="ar-SA"/>
               </w:rPr>
-              <w:t xml:space="preserve">- </w:t>
-            </w:r>
-          </w:p>
-        </w:tc>
-        <w:tc>
-          <w:tcPr>
-            <w:tcW w:w="2220" w:type="dxa"/>
-            <w:tcBorders>
-              <w:start w:val="single" w:sz="4" w:space="0" w:color="92CDDC"/>
-              <w:bottom w:val="single" w:sz="4" w:space="0" w:color="92CDDC"/>
-              <w:end w:val="single" w:sz="4" w:space="0" w:color="92CDDC"/>
-            </w:tcBorders>
-          </w:tcPr>
-          <w:p>
-            <w:pPr>
-              <w:pStyle w:val="Style30"/>
-              <w:spacing w:before="0" w:after="0"/>
-              <w:jc w:val="start"/>
-              <w:rPr>
-                <w:kern w:val="2"/>
-                <w:lang w:val="en-US" w:eastAsia="ja-JP" w:bidi="ar-SA"/>
-              </w:rPr>
-            </w:pPr>
-            <w:r>
-              <w:rPr>
-                <w:kern w:val="2"/>
-                <w:lang w:val="en-US" w:eastAsia="ja-JP" w:bidi="ar-SA"/>
-              </w:rPr>
               <w:t xml:space="preserve">・メールアドレス </w:t>
             </w:r>
           </w:p>
@@ -7594,7 +7569,7 @@
         </w:tc>
         <w:tc>
           <w:tcPr>
-            <w:tcW w:w="2217" w:type="dxa"/>
+            <w:tcW w:w="2218" w:type="dxa"/>
             <w:tcBorders>
               <w:start w:val="single" w:sz="4" w:space="0" w:color="92CDDC"/>
               <w:bottom w:val="single" w:sz="4" w:space="0" w:color="92CDDC"/>
@@ -7760,7 +7735,7 @@
         <w:pStyle w:val="Heading1"/>
         <w:numPr>
           <w:ilvl w:val="0"/>
-          <w:numId w:val="4"/>
+          <w:numId w:val="3"/>
         </w:numPr>
         <w:ind w:hanging="0" w:endChars="0" w:end="180"/>
         <w:rPr/>
@@ -7779,7 +7754,7 @@
         <w:pStyle w:val="Heading2"/>
         <w:numPr>
           <w:ilvl w:val="1"/>
-          <w:numId w:val="4"/>
+          <w:numId w:val="3"/>
         </w:numPr>
         <w:ind w:hanging="0" w:start="113"/>
         <w:rPr/>
@@ -7798,7 +7773,7 @@
         <w:pStyle w:val="Style29"/>
         <w:numPr>
           <w:ilvl w:val="0"/>
-          <w:numId w:val="5"/>
+          <w:numId w:val="4"/>
         </w:numPr>
         <w:ind w:startChars="300" w:endChars="0" w:end="180"/>
         <w:rPr/>
@@ -7815,7 +7790,7 @@
         <w:pStyle w:val="Style29"/>
         <w:numPr>
           <w:ilvl w:val="1"/>
-          <w:numId w:val="5"/>
+          <w:numId w:val="4"/>
         </w:numPr>
         <w:ind w:hanging="420" w:startChars="0" w:start="1276" w:endChars="0" w:end="180"/>
         <w:rPr/>
@@ -7844,7 +7819,7 @@
         <w:pStyle w:val="Style29"/>
         <w:numPr>
           <w:ilvl w:val="1"/>
-          <w:numId w:val="5"/>
+          <w:numId w:val="4"/>
         </w:numPr>
         <w:ind w:hanging="420" w:startChars="0" w:start="1276" w:endChars="0" w:end="180"/>
         <w:rPr/>
@@ -7861,7 +7836,7 @@
         <w:pStyle w:val="Style29"/>
         <w:numPr>
           <w:ilvl w:val="1"/>
-          <w:numId w:val="5"/>
+          <w:numId w:val="4"/>
         </w:numPr>
         <w:ind w:hanging="420" w:startChars="0" w:start="1276" w:endChars="0" w:end="180"/>
         <w:rPr/>
@@ -7890,7 +7865,7 @@
         <w:pStyle w:val="Style29"/>
         <w:numPr>
           <w:ilvl w:val="1"/>
-          <w:numId w:val="5"/>
+          <w:numId w:val="4"/>
         </w:numPr>
         <w:ind w:hanging="420" w:startChars="0" w:start="1276" w:endChars="0" w:end="180"/>
         <w:rPr/>
@@ -7907,7 +7882,7 @@
         <w:pStyle w:val="Style29"/>
         <w:numPr>
           <w:ilvl w:val="0"/>
-          <w:numId w:val="5"/>
+          <w:numId w:val="4"/>
         </w:numPr>
         <w:ind w:startChars="300" w:endChars="0" w:end="180"/>
         <w:rPr/>
@@ -7958,7 +7933,7 @@
         <w:pStyle w:val="Style29"/>
         <w:numPr>
           <w:ilvl w:val="0"/>
-          <w:numId w:val="5"/>
+          <w:numId w:val="4"/>
         </w:numPr>
         <w:ind w:startChars="300" w:endChars="0" w:end="180"/>
         <w:rPr/>
@@ -7986,10 +7961,318 @@
     </w:p>
     <w:p>
       <w:pPr>
+        <w:pStyle w:val="Style29"/>
+        <w:numPr>
+          <w:ilvl w:val="0"/>
+          <w:numId w:val="0"/>
+        </w:numPr>
+        <w:ind w:hanging="0" w:startChars="300"/>
+        <w:rPr/>
+      </w:pPr>
+      <w:r>
+        <w:rPr/>
+      </w:r>
+    </w:p>
+    <w:p>
+      <w:pPr>
+        <w:pStyle w:val="Style29"/>
+        <w:numPr>
+          <w:ilvl w:val="0"/>
+          <w:numId w:val="0"/>
+        </w:numPr>
+        <w:ind w:hanging="0" w:startChars="300"/>
+        <w:rPr/>
+      </w:pPr>
+      <w:r>
+        <w:rPr/>
+      </w:r>
+    </w:p>
+    <w:p>
+      <w:pPr>
+        <w:pStyle w:val="Style29"/>
+        <w:numPr>
+          <w:ilvl w:val="0"/>
+          <w:numId w:val="0"/>
+        </w:numPr>
+        <w:ind w:hanging="0" w:startChars="300"/>
+        <w:rPr/>
+      </w:pPr>
+      <w:r>
+        <w:rPr/>
+      </w:r>
+    </w:p>
+    <w:p>
+      <w:pPr>
+        <w:pStyle w:val="Style29"/>
+        <w:numPr>
+          <w:ilvl w:val="0"/>
+          <w:numId w:val="0"/>
+        </w:numPr>
+        <w:ind w:hanging="0" w:startChars="300"/>
+        <w:rPr/>
+      </w:pPr>
+      <w:r>
+        <w:rPr/>
+      </w:r>
+    </w:p>
+    <w:p>
+      <w:pPr>
+        <w:pStyle w:val="Style29"/>
+        <w:numPr>
+          <w:ilvl w:val="0"/>
+          <w:numId w:val="0"/>
+        </w:numPr>
+        <w:ind w:hanging="0" w:startChars="300"/>
+        <w:rPr/>
+      </w:pPr>
+      <w:r>
+        <w:rPr/>
+      </w:r>
+    </w:p>
+    <w:p>
+      <w:pPr>
+        <w:pStyle w:val="Style29"/>
+        <w:numPr>
+          <w:ilvl w:val="0"/>
+          <w:numId w:val="0"/>
+        </w:numPr>
+        <w:ind w:hanging="0" w:startChars="300"/>
+        <w:rPr/>
+      </w:pPr>
+      <w:r>
+        <w:rPr/>
+      </w:r>
+    </w:p>
+    <w:p>
+      <w:pPr>
+        <w:pStyle w:val="Style29"/>
+        <w:numPr>
+          <w:ilvl w:val="0"/>
+          <w:numId w:val="0"/>
+        </w:numPr>
+        <w:ind w:hanging="0" w:startChars="300"/>
+        <w:rPr/>
+      </w:pPr>
+      <w:r>
+        <w:rPr/>
+      </w:r>
+    </w:p>
+    <w:p>
+      <w:pPr>
+        <w:pStyle w:val="Style29"/>
+        <w:numPr>
+          <w:ilvl w:val="0"/>
+          <w:numId w:val="0"/>
+        </w:numPr>
+        <w:ind w:hanging="0" w:startChars="300"/>
+        <w:rPr/>
+      </w:pPr>
+      <w:r>
+        <w:rPr/>
+      </w:r>
+    </w:p>
+    <w:p>
+      <w:pPr>
+        <w:pStyle w:val="Style29"/>
+        <w:numPr>
+          <w:ilvl w:val="0"/>
+          <w:numId w:val="0"/>
+        </w:numPr>
+        <w:ind w:hanging="0" w:startChars="300"/>
+        <w:rPr/>
+      </w:pPr>
+      <w:r>
+        <w:rPr/>
+      </w:r>
+    </w:p>
+    <w:p>
+      <w:pPr>
+        <w:pStyle w:val="Style29"/>
+        <w:numPr>
+          <w:ilvl w:val="0"/>
+          <w:numId w:val="0"/>
+        </w:numPr>
+        <w:ind w:hanging="0" w:startChars="300"/>
+        <w:rPr/>
+      </w:pPr>
+      <w:r>
+        <w:rPr/>
+      </w:r>
+    </w:p>
+    <w:p>
+      <w:pPr>
+        <w:pStyle w:val="Style29"/>
+        <w:numPr>
+          <w:ilvl w:val="0"/>
+          <w:numId w:val="0"/>
+        </w:numPr>
+        <w:ind w:hanging="0" w:startChars="300"/>
+        <w:rPr/>
+      </w:pPr>
+      <w:r>
+        <w:rPr/>
+      </w:r>
+    </w:p>
+    <w:p>
+      <w:pPr>
+        <w:pStyle w:val="Style29"/>
+        <w:numPr>
+          <w:ilvl w:val="0"/>
+          <w:numId w:val="0"/>
+        </w:numPr>
+        <w:ind w:hanging="0" w:startChars="300"/>
+        <w:rPr/>
+      </w:pPr>
+      <w:r>
+        <w:rPr/>
+      </w:r>
+    </w:p>
+    <w:p>
+      <w:pPr>
+        <w:pStyle w:val="Style29"/>
+        <w:numPr>
+          <w:ilvl w:val="0"/>
+          <w:numId w:val="0"/>
+        </w:numPr>
+        <w:ind w:hanging="0" w:startChars="300"/>
+        <w:rPr/>
+      </w:pPr>
+      <w:r>
+        <w:rPr/>
+      </w:r>
+    </w:p>
+    <w:p>
+      <w:pPr>
+        <w:pStyle w:val="Style29"/>
+        <w:numPr>
+          <w:ilvl w:val="0"/>
+          <w:numId w:val="0"/>
+        </w:numPr>
+        <w:ind w:hanging="0" w:startChars="300"/>
+        <w:rPr/>
+      </w:pPr>
+      <w:r>
+        <w:rPr/>
+      </w:r>
+    </w:p>
+    <w:p>
+      <w:pPr>
+        <w:pStyle w:val="Style29"/>
+        <w:numPr>
+          <w:ilvl w:val="0"/>
+          <w:numId w:val="0"/>
+        </w:numPr>
+        <w:ind w:hanging="0" w:startChars="300"/>
+        <w:rPr/>
+      </w:pPr>
+      <w:r>
+        <w:rPr/>
+      </w:r>
+    </w:p>
+    <w:p>
+      <w:pPr>
+        <w:pStyle w:val="Style29"/>
+        <w:numPr>
+          <w:ilvl w:val="0"/>
+          <w:numId w:val="0"/>
+        </w:numPr>
+        <w:ind w:hanging="0" w:startChars="300"/>
+        <w:rPr/>
+      </w:pPr>
+      <w:r>
+        <w:rPr/>
+      </w:r>
+    </w:p>
+    <w:p>
+      <w:pPr>
+        <w:pStyle w:val="Style29"/>
+        <w:numPr>
+          <w:ilvl w:val="0"/>
+          <w:numId w:val="0"/>
+        </w:numPr>
+        <w:ind w:hanging="0" w:startChars="300"/>
+        <w:rPr/>
+      </w:pPr>
+      <w:r>
+        <w:rPr/>
+      </w:r>
+    </w:p>
+    <w:p>
+      <w:pPr>
+        <w:pStyle w:val="Style29"/>
+        <w:numPr>
+          <w:ilvl w:val="0"/>
+          <w:numId w:val="0"/>
+        </w:numPr>
+        <w:ind w:hanging="0" w:startChars="300"/>
+        <w:rPr/>
+      </w:pPr>
+      <w:r>
+        <w:rPr/>
+      </w:r>
+    </w:p>
+    <w:p>
+      <w:pPr>
+        <w:pStyle w:val="Style29"/>
+        <w:numPr>
+          <w:ilvl w:val="0"/>
+          <w:numId w:val="0"/>
+        </w:numPr>
+        <w:ind w:hanging="0" w:startChars="300"/>
+        <w:rPr/>
+      </w:pPr>
+      <w:r>
+        <w:rPr/>
+      </w:r>
+    </w:p>
+    <w:p>
+      <w:pPr>
+        <w:pStyle w:val="Style29"/>
+        <w:numPr>
+          <w:ilvl w:val="0"/>
+          <w:numId w:val="0"/>
+        </w:numPr>
+        <w:ind w:hanging="0" w:startChars="300"/>
+        <w:rPr/>
+      </w:pPr>
+      <w:r>
+        <w:rPr/>
+      </w:r>
+    </w:p>
+    <w:p>
+      <w:pPr>
+        <w:pStyle w:val="Style29"/>
+        <w:numPr>
+          <w:ilvl w:val="0"/>
+          <w:numId w:val="0"/>
+        </w:numPr>
+        <w:ind w:hanging="0" w:startChars="300"/>
+        <w:rPr/>
+      </w:pPr>
+      <w:r>
+        <w:rPr/>
+      </w:r>
+    </w:p>
+    <w:p>
+      <w:pPr>
+        <w:pStyle w:val="Style29"/>
+        <w:numPr>
+          <w:ilvl w:val="0"/>
+          <w:numId w:val="0"/>
+        </w:numPr>
+        <w:ind w:hanging="0" w:startChars="300"/>
+        <w:rPr/>
+      </w:pPr>
+      <w:r>
+        <w:rPr/>
+      </w:r>
+    </w:p>
+    <w:p>
+      <w:pPr>
         <w:pStyle w:val="Heading2"/>
         <w:numPr>
           <w:ilvl w:val="1"/>
-          <w:numId w:val="4"/>
+          <w:numId w:val="3"/>
         </w:numPr>
         <w:ind w:hanging="0" w:start="113"/>
         <w:rPr>
@@ -8044,8 +8327,8 @@
         <w:tblLook w:firstRow="1" w:noVBand="1" w:lastRow="0" w:firstColumn="1" w:lastColumn="0" w:noHBand="0" w:val="04a0"/>
       </w:tblPr>
       <w:tblGrid>
-        <w:gridCol w:w="358"/>
-        <w:gridCol w:w="488"/>
+        <w:gridCol w:w="357"/>
+        <w:gridCol w:w="489"/>
         <w:gridCol w:w="283"/>
         <w:gridCol w:w="567"/>
         <w:gridCol w:w="5812"/>
@@ -8373,7 +8656,7 @@
         </w:trPr>
         <w:tc>
           <w:tcPr>
-            <w:tcW w:w="358" w:type="dxa"/>
+            <w:tcW w:w="357" w:type="dxa"/>
             <w:cnfStyle w:val="001000000000" w:firstRow="0" w:lastRow="0" w:firstColumn="1" w:lastColumn="0" w:oddVBand="0" w:evenVBand="0" w:oddHBand="0" w:evenHBand="0" w:firstRowFirstColumn="0" w:firstRowLastColumn="0" w:lastRowFirstColumn="0" w:lastRowLastColumn="0"/>
             <w:tcBorders/>
           </w:tcPr>
@@ -8421,7 +8704,7 @@
         </w:tc>
         <w:tc>
           <w:tcPr>
-            <w:tcW w:w="488" w:type="dxa"/>
+            <w:tcW w:w="489" w:type="dxa"/>
             <w:tcBorders/>
             <w:textDirection w:val="tbRl"/>
           </w:tcPr>
@@ -8725,7 +9008,7 @@
         </w:trPr>
         <w:tc>
           <w:tcPr>
-            <w:tcW w:w="358" w:type="dxa"/>
+            <w:tcW w:w="357" w:type="dxa"/>
             <w:cnfStyle w:val="001000000000" w:firstRow="0" w:lastRow="0" w:firstColumn="1" w:lastColumn="0" w:oddVBand="0" w:evenVBand="0" w:oddHBand="0" w:evenHBand="0" w:firstRowFirstColumn="0" w:firstRowLastColumn="0" w:lastRowFirstColumn="0" w:lastRowLastColumn="0"/>
             <w:tcBorders>
               <w:top w:val="nil"/>
@@ -8755,7 +9038,7 @@
         </w:tc>
         <w:tc>
           <w:tcPr>
-            <w:tcW w:w="488" w:type="dxa"/>
+            <w:tcW w:w="489" w:type="dxa"/>
             <w:tcBorders>
               <w:top w:val="nil"/>
             </w:tcBorders>
@@ -9341,7 +9624,7 @@
         </w:trPr>
         <w:tc>
           <w:tcPr>
-            <w:tcW w:w="358" w:type="dxa"/>
+            <w:tcW w:w="357" w:type="dxa"/>
             <w:cnfStyle w:val="001000000000" w:firstRow="0" w:lastRow="0" w:firstColumn="1" w:lastColumn="0" w:oddVBand="0" w:evenVBand="0" w:oddHBand="0" w:evenHBand="0" w:firstRowFirstColumn="0" w:firstRowLastColumn="0" w:lastRowFirstColumn="0" w:lastRowLastColumn="0"/>
             <w:tcBorders>
               <w:top w:val="nil"/>
@@ -9370,7 +9653,7 @@
         </w:tc>
         <w:tc>
           <w:tcPr>
-            <w:tcW w:w="488" w:type="dxa"/>
+            <w:tcW w:w="489" w:type="dxa"/>
             <w:tcBorders>
               <w:top w:val="nil"/>
             </w:tcBorders>
@@ -9914,7 +10197,7 @@
         </w:trPr>
         <w:tc>
           <w:tcPr>
-            <w:tcW w:w="358" w:type="dxa"/>
+            <w:tcW w:w="357" w:type="dxa"/>
             <w:cnfStyle w:val="001000000000" w:firstRow="0" w:lastRow="0" w:firstColumn="1" w:lastColumn="0" w:oddVBand="0" w:evenVBand="0" w:oddHBand="0" w:evenHBand="0" w:firstRowFirstColumn="0" w:firstRowLastColumn="0" w:lastRowFirstColumn="0" w:lastRowLastColumn="0"/>
             <w:tcBorders>
               <w:top w:val="nil"/>
@@ -9945,7 +10228,7 @@
         </w:tc>
         <w:tc>
           <w:tcPr>
-            <w:tcW w:w="488" w:type="dxa"/>
+            <w:tcW w:w="489" w:type="dxa"/>
             <w:tcBorders>
               <w:top w:val="nil"/>
             </w:tcBorders>
@@ -10741,7 +11024,7 @@
         </w:trPr>
         <w:tc>
           <w:tcPr>
-            <w:tcW w:w="358" w:type="dxa"/>
+            <w:tcW w:w="357" w:type="dxa"/>
             <w:cnfStyle w:val="001000000000" w:firstRow="0" w:lastRow="0" w:firstColumn="1" w:lastColumn="0" w:oddVBand="0" w:evenVBand="0" w:oddHBand="0" w:evenHBand="0" w:firstRowFirstColumn="0" w:firstRowLastColumn="0" w:lastRowFirstColumn="0" w:lastRowLastColumn="0"/>
             <w:tcBorders>
               <w:top w:val="nil"/>
@@ -10770,7 +11053,7 @@
         </w:tc>
         <w:tc>
           <w:tcPr>
-            <w:tcW w:w="488" w:type="dxa"/>
+            <w:tcW w:w="489" w:type="dxa"/>
             <w:tcBorders>
               <w:top w:val="nil"/>
             </w:tcBorders>
@@ -10939,6 +11222,148 @@
               <w:t xml:space="preserve">・「トップへ戻る」リンクの表示 </w:t>
             </w:r>
           </w:p>
+          <w:p>
+            <w:pPr>
+              <w:pStyle w:val="Style30"/>
+              <w:suppressAutoHyphens w:val="true"/>
+              <w:spacing w:before="0" w:after="0"/>
+              <w:jc w:val="start"/>
+              <w:cnfStyle w:val="000000000000" w:firstRow="0" w:lastRow="0" w:firstColumn="0" w:lastColumn="0" w:oddVBand="0" w:evenVBand="0" w:oddHBand="0" w:evenHBand="0" w:firstRowFirstColumn="0" w:firstRowLastColumn="0" w:lastRowFirstColumn="0" w:lastRowLastColumn="0"/>
+              <w:rPr>
+                <w:kern w:val="2"/>
+                <w:lang w:val="en-US" w:eastAsia="ja-JP" w:bidi="ar-SA"/>
+              </w:rPr>
+            </w:pPr>
+            <w:r>
+              <w:rPr>
+                <w:kern w:val="2"/>
+                <w:lang w:val="en-US" w:eastAsia="ja-JP" w:bidi="ar-SA"/>
+              </w:rPr>
+              <w:t>-</w:t>
+            </w:r>
+            <w:r>
+              <w:rPr>
+                <w:kern w:val="2"/>
+                <w:lang w:val="en-US" w:eastAsia="ja-JP" w:bidi="ar-SA"/>
+              </w:rPr>
+              <w:t>システム内処理</w:t>
+            </w:r>
+            <w:r>
+              <w:rPr>
+                <w:kern w:val="2"/>
+                <w:lang w:val="en-US" w:eastAsia="ja-JP" w:bidi="ar-SA"/>
+              </w:rPr>
+              <w:t>-</w:t>
+            </w:r>
+          </w:p>
+          <w:p>
+            <w:pPr>
+              <w:pStyle w:val="Style30"/>
+              <w:suppressAutoHyphens w:val="true"/>
+              <w:spacing w:before="0" w:after="0"/>
+              <w:jc w:val="start"/>
+              <w:cnfStyle w:val="000000000000" w:firstRow="0" w:lastRow="0" w:firstColumn="0" w:lastColumn="0" w:oddVBand="0" w:evenVBand="0" w:oddHBand="0" w:evenHBand="0" w:firstRowFirstColumn="0" w:firstRowLastColumn="0" w:lastRowFirstColumn="0" w:lastRowLastColumn="0"/>
+              <w:rPr>
+                <w:color w:val="FF4000"/>
+                <w:kern w:val="2"/>
+                <w:lang w:val="en-US" w:eastAsia="ja-JP" w:bidi="ar-SA"/>
+              </w:rPr>
+            </w:pPr>
+            <w:r>
+              <w:rPr>
+                <w:color w:val="FF4000"/>
+                <w:kern w:val="2"/>
+                <w:lang w:val="en-US" w:eastAsia="ja-JP" w:bidi="ar-SA"/>
+              </w:rPr>
+              <w:t>・注文が完了した際に会員にポイントを</w:t>
+            </w:r>
+            <w:r>
+              <w:rPr>
+                <w:color w:val="FF4000"/>
+                <w:kern w:val="2"/>
+                <w:lang w:val="en-US" w:eastAsia="ja-JP" w:bidi="ar-SA"/>
+              </w:rPr>
+              <w:t>100</w:t>
+            </w:r>
+            <w:r>
+              <w:rPr>
+                <w:color w:val="FF4000"/>
+                <w:kern w:val="2"/>
+                <w:lang w:val="en-US" w:eastAsia="ja-JP" w:bidi="ar-SA"/>
+              </w:rPr>
+              <w:t>円につき</w:t>
+            </w:r>
+            <w:r>
+              <w:rPr>
+                <w:color w:val="FF4000"/>
+                <w:kern w:val="2"/>
+                <w:lang w:val="en-US" w:eastAsia="ja-JP" w:bidi="ar-SA"/>
+              </w:rPr>
+              <w:t>1</w:t>
+            </w:r>
+            <w:r>
+              <w:rPr>
+                <w:color w:val="FF4000"/>
+                <w:kern w:val="2"/>
+                <w:lang w:val="en-US" w:eastAsia="ja-JP" w:bidi="ar-SA"/>
+              </w:rPr>
+              <w:t>ポイント付与する</w:t>
+            </w:r>
+          </w:p>
+          <w:p>
+            <w:pPr>
+              <w:pStyle w:val="Style30"/>
+              <w:suppressAutoHyphens w:val="true"/>
+              <w:spacing w:before="0" w:after="0"/>
+              <w:jc w:val="start"/>
+              <w:cnfStyle w:val="000000000000" w:firstRow="0" w:lastRow="0" w:firstColumn="0" w:lastColumn="0" w:oddVBand="0" w:evenVBand="0" w:oddHBand="0" w:evenHBand="0" w:firstRowFirstColumn="0" w:firstRowLastColumn="0" w:lastRowFirstColumn="0" w:lastRowLastColumn="0"/>
+              <w:rPr>
+                <w:color w:val="FF4000"/>
+                <w:kern w:val="2"/>
+                <w:lang w:val="en-US" w:eastAsia="ja-JP" w:bidi="ar-SA"/>
+              </w:rPr>
+            </w:pPr>
+            <w:r>
+              <w:rPr>
+                <w:color w:val="FF4000"/>
+                <w:kern w:val="2"/>
+                <w:lang w:val="en-US" w:eastAsia="ja-JP" w:bidi="ar-SA"/>
+              </w:rPr>
+              <w:t>・ポイント残高が</w:t>
+            </w:r>
+            <w:r>
+              <w:rPr>
+                <w:color w:val="FF4000"/>
+                <w:kern w:val="2"/>
+                <w:lang w:val="en-US" w:eastAsia="ja-JP" w:bidi="ar-SA"/>
+              </w:rPr>
+              <w:t>100</w:t>
+            </w:r>
+            <w:r>
+              <w:rPr>
+                <w:color w:val="FF4000"/>
+                <w:kern w:val="2"/>
+                <w:lang w:val="en-US" w:eastAsia="ja-JP" w:bidi="ar-SA"/>
+              </w:rPr>
+              <w:t>ポイントに到達したら全員に</w:t>
+            </w:r>
+            <w:r>
+              <w:rPr>
+                <w:color w:val="FF4000"/>
+                <w:kern w:val="2"/>
+                <w:lang w:val="en-US" w:eastAsia="ja-JP" w:bidi="ar-SA"/>
+              </w:rPr>
+              <w:t>10</w:t>
+            </w:r>
+            <w:r>
+              <w:rPr>
+                <w:color w:val="FF4000"/>
+                <w:kern w:val="2"/>
+                <w:lang w:val="en-US" w:eastAsia="ja-JP" w:bidi="ar-SA"/>
+              </w:rPr>
+              <w:t>％オフクーポンを付与する</w:t>
+            </w:r>
+          </w:p>
         </w:tc>
         <w:tc>
           <w:tcPr>
@@ -11026,11 +11451,11 @@
       </w:tr>
       <w:tr>
         <w:trPr>
-          <w:trHeight w:val="1881" w:hRule="atLeast"/>
+          <w:trHeight w:val="1518" w:hRule="atLeast"/>
         </w:trPr>
         <w:tc>
           <w:tcPr>
-            <w:tcW w:w="358" w:type="dxa"/>
+            <w:tcW w:w="357" w:type="dxa"/>
             <w:cnfStyle w:val="001000000000" w:firstRow="0" w:lastRow="0" w:firstColumn="1" w:lastColumn="0" w:oddVBand="0" w:evenVBand="0" w:oddHBand="0" w:evenHBand="0" w:firstRowFirstColumn="0" w:firstRowLastColumn="0" w:lastRowFirstColumn="0" w:lastRowLastColumn="0"/>
             <w:tcBorders>
               <w:top w:val="nil"/>
@@ -11055,12 +11480,13 @@
                 <w:kern w:val="2"/>
                 <w:lang w:val="en-US" w:eastAsia="ja-JP" w:bidi="ar-SA"/>
               </w:rPr>
-            </w:r>
-          </w:p>
-        </w:tc>
-        <w:tc>
-          <w:tcPr>
-            <w:tcW w:w="488" w:type="dxa"/>
+              <w:t>6</w:t>
+            </w:r>
+          </w:p>
+        </w:tc>
+        <w:tc>
+          <w:tcPr>
+            <w:tcW w:w="489" w:type="dxa"/>
             <w:tcBorders>
               <w:top w:val="nil"/>
             </w:tcBorders>
@@ -11084,6 +11510,7 @@
                 <w:kern w:val="2"/>
                 <w:lang w:val="en-US" w:eastAsia="ja-JP" w:bidi="ar-SA"/>
               </w:rPr>
+              <w:t>会員管理</w:t>
             </w:r>
           </w:p>
         </w:tc>
@@ -11112,6 +11539,7 @@
                 <w:kern w:val="2"/>
                 <w:lang w:val="en-US" w:eastAsia="ja-JP" w:bidi="ar-SA"/>
               </w:rPr>
+              <w:t>2</w:t>
             </w:r>
           </w:p>
         </w:tc>
@@ -11141,6 +11569,7 @@
                 <w:kern w:val="2"/>
                 <w:lang w:val="en-US" w:eastAsia="ja-JP" w:bidi="ar-SA"/>
               </w:rPr>
+              <w:t>会員詳細表示</w:t>
             </w:r>
           </w:p>
         </w:tc>
@@ -11169,6 +11598,95 @@
                 <w:kern w:val="2"/>
                 <w:lang w:val="en-US" w:eastAsia="ja-JP" w:bidi="ar-SA"/>
               </w:rPr>
+              <w:t>※</w:t>
+            </w:r>
+            <w:r>
+              <w:rPr>
+                <w:kern w:val="2"/>
+                <w:lang w:val="en-US" w:eastAsia="ja-JP" w:bidi="ar-SA"/>
+              </w:rPr>
+              <w:t xml:space="preserve">共通の処理内容について記載 </w:t>
+            </w:r>
+          </w:p>
+          <w:p>
+            <w:pPr>
+              <w:pStyle w:val="Style30"/>
+              <w:suppressAutoHyphens w:val="true"/>
+              <w:spacing w:before="0" w:after="0"/>
+              <w:jc w:val="start"/>
+              <w:cnfStyle w:val="000000000000" w:firstRow="0" w:lastRow="0" w:firstColumn="0" w:lastColumn="0" w:oddVBand="0" w:evenVBand="0" w:oddHBand="0" w:evenHBand="0" w:firstRowFirstColumn="0" w:firstRowLastColumn="0" w:lastRowFirstColumn="0" w:lastRowLastColumn="0"/>
+              <w:rPr>
+                <w:kern w:val="2"/>
+                <w:lang w:val="en-US" w:eastAsia="ja-JP" w:bidi="ar-SA"/>
+              </w:rPr>
+            </w:pPr>
+            <w:r>
+              <w:rPr>
+                <w:kern w:val="2"/>
+                <w:lang w:val="en-US" w:eastAsia="ja-JP" w:bidi="ar-SA"/>
+              </w:rPr>
+              <w:t>※</w:t>
+            </w:r>
+            <w:r>
+              <w:rPr>
+                <w:kern w:val="2"/>
+                <w:lang w:val="en-US" w:eastAsia="ja-JP" w:bidi="ar-SA"/>
+              </w:rPr>
+              <w:t xml:space="preserve">利用者種別により、異なる部分は画面ごとに記載 </w:t>
+            </w:r>
+          </w:p>
+          <w:p>
+            <w:pPr>
+              <w:pStyle w:val="Style30"/>
+              <w:suppressAutoHyphens w:val="true"/>
+              <w:spacing w:before="0" w:after="0"/>
+              <w:jc w:val="start"/>
+              <w:cnfStyle w:val="000000000000" w:firstRow="0" w:lastRow="0" w:firstColumn="0" w:lastColumn="0" w:oddVBand="0" w:evenVBand="0" w:oddHBand="0" w:evenHBand="0" w:firstRowFirstColumn="0" w:firstRowLastColumn="0" w:lastRowFirstColumn="0" w:lastRowLastColumn="0"/>
+              <w:rPr>
+                <w:kern w:val="2"/>
+                <w:lang w:val="en-US" w:eastAsia="ja-JP" w:bidi="ar-SA"/>
+              </w:rPr>
+            </w:pPr>
+            <w:r>
+              <w:rPr>
+                <w:kern w:val="2"/>
+                <w:lang w:val="en-US" w:eastAsia="ja-JP" w:bidi="ar-SA"/>
+              </w:rPr>
+              <w:t>&lt;</w:t>
+            </w:r>
+            <w:r>
+              <w:rPr>
+                <w:kern w:val="2"/>
+                <w:lang w:val="en-US" w:eastAsia="ja-JP" w:bidi="ar-SA"/>
+              </w:rPr>
+              <w:t>処理内容</w:t>
+            </w:r>
+            <w:r>
+              <w:rPr>
+                <w:kern w:val="2"/>
+                <w:lang w:val="en-US" w:eastAsia="ja-JP" w:bidi="ar-SA"/>
+              </w:rPr>
+              <w:t xml:space="preserve">&gt; </w:t>
+            </w:r>
+          </w:p>
+          <w:p>
+            <w:pPr>
+              <w:pStyle w:val="Style30"/>
+              <w:suppressAutoHyphens w:val="true"/>
+              <w:spacing w:before="0" w:after="0"/>
+              <w:jc w:val="start"/>
+              <w:cnfStyle w:val="000000000000" w:firstRow="0" w:lastRow="0" w:firstColumn="0" w:lastColumn="0" w:oddVBand="0" w:evenVBand="0" w:oddHBand="0" w:evenHBand="0" w:firstRowFirstColumn="0" w:firstRowLastColumn="0" w:lastRowFirstColumn="0" w:lastRowLastColumn="0"/>
+              <w:rPr>
+                <w:kern w:val="2"/>
+                <w:lang w:val="en-US" w:eastAsia="ja-JP" w:bidi="ar-SA"/>
+              </w:rPr>
+            </w:pPr>
+            <w:r>
+              <w:rPr>
+                <w:kern w:val="2"/>
+                <w:lang w:val="en-US" w:eastAsia="ja-JP" w:bidi="ar-SA"/>
+              </w:rPr>
+              <w:t xml:space="preserve">・該当する会員情報の詳細を取得し、表示 ・パスワードは表示しない </w:t>
             </w:r>
           </w:p>
         </w:tc>
@@ -11197,6 +11715,7 @@
                 <w:kern w:val="2"/>
                 <w:lang w:val="en-US" w:eastAsia="ja-JP" w:bidi="ar-SA"/>
               </w:rPr>
+              <w:t>-</w:t>
             </w:r>
           </w:p>
         </w:tc>
@@ -11225,6 +11744,7 @@
                 <w:kern w:val="2"/>
                 <w:lang w:val="en-US" w:eastAsia="ja-JP" w:bidi="ar-SA"/>
               </w:rPr>
+              <w:t>-</w:t>
             </w:r>
           </w:p>
         </w:tc>
@@ -11253,6 +11773,27 @@
                 <w:kern w:val="2"/>
                 <w:lang w:val="en-US" w:eastAsia="ja-JP" w:bidi="ar-SA"/>
               </w:rPr>
+              <w:t>一般会員運用管理者</w:t>
+            </w:r>
+          </w:p>
+          <w:p>
+            <w:pPr>
+              <w:pStyle w:val="Style30"/>
+              <w:suppressAutoHyphens w:val="true"/>
+              <w:spacing w:before="0" w:after="0"/>
+              <w:jc w:val="start"/>
+              <w:cnfStyle w:val="000000000000" w:firstRow="0" w:lastRow="0" w:firstColumn="0" w:lastColumn="0" w:oddVBand="0" w:evenVBand="0" w:oddHBand="0" w:evenHBand="0" w:firstRowFirstColumn="0" w:firstRowLastColumn="0" w:lastRowFirstColumn="0" w:lastRowLastColumn="0"/>
+              <w:rPr>
+                <w:kern w:val="2"/>
+                <w:lang w:val="en-US" w:eastAsia="ja-JP" w:bidi="ar-SA"/>
+              </w:rPr>
+            </w:pPr>
+            <w:r>
+              <w:rPr>
+                <w:kern w:val="2"/>
+                <w:lang w:val="en-US" w:eastAsia="ja-JP" w:bidi="ar-SA"/>
+              </w:rPr>
+              <w:t>システム管理者</w:t>
             </w:r>
           </w:p>
         </w:tc>
@@ -11263,7 +11804,7 @@
         </w:trPr>
         <w:tc>
           <w:tcPr>
-            <w:tcW w:w="358" w:type="dxa"/>
+            <w:tcW w:w="357" w:type="dxa"/>
             <w:cnfStyle w:val="001000000000" w:firstRow="0" w:lastRow="0" w:firstColumn="1" w:lastColumn="0" w:oddVBand="0" w:evenVBand="0" w:oddHBand="0" w:evenHBand="0" w:firstRowFirstColumn="0" w:firstRowLastColumn="0" w:lastRowFirstColumn="0" w:lastRowLastColumn="0"/>
             <w:tcBorders>
               <w:top w:val="nil"/>
@@ -11292,7 +11833,7 @@
         </w:tc>
         <w:tc>
           <w:tcPr>
-            <w:tcW w:w="488" w:type="dxa"/>
+            <w:tcW w:w="489" w:type="dxa"/>
             <w:tcBorders>
               <w:top w:val="nil"/>
             </w:tcBorders>
@@ -11397,6 +11938,151 @@
                 <w:kern w:val="2"/>
                 <w:lang w:val="en-US" w:eastAsia="ja-JP" w:bidi="ar-SA"/>
               </w:rPr>
+              <w:t>&lt;</w:t>
+            </w:r>
+            <w:r>
+              <w:rPr>
+                <w:kern w:val="2"/>
+                <w:lang w:val="en-US" w:eastAsia="ja-JP" w:bidi="ar-SA"/>
+              </w:rPr>
+              <w:t>利用タイミング</w:t>
+            </w:r>
+            <w:r>
+              <w:rPr>
+                <w:kern w:val="2"/>
+                <w:lang w:val="en-US" w:eastAsia="ja-JP" w:bidi="ar-SA"/>
+              </w:rPr>
+              <w:t xml:space="preserve">&gt; </w:t>
+            </w:r>
+          </w:p>
+          <w:p>
+            <w:pPr>
+              <w:pStyle w:val="Style30"/>
+              <w:suppressAutoHyphens w:val="true"/>
+              <w:spacing w:before="0" w:after="0"/>
+              <w:jc w:val="start"/>
+              <w:cnfStyle w:val="000000000000" w:firstRow="0" w:lastRow="0" w:firstColumn="0" w:lastColumn="0" w:oddVBand="0" w:evenVBand="0" w:oddHBand="0" w:evenHBand="0" w:firstRowFirstColumn="0" w:firstRowLastColumn="0" w:lastRowFirstColumn="0" w:lastRowLastColumn="0"/>
+              <w:rPr>
+                <w:kern w:val="2"/>
+                <w:lang w:val="en-US" w:eastAsia="ja-JP" w:bidi="ar-SA"/>
+              </w:rPr>
+            </w:pPr>
+            <w:r>
+              <w:rPr>
+                <w:kern w:val="2"/>
+                <w:lang w:val="en-US" w:eastAsia="ja-JP" w:bidi="ar-SA"/>
+              </w:rPr>
+              <w:t xml:space="preserve">・ヘッダ 会員氏名 クリック時 </w:t>
+            </w:r>
+          </w:p>
+          <w:p>
+            <w:pPr>
+              <w:pStyle w:val="Style30"/>
+              <w:suppressAutoHyphens w:val="true"/>
+              <w:spacing w:before="0" w:after="0"/>
+              <w:jc w:val="start"/>
+              <w:cnfStyle w:val="000000000000" w:firstRow="0" w:lastRow="0" w:firstColumn="0" w:lastColumn="0" w:oddVBand="0" w:evenVBand="0" w:oddHBand="0" w:evenHBand="0" w:firstRowFirstColumn="0" w:firstRowLastColumn="0" w:lastRowFirstColumn="0" w:lastRowLastColumn="0"/>
+              <w:rPr>
+                <w:kern w:val="2"/>
+                <w:lang w:val="en-US" w:eastAsia="ja-JP" w:bidi="ar-SA"/>
+              </w:rPr>
+            </w:pPr>
+            <w:r>
+              <w:rPr>
+                <w:kern w:val="2"/>
+                <w:lang w:val="en-US" w:eastAsia="ja-JP" w:bidi="ar-SA"/>
+              </w:rPr>
+              <w:t>&lt;</w:t>
+            </w:r>
+            <w:r>
+              <w:rPr>
+                <w:kern w:val="2"/>
+                <w:lang w:val="en-US" w:eastAsia="ja-JP" w:bidi="ar-SA"/>
+              </w:rPr>
+              <w:t>処理内容</w:t>
+            </w:r>
+            <w:r>
+              <w:rPr>
+                <w:kern w:val="2"/>
+                <w:lang w:val="en-US" w:eastAsia="ja-JP" w:bidi="ar-SA"/>
+              </w:rPr>
+              <w:t xml:space="preserve">&gt; </w:t>
+            </w:r>
+          </w:p>
+          <w:p>
+            <w:pPr>
+              <w:pStyle w:val="Style30"/>
+              <w:suppressAutoHyphens w:val="true"/>
+              <w:spacing w:before="0" w:after="0"/>
+              <w:jc w:val="start"/>
+              <w:cnfStyle w:val="000000000000" w:firstRow="0" w:lastRow="0" w:firstColumn="0" w:lastColumn="0" w:oddVBand="0" w:evenVBand="0" w:oddHBand="0" w:evenHBand="0" w:firstRowFirstColumn="0" w:firstRowLastColumn="0" w:lastRowFirstColumn="0" w:lastRowLastColumn="0"/>
+              <w:rPr>
+                <w:kern w:val="2"/>
+                <w:lang w:val="en-US" w:eastAsia="ja-JP" w:bidi="ar-SA"/>
+              </w:rPr>
+            </w:pPr>
+            <w:r>
+              <w:rPr>
+                <w:kern w:val="2"/>
+                <w:lang w:val="en-US" w:eastAsia="ja-JP" w:bidi="ar-SA"/>
+              </w:rPr>
+              <w:t xml:space="preserve">・「変更」、「退会」ボタンを表示 </w:t>
+            </w:r>
+          </w:p>
+          <w:p>
+            <w:pPr>
+              <w:pStyle w:val="Style30"/>
+              <w:suppressAutoHyphens w:val="true"/>
+              <w:spacing w:before="0" w:after="0"/>
+              <w:jc w:val="start"/>
+              <w:cnfStyle w:val="000000000000" w:firstRow="0" w:lastRow="0" w:firstColumn="0" w:lastColumn="0" w:oddVBand="0" w:evenVBand="0" w:oddHBand="0" w:evenHBand="0" w:firstRowFirstColumn="0" w:firstRowLastColumn="0" w:lastRowFirstColumn="0" w:lastRowLastColumn="0"/>
+              <w:rPr>
+                <w:kern w:val="2"/>
+                <w:lang w:val="en-US" w:eastAsia="ja-JP" w:bidi="ar-SA"/>
+              </w:rPr>
+            </w:pPr>
+            <w:r>
+              <w:rPr>
+                <w:kern w:val="2"/>
+                <w:lang w:val="en-US" w:eastAsia="ja-JP" w:bidi="ar-SA"/>
+              </w:rPr>
+              <w:t>-</w:t>
+            </w:r>
+            <w:r>
+              <w:rPr>
+                <w:kern w:val="2"/>
+                <w:lang w:val="en-US" w:eastAsia="ja-JP" w:bidi="ar-SA"/>
+              </w:rPr>
+              <w:t>画面表示</w:t>
+            </w:r>
+            <w:r>
+              <w:rPr>
+                <w:kern w:val="2"/>
+                <w:lang w:val="en-US" w:eastAsia="ja-JP" w:bidi="ar-SA"/>
+              </w:rPr>
+              <w:t>-</w:t>
+            </w:r>
+          </w:p>
+          <w:p>
+            <w:pPr>
+              <w:pStyle w:val="Style30"/>
+              <w:suppressAutoHyphens w:val="true"/>
+              <w:spacing w:before="0" w:after="0"/>
+              <w:jc w:val="start"/>
+              <w:cnfStyle w:val="000000000000" w:firstRow="0" w:lastRow="0" w:firstColumn="0" w:lastColumn="0" w:oddVBand="0" w:evenVBand="0" w:oddHBand="0" w:evenHBand="0" w:firstRowFirstColumn="0" w:firstRowLastColumn="0" w:lastRowFirstColumn="0" w:lastRowLastColumn="0"/>
+              <w:rPr>
+                <w:color w:val="FF4000"/>
+                <w:kern w:val="2"/>
+                <w:lang w:val="en-US" w:eastAsia="ja-JP" w:bidi="ar-SA"/>
+              </w:rPr>
+            </w:pPr>
+            <w:r>
+              <w:rPr>
+                <w:color w:val="FF4000"/>
+                <w:kern w:val="2"/>
+                <w:lang w:val="en-US" w:eastAsia="ja-JP" w:bidi="ar-SA"/>
+              </w:rPr>
+              <w:t>・会員は自分の会員情報画面で獲得済みのポイント、クーポンを確認できる</w:t>
             </w:r>
           </w:p>
         </w:tc>
@@ -11424,6 +12110,7 @@
                 <w:kern w:val="2"/>
                 <w:lang w:val="en-US" w:eastAsia="ja-JP" w:bidi="ar-SA"/>
               </w:rPr>
+              <w:t xml:space="preserve">6-2-1-2 </w:t>
             </w:r>
           </w:p>
         </w:tc>
@@ -11451,6 +12138,7 @@
                 <w:kern w:val="2"/>
                 <w:lang w:val="en-US" w:eastAsia="ja-JP" w:bidi="ar-SA"/>
               </w:rPr>
+              <w:t>会員詳細画面</w:t>
             </w:r>
           </w:p>
         </w:tc>
@@ -11478,6 +12166,7 @@
                 <w:kern w:val="2"/>
                 <w:lang w:val="en-US" w:eastAsia="ja-JP" w:bidi="ar-SA"/>
               </w:rPr>
+              <w:t>一般会員</w:t>
             </w:r>
           </w:p>
         </w:tc>
@@ -11488,7 +12177,7 @@
         </w:trPr>
         <w:tc>
           <w:tcPr>
-            <w:tcW w:w="358" w:type="dxa"/>
+            <w:tcW w:w="357" w:type="dxa"/>
             <w:cnfStyle w:val="001000000000" w:firstRow="0" w:lastRow="0" w:firstColumn="1" w:lastColumn="0" w:oddVBand="0" w:evenVBand="0" w:oddHBand="0" w:evenHBand="0" w:firstRowFirstColumn="0" w:firstRowLastColumn="0" w:lastRowFirstColumn="0" w:lastRowLastColumn="0"/>
             <w:tcBorders>
               <w:top w:val="nil"/>
@@ -11503,6 +12192,7 @@
               <w:jc w:val="start"/>
               <w:rPr>
                 <w:b w:val="false"/>
+                <w:color w:val="FF4000"/>
                 <w:kern w:val="2"/>
                 <w:lang w:val="en-US" w:eastAsia="ja-JP" w:bidi="ar-SA"/>
               </w:rPr>
@@ -11510,15 +12200,17 @@
             <w:r>
               <w:rPr>
                 <w:b w:val="false"/>
-                <w:kern w:val="2"/>
-                <w:lang w:val="en-US" w:eastAsia="ja-JP" w:bidi="ar-SA"/>
-              </w:rPr>
-            </w:r>
-          </w:p>
-        </w:tc>
-        <w:tc>
-          <w:tcPr>
-            <w:tcW w:w="488" w:type="dxa"/>
+                <w:color w:val="FF4000"/>
+                <w:kern w:val="2"/>
+                <w:lang w:val="en-US" w:eastAsia="ja-JP" w:bidi="ar-SA"/>
+              </w:rPr>
+              <w:t>7</w:t>
+            </w:r>
+          </w:p>
+        </w:tc>
+        <w:tc>
+          <w:tcPr>
+            <w:tcW w:w="489" w:type="dxa"/>
             <w:tcBorders>
               <w:top w:val="nil"/>
             </w:tcBorders>
@@ -11533,15 +12225,18 @@
               <w:jc w:val="start"/>
               <w:cnfStyle w:val="000000000000" w:firstRow="0" w:lastRow="0" w:firstColumn="0" w:lastColumn="0" w:oddVBand="0" w:evenVBand="0" w:oddHBand="0" w:evenHBand="0" w:firstRowFirstColumn="0" w:firstRowLastColumn="0" w:lastRowFirstColumn="0" w:lastRowLastColumn="0"/>
               <w:rPr>
-                <w:kern w:val="2"/>
-                <w:lang w:val="en-US" w:eastAsia="ja-JP" w:bidi="ar-SA"/>
-              </w:rPr>
-            </w:pPr>
-            <w:r>
-              <w:rPr>
-                <w:kern w:val="2"/>
-                <w:lang w:val="en-US" w:eastAsia="ja-JP" w:bidi="ar-SA"/>
-              </w:rPr>
+                <w:color w:val="FF4000"/>
+                <w:kern w:val="2"/>
+                <w:lang w:val="en-US" w:eastAsia="ja-JP" w:bidi="ar-SA"/>
+              </w:rPr>
+            </w:pPr>
+            <w:r>
+              <w:rPr>
+                <w:color w:val="FF4000"/>
+                <w:kern w:val="2"/>
+                <w:lang w:val="en-US" w:eastAsia="ja-JP" w:bidi="ar-SA"/>
+              </w:rPr>
+              <w:t>タイムセール</w:t>
             </w:r>
           </w:p>
         </w:tc>
@@ -11561,15 +12256,18 @@
               <w:jc w:val="start"/>
               <w:cnfStyle w:val="000000000000" w:firstRow="0" w:lastRow="0" w:firstColumn="0" w:lastColumn="0" w:oddVBand="0" w:evenVBand="0" w:oddHBand="0" w:evenHBand="0" w:firstRowFirstColumn="0" w:firstRowLastColumn="0" w:lastRowFirstColumn="0" w:lastRowLastColumn="0"/>
               <w:rPr>
-                <w:kern w:val="2"/>
-                <w:lang w:val="en-US" w:eastAsia="ja-JP" w:bidi="ar-SA"/>
-              </w:rPr>
-            </w:pPr>
-            <w:r>
-              <w:rPr>
-                <w:kern w:val="2"/>
-                <w:lang w:val="en-US" w:eastAsia="ja-JP" w:bidi="ar-SA"/>
-              </w:rPr>
+                <w:color w:val="FF4000"/>
+                <w:kern w:val="2"/>
+                <w:lang w:val="en-US" w:eastAsia="ja-JP" w:bidi="ar-SA"/>
+              </w:rPr>
+            </w:pPr>
+            <w:r>
+              <w:rPr>
+                <w:color w:val="FF4000"/>
+                <w:kern w:val="2"/>
+                <w:lang w:val="en-US" w:eastAsia="ja-JP" w:bidi="ar-SA"/>
+              </w:rPr>
+              <w:t>1</w:t>
             </w:r>
           </w:p>
         </w:tc>
@@ -11590,15 +12288,18 @@
               <w:jc w:val="start"/>
               <w:cnfStyle w:val="000000000000" w:firstRow="0" w:lastRow="0" w:firstColumn="0" w:lastColumn="0" w:oddVBand="0" w:evenVBand="0" w:oddHBand="0" w:evenHBand="0" w:firstRowFirstColumn="0" w:firstRowLastColumn="0" w:lastRowFirstColumn="0" w:lastRowLastColumn="0"/>
               <w:rPr>
-                <w:kern w:val="2"/>
-                <w:lang w:val="en-US" w:eastAsia="ja-JP" w:bidi="ar-SA"/>
-              </w:rPr>
-            </w:pPr>
-            <w:r>
-              <w:rPr>
-                <w:kern w:val="2"/>
-                <w:lang w:val="en-US" w:eastAsia="ja-JP" w:bidi="ar-SA"/>
-              </w:rPr>
+                <w:color w:val="FF4000"/>
+                <w:kern w:val="2"/>
+                <w:lang w:val="en-US" w:eastAsia="ja-JP" w:bidi="ar-SA"/>
+              </w:rPr>
+            </w:pPr>
+            <w:r>
+              <w:rPr>
+                <w:color w:val="FF4000"/>
+                <w:kern w:val="2"/>
+                <w:lang w:val="en-US" w:eastAsia="ja-JP" w:bidi="ar-SA"/>
+              </w:rPr>
+              <w:t>セール表示</w:t>
             </w:r>
           </w:p>
         </w:tc>
@@ -11618,15 +12319,84 @@
               <w:jc w:val="start"/>
               <w:cnfStyle w:val="000000000000" w:firstRow="0" w:lastRow="0" w:firstColumn="0" w:lastColumn="0" w:oddVBand="0" w:evenVBand="0" w:oddHBand="0" w:evenHBand="0" w:firstRowFirstColumn="0" w:firstRowLastColumn="0" w:lastRowFirstColumn="0" w:lastRowLastColumn="0"/>
               <w:rPr>
-                <w:kern w:val="2"/>
-                <w:lang w:val="en-US" w:eastAsia="ja-JP" w:bidi="ar-SA"/>
-              </w:rPr>
-            </w:pPr>
-            <w:r>
-              <w:rPr>
-                <w:kern w:val="2"/>
-                <w:lang w:val="en-US" w:eastAsia="ja-JP" w:bidi="ar-SA"/>
-              </w:rPr>
+                <w:color w:val="FF4000"/>
+                <w:kern w:val="2"/>
+                <w:lang w:val="en-US" w:eastAsia="ja-JP" w:bidi="ar-SA"/>
+              </w:rPr>
+            </w:pPr>
+            <w:r>
+              <w:rPr>
+                <w:color w:val="FF4000"/>
+                <w:kern w:val="2"/>
+                <w:lang w:val="en-US" w:eastAsia="ja-JP" w:bidi="ar-SA"/>
+              </w:rPr>
+              <w:t>＜利用タイミング＞</w:t>
+            </w:r>
+          </w:p>
+          <w:p>
+            <w:pPr>
+              <w:pStyle w:val="Style30"/>
+              <w:suppressAutoHyphens w:val="true"/>
+              <w:spacing w:before="0" w:after="0"/>
+              <w:jc w:val="start"/>
+              <w:cnfStyle w:val="000000000000" w:firstRow="0" w:lastRow="0" w:firstColumn="0" w:lastColumn="0" w:oddVBand="0" w:evenVBand="0" w:oddHBand="0" w:evenHBand="0" w:firstRowFirstColumn="0" w:firstRowLastColumn="0" w:lastRowFirstColumn="0" w:lastRowLastColumn="0"/>
+              <w:rPr>
+                <w:color w:val="FF4000"/>
+                <w:kern w:val="2"/>
+                <w:lang w:val="en-US" w:eastAsia="ja-JP" w:bidi="ar-SA"/>
+              </w:rPr>
+            </w:pPr>
+            <w:r>
+              <w:rPr>
+                <w:color w:val="FF4000"/>
+                <w:kern w:val="2"/>
+                <w:lang w:val="en-US" w:eastAsia="ja-JP" w:bidi="ar-SA"/>
+              </w:rPr>
+              <w:t>・サイトにアクセスされたとき</w:t>
+            </w:r>
+          </w:p>
+          <w:p>
+            <w:pPr>
+              <w:pStyle w:val="Style30"/>
+              <w:suppressAutoHyphens w:val="true"/>
+              <w:spacing w:before="0" w:after="0"/>
+              <w:jc w:val="start"/>
+              <w:cnfStyle w:val="000000000000" w:firstRow="0" w:lastRow="0" w:firstColumn="0" w:lastColumn="0" w:oddVBand="0" w:evenVBand="0" w:oddHBand="0" w:evenHBand="0" w:firstRowFirstColumn="0" w:firstRowLastColumn="0" w:lastRowFirstColumn="0" w:lastRowLastColumn="0"/>
+              <w:rPr>
+                <w:color w:val="FF4000"/>
+                <w:kern w:val="2"/>
+                <w:lang w:val="en-US" w:eastAsia="ja-JP" w:bidi="ar-SA"/>
+              </w:rPr>
+            </w:pPr>
+            <w:r>
+              <w:rPr>
+                <w:color w:val="FF4000"/>
+                <w:kern w:val="2"/>
+                <w:lang w:val="en-US" w:eastAsia="ja-JP" w:bidi="ar-SA"/>
+              </w:rPr>
+              <w:t>＜処理内容＞</w:t>
+            </w:r>
+          </w:p>
+          <w:p>
+            <w:pPr>
+              <w:pStyle w:val="Style30"/>
+              <w:suppressAutoHyphens w:val="true"/>
+              <w:spacing w:before="0" w:after="0"/>
+              <w:jc w:val="start"/>
+              <w:cnfStyle w:val="000000000000" w:firstRow="0" w:lastRow="0" w:firstColumn="0" w:lastColumn="0" w:oddVBand="0" w:evenVBand="0" w:oddHBand="0" w:evenHBand="0" w:firstRowFirstColumn="0" w:firstRowLastColumn="0" w:lastRowFirstColumn="0" w:lastRowLastColumn="0"/>
+              <w:rPr>
+                <w:color w:val="FF4000"/>
+                <w:kern w:val="2"/>
+                <w:lang w:val="en-US" w:eastAsia="ja-JP" w:bidi="ar-SA"/>
+              </w:rPr>
+            </w:pPr>
+            <w:r>
+              <w:rPr>
+                <w:color w:val="FF4000"/>
+                <w:kern w:val="2"/>
+                <w:lang w:val="en-US" w:eastAsia="ja-JP" w:bidi="ar-SA"/>
+              </w:rPr>
+              <w:t>・非会員、会員にヘッダでタイムセール情報が表示される</w:t>
             </w:r>
           </w:p>
         </w:tc>
@@ -11646,15 +12416,26 @@
               <w:jc w:val="start"/>
               <w:cnfStyle w:val="000000000000" w:firstRow="0" w:lastRow="0" w:firstColumn="0" w:lastColumn="0" w:oddVBand="0" w:evenVBand="0" w:oddHBand="0" w:evenHBand="0" w:firstRowFirstColumn="0" w:firstRowLastColumn="0" w:lastRowFirstColumn="0" w:lastRowLastColumn="0"/>
               <w:rPr>
-                <w:kern w:val="2"/>
-                <w:lang w:val="en-US" w:eastAsia="ja-JP" w:bidi="ar-SA"/>
-              </w:rPr>
-            </w:pPr>
-            <w:r>
-              <w:rPr>
-                <w:kern w:val="2"/>
-                <w:lang w:val="en-US" w:eastAsia="ja-JP" w:bidi="ar-SA"/>
-              </w:rPr>
+                <w:color w:val="FF4000"/>
+                <w:kern w:val="2"/>
+                <w:lang w:val="en-US" w:eastAsia="ja-JP" w:bidi="ar-SA"/>
+              </w:rPr>
+            </w:pPr>
+            <w:r>
+              <w:rPr>
+                <w:color w:val="FF4000"/>
+                <w:kern w:val="2"/>
+                <w:lang w:val="en-US" w:eastAsia="ja-JP" w:bidi="ar-SA"/>
+              </w:rPr>
+              <w:t xml:space="preserve"> </w:t>
+            </w:r>
+            <w:r>
+              <w:rPr>
+                <w:color w:val="FF4000"/>
+                <w:kern w:val="2"/>
+                <w:lang w:val="en-US" w:eastAsia="ja-JP" w:bidi="ar-SA"/>
+              </w:rPr>
+              <w:t>-</w:t>
             </w:r>
           </w:p>
         </w:tc>
@@ -11674,15 +12455,18 @@
               <w:jc w:val="start"/>
               <w:cnfStyle w:val="000000000000" w:firstRow="0" w:lastRow="0" w:firstColumn="0" w:lastColumn="0" w:oddVBand="0" w:evenVBand="0" w:oddHBand="0" w:evenHBand="0" w:firstRowFirstColumn="0" w:firstRowLastColumn="0" w:lastRowFirstColumn="0" w:lastRowLastColumn="0"/>
               <w:rPr>
-                <w:kern w:val="2"/>
-                <w:lang w:val="en-US" w:eastAsia="ja-JP" w:bidi="ar-SA"/>
-              </w:rPr>
-            </w:pPr>
-            <w:r>
-              <w:rPr>
-                <w:kern w:val="2"/>
-                <w:lang w:val="en-US" w:eastAsia="ja-JP" w:bidi="ar-SA"/>
-              </w:rPr>
+                <w:color w:val="FF4000"/>
+                <w:kern w:val="2"/>
+                <w:lang w:val="en-US" w:eastAsia="ja-JP" w:bidi="ar-SA"/>
+              </w:rPr>
+            </w:pPr>
+            <w:r>
+              <w:rPr>
+                <w:color w:val="FF4000"/>
+                <w:kern w:val="2"/>
+                <w:lang w:val="en-US" w:eastAsia="ja-JP" w:bidi="ar-SA"/>
+              </w:rPr>
+              <w:t>ヘッダ</w:t>
             </w:r>
           </w:p>
         </w:tc>
@@ -11702,240 +12486,18 @@
               <w:jc w:val="start"/>
               <w:cnfStyle w:val="000000000000" w:firstRow="0" w:lastRow="0" w:firstColumn="0" w:lastColumn="0" w:oddVBand="0" w:evenVBand="0" w:oddHBand="0" w:evenHBand="0" w:firstRowFirstColumn="0" w:firstRowLastColumn="0" w:lastRowFirstColumn="0" w:lastRowLastColumn="0"/>
               <w:rPr>
-                <w:kern w:val="2"/>
-                <w:lang w:val="en-US" w:eastAsia="ja-JP" w:bidi="ar-SA"/>
-              </w:rPr>
-            </w:pPr>
-            <w:r>
-              <w:rPr>
-                <w:kern w:val="2"/>
-                <w:lang w:val="en-US" w:eastAsia="ja-JP" w:bidi="ar-SA"/>
-              </w:rPr>
-            </w:r>
-          </w:p>
-        </w:tc>
-      </w:tr>
-      <w:tr>
-        <w:trPr>
-          <w:trHeight w:val="1881" w:hRule="atLeast"/>
-        </w:trPr>
-        <w:tc>
-          <w:tcPr>
-            <w:tcW w:w="358" w:type="dxa"/>
-            <w:cnfStyle w:val="001000000000" w:firstRow="0" w:lastRow="0" w:firstColumn="1" w:lastColumn="0" w:oddVBand="0" w:evenVBand="0" w:oddHBand="0" w:evenHBand="0" w:firstRowFirstColumn="0" w:firstRowLastColumn="0" w:lastRowFirstColumn="0" w:lastRowLastColumn="0"/>
-            <w:tcBorders>
-              <w:top w:val="nil"/>
-            </w:tcBorders>
-          </w:tcPr>
-          <w:p>
-            <w:pPr>
-              <w:pStyle w:val="Style30"/>
-              <w:suppressAutoHyphens w:val="true"/>
-              <w:spacing w:before="0" w:after="0"/>
-              <w:jc w:val="start"/>
-              <w:rPr>
-                <w:b w:val="false"/>
-                <w:kern w:val="2"/>
-                <w:lang w:val="en-US" w:eastAsia="ja-JP" w:bidi="ar-SA"/>
-              </w:rPr>
-            </w:pPr>
-            <w:r>
-              <w:rPr>
-                <w:b w:val="false"/>
-                <w:kern w:val="2"/>
-                <w:lang w:val="en-US" w:eastAsia="ja-JP" w:bidi="ar-SA"/>
-              </w:rPr>
-            </w:r>
-          </w:p>
-        </w:tc>
-        <w:tc>
-          <w:tcPr>
-            <w:tcW w:w="488" w:type="dxa"/>
-            <w:tcBorders>
-              <w:top w:val="nil"/>
-            </w:tcBorders>
-            <w:textDirection w:val="tbRl"/>
-          </w:tcPr>
-          <w:p>
-            <w:pPr>
-              <w:pStyle w:val="Style30"/>
-              <w:suppressAutoHyphens w:val="true"/>
-              <w:spacing w:before="0" w:after="0"/>
-              <w:jc w:val="start"/>
-              <w:cnfStyle w:val="000000000000" w:firstRow="0" w:lastRow="0" w:firstColumn="0" w:lastColumn="0" w:oddVBand="0" w:evenVBand="0" w:oddHBand="0" w:evenHBand="0" w:firstRowFirstColumn="0" w:firstRowLastColumn="0" w:lastRowFirstColumn="0" w:lastRowLastColumn="0"/>
-              <w:rPr>
-                <w:kern w:val="2"/>
-                <w:lang w:val="en-US" w:eastAsia="ja-JP" w:bidi="ar-SA"/>
-              </w:rPr>
-            </w:pPr>
-            <w:r>
-              <w:rPr>
-                <w:kern w:val="2"/>
-                <w:lang w:val="en-US" w:eastAsia="ja-JP" w:bidi="ar-SA"/>
-              </w:rPr>
-            </w:r>
-          </w:p>
-        </w:tc>
-        <w:tc>
-          <w:tcPr>
-            <w:tcW w:w="283" w:type="dxa"/>
-            <w:tcBorders>
-              <w:top w:val="nil"/>
-            </w:tcBorders>
-          </w:tcPr>
-          <w:p>
-            <w:pPr>
-              <w:pStyle w:val="Style30"/>
-              <w:suppressAutoHyphens w:val="true"/>
-              <w:spacing w:before="0" w:after="0"/>
-              <w:jc w:val="start"/>
-              <w:cnfStyle w:val="000000000000" w:firstRow="0" w:lastRow="0" w:firstColumn="0" w:lastColumn="0" w:oddVBand="0" w:evenVBand="0" w:oddHBand="0" w:evenHBand="0" w:firstRowFirstColumn="0" w:firstRowLastColumn="0" w:lastRowFirstColumn="0" w:lastRowLastColumn="0"/>
-              <w:rPr>
-                <w:kern w:val="2"/>
-                <w:lang w:val="en-US" w:eastAsia="ja-JP" w:bidi="ar-SA"/>
-              </w:rPr>
-            </w:pPr>
-            <w:r>
-              <w:rPr>
-                <w:kern w:val="2"/>
-                <w:lang w:val="en-US" w:eastAsia="ja-JP" w:bidi="ar-SA"/>
-              </w:rPr>
-            </w:r>
-          </w:p>
-        </w:tc>
-        <w:tc>
-          <w:tcPr>
-            <w:tcW w:w="567" w:type="dxa"/>
-            <w:tcBorders>
-              <w:top w:val="nil"/>
-            </w:tcBorders>
-            <w:textDirection w:val="tbRl"/>
-          </w:tcPr>
-          <w:p>
-            <w:pPr>
-              <w:pStyle w:val="Style30"/>
-              <w:suppressAutoHyphens w:val="true"/>
-              <w:spacing w:before="0" w:after="0"/>
-              <w:jc w:val="start"/>
-              <w:cnfStyle w:val="000000000000" w:firstRow="0" w:lastRow="0" w:firstColumn="0" w:lastColumn="0" w:oddVBand="0" w:evenVBand="0" w:oddHBand="0" w:evenHBand="0" w:firstRowFirstColumn="0" w:firstRowLastColumn="0" w:lastRowFirstColumn="0" w:lastRowLastColumn="0"/>
-              <w:rPr>
-                <w:kern w:val="2"/>
-                <w:lang w:val="en-US" w:eastAsia="ja-JP" w:bidi="ar-SA"/>
-              </w:rPr>
-            </w:pPr>
-            <w:r>
-              <w:rPr>
-                <w:kern w:val="2"/>
-                <w:lang w:val="en-US" w:eastAsia="ja-JP" w:bidi="ar-SA"/>
-              </w:rPr>
-            </w:r>
-          </w:p>
-        </w:tc>
-        <w:tc>
-          <w:tcPr>
-            <w:tcW w:w="5812" w:type="dxa"/>
-            <w:tcBorders>
-              <w:top w:val="nil"/>
-            </w:tcBorders>
-          </w:tcPr>
-          <w:p>
-            <w:pPr>
-              <w:pStyle w:val="Style30"/>
-              <w:suppressAutoHyphens w:val="true"/>
-              <w:spacing w:before="0" w:after="0"/>
-              <w:jc w:val="start"/>
-              <w:cnfStyle w:val="000000000000" w:firstRow="0" w:lastRow="0" w:firstColumn="0" w:lastColumn="0" w:oddVBand="0" w:evenVBand="0" w:oddHBand="0" w:evenHBand="0" w:firstRowFirstColumn="0" w:firstRowLastColumn="0" w:lastRowFirstColumn="0" w:lastRowLastColumn="0"/>
-              <w:rPr>
-                <w:kern w:val="2"/>
-                <w:lang w:val="en-US" w:eastAsia="ja-JP" w:bidi="ar-SA"/>
-              </w:rPr>
-            </w:pPr>
-            <w:r>
-              <w:rPr>
-                <w:kern w:val="2"/>
-                <w:lang w:val="en-US" w:eastAsia="ja-JP" w:bidi="ar-SA"/>
-              </w:rPr>
-            </w:r>
-          </w:p>
-        </w:tc>
-        <w:tc>
-          <w:tcPr>
-            <w:tcW w:w="992" w:type="dxa"/>
-            <w:tcBorders>
-              <w:top w:val="nil"/>
-            </w:tcBorders>
-          </w:tcPr>
-          <w:p>
-            <w:pPr>
-              <w:pStyle w:val="Style30"/>
-              <w:suppressAutoHyphens w:val="true"/>
-              <w:spacing w:before="0" w:after="0"/>
-              <w:jc w:val="start"/>
-              <w:cnfStyle w:val="000000000000" w:firstRow="0" w:lastRow="0" w:firstColumn="0" w:lastColumn="0" w:oddVBand="0" w:evenVBand="0" w:oddHBand="0" w:evenHBand="0" w:firstRowFirstColumn="0" w:firstRowLastColumn="0" w:lastRowFirstColumn="0" w:lastRowLastColumn="0"/>
-              <w:rPr>
-                <w:kern w:val="2"/>
-                <w:lang w:val="en-US" w:eastAsia="ja-JP" w:bidi="ar-SA"/>
-              </w:rPr>
-            </w:pPr>
-            <w:r>
-              <w:rPr>
-                <w:kern w:val="2"/>
-                <w:lang w:val="en-US" w:eastAsia="ja-JP" w:bidi="ar-SA"/>
-              </w:rPr>
-            </w:r>
-          </w:p>
-        </w:tc>
-        <w:tc>
-          <w:tcPr>
-            <w:tcW w:w="993" w:type="dxa"/>
-            <w:tcBorders>
-              <w:top w:val="nil"/>
-            </w:tcBorders>
-          </w:tcPr>
-          <w:p>
-            <w:pPr>
-              <w:pStyle w:val="Style30"/>
-              <w:suppressAutoHyphens w:val="true"/>
-              <w:spacing w:before="0" w:after="0"/>
-              <w:jc w:val="start"/>
-              <w:cnfStyle w:val="000000000000" w:firstRow="0" w:lastRow="0" w:firstColumn="0" w:lastColumn="0" w:oddVBand="0" w:evenVBand="0" w:oddHBand="0" w:evenHBand="0" w:firstRowFirstColumn="0" w:firstRowLastColumn="0" w:lastRowFirstColumn="0" w:lastRowLastColumn="0"/>
-              <w:rPr>
-                <w:kern w:val="2"/>
-                <w:lang w:val="en-US" w:eastAsia="ja-JP" w:bidi="ar-SA"/>
-              </w:rPr>
-            </w:pPr>
-            <w:r>
-              <w:rPr>
-                <w:kern w:val="2"/>
-                <w:lang w:val="en-US" w:eastAsia="ja-JP" w:bidi="ar-SA"/>
-              </w:rPr>
-            </w:r>
-          </w:p>
-        </w:tc>
-        <w:tc>
-          <w:tcPr>
-            <w:tcW w:w="992" w:type="dxa"/>
-            <w:tcBorders>
-              <w:top w:val="nil"/>
-            </w:tcBorders>
-          </w:tcPr>
-          <w:p>
-            <w:pPr>
-              <w:pStyle w:val="Style30"/>
-              <w:suppressAutoHyphens w:val="true"/>
-              <w:spacing w:before="0" w:after="0"/>
-              <w:jc w:val="start"/>
-              <w:cnfStyle w:val="000000000000" w:firstRow="0" w:lastRow="0" w:firstColumn="0" w:lastColumn="0" w:oddVBand="0" w:evenVBand="0" w:oddHBand="0" w:evenHBand="0" w:firstRowFirstColumn="0" w:firstRowLastColumn="0" w:lastRowFirstColumn="0" w:lastRowLastColumn="0"/>
-              <w:rPr>
-                <w:kern w:val="2"/>
-                <w:lang w:val="en-US" w:eastAsia="ja-JP" w:bidi="ar-SA"/>
-              </w:rPr>
-            </w:pPr>
-            <w:r>
-              <w:rPr>
-                <w:kern w:val="2"/>
-                <w:lang w:val="en-US" w:eastAsia="ja-JP" w:bidi="ar-SA"/>
-              </w:rPr>
+                <w:color w:val="FF4000"/>
+                <w:kern w:val="2"/>
+                <w:lang w:val="en-US" w:eastAsia="ja-JP" w:bidi="ar-SA"/>
+              </w:rPr>
+            </w:pPr>
+            <w:r>
+              <w:rPr>
+                <w:color w:val="FF4000"/>
+                <w:kern w:val="2"/>
+                <w:lang w:val="en-US" w:eastAsia="ja-JP" w:bidi="ar-SA"/>
+              </w:rPr>
+              <w:t>非会員 一般会員</w:t>
             </w:r>
           </w:p>
         </w:tc>
@@ -11952,7 +12514,11 @@
         </w:rPr>
       </w:pPr>
       <w:r>
-        <w:rPr/>
+        <w:rPr>
+          <w:color w:val="FF0000"/>
+          <w:sz w:val="32"/>
+          <w:szCs w:val="32"/>
+        </w:rPr>
       </w:r>
       <w:r>
         <w:br w:type="page"/>
@@ -11963,7 +12529,7 @@
         <w:pStyle w:val="Heading2"/>
         <w:numPr>
           <w:ilvl w:val="1"/>
-          <w:numId w:val="4"/>
+          <w:numId w:val="3"/>
         </w:numPr>
         <w:spacing w:before="0" w:after="180"/>
         <w:ind w:hanging="0" w:start="113"/>
@@ -12414,7 +12980,7 @@
         <w:pStyle w:val="Heading1"/>
         <w:numPr>
           <w:ilvl w:val="0"/>
-          <w:numId w:val="4"/>
+          <w:numId w:val="3"/>
         </w:numPr>
         <w:spacing w:before="0" w:after="180"/>
         <w:ind w:hanging="0" w:endChars="0" w:end="180"/>
@@ -12444,7 +13010,7 @@
         <w:pStyle w:val="Heading2"/>
         <w:numPr>
           <w:ilvl w:val="1"/>
-          <w:numId w:val="4"/>
+          <w:numId w:val="3"/>
         </w:numPr>
         <w:ind w:hanging="0" w:start="113"/>
         <w:rPr>
@@ -12713,7 +13279,9 @@
         </w:rPr>
       </w:pPr>
       <w:r>
-        <w:rPr/>
+        <w:rPr>
+          <w:rFonts w:hint="eastAsia"/>
+        </w:rPr>
       </w:r>
     </w:p>
     <w:tbl>
@@ -12734,11 +13302,11 @@
       <w:tblGrid>
         <w:gridCol w:w="508"/>
         <w:gridCol w:w="1587"/>
-        <w:gridCol w:w="1417"/>
+        <w:gridCol w:w="1416"/>
         <w:gridCol w:w="1414"/>
-        <w:gridCol w:w="739"/>
-        <w:gridCol w:w="1361"/>
-        <w:gridCol w:w="2839"/>
+        <w:gridCol w:w="740"/>
+        <w:gridCol w:w="1360"/>
+        <w:gridCol w:w="2840"/>
       </w:tblGrid>
       <w:tr>
         <w:trPr>
@@ -12804,7 +13372,7 @@
         </w:tc>
         <w:tc>
           <w:tcPr>
-            <w:tcW w:w="1417" w:type="dxa"/>
+            <w:tcW w:w="1416" w:type="dxa"/>
             <w:tcBorders/>
             <w:shd w:color="auto" w:fill="4F81BD" w:themeFill="accent1" w:val="clear"/>
           </w:tcPr>
@@ -12862,7 +13430,7 @@
         </w:tc>
         <w:tc>
           <w:tcPr>
-            <w:tcW w:w="739" w:type="dxa"/>
+            <w:tcW w:w="740" w:type="dxa"/>
             <w:tcBorders/>
             <w:shd w:color="auto" w:fill="4F81BD" w:themeFill="accent1" w:val="clear"/>
           </w:tcPr>
@@ -12891,7 +13459,7 @@
         </w:tc>
         <w:tc>
           <w:tcPr>
-            <w:tcW w:w="1361" w:type="dxa"/>
+            <w:tcW w:w="1360" w:type="dxa"/>
             <w:tcBorders/>
             <w:shd w:color="auto" w:fill="4F81BD" w:themeFill="accent1" w:val="clear"/>
           </w:tcPr>
@@ -12920,7 +13488,7 @@
         </w:tc>
         <w:tc>
           <w:tcPr>
-            <w:tcW w:w="2839" w:type="dxa"/>
+            <w:tcW w:w="2840" w:type="dxa"/>
             <w:tcBorders/>
             <w:shd w:color="auto" w:fill="4F81BD" w:themeFill="accent1" w:val="clear"/>
           </w:tcPr>
@@ -13019,7 +13587,7 @@
         </w:tc>
         <w:tc>
           <w:tcPr>
-            <w:tcW w:w="1417" w:type="dxa"/>
+            <w:tcW w:w="1416" w:type="dxa"/>
             <w:tcBorders/>
             <w:shd w:color="auto" w:fill="DAEEF3" w:themeFill="accent5" w:themeFillTint="33" w:val="clear"/>
           </w:tcPr>
@@ -13073,7 +13641,7 @@
         </w:tc>
         <w:tc>
           <w:tcPr>
-            <w:tcW w:w="739" w:type="dxa"/>
+            <w:tcW w:w="740" w:type="dxa"/>
             <w:tcBorders/>
             <w:shd w:color="auto" w:fill="DAEEF3" w:themeFill="accent5" w:themeFillTint="33" w:val="clear"/>
           </w:tcPr>
@@ -13100,7 +13668,7 @@
         </w:tc>
         <w:tc>
           <w:tcPr>
-            <w:tcW w:w="1361" w:type="dxa"/>
+            <w:tcW w:w="1360" w:type="dxa"/>
             <w:tcBorders/>
             <w:shd w:color="auto" w:fill="DAEEF3" w:themeFill="accent5" w:themeFillTint="33" w:val="clear"/>
           </w:tcPr>
@@ -13127,7 +13695,7 @@
         </w:tc>
         <w:tc>
           <w:tcPr>
-            <w:tcW w:w="2839" w:type="dxa"/>
+            <w:tcW w:w="2840" w:type="dxa"/>
             <w:tcBorders/>
             <w:shd w:color="auto" w:fill="DAEEF3" w:themeFill="accent5" w:themeFillTint="33" w:val="clear"/>
           </w:tcPr>
@@ -13229,7 +13797,7 @@
         </w:tc>
         <w:tc>
           <w:tcPr>
-            <w:tcW w:w="1417" w:type="dxa"/>
+            <w:tcW w:w="1416" w:type="dxa"/>
             <w:tcBorders/>
           </w:tcPr>
           <w:p>
@@ -13281,7 +13849,7 @@
         </w:tc>
         <w:tc>
           <w:tcPr>
-            <w:tcW w:w="739" w:type="dxa"/>
+            <w:tcW w:w="740" w:type="dxa"/>
             <w:tcBorders/>
           </w:tcPr>
           <w:p>
@@ -13307,7 +13875,7 @@
         </w:tc>
         <w:tc>
           <w:tcPr>
-            <w:tcW w:w="1361" w:type="dxa"/>
+            <w:tcW w:w="1360" w:type="dxa"/>
             <w:tcBorders/>
           </w:tcPr>
           <w:p>
@@ -13360,7 +13928,7 @@
         </w:tc>
         <w:tc>
           <w:tcPr>
-            <w:tcW w:w="2839" w:type="dxa"/>
+            <w:tcW w:w="2840" w:type="dxa"/>
             <w:tcBorders/>
           </w:tcPr>
           <w:p>
@@ -13448,7 +14016,7 @@
         </w:tc>
         <w:tc>
           <w:tcPr>
-            <w:tcW w:w="1417" w:type="dxa"/>
+            <w:tcW w:w="1416" w:type="dxa"/>
             <w:tcBorders/>
             <w:shd w:color="auto" w:fill="DAEEF3" w:themeFill="accent5" w:themeFillTint="33" w:val="clear"/>
           </w:tcPr>
@@ -13502,7 +14070,7 @@
         </w:tc>
         <w:tc>
           <w:tcPr>
-            <w:tcW w:w="739" w:type="dxa"/>
+            <w:tcW w:w="740" w:type="dxa"/>
             <w:tcBorders/>
             <w:shd w:color="auto" w:fill="DAEEF3" w:themeFill="accent5" w:themeFillTint="33" w:val="clear"/>
           </w:tcPr>
@@ -13529,7 +14097,7 @@
         </w:tc>
         <w:tc>
           <w:tcPr>
-            <w:tcW w:w="1361" w:type="dxa"/>
+            <w:tcW w:w="1360" w:type="dxa"/>
             <w:tcBorders/>
             <w:shd w:color="auto" w:fill="DAEEF3" w:themeFill="accent5" w:themeFillTint="33" w:val="clear"/>
           </w:tcPr>
@@ -13556,7 +14124,7 @@
         </w:tc>
         <w:tc>
           <w:tcPr>
-            <w:tcW w:w="2839" w:type="dxa"/>
+            <w:tcW w:w="2840" w:type="dxa"/>
             <w:tcBorders/>
             <w:shd w:color="auto" w:fill="DAEEF3" w:themeFill="accent5" w:themeFillTint="33" w:val="clear"/>
           </w:tcPr>
@@ -13642,7 +14210,7 @@
         </w:tc>
         <w:tc>
           <w:tcPr>
-            <w:tcW w:w="1417" w:type="dxa"/>
+            <w:tcW w:w="1416" w:type="dxa"/>
             <w:tcBorders/>
           </w:tcPr>
           <w:p>
@@ -13694,7 +14262,7 @@
         </w:tc>
         <w:tc>
           <w:tcPr>
-            <w:tcW w:w="739" w:type="dxa"/>
+            <w:tcW w:w="740" w:type="dxa"/>
             <w:tcBorders/>
           </w:tcPr>
           <w:p>
@@ -13720,7 +14288,7 @@
         </w:tc>
         <w:tc>
           <w:tcPr>
-            <w:tcW w:w="1361" w:type="dxa"/>
+            <w:tcW w:w="1360" w:type="dxa"/>
             <w:tcBorders/>
           </w:tcPr>
           <w:p>
@@ -13746,7 +14314,7 @@
         </w:tc>
         <w:tc>
           <w:tcPr>
-            <w:tcW w:w="2839" w:type="dxa"/>
+            <w:tcW w:w="2840" w:type="dxa"/>
             <w:tcBorders/>
           </w:tcPr>
           <w:p>
@@ -13858,7 +14426,7 @@
         </w:tc>
         <w:tc>
           <w:tcPr>
-            <w:tcW w:w="1417" w:type="dxa"/>
+            <w:tcW w:w="1416" w:type="dxa"/>
             <w:tcBorders/>
             <w:shd w:color="auto" w:fill="DAEEF3" w:themeFill="accent5" w:themeFillTint="33" w:val="clear"/>
           </w:tcPr>
@@ -13912,7 +14480,7 @@
         </w:tc>
         <w:tc>
           <w:tcPr>
-            <w:tcW w:w="739" w:type="dxa"/>
+            <w:tcW w:w="740" w:type="dxa"/>
             <w:tcBorders/>
             <w:shd w:color="auto" w:fill="DAEEF3" w:themeFill="accent5" w:themeFillTint="33" w:val="clear"/>
           </w:tcPr>
@@ -13939,7 +14507,7 @@
         </w:tc>
         <w:tc>
           <w:tcPr>
-            <w:tcW w:w="1361" w:type="dxa"/>
+            <w:tcW w:w="1360" w:type="dxa"/>
             <w:tcBorders/>
             <w:shd w:color="auto" w:fill="DAEEF3" w:themeFill="accent5" w:themeFillTint="33" w:val="clear"/>
           </w:tcPr>
@@ -13966,7 +14534,7 @@
         </w:tc>
         <w:tc>
           <w:tcPr>
-            <w:tcW w:w="2839" w:type="dxa"/>
+            <w:tcW w:w="2840" w:type="dxa"/>
             <w:tcBorders/>
             <w:shd w:color="auto" w:fill="DAEEF3" w:themeFill="accent5" w:themeFillTint="33" w:val="clear"/>
           </w:tcPr>
@@ -14052,7 +14620,7 @@
         </w:tc>
         <w:tc>
           <w:tcPr>
-            <w:tcW w:w="1417" w:type="dxa"/>
+            <w:tcW w:w="1416" w:type="dxa"/>
             <w:tcBorders/>
           </w:tcPr>
           <w:p>
@@ -14104,7 +14672,7 @@
         </w:tc>
         <w:tc>
           <w:tcPr>
-            <w:tcW w:w="739" w:type="dxa"/>
+            <w:tcW w:w="740" w:type="dxa"/>
             <w:tcBorders/>
           </w:tcPr>
           <w:p>
@@ -14130,7 +14698,7 @@
         </w:tc>
         <w:tc>
           <w:tcPr>
-            <w:tcW w:w="1361" w:type="dxa"/>
+            <w:tcW w:w="1360" w:type="dxa"/>
             <w:tcBorders/>
           </w:tcPr>
           <w:p>
@@ -14156,7 +14724,7 @@
         </w:tc>
         <w:tc>
           <w:tcPr>
-            <w:tcW w:w="2839" w:type="dxa"/>
+            <w:tcW w:w="2840" w:type="dxa"/>
             <w:tcBorders/>
           </w:tcPr>
           <w:p>
@@ -14268,7 +14836,7 @@
         </w:tc>
         <w:tc>
           <w:tcPr>
-            <w:tcW w:w="1417" w:type="dxa"/>
+            <w:tcW w:w="1416" w:type="dxa"/>
             <w:tcBorders/>
             <w:shd w:color="auto" w:fill="DAEEF3" w:themeFill="accent5" w:themeFillTint="33" w:val="clear"/>
           </w:tcPr>
@@ -14322,7 +14890,7 @@
         </w:tc>
         <w:tc>
           <w:tcPr>
-            <w:tcW w:w="739" w:type="dxa"/>
+            <w:tcW w:w="740" w:type="dxa"/>
             <w:tcBorders/>
             <w:shd w:color="auto" w:fill="DAEEF3" w:themeFill="accent5" w:themeFillTint="33" w:val="clear"/>
           </w:tcPr>
@@ -14349,7 +14917,7 @@
         </w:tc>
         <w:tc>
           <w:tcPr>
-            <w:tcW w:w="1361" w:type="dxa"/>
+            <w:tcW w:w="1360" w:type="dxa"/>
             <w:tcBorders/>
             <w:shd w:color="auto" w:fill="DAEEF3" w:themeFill="accent5" w:themeFillTint="33" w:val="clear"/>
           </w:tcPr>
@@ -14376,7 +14944,7 @@
         </w:tc>
         <w:tc>
           <w:tcPr>
-            <w:tcW w:w="2839" w:type="dxa"/>
+            <w:tcW w:w="2840" w:type="dxa"/>
             <w:tcBorders/>
             <w:shd w:color="auto" w:fill="DAEEF3" w:themeFill="accent5" w:themeFillTint="33" w:val="clear"/>
           </w:tcPr>
@@ -14501,7 +15069,7 @@
         </w:tc>
         <w:tc>
           <w:tcPr>
-            <w:tcW w:w="1417" w:type="dxa"/>
+            <w:tcW w:w="1416" w:type="dxa"/>
             <w:tcBorders/>
           </w:tcPr>
           <w:p>
@@ -14553,7 +15121,7 @@
         </w:tc>
         <w:tc>
           <w:tcPr>
-            <w:tcW w:w="739" w:type="dxa"/>
+            <w:tcW w:w="740" w:type="dxa"/>
             <w:tcBorders/>
           </w:tcPr>
           <w:p>
@@ -14579,7 +15147,7 @@
         </w:tc>
         <w:tc>
           <w:tcPr>
-            <w:tcW w:w="1361" w:type="dxa"/>
+            <w:tcW w:w="1360" w:type="dxa"/>
             <w:tcBorders/>
           </w:tcPr>
           <w:p>
@@ -14605,7 +15173,7 @@
         </w:tc>
         <w:tc>
           <w:tcPr>
-            <w:tcW w:w="2839" w:type="dxa"/>
+            <w:tcW w:w="2840" w:type="dxa"/>
             <w:tcBorders/>
           </w:tcPr>
           <w:p>
@@ -14809,7 +15377,7 @@
         </w:tc>
         <w:tc>
           <w:tcPr>
-            <w:tcW w:w="1417" w:type="dxa"/>
+            <w:tcW w:w="1416" w:type="dxa"/>
             <w:tcBorders/>
             <w:shd w:color="auto" w:fill="DAEEF3" w:themeFill="accent5" w:themeFillTint="33" w:val="clear"/>
           </w:tcPr>
@@ -14863,7 +15431,7 @@
         </w:tc>
         <w:tc>
           <w:tcPr>
-            <w:tcW w:w="739" w:type="dxa"/>
+            <w:tcW w:w="740" w:type="dxa"/>
             <w:tcBorders/>
             <w:shd w:color="auto" w:fill="DAEEF3" w:themeFill="accent5" w:themeFillTint="33" w:val="clear"/>
           </w:tcPr>
@@ -14890,7 +15458,7 @@
         </w:tc>
         <w:tc>
           <w:tcPr>
-            <w:tcW w:w="1361" w:type="dxa"/>
+            <w:tcW w:w="1360" w:type="dxa"/>
             <w:tcBorders/>
             <w:shd w:color="auto" w:fill="DAEEF3" w:themeFill="accent5" w:themeFillTint="33" w:val="clear"/>
           </w:tcPr>
@@ -14919,7 +15487,7 @@
         </w:tc>
         <w:tc>
           <w:tcPr>
-            <w:tcW w:w="2839" w:type="dxa"/>
+            <w:tcW w:w="2840" w:type="dxa"/>
             <w:tcBorders/>
             <w:shd w:color="auto" w:fill="DAEEF3" w:themeFill="accent5" w:themeFillTint="33" w:val="clear"/>
           </w:tcPr>
@@ -15154,7 +15722,7 @@
         </w:tc>
         <w:tc>
           <w:tcPr>
-            <w:tcW w:w="1417" w:type="dxa"/>
+            <w:tcW w:w="1416" w:type="dxa"/>
             <w:tcBorders>
               <w:top w:val="nil"/>
             </w:tcBorders>
@@ -15212,7 +15780,7 @@
         </w:tc>
         <w:tc>
           <w:tcPr>
-            <w:tcW w:w="739" w:type="dxa"/>
+            <w:tcW w:w="740" w:type="dxa"/>
             <w:tcBorders>
               <w:top w:val="nil"/>
             </w:tcBorders>
@@ -15241,7 +15809,7 @@
         </w:tc>
         <w:tc>
           <w:tcPr>
-            <w:tcW w:w="1361" w:type="dxa"/>
+            <w:tcW w:w="1360" w:type="dxa"/>
             <w:tcBorders>
               <w:top w:val="nil"/>
             </w:tcBorders>
@@ -15272,7 +15840,7 @@
         </w:tc>
         <w:tc>
           <w:tcPr>
-            <w:tcW w:w="2839" w:type="dxa"/>
+            <w:tcW w:w="2840" w:type="dxa"/>
             <w:tcBorders>
               <w:top w:val="nil"/>
             </w:tcBorders>
@@ -15413,7 +15981,7 @@
         </w:tc>
         <w:tc>
           <w:tcPr>
-            <w:tcW w:w="1417" w:type="dxa"/>
+            <w:tcW w:w="1416" w:type="dxa"/>
             <w:tcBorders>
               <w:top w:val="nil"/>
             </w:tcBorders>
@@ -15469,7 +16037,7 @@
         </w:tc>
         <w:tc>
           <w:tcPr>
-            <w:tcW w:w="739" w:type="dxa"/>
+            <w:tcW w:w="740" w:type="dxa"/>
             <w:tcBorders>
               <w:top w:val="nil"/>
             </w:tcBorders>
@@ -15497,7 +16065,7 @@
         </w:tc>
         <w:tc>
           <w:tcPr>
-            <w:tcW w:w="1361" w:type="dxa"/>
+            <w:tcW w:w="1360" w:type="dxa"/>
             <w:tcBorders>
               <w:top w:val="nil"/>
             </w:tcBorders>
@@ -15525,7 +16093,7 @@
         </w:tc>
         <w:tc>
           <w:tcPr>
-            <w:tcW w:w="2839" w:type="dxa"/>
+            <w:tcW w:w="2840" w:type="dxa"/>
             <w:tcBorders>
               <w:top w:val="nil"/>
             </w:tcBorders>
@@ -15626,7 +16194,7 @@
         </w:tc>
         <w:tc>
           <w:tcPr>
-            <w:tcW w:w="1417" w:type="dxa"/>
+            <w:tcW w:w="1416" w:type="dxa"/>
             <w:tcBorders>
               <w:top w:val="nil"/>
             </w:tcBorders>
@@ -15682,7 +16250,7 @@
         </w:tc>
         <w:tc>
           <w:tcPr>
-            <w:tcW w:w="739" w:type="dxa"/>
+            <w:tcW w:w="740" w:type="dxa"/>
             <w:tcBorders>
               <w:top w:val="nil"/>
             </w:tcBorders>
@@ -15710,7 +16278,7 @@
         </w:tc>
         <w:tc>
           <w:tcPr>
-            <w:tcW w:w="1361" w:type="dxa"/>
+            <w:tcW w:w="1360" w:type="dxa"/>
             <w:tcBorders>
               <w:top w:val="nil"/>
             </w:tcBorders>
@@ -15738,7 +16306,7 @@
         </w:tc>
         <w:tc>
           <w:tcPr>
-            <w:tcW w:w="2839" w:type="dxa"/>
+            <w:tcW w:w="2840" w:type="dxa"/>
             <w:tcBorders>
               <w:top w:val="nil"/>
             </w:tcBorders>
@@ -15803,7 +16371,7 @@
         <w:pStyle w:val="Heading2"/>
         <w:numPr>
           <w:ilvl w:val="1"/>
-          <w:numId w:val="4"/>
+          <w:numId w:val="3"/>
         </w:numPr>
         <w:ind w:hanging="0" w:start="113"/>
         <w:rPr/>
@@ -15996,7 +16564,7 @@
         <w:pStyle w:val="Heading1"/>
         <w:numPr>
           <w:ilvl w:val="0"/>
-          <w:numId w:val="4"/>
+          <w:numId w:val="3"/>
         </w:numPr>
         <w:ind w:hanging="0" w:endChars="0" w:end="180"/>
         <w:rPr/>
@@ -16025,7 +16593,7 @@
         <w:pStyle w:val="Heading2"/>
         <w:numPr>
           <w:ilvl w:val="1"/>
-          <w:numId w:val="4"/>
+          <w:numId w:val="3"/>
         </w:numPr>
         <w:ind w:hanging="0" w:start="113"/>
         <w:rPr/>
@@ -16124,13 +16692,13 @@
       </w:tblPr>
       <w:tblGrid>
         <w:gridCol w:w="421"/>
-        <w:gridCol w:w="1652"/>
-        <w:gridCol w:w="332"/>
+        <w:gridCol w:w="1651"/>
+        <w:gridCol w:w="333"/>
         <w:gridCol w:w="2105"/>
-        <w:gridCol w:w="1443"/>
-        <w:gridCol w:w="1276"/>
-        <w:gridCol w:w="1268"/>
-        <w:gridCol w:w="1276"/>
+        <w:gridCol w:w="1442"/>
+        <w:gridCol w:w="1277"/>
+        <w:gridCol w:w="1267"/>
+        <w:gridCol w:w="1277"/>
       </w:tblGrid>
       <w:tr>
         <w:trPr>
@@ -16223,7 +16791,7 @@
         </w:trPr>
         <w:tc>
           <w:tcPr>
-            <w:tcW w:w="2073" w:type="dxa"/>
+            <w:tcW w:w="2072" w:type="dxa"/>
             <w:gridSpan w:val="2"/>
             <w:cnfStyle w:val="001000000000" w:firstRow="0" w:lastRow="0" w:firstColumn="1" w:lastColumn="0" w:oddVBand="0" w:evenVBand="0" w:oddHBand="0" w:evenHBand="0" w:firstRowFirstColumn="0" w:firstRowLastColumn="0" w:lastRowFirstColumn="0" w:lastRowLastColumn="0"/>
             <w:tcBorders/>
@@ -16254,7 +16822,7 @@
         </w:tc>
         <w:tc>
           <w:tcPr>
-            <w:tcW w:w="2437" w:type="dxa"/>
+            <w:tcW w:w="2438" w:type="dxa"/>
             <w:gridSpan w:val="2"/>
             <w:tcBorders/>
             <w:shd w:color="auto" w:fill="DAEEF3" w:themeFill="accent5" w:themeFillTint="33" w:val="clear"/>
@@ -16283,7 +16851,7 @@
         </w:tc>
         <w:tc>
           <w:tcPr>
-            <w:tcW w:w="1443" w:type="dxa"/>
+            <w:tcW w:w="1442" w:type="dxa"/>
             <w:tcBorders/>
             <w:shd w:color="auto" w:fill="DAEEF3" w:themeFill="accent5" w:themeFillTint="33" w:val="clear"/>
           </w:tcPr>
@@ -16311,7 +16879,7 @@
         </w:tc>
         <w:tc>
           <w:tcPr>
-            <w:tcW w:w="1276" w:type="dxa"/>
+            <w:tcW w:w="1277" w:type="dxa"/>
             <w:tcBorders/>
             <w:shd w:color="auto" w:fill="DAEEF3" w:themeFill="accent5" w:themeFillTint="33" w:val="clear"/>
           </w:tcPr>
@@ -16339,7 +16907,7 @@
         </w:tc>
         <w:tc>
           <w:tcPr>
-            <w:tcW w:w="1268" w:type="dxa"/>
+            <w:tcW w:w="1267" w:type="dxa"/>
             <w:tcBorders/>
             <w:shd w:color="auto" w:fill="DAEEF3" w:themeFill="accent5" w:themeFillTint="33" w:val="clear"/>
           </w:tcPr>
@@ -16367,7 +16935,7 @@
         </w:tc>
         <w:tc>
           <w:tcPr>
-            <w:tcW w:w="1276" w:type="dxa"/>
+            <w:tcW w:w="1277" w:type="dxa"/>
             <w:tcBorders/>
             <w:shd w:color="auto" w:fill="DAEEF3" w:themeFill="accent5" w:themeFillTint="33" w:val="clear"/>
           </w:tcPr>
@@ -16441,7 +17009,7 @@
         </w:tc>
         <w:tc>
           <w:tcPr>
-            <w:tcW w:w="1652" w:type="dxa"/>
+            <w:tcW w:w="1651" w:type="dxa"/>
             <w:tcBorders/>
           </w:tcPr>
           <w:p>
@@ -16488,7 +17056,7 @@
         </w:tc>
         <w:tc>
           <w:tcPr>
-            <w:tcW w:w="332" w:type="dxa"/>
+            <w:tcW w:w="333" w:type="dxa"/>
             <w:tcBorders/>
           </w:tcPr>
           <w:p>
@@ -16540,7 +17108,7 @@
         </w:tc>
         <w:tc>
           <w:tcPr>
-            <w:tcW w:w="1443" w:type="dxa"/>
+            <w:tcW w:w="1442" w:type="dxa"/>
             <w:tcBorders/>
           </w:tcPr>
           <w:p>
@@ -16568,7 +17136,7 @@
         </w:tc>
         <w:tc>
           <w:tcPr>
-            <w:tcW w:w="1276" w:type="dxa"/>
+            <w:tcW w:w="1277" w:type="dxa"/>
             <w:tcBorders/>
           </w:tcPr>
           <w:p>
@@ -16596,7 +17164,7 @@
         </w:tc>
         <w:tc>
           <w:tcPr>
-            <w:tcW w:w="1268" w:type="dxa"/>
+            <w:tcW w:w="1267" w:type="dxa"/>
             <w:tcBorders/>
           </w:tcPr>
           <w:p>
@@ -16624,7 +17192,7 @@
         </w:tc>
         <w:tc>
           <w:tcPr>
-            <w:tcW w:w="1276" w:type="dxa"/>
+            <w:tcW w:w="1277" w:type="dxa"/>
             <w:tcBorders/>
           </w:tcPr>
           <w:p>
@@ -16767,7 +17335,7 @@
             <w:sz w:val="44"/>
             <w:szCs w:val="44"/>
           </w:rPr>
-          <w:t>4</w:t>
+          <w:t>14</w:t>
         </w:r>
         <w:r>
           <w:rPr>
@@ -17189,143 +17757,6 @@
     <w:lvl w:ilvl="0">
       <w:start w:val="1"/>
       <w:numFmt w:val="bullet"/>
-      <w:lvlText w:val="※"/>
-      <w:lvlJc w:val="start"/>
-      <w:pPr>
-        <w:tabs>
-          <w:tab w:val="num" w:pos="0"/>
-        </w:tabs>
-        <w:ind w:start="420" w:hanging="420"/>
-      </w:pPr>
-      <w:rPr>
-        <w:rFonts w:ascii="メイリオ" w:hAnsi="メイリオ" w:cs="メイリオ" w:hint="default"/>
-      </w:rPr>
-    </w:lvl>
-    <w:lvl w:ilvl="1">
-      <w:start w:val="1"/>
-      <w:numFmt w:val="bullet"/>
-      <w:lvlText w:val=""/>
-      <w:lvlJc w:val="start"/>
-      <w:pPr>
-        <w:tabs>
-          <w:tab w:val="num" w:pos="0"/>
-        </w:tabs>
-        <w:ind w:start="840" w:hanging="420"/>
-      </w:pPr>
-      <w:rPr>
-        <w:rFonts w:ascii="Wingdings" w:hAnsi="Wingdings" w:cs="Wingdings" w:hint="default"/>
-      </w:rPr>
-    </w:lvl>
-    <w:lvl w:ilvl="2">
-      <w:start w:val="1"/>
-      <w:numFmt w:val="bullet"/>
-      <w:lvlText w:val=""/>
-      <w:lvlJc w:val="start"/>
-      <w:pPr>
-        <w:tabs>
-          <w:tab w:val="num" w:pos="0"/>
-        </w:tabs>
-        <w:ind w:start="1260" w:hanging="420"/>
-      </w:pPr>
-      <w:rPr>
-        <w:rFonts w:ascii="Wingdings" w:hAnsi="Wingdings" w:cs="Wingdings" w:hint="default"/>
-      </w:rPr>
-    </w:lvl>
-    <w:lvl w:ilvl="3">
-      <w:start w:val="1"/>
-      <w:numFmt w:val="bullet"/>
-      <w:lvlText w:val=""/>
-      <w:lvlJc w:val="start"/>
-      <w:pPr>
-        <w:tabs>
-          <w:tab w:val="num" w:pos="0"/>
-        </w:tabs>
-        <w:ind w:start="1680" w:hanging="420"/>
-      </w:pPr>
-      <w:rPr>
-        <w:rFonts w:ascii="Wingdings" w:hAnsi="Wingdings" w:cs="Wingdings" w:hint="default"/>
-      </w:rPr>
-    </w:lvl>
-    <w:lvl w:ilvl="4">
-      <w:start w:val="1"/>
-      <w:numFmt w:val="bullet"/>
-      <w:lvlText w:val=""/>
-      <w:lvlJc w:val="start"/>
-      <w:pPr>
-        <w:tabs>
-          <w:tab w:val="num" w:pos="0"/>
-        </w:tabs>
-        <w:ind w:start="2100" w:hanging="420"/>
-      </w:pPr>
-      <w:rPr>
-        <w:rFonts w:ascii="Wingdings" w:hAnsi="Wingdings" w:cs="Wingdings" w:hint="default"/>
-      </w:rPr>
-    </w:lvl>
-    <w:lvl w:ilvl="5">
-      <w:start w:val="1"/>
-      <w:numFmt w:val="bullet"/>
-      <w:lvlText w:val=""/>
-      <w:lvlJc w:val="start"/>
-      <w:pPr>
-        <w:tabs>
-          <w:tab w:val="num" w:pos="0"/>
-        </w:tabs>
-        <w:ind w:start="2520" w:hanging="420"/>
-      </w:pPr>
-      <w:rPr>
-        <w:rFonts w:ascii="Wingdings" w:hAnsi="Wingdings" w:cs="Wingdings" w:hint="default"/>
-      </w:rPr>
-    </w:lvl>
-    <w:lvl w:ilvl="6">
-      <w:start w:val="1"/>
-      <w:numFmt w:val="bullet"/>
-      <w:lvlText w:val=""/>
-      <w:lvlJc w:val="start"/>
-      <w:pPr>
-        <w:tabs>
-          <w:tab w:val="num" w:pos="0"/>
-        </w:tabs>
-        <w:ind w:start="2940" w:hanging="420"/>
-      </w:pPr>
-      <w:rPr>
-        <w:rFonts w:ascii="Wingdings" w:hAnsi="Wingdings" w:cs="Wingdings" w:hint="default"/>
-      </w:rPr>
-    </w:lvl>
-    <w:lvl w:ilvl="7">
-      <w:start w:val="1"/>
-      <w:numFmt w:val="bullet"/>
-      <w:lvlText w:val=""/>
-      <w:lvlJc w:val="start"/>
-      <w:pPr>
-        <w:tabs>
-          <w:tab w:val="num" w:pos="0"/>
-        </w:tabs>
-        <w:ind w:start="3360" w:hanging="420"/>
-      </w:pPr>
-      <w:rPr>
-        <w:rFonts w:ascii="Wingdings" w:hAnsi="Wingdings" w:cs="Wingdings" w:hint="default"/>
-      </w:rPr>
-    </w:lvl>
-    <w:lvl w:ilvl="8">
-      <w:start w:val="1"/>
-      <w:numFmt w:val="bullet"/>
-      <w:lvlText w:val=""/>
-      <w:lvlJc w:val="start"/>
-      <w:pPr>
-        <w:tabs>
-          <w:tab w:val="num" w:pos="0"/>
-        </w:tabs>
-        <w:ind w:start="3780" w:hanging="420"/>
-      </w:pPr>
-      <w:rPr>
-        <w:rFonts w:ascii="Wingdings" w:hAnsi="Wingdings" w:cs="Wingdings" w:hint="default"/>
-      </w:rPr>
-    </w:lvl>
-  </w:abstractNum>
-  <w:abstractNum w:abstractNumId="2">
-    <w:lvl w:ilvl="0">
-      <w:start w:val="1"/>
-      <w:numFmt w:val="bullet"/>
       <w:lvlText w:val=""/>
       <w:lvlJc w:val="start"/>
       <w:pPr>
@@ -17349,6 +17780,7 @@
         </w:tabs>
         <w:ind w:start="1080" w:hanging="360"/>
       </w:pPr>
+      <w:rPr/>
     </w:lvl>
     <w:lvl w:ilvl="2">
       <w:start w:val="1"/>
@@ -17361,6 +17793,7 @@
         </w:tabs>
         <w:ind w:start="1440" w:hanging="360"/>
       </w:pPr>
+      <w:rPr/>
     </w:lvl>
     <w:lvl w:ilvl="3">
       <w:start w:val="1"/>
@@ -17373,6 +17806,7 @@
         </w:tabs>
         <w:ind w:start="1800" w:hanging="360"/>
       </w:pPr>
+      <w:rPr/>
     </w:lvl>
     <w:lvl w:ilvl="4">
       <w:start w:val="1"/>
@@ -17385,6 +17819,7 @@
         </w:tabs>
         <w:ind w:start="2160" w:hanging="360"/>
       </w:pPr>
+      <w:rPr/>
     </w:lvl>
     <w:lvl w:ilvl="5">
       <w:start w:val="1"/>
@@ -17397,6 +17832,7 @@
         </w:tabs>
         <w:ind w:start="2520" w:hanging="360"/>
       </w:pPr>
+      <w:rPr/>
     </w:lvl>
     <w:lvl w:ilvl="6">
       <w:start w:val="1"/>
@@ -17409,6 +17845,7 @@
         </w:tabs>
         <w:ind w:start="2880" w:hanging="360"/>
       </w:pPr>
+      <w:rPr/>
     </w:lvl>
     <w:lvl w:ilvl="7">
       <w:start w:val="1"/>
@@ -17421,6 +17858,7 @@
         </w:tabs>
         <w:ind w:start="3240" w:hanging="360"/>
       </w:pPr>
+      <w:rPr/>
     </w:lvl>
     <w:lvl w:ilvl="8">
       <w:start w:val="1"/>
@@ -17433,9 +17871,10 @@
         </w:tabs>
         <w:ind w:start="3600" w:hanging="360"/>
       </w:pPr>
+      <w:rPr/>
     </w:lvl>
   </w:abstractNum>
-  <w:abstractNum w:abstractNumId="3">
+  <w:abstractNum w:abstractNumId="2">
     <w:lvl w:ilvl="0">
       <w:start w:val="1"/>
       <w:numFmt w:val="bullet"/>
@@ -17574,7 +18013,7 @@
       </w:rPr>
     </w:lvl>
   </w:abstractNum>
-  <w:abstractNum w:abstractNumId="4">
+  <w:abstractNum w:abstractNumId="3">
     <w:lvl w:ilvl="0">
       <w:start w:val="1"/>
       <w:numFmt w:val="decimalFullWidth"/>
@@ -17702,7 +18141,7 @@
       <w:rPr/>
     </w:lvl>
   </w:abstractNum>
-  <w:abstractNum w:abstractNumId="5">
+  <w:abstractNum w:abstractNumId="4">
     <w:lvl w:ilvl="0">
       <w:numFmt w:val="bullet"/>
       <w:suff w:val="space"/>
@@ -17871,7 +18310,7 @@
       </w:rPr>
     </w:lvl>
   </w:abstractNum>
-  <w:abstractNum w:abstractNumId="6">
+  <w:abstractNum w:abstractNumId="5">
     <w:lvl w:ilvl="0">
       <w:start w:val="1"/>
       <w:numFmt w:val="none"/>
@@ -18004,9 +18443,6 @@
   </w:num>
   <w:num w:numId="5">
     <w:abstractNumId w:val="5"/>
-  </w:num>
-  <w:num w:numId="6">
-    <w:abstractNumId w:val="6"/>
   </w:num>
 </w:numbering>
 </file>
@@ -18413,6 +18849,7 @@
     <w:rsid w:val="009a6118"/>
     <w:pPr>
       <w:widowControl w:val="false"/>
+      <w:suppressAutoHyphens w:val="true"/>
       <w:bidi w:val="0"/>
       <w:spacing w:before="0" w:after="0"/>
       <w:ind w:firstLineChars="100"/>
@@ -18420,7 +18857,7 @@
     </w:pPr>
     <w:rPr>
       <w:rFonts w:ascii="游ゴシック Medium" w:hAnsi="游ゴシック Medium" w:eastAsia="游ゴシック Medium" w:cs=""/>
-      <w:color w:themeColor="dark1" w:val="000000"/>
+      <w:color w:themeColor="text1" w:val="000000"/>
       <w:kern w:val="2"/>
       <w:sz w:val="18"/>
       <w:szCs w:val="21"/>
@@ -18441,7 +18878,7 @@
       <w:keepNext w:val="true"/>
       <w:numPr>
         <w:ilvl w:val="0"/>
-        <w:numId w:val="4"/>
+        <w:numId w:val="3"/>
       </w:numPr>
       <w:pBdr>
         <w:top w:val="single" w:sz="4" w:space="1" w:color="70ADC9"/>
@@ -18473,7 +18910,7 @@
       <w:keepNext w:val="true"/>
       <w:numPr>
         <w:ilvl w:val="1"/>
-        <w:numId w:val="4"/>
+        <w:numId w:val="3"/>
       </w:numPr>
       <w:spacing w:lineRule="atLeast" w:line="240" w:before="0" w:after="180"/>
       <w:ind w:hangingChars="0" w:hanging="0" w:start="113"/>
@@ -18560,7 +18997,7 @@
     <w:rsid w:val="009a6118"/>
     <w:rPr>
       <w:rFonts w:ascii="游ゴシック Medium" w:hAnsi="游ゴシック Medium" w:eastAsia="游ゴシック Medium"/>
-      <w:color w:themeColor="dark1" w:val="000000"/>
+      <w:color w:themeColor="text1" w:val="000000"/>
       <w:sz w:val="18"/>
     </w:rPr>
   </w:style>
@@ -18572,7 +19009,7 @@
     <w:rsid w:val="009a6118"/>
     <w:rPr>
       <w:rFonts w:ascii="游ゴシック Medium" w:hAnsi="游ゴシック Medium" w:eastAsia="游ゴシック Medium" w:cs="Times New Roman"/>
-      <w:color w:themeColor="dark1" w:val="000000"/>
+      <w:color w:themeColor="text1" w:val="000000"/>
       <w:sz w:val="18"/>
       <w:szCs w:val="24"/>
     </w:rPr>
@@ -18587,7 +19024,7 @@
     <w:rsid w:val="009a6118"/>
     <w:rPr>
       <w:rFonts w:ascii="メイリオ" w:hAnsi="メイリオ" w:eastAsia="メイリオ" w:cs="" w:asciiTheme="majorHAnsi" w:cstheme="majorBidi" w:eastAsiaTheme="majorEastAsia" w:hAnsiTheme="majorHAnsi"/>
-      <w:color w:themeColor="dark1" w:val="000000"/>
+      <w:color w:themeColor="text1" w:val="000000"/>
       <w:sz w:val="18"/>
       <w:szCs w:val="18"/>
     </w:rPr>
@@ -18625,7 +19062,7 @@
     <w:rsid w:val="00e931eb"/>
     <w:rPr>
       <w:rFonts w:ascii="游ゴシック Medium" w:hAnsi="游ゴシック Medium" w:eastAsia="游ゴシック Medium"/>
-      <w:color w:themeColor="dark1" w:val="000000"/>
+      <w:color w:themeColor="text1" w:val="000000"/>
       <w:sz w:val="24"/>
     </w:rPr>
   </w:style>
@@ -18637,7 +19074,7 @@
     <w:rsid w:val="009a6118"/>
     <w:rPr>
       <w:rFonts w:ascii="メイリオ" w:hAnsi="メイリオ" w:eastAsia="游ゴシック Medium" w:cs="" w:asciiTheme="majorHAnsi" w:cstheme="majorBidi" w:hAnsiTheme="majorHAnsi"/>
-      <w:color w:themeColor="dark1" w:val="000000"/>
+      <w:color w:themeColor="text1" w:val="000000"/>
       <w:sz w:val="18"/>
       <w:szCs w:val="24"/>
     </w:rPr>
@@ -18689,7 +19126,7 @@
     <w:rsid w:val="009a6118"/>
     <w:rPr>
       <w:rFonts w:ascii="游ゴシック Medium" w:hAnsi="游ゴシック Medium" w:eastAsia="游ゴシック Medium"/>
-      <w:color w:themeColor="dark1" w:val="000000"/>
+      <w:color w:themeColor="text1" w:val="000000"/>
       <w:sz w:val="18"/>
     </w:rPr>
   </w:style>
@@ -18705,7 +19142,7 @@
       <w:rFonts w:ascii="游ゴシック Medium" w:hAnsi="游ゴシック Medium" w:eastAsia="游ゴシック Medium"/>
       <w:b/>
       <w:bCs/>
-      <w:color w:themeColor="dark1" w:val="000000"/>
+      <w:color w:themeColor="text1" w:val="000000"/>
       <w:sz w:val="18"/>
     </w:rPr>
   </w:style>
@@ -18718,7 +19155,7 @@
     <w:rPr>
       <w:rFonts w:ascii="游ゴシック Medium" w:hAnsi="游ゴシック Medium" w:eastAsia="游ゴシック Medium" w:cs="Times New Roman"/>
       <w:bCs/>
-      <w:color w:themeColor="dark1" w:val="000000"/>
+      <w:color w:themeColor="text1" w:val="000000"/>
       <w:sz w:val="18"/>
       <w:szCs w:val="24"/>
       <w:u w:val="single"/>
@@ -18733,7 +19170,7 @@
     <w:rsid w:val="009a6118"/>
     <w:rPr>
       <w:rFonts w:ascii="メイリオ" w:hAnsi="メイリオ" w:eastAsia="メイリオ" w:cs="" w:asciiTheme="majorHAnsi" w:cstheme="majorBidi" w:eastAsiaTheme="majorEastAsia" w:hAnsiTheme="majorHAnsi"/>
-      <w:color w:themeColor="dark1" w:val="000000"/>
+      <w:color w:themeColor="text1" w:val="000000"/>
       <w:sz w:val="18"/>
     </w:rPr>
   </w:style>
@@ -18758,7 +19195,7 @@
     <w:rsid w:val="009a6118"/>
     <w:rPr>
       <w:rFonts w:ascii="メイリオ" w:hAnsi="メイリオ" w:eastAsia="メイリオ" w:cs="" w:asciiTheme="majorHAnsi" w:cstheme="majorBidi" w:eastAsiaTheme="majorEastAsia" w:hAnsiTheme="majorHAnsi"/>
-      <w:color w:themeColor="dark1" w:val="000000"/>
+      <w:color w:themeColor="text1" w:val="000000"/>
       <w:sz w:val="24"/>
       <w:szCs w:val="24"/>
     </w:rPr>
@@ -18801,7 +19238,7 @@
     <w:rsid w:val="009a6118"/>
     <w:rPr>
       <w:rFonts w:ascii="游ゴシック Medium" w:hAnsi="游ゴシック Medium" w:eastAsia="游ゴシック Medium" w:cs="Times New Roman"/>
-      <w:color w:themeColor="dark1" w:val="000000"/>
+      <w:color w:themeColor="text1" w:val="000000"/>
       <w:sz w:val="18"/>
       <w:szCs w:val="24"/>
     </w:rPr>
@@ -18815,7 +19252,7 @@
     <w:rsid w:val="009a6118"/>
     <w:rPr>
       <w:rFonts w:ascii="游ゴシック Medium" w:hAnsi="游ゴシック Medium" w:eastAsia="游ゴシック Medium"/>
-      <w:color w:themeColor="dark1" w:val="000000"/>
+      <w:color w:themeColor="text1" w:val="000000"/>
       <w:sz w:val="18"/>
     </w:rPr>
   </w:style>
@@ -18828,7 +19265,7 @@
     <w:rsid w:val="009a6118"/>
     <w:rPr>
       <w:rFonts w:ascii="游ゴシック Medium" w:hAnsi="游ゴシック Medium" w:eastAsia="游ゴシック Medium"/>
-      <w:color w:themeColor="dark1" w:val="000000"/>
+      <w:color w:themeColor="text1" w:val="000000"/>
       <w:sz w:val="18"/>
     </w:rPr>
   </w:style>
@@ -18840,7 +19277,7 @@
     <w:rsid w:val="009a6118"/>
     <w:rPr>
       <w:rFonts w:ascii="游ゴシック Medium" w:hAnsi="游ゴシック Medium" w:eastAsia="游ゴシック Medium"/>
-      <w:color w:themeColor="dark1" w:val="000000"/>
+      <w:color w:themeColor="text1" w:val="000000"/>
       <w:sz w:val="18"/>
     </w:rPr>
   </w:style>
@@ -18852,7 +19289,7 @@
     <w:rsid w:val="009a6118"/>
     <w:rPr>
       <w:rFonts w:ascii="游明朝" w:hAnsi="游明朝" w:eastAsia="游ゴシック Medium" w:cs="メイリオ"/>
-      <w:color w:themeColor="dark1" w:val="000000"/>
+      <w:color w:themeColor="text1" w:val="000000"/>
       <w:sz w:val="18"/>
     </w:rPr>
   </w:style>
@@ -18864,7 +19301,7 @@
     <w:rsid w:val="009a6118"/>
     <w:rPr>
       <w:rFonts w:ascii="游ゴシック Medium" w:hAnsi="游ゴシック Medium" w:eastAsia="游ゴシック Medium" w:cs="Times New Roman"/>
-      <w:color w:themeColor="dark1" w:val="000000"/>
+      <w:color w:themeColor="text1" w:val="000000"/>
       <w:sz w:val="18"/>
       <w:szCs w:val="18"/>
     </w:rPr>
@@ -18877,7 +19314,7 @@
     <w:rsid w:val="009a6118"/>
     <w:rPr>
       <w:rFonts w:ascii="游ゴシック Medium" w:hAnsi="游ゴシック Medium" w:eastAsia="游ゴシック Medium" w:cs="Times New Roman"/>
-      <w:color w:themeColor="dark1" w:val="000000"/>
+      <w:color w:themeColor="text1" w:val="000000"/>
       <w:sz w:val="18"/>
       <w:szCs w:val="24"/>
     </w:rPr>
@@ -18894,6 +19331,11 @@
       <w:color w:val="605E5C"/>
       <w:shd w:fill="E1DFDD" w:val="clear"/>
     </w:rPr>
+  </w:style>
+  <w:style w:type="character" w:styleId="user">
+    <w:name w:val="索引ジャンプ (user)"/>
+    <w:qFormat/>
+    <w:rPr/>
   </w:style>
   <w:style w:type="character" w:styleId="Style23">
     <w:name w:val="索引ジャンプ"/>
@@ -18966,6 +19408,39 @@
       <w:rFonts w:cs="Arial"/>
     </w:rPr>
   </w:style>
+  <w:style w:type="paragraph" w:styleId="user1">
+    <w:name w:val="見出し (user)"/>
+    <w:basedOn w:val="Normal"/>
+    <w:next w:val="BodyText"/>
+    <w:qFormat/>
+    <w:pPr>
+      <w:keepNext w:val="true"/>
+      <w:spacing w:before="240" w:after="120"/>
+    </w:pPr>
+    <w:rPr>
+      <w:rFonts w:ascii="Liberation Sans" w:hAnsi="Liberation Sans" w:eastAsia="Noto Sans JP" w:cs="Arial"/>
+      <w:sz w:val="28"/>
+      <w:szCs w:val="28"/>
+    </w:rPr>
+  </w:style>
+  <w:style w:type="paragraph" w:styleId="user2">
+    <w:name w:val="索引 (user)"/>
+    <w:basedOn w:val="Normal"/>
+    <w:qFormat/>
+    <w:pPr>
+      <w:suppressLineNumbers/>
+    </w:pPr>
+    <w:rPr>
+      <w:rFonts w:cs="Arial"/>
+    </w:rPr>
+  </w:style>
+  <w:style w:type="paragraph" w:styleId="user3">
+    <w:name w:val="ヘッダーとフッター (user)"/>
+    <w:basedOn w:val="Normal"/>
+    <w:qFormat/>
+    <w:pPr/>
+    <w:rPr/>
+  </w:style>
   <w:style w:type="paragraph" w:styleId="Style26">
     <w:name w:val="ヘッダーとフッター"/>
     <w:basedOn w:val="Normal"/>
@@ -19035,6 +19510,7 @@
     <w:rsid w:val="009a6118"/>
     <w:pPr>
       <w:widowControl/>
+      <w:suppressAutoHyphens w:val="true"/>
       <w:bidi w:val="0"/>
       <w:spacing w:before="0" w:after="0"/>
       <w:jc w:val="start"/>
@@ -19059,7 +19535,7 @@
     <w:pPr>
       <w:numPr>
         <w:ilvl w:val="0"/>
-        <w:numId w:val="3"/>
+        <w:numId w:val="2"/>
       </w:numPr>
       <w:ind w:hangingChars="0" w:hanging="0"/>
     </w:pPr>
@@ -19237,7 +19713,7 @@
   </w:style>
   <w:style w:type="paragraph" w:styleId="IndexHeading">
     <w:name w:val="index heading"/>
-    <w:basedOn w:val="Style24"/>
+    <w:basedOn w:val="user1"/>
     <w:pPr/>
     <w:rPr/>
   </w:style>
@@ -19270,6 +19746,7 @@
     <w:rsid w:val="009a6118"/>
     <w:pPr>
       <w:widowControl/>
+      <w:suppressAutoHyphens w:val="true"/>
       <w:bidi w:val="0"/>
       <w:spacing w:lineRule="exact" w:line="800" w:before="0" w:after="0"/>
       <w:jc w:val="start"/>
@@ -19316,6 +19793,7 @@
         <w:left w:val="single" w:sz="48" w:space="4" w:color="4F81BD" w:themeColor="accent1"/>
         <w:bottom w:val="single" w:sz="12" w:space="1" w:color="4F81BD" w:themeColor="accent1"/>
       </w:pBdr>
+      <w:suppressAutoHyphens w:val="true"/>
       <w:bidi w:val="0"/>
       <w:spacing w:before="0" w:after="0"/>
       <w:ind w:endChars="100"/>
@@ -19337,6 +19815,7 @@
     <w:rsid w:val="009a6118"/>
     <w:pPr>
       <w:widowControl/>
+      <w:suppressAutoHyphens w:val="true"/>
       <w:bidi w:val="0"/>
       <w:spacing w:beforeAutospacing="1" w:afterAutospacing="1"/>
       <w:jc w:val="start"/>
@@ -19372,6 +19851,7 @@
     <w:rsid w:val="000752e1"/>
     <w:pPr>
       <w:widowControl/>
+      <w:suppressAutoHyphens w:val="true"/>
       <w:bidi w:val="0"/>
       <w:spacing w:before="0" w:after="0"/>
       <w:jc w:val="start"/>
@@ -19391,6 +19871,7 @@
     <w:rsid w:val="009a6118"/>
     <w:pPr>
       <w:widowControl w:val="false"/>
+      <w:suppressAutoHyphens w:val="true"/>
       <w:bidi w:val="0"/>
       <w:spacing w:before="0" w:after="0"/>
       <w:jc w:val="start"/>
@@ -19413,24 +19894,19 @@
     <w:pPr>
       <w:numPr>
         <w:ilvl w:val="0"/>
-        <w:numId w:val="5"/>
+        <w:numId w:val="4"/>
       </w:numPr>
       <w:ind w:startChars="300" w:endChars="100"/>
     </w:pPr>
     <w:rPr/>
   </w:style>
-  <w:style w:type="paragraph" w:styleId="user" w:customStyle="1">
+  <w:style w:type="paragraph" w:styleId="user4">
     <w:name w:val="表 (user)"/>
-    <w:basedOn w:val="Normal"/>
+    <w:basedOn w:val="Caption"/>
     <w:link w:val="Style22"/>
     <w:qFormat/>
-    <w:rsid w:val="009a6118"/>
-    <w:pPr>
-      <w:widowControl/>
-    </w:pPr>
-    <w:rPr>
-      <w:rFonts w:ascii="游明朝" w:hAnsi="游明朝" w:cs="メイリオ"/>
-    </w:rPr>
+    <w:pPr/>
+    <w:rPr/>
   </w:style>
   <w:style w:type="paragraph" w:styleId="Style30" w:customStyle="1">
     <w:name w:val="表の文字"/>
@@ -19455,7 +19931,7 @@
     <w:pPr/>
     <w:rPr>
       <w:b/>
-      <w:color w:themeColor="light1" w:val="FFFFFF"/>
+      <w:color w:themeColor="background1" w:val="FFFFFF"/>
     </w:rPr>
   </w:style>
   <w:style w:type="paragraph" w:styleId="-9pt1" w:customStyle="1">
@@ -19495,8 +19971,8 @@
     <w:pPr/>
     <w:rPr/>
   </w:style>
-  <w:style w:type="numbering" w:styleId="Style33" w:default="1">
-    <w:name w:val="記号なし"/>
+  <w:style w:type="numbering" w:styleId="user5" w:default="1">
+    <w:name w:val="記号なし (user)"/>
     <w:uiPriority w:val="99"/>
     <w:semiHidden/>
     <w:unhideWhenUsed/>
@@ -20236,7 +20712,6 @@
     <w:basedOn w:val="a4"/>
     <w:uiPriority w:val="49"/>
     <w:rsid w:val="009a6118"/>
-    <w:rPr/>
     <w:tblPr>
       <w:tblStyleRowBandSize w:val="1"/>
       <w:tblStyleColBandSize w:val="1"/>
@@ -20663,7 +21138,6 @@
     <w:basedOn w:val="a4"/>
     <w:uiPriority w:val="99"/>
     <w:rsid w:val="009a6118"/>
-    <w:rPr/>
   </w:style>
   <w:style w:type="table" w:styleId="1-3">
     <w:name w:val="List Table 1 Light Accent 3"/>

--- a/(PRGDE004)04_基本設計書(変更・追加分)EPISODE1_1.0.0.docx
+++ b/(PRGDE004)04_基本設計書(変更・追加分)EPISODE1_1.0.0.docx
@@ -1588,8 +1588,8 @@
       </w:tblPr>
       <w:tblGrid>
         <w:gridCol w:w="3218"/>
-        <w:gridCol w:w="3213"/>
-        <w:gridCol w:w="3345"/>
+        <w:gridCol w:w="3209"/>
+        <w:gridCol w:w="3349"/>
       </w:tblGrid>
       <w:tr>
         <w:trPr>
@@ -1629,7 +1629,7 @@
         </w:tc>
         <w:tc>
           <w:tcPr>
-            <w:tcW w:w="3213" w:type="dxa"/>
+            <w:tcW w:w="3209" w:type="dxa"/>
             <w:tcBorders/>
             <w:shd w:color="auto" w:fill="4F81BD" w:themeFill="accent1" w:val="clear"/>
           </w:tcPr>
@@ -1661,7 +1661,7 @@
         </w:tc>
         <w:tc>
           <w:tcPr>
-            <w:tcW w:w="3345" w:type="dxa"/>
+            <w:tcW w:w="3349" w:type="dxa"/>
             <w:tcBorders/>
             <w:shd w:color="auto" w:fill="4F81BD" w:themeFill="accent1" w:val="clear"/>
           </w:tcPr>
@@ -2492,7 +2492,7 @@
         </w:tc>
         <w:tc>
           <w:tcPr>
-            <w:tcW w:w="3213" w:type="dxa"/>
+            <w:tcW w:w="3209" w:type="dxa"/>
             <w:tcBorders/>
           </w:tcPr>
           <w:p>
@@ -3147,7 +3147,7 @@
         </w:tc>
         <w:tc>
           <w:tcPr>
-            <w:tcW w:w="3345" w:type="dxa"/>
+            <w:tcW w:w="3349" w:type="dxa"/>
             <w:tcBorders/>
           </w:tcPr>
           <w:p>
@@ -4500,12 +4500,12 @@
         </w:tblCellMar>
       </w:tblPr>
       <w:tblGrid>
-        <w:gridCol w:w="958"/>
-        <w:gridCol w:w="1131"/>
+        <w:gridCol w:w="954"/>
+        <w:gridCol w:w="1135"/>
         <w:gridCol w:w="1420"/>
-        <w:gridCol w:w="2219"/>
-        <w:gridCol w:w="2220"/>
+        <w:gridCol w:w="2217"/>
         <w:gridCol w:w="2218"/>
+        <w:gridCol w:w="2222"/>
       </w:tblGrid>
       <w:tr>
         <w:trPr/>
@@ -4613,7 +4613,7 @@
         <w:trPr/>
         <w:tc>
           <w:tcPr>
-            <w:tcW w:w="958" w:type="dxa"/>
+            <w:tcW w:w="954" w:type="dxa"/>
             <w:tcBorders>
               <w:top w:val="single" w:sz="4" w:space="0" w:color="92CDDC"/>
               <w:start w:val="single" w:sz="4" w:space="0" w:color="92CDDC"/>
@@ -4656,7 +4656,7 @@
         </w:tc>
         <w:tc>
           <w:tcPr>
-            <w:tcW w:w="1131" w:type="dxa"/>
+            <w:tcW w:w="1135" w:type="dxa"/>
             <w:tcBorders>
               <w:top w:val="single" w:sz="4" w:space="0" w:color="92CDDC"/>
               <w:start w:val="single" w:sz="4" w:space="0" w:color="92CDDC"/>
@@ -4710,7 +4710,7 @@
         </w:tc>
         <w:tc>
           <w:tcPr>
-            <w:tcW w:w="2219" w:type="dxa"/>
+            <w:tcW w:w="2217" w:type="dxa"/>
             <w:tcBorders>
               <w:top w:val="single" w:sz="4" w:space="0" w:color="92CDDC"/>
               <w:start w:val="single" w:sz="4" w:space="0" w:color="92CDDC"/>
@@ -4737,38 +4737,6 @@
                 <w:lang w:val="en-US" w:eastAsia="ja-JP" w:bidi="ar-SA"/>
               </w:rPr>
               <w:t>入力</w:t>
-            </w:r>
-          </w:p>
-        </w:tc>
-        <w:tc>
-          <w:tcPr>
-            <w:tcW w:w="2220" w:type="dxa"/>
-            <w:tcBorders>
-              <w:top w:val="single" w:sz="4" w:space="0" w:color="92CDDC"/>
-              <w:start w:val="single" w:sz="4" w:space="0" w:color="92CDDC"/>
-              <w:bottom w:val="single" w:sz="4" w:space="0" w:color="92CDDC"/>
-              <w:end w:val="single" w:sz="4" w:space="0" w:color="92CDDC"/>
-            </w:tcBorders>
-            <w:shd w:fill="DAEEF3" w:val="clear"/>
-          </w:tcPr>
-          <w:p>
-            <w:pPr>
-              <w:pStyle w:val="Style30"/>
-              <w:spacing w:before="0" w:after="0"/>
-              <w:jc w:val="start"/>
-              <w:rPr>
-                <w:rFonts w:hint="eastAsia"/>
-                <w:kern w:val="2"/>
-                <w:lang w:val="en-US" w:eastAsia="ja-JP" w:bidi="ar-SA"/>
-              </w:rPr>
-            </w:pPr>
-            <w:r>
-              <w:rPr>
-                <w:rFonts w:hint="eastAsia"/>
-                <w:kern w:val="2"/>
-                <w:lang w:val="en-US" w:eastAsia="ja-JP" w:bidi="ar-SA"/>
-              </w:rPr>
-              <w:t>出力</w:t>
             </w:r>
           </w:p>
         </w:tc>
@@ -4800,24 +4768,56 @@
                 <w:kern w:val="2"/>
                 <w:lang w:val="en-US" w:eastAsia="ja-JP" w:bidi="ar-SA"/>
               </w:rPr>
-              <w:t>操作</w:t>
-            </w:r>
-          </w:p>
-        </w:tc>
-      </w:tr>
-      <w:tr>
-        <w:trPr>
-          <w:trHeight w:val="934" w:hRule="atLeast"/>
-        </w:trPr>
-        <w:tc>
-          <w:tcPr>
-            <w:tcW w:w="958" w:type="dxa"/>
+              <w:t>出力</w:t>
+            </w:r>
+          </w:p>
+        </w:tc>
+        <w:tc>
+          <w:tcPr>
+            <w:tcW w:w="2222" w:type="dxa"/>
             <w:tcBorders>
               <w:top w:val="single" w:sz="4" w:space="0" w:color="92CDDC"/>
               <w:start w:val="single" w:sz="4" w:space="0" w:color="92CDDC"/>
               <w:bottom w:val="single" w:sz="4" w:space="0" w:color="92CDDC"/>
               <w:end w:val="single" w:sz="4" w:space="0" w:color="92CDDC"/>
             </w:tcBorders>
+            <w:shd w:fill="DAEEF3" w:val="clear"/>
+          </w:tcPr>
+          <w:p>
+            <w:pPr>
+              <w:pStyle w:val="Style30"/>
+              <w:spacing w:before="0" w:after="0"/>
+              <w:jc w:val="start"/>
+              <w:rPr>
+                <w:rFonts w:hint="eastAsia"/>
+                <w:kern w:val="2"/>
+                <w:lang w:val="en-US" w:eastAsia="ja-JP" w:bidi="ar-SA"/>
+              </w:rPr>
+            </w:pPr>
+            <w:r>
+              <w:rPr>
+                <w:rFonts w:hint="eastAsia"/>
+                <w:kern w:val="2"/>
+                <w:lang w:val="en-US" w:eastAsia="ja-JP" w:bidi="ar-SA"/>
+              </w:rPr>
+              <w:t>操作</w:t>
+            </w:r>
+          </w:p>
+        </w:tc>
+      </w:tr>
+      <w:tr>
+        <w:trPr>
+          <w:trHeight w:val="934" w:hRule="atLeast"/>
+        </w:trPr>
+        <w:tc>
+          <w:tcPr>
+            <w:tcW w:w="954" w:type="dxa"/>
+            <w:tcBorders>
+              <w:top w:val="single" w:sz="4" w:space="0" w:color="92CDDC"/>
+              <w:start w:val="single" w:sz="4" w:space="0" w:color="92CDDC"/>
+              <w:bottom w:val="single" w:sz="4" w:space="0" w:color="92CDDC"/>
+              <w:end w:val="single" w:sz="4" w:space="0" w:color="92CDDC"/>
+            </w:tcBorders>
           </w:tcPr>
           <w:p>
             <w:pPr>
@@ -4842,7 +4842,7 @@
         </w:tc>
         <w:tc>
           <w:tcPr>
-            <w:tcW w:w="1131" w:type="dxa"/>
+            <w:tcW w:w="1135" w:type="dxa"/>
             <w:vMerge w:val="restart"/>
             <w:tcBorders>
               <w:top w:val="single" w:sz="4" w:space="0" w:color="92CDDC"/>
@@ -4901,7 +4901,7 @@
         </w:tc>
         <w:tc>
           <w:tcPr>
-            <w:tcW w:w="2219" w:type="dxa"/>
+            <w:tcW w:w="2217" w:type="dxa"/>
             <w:vMerge w:val="restart"/>
             <w:tcBorders>
               <w:top w:val="single" w:sz="4" w:space="0" w:color="92CDDC"/>
@@ -4925,74 +4925,6 @@
                 <w:kern w:val="2"/>
                 <w:lang w:val="en-US" w:eastAsia="ja-JP" w:bidi="ar-SA"/>
               </w:rPr>
-            </w:r>
-          </w:p>
-        </w:tc>
-        <w:tc>
-          <w:tcPr>
-            <w:tcW w:w="2220" w:type="dxa"/>
-            <w:vMerge w:val="restart"/>
-            <w:tcBorders>
-              <w:top w:val="single" w:sz="4" w:space="0" w:color="92CDDC"/>
-              <w:start w:val="single" w:sz="4" w:space="0" w:color="92CDDC"/>
-              <w:bottom w:val="single" w:sz="4" w:space="0" w:color="92CDDC"/>
-              <w:end w:val="single" w:sz="4" w:space="0" w:color="92CDDC"/>
-            </w:tcBorders>
-          </w:tcPr>
-          <w:p>
-            <w:pPr>
-              <w:pStyle w:val="Style30"/>
-              <w:spacing w:before="0" w:after="0"/>
-              <w:jc w:val="start"/>
-              <w:rPr>
-                <w:kern w:val="2"/>
-                <w:lang w:val="en-US" w:eastAsia="ja-JP" w:bidi="ar-SA"/>
-              </w:rPr>
-            </w:pPr>
-            <w:r>
-              <w:rPr>
-                <w:kern w:val="2"/>
-                <w:lang w:val="en-US" w:eastAsia="ja-JP" w:bidi="ar-SA"/>
-              </w:rPr>
-              <w:t xml:space="preserve">・商品画像 </w:t>
-            </w:r>
-          </w:p>
-          <w:p>
-            <w:pPr>
-              <w:pStyle w:val="Style30"/>
-              <w:spacing w:before="0" w:after="0"/>
-              <w:jc w:val="start"/>
-              <w:rPr>
-                <w:kern w:val="2"/>
-                <w:lang w:val="en-US" w:eastAsia="ja-JP" w:bidi="ar-SA"/>
-              </w:rPr>
-            </w:pPr>
-            <w:r>
-              <w:rPr>
-                <w:kern w:val="2"/>
-                <w:lang w:val="en-US" w:eastAsia="ja-JP" w:bidi="ar-SA"/>
-              </w:rPr>
-              <w:t xml:space="preserve">・商品名 </w:t>
-            </w:r>
-          </w:p>
-          <w:p>
-            <w:pPr>
-              <w:pStyle w:val="Style30"/>
-              <w:spacing w:before="0" w:after="0"/>
-              <w:jc w:val="start"/>
-              <w:rPr>
-                <w:color w:val="FF0000"/>
-                <w:kern w:val="2"/>
-                <w:lang w:val="en-US" w:eastAsia="ja-JP" w:bidi="ar-SA"/>
-              </w:rPr>
-            </w:pPr>
-            <w:r>
-              <w:rPr>
-                <w:color w:val="FF0000"/>
-                <w:kern w:val="2"/>
-                <w:lang w:val="en-US" w:eastAsia="ja-JP" w:bidi="ar-SA"/>
-              </w:rPr>
-              <w:t>・ヘッダーにタイムセール表示（常時）</w:t>
             </w:r>
           </w:p>
         </w:tc>
@@ -5022,6 +4954,74 @@
                 <w:kern w:val="2"/>
                 <w:lang w:val="en-US" w:eastAsia="ja-JP" w:bidi="ar-SA"/>
               </w:rPr>
+              <w:t xml:space="preserve">・商品画像 </w:t>
+            </w:r>
+          </w:p>
+          <w:p>
+            <w:pPr>
+              <w:pStyle w:val="Style30"/>
+              <w:spacing w:before="0" w:after="0"/>
+              <w:jc w:val="start"/>
+              <w:rPr>
+                <w:kern w:val="2"/>
+                <w:lang w:val="en-US" w:eastAsia="ja-JP" w:bidi="ar-SA"/>
+              </w:rPr>
+            </w:pPr>
+            <w:r>
+              <w:rPr>
+                <w:kern w:val="2"/>
+                <w:lang w:val="en-US" w:eastAsia="ja-JP" w:bidi="ar-SA"/>
+              </w:rPr>
+              <w:t xml:space="preserve">・商品名 </w:t>
+            </w:r>
+          </w:p>
+          <w:p>
+            <w:pPr>
+              <w:pStyle w:val="Style30"/>
+              <w:spacing w:before="0" w:after="0"/>
+              <w:jc w:val="start"/>
+              <w:rPr>
+                <w:color w:val="FF0000"/>
+                <w:kern w:val="2"/>
+                <w:lang w:val="en-US" w:eastAsia="ja-JP" w:bidi="ar-SA"/>
+              </w:rPr>
+            </w:pPr>
+            <w:r>
+              <w:rPr>
+                <w:color w:val="FF0000"/>
+                <w:kern w:val="2"/>
+                <w:lang w:val="en-US" w:eastAsia="ja-JP" w:bidi="ar-SA"/>
+              </w:rPr>
+              <w:t>・ヘッダーにタイムセール表示（常時）</w:t>
+            </w:r>
+          </w:p>
+        </w:tc>
+        <w:tc>
+          <w:tcPr>
+            <w:tcW w:w="2222" w:type="dxa"/>
+            <w:vMerge w:val="restart"/>
+            <w:tcBorders>
+              <w:top w:val="single" w:sz="4" w:space="0" w:color="92CDDC"/>
+              <w:start w:val="single" w:sz="4" w:space="0" w:color="92CDDC"/>
+              <w:bottom w:val="single" w:sz="4" w:space="0" w:color="92CDDC"/>
+              <w:end w:val="single" w:sz="4" w:space="0" w:color="92CDDC"/>
+            </w:tcBorders>
+          </w:tcPr>
+          <w:p>
+            <w:pPr>
+              <w:pStyle w:val="Style30"/>
+              <w:spacing w:before="0" w:after="0"/>
+              <w:jc w:val="start"/>
+              <w:rPr>
+                <w:kern w:val="2"/>
+                <w:lang w:val="en-US" w:eastAsia="ja-JP" w:bidi="ar-SA"/>
+              </w:rPr>
+            </w:pPr>
+            <w:r>
+              <w:rPr>
+                <w:kern w:val="2"/>
+                <w:lang w:val="en-US" w:eastAsia="ja-JP" w:bidi="ar-SA"/>
+              </w:rPr>
               <w:t>・商品画像</w:t>
             </w:r>
             <w:r>
@@ -5054,7 +5054,7 @@
         </w:trPr>
         <w:tc>
           <w:tcPr>
-            <w:tcW w:w="958" w:type="dxa"/>
+            <w:tcW w:w="954" w:type="dxa"/>
             <w:tcBorders>
               <w:start w:val="single" w:sz="4" w:space="0" w:color="92CDDC"/>
               <w:bottom w:val="single" w:sz="4" w:space="0" w:color="92CDDC"/>
@@ -5084,7 +5084,7 @@
         </w:tc>
         <w:tc>
           <w:tcPr>
-            <w:tcW w:w="1131" w:type="dxa"/>
+            <w:tcW w:w="1135" w:type="dxa"/>
             <w:vMerge w:val="continue"/>
             <w:tcBorders>
               <w:start w:val="single" w:sz="4" w:space="0" w:color="92CDDC"/>
@@ -5132,27 +5132,7 @@
         </w:tc>
         <w:tc>
           <w:tcPr>
-            <w:tcW w:w="2219" w:type="dxa"/>
-            <w:vMerge w:val="continue"/>
-            <w:tcBorders>
-              <w:start w:val="single" w:sz="4" w:space="0" w:color="92CDDC"/>
-              <w:bottom w:val="single" w:sz="4" w:space="0" w:color="92CDDC"/>
-              <w:end w:val="single" w:sz="4" w:space="0" w:color="92CDDC"/>
-            </w:tcBorders>
-          </w:tcPr>
-          <w:p>
-            <w:pPr>
-              <w:pStyle w:val="Normal"/>
-              <w:rPr/>
-            </w:pPr>
-            <w:r>
-              <w:rPr/>
-            </w:r>
-          </w:p>
-        </w:tc>
-        <w:tc>
-          <w:tcPr>
-            <w:tcW w:w="2220" w:type="dxa"/>
+            <w:tcW w:w="2217" w:type="dxa"/>
             <w:vMerge w:val="continue"/>
             <w:tcBorders>
               <w:start w:val="single" w:sz="4" w:space="0" w:color="92CDDC"/>
@@ -5190,6 +5170,26 @@
             </w:r>
           </w:p>
         </w:tc>
+        <w:tc>
+          <w:tcPr>
+            <w:tcW w:w="2222" w:type="dxa"/>
+            <w:vMerge w:val="continue"/>
+            <w:tcBorders>
+              <w:start w:val="single" w:sz="4" w:space="0" w:color="92CDDC"/>
+              <w:bottom w:val="single" w:sz="4" w:space="0" w:color="92CDDC"/>
+              <w:end w:val="single" w:sz="4" w:space="0" w:color="92CDDC"/>
+            </w:tcBorders>
+          </w:tcPr>
+          <w:p>
+            <w:pPr>
+              <w:pStyle w:val="Normal"/>
+              <w:rPr/>
+            </w:pPr>
+            <w:r>
+              <w:rPr/>
+            </w:r>
+          </w:p>
+        </w:tc>
       </w:tr>
       <w:tr>
         <w:trPr>
@@ -5197,7 +5197,7 @@
         </w:trPr>
         <w:tc>
           <w:tcPr>
-            <w:tcW w:w="958" w:type="dxa"/>
+            <w:tcW w:w="954" w:type="dxa"/>
             <w:tcBorders>
               <w:start w:val="single" w:sz="4" w:space="0" w:color="92CDDC"/>
               <w:bottom w:val="single" w:sz="4" w:space="0" w:color="92CDDC"/>
@@ -5227,7 +5227,7 @@
         </w:tc>
         <w:tc>
           <w:tcPr>
-            <w:tcW w:w="1131" w:type="dxa"/>
+            <w:tcW w:w="1135" w:type="dxa"/>
             <w:vMerge w:val="restart"/>
             <w:tcBorders>
               <w:start w:val="single" w:sz="4" w:space="0" w:color="92CDDC"/>
@@ -5284,7 +5284,7 @@
         </w:tc>
         <w:tc>
           <w:tcPr>
-            <w:tcW w:w="2219" w:type="dxa"/>
+            <w:tcW w:w="2217" w:type="dxa"/>
             <w:vMerge w:val="restart"/>
             <w:tcBorders>
               <w:start w:val="single" w:sz="4" w:space="0" w:color="92CDDC"/>
@@ -5307,115 +5307,6 @@
                 <w:kern w:val="2"/>
                 <w:lang w:val="en-US" w:eastAsia="ja-JP" w:bidi="ar-SA"/>
               </w:rPr>
-            </w:r>
-          </w:p>
-        </w:tc>
-        <w:tc>
-          <w:tcPr>
-            <w:tcW w:w="2220" w:type="dxa"/>
-            <w:vMerge w:val="restart"/>
-            <w:tcBorders>
-              <w:start w:val="single" w:sz="4" w:space="0" w:color="92CDDC"/>
-              <w:bottom w:val="single" w:sz="4" w:space="0" w:color="92CDDC"/>
-              <w:end w:val="single" w:sz="4" w:space="0" w:color="92CDDC"/>
-            </w:tcBorders>
-          </w:tcPr>
-          <w:p>
-            <w:pPr>
-              <w:pStyle w:val="Style30"/>
-              <w:spacing w:before="0" w:after="0"/>
-              <w:jc w:val="start"/>
-              <w:rPr>
-                <w:kern w:val="2"/>
-                <w:lang w:val="en-US" w:eastAsia="ja-JP" w:bidi="ar-SA"/>
-              </w:rPr>
-            </w:pPr>
-            <w:r>
-              <w:rPr>
-                <w:kern w:val="2"/>
-                <w:lang w:val="en-US" w:eastAsia="ja-JP" w:bidi="ar-SA"/>
-              </w:rPr>
-              <w:t xml:space="preserve">・商品画像 </w:t>
-            </w:r>
-          </w:p>
-          <w:p>
-            <w:pPr>
-              <w:pStyle w:val="Style30"/>
-              <w:spacing w:before="0" w:after="0"/>
-              <w:jc w:val="start"/>
-              <w:rPr>
-                <w:kern w:val="2"/>
-                <w:lang w:val="en-US" w:eastAsia="ja-JP" w:bidi="ar-SA"/>
-              </w:rPr>
-            </w:pPr>
-            <w:r>
-              <w:rPr>
-                <w:kern w:val="2"/>
-                <w:lang w:val="en-US" w:eastAsia="ja-JP" w:bidi="ar-SA"/>
-              </w:rPr>
-              <w:t xml:space="preserve">・商品名 </w:t>
-            </w:r>
-          </w:p>
-          <w:p>
-            <w:pPr>
-              <w:pStyle w:val="Style30"/>
-              <w:spacing w:before="0" w:after="0"/>
-              <w:jc w:val="start"/>
-              <w:rPr>
-                <w:kern w:val="2"/>
-                <w:lang w:val="en-US" w:eastAsia="ja-JP" w:bidi="ar-SA"/>
-              </w:rPr>
-            </w:pPr>
-            <w:r>
-              <w:rPr>
-                <w:kern w:val="2"/>
-                <w:lang w:val="en-US" w:eastAsia="ja-JP" w:bidi="ar-SA"/>
-              </w:rPr>
-              <w:t>・価格</w:t>
-            </w:r>
-          </w:p>
-          <w:p>
-            <w:pPr>
-              <w:pStyle w:val="Style30"/>
-              <w:spacing w:before="0" w:after="0"/>
-              <w:jc w:val="start"/>
-              <w:rPr>
-                <w:kern w:val="2"/>
-                <w:lang w:val="en-US" w:eastAsia="ja-JP" w:bidi="ar-SA"/>
-              </w:rPr>
-            </w:pPr>
-            <w:r>
-              <w:rPr>
-                <w:kern w:val="2"/>
-                <w:lang w:val="en-US" w:eastAsia="ja-JP" w:bidi="ar-SA"/>
-              </w:rPr>
-              <w:t>・カテゴリ</w:t>
-            </w:r>
-          </w:p>
-          <w:p>
-            <w:pPr>
-              <w:pStyle w:val="Style30"/>
-              <w:spacing w:before="0" w:after="0"/>
-              <w:jc w:val="start"/>
-              <w:rPr>
-                <w:kern w:val="2"/>
-                <w:lang w:val="en-US" w:eastAsia="ja-JP" w:bidi="ar-SA"/>
-              </w:rPr>
-            </w:pPr>
-            <w:r>
-              <w:rPr>
-                <w:color w:val="FF0000"/>
-                <w:kern w:val="2"/>
-                <w:lang w:val="en-US" w:eastAsia="ja-JP" w:bidi="ar-SA"/>
-              </w:rPr>
-              <w:t>・ヘッダーにタイムセール表示（常時）</w:t>
-            </w:r>
-            <w:r>
-              <w:rPr>
-                <w:kern w:val="2"/>
-                <w:lang w:val="en-US" w:eastAsia="ja-JP" w:bidi="ar-SA"/>
-              </w:rPr>
-              <w:t xml:space="preserve"> </w:t>
             </w:r>
           </w:p>
         </w:tc>
@@ -5444,6 +5335,115 @@
                 <w:kern w:val="2"/>
                 <w:lang w:val="en-US" w:eastAsia="ja-JP" w:bidi="ar-SA"/>
               </w:rPr>
+              <w:t xml:space="preserve">・商品画像 </w:t>
+            </w:r>
+          </w:p>
+          <w:p>
+            <w:pPr>
+              <w:pStyle w:val="Style30"/>
+              <w:spacing w:before="0" w:after="0"/>
+              <w:jc w:val="start"/>
+              <w:rPr>
+                <w:kern w:val="2"/>
+                <w:lang w:val="en-US" w:eastAsia="ja-JP" w:bidi="ar-SA"/>
+              </w:rPr>
+            </w:pPr>
+            <w:r>
+              <w:rPr>
+                <w:kern w:val="2"/>
+                <w:lang w:val="en-US" w:eastAsia="ja-JP" w:bidi="ar-SA"/>
+              </w:rPr>
+              <w:t xml:space="preserve">・商品名 </w:t>
+            </w:r>
+          </w:p>
+          <w:p>
+            <w:pPr>
+              <w:pStyle w:val="Style30"/>
+              <w:spacing w:before="0" w:after="0"/>
+              <w:jc w:val="start"/>
+              <w:rPr>
+                <w:kern w:val="2"/>
+                <w:lang w:val="en-US" w:eastAsia="ja-JP" w:bidi="ar-SA"/>
+              </w:rPr>
+            </w:pPr>
+            <w:r>
+              <w:rPr>
+                <w:kern w:val="2"/>
+                <w:lang w:val="en-US" w:eastAsia="ja-JP" w:bidi="ar-SA"/>
+              </w:rPr>
+              <w:t>・価格</w:t>
+            </w:r>
+          </w:p>
+          <w:p>
+            <w:pPr>
+              <w:pStyle w:val="Style30"/>
+              <w:spacing w:before="0" w:after="0"/>
+              <w:jc w:val="start"/>
+              <w:rPr>
+                <w:kern w:val="2"/>
+                <w:lang w:val="en-US" w:eastAsia="ja-JP" w:bidi="ar-SA"/>
+              </w:rPr>
+            </w:pPr>
+            <w:r>
+              <w:rPr>
+                <w:kern w:val="2"/>
+                <w:lang w:val="en-US" w:eastAsia="ja-JP" w:bidi="ar-SA"/>
+              </w:rPr>
+              <w:t>・カテゴリ</w:t>
+            </w:r>
+          </w:p>
+          <w:p>
+            <w:pPr>
+              <w:pStyle w:val="Style30"/>
+              <w:spacing w:before="0" w:after="0"/>
+              <w:jc w:val="start"/>
+              <w:rPr>
+                <w:kern w:val="2"/>
+                <w:lang w:val="en-US" w:eastAsia="ja-JP" w:bidi="ar-SA"/>
+              </w:rPr>
+            </w:pPr>
+            <w:r>
+              <w:rPr>
+                <w:color w:val="FF0000"/>
+                <w:kern w:val="2"/>
+                <w:lang w:val="en-US" w:eastAsia="ja-JP" w:bidi="ar-SA"/>
+              </w:rPr>
+              <w:t>・ヘッダーにタイムセール表示（常時）</w:t>
+            </w:r>
+            <w:r>
+              <w:rPr>
+                <w:kern w:val="2"/>
+                <w:lang w:val="en-US" w:eastAsia="ja-JP" w:bidi="ar-SA"/>
+              </w:rPr>
+              <w:t xml:space="preserve"> </w:t>
+            </w:r>
+          </w:p>
+        </w:tc>
+        <w:tc>
+          <w:tcPr>
+            <w:tcW w:w="2222" w:type="dxa"/>
+            <w:vMerge w:val="restart"/>
+            <w:tcBorders>
+              <w:start w:val="single" w:sz="4" w:space="0" w:color="92CDDC"/>
+              <w:bottom w:val="single" w:sz="4" w:space="0" w:color="92CDDC"/>
+              <w:end w:val="single" w:sz="4" w:space="0" w:color="92CDDC"/>
+            </w:tcBorders>
+          </w:tcPr>
+          <w:p>
+            <w:pPr>
+              <w:pStyle w:val="Style30"/>
+              <w:spacing w:before="0" w:after="0"/>
+              <w:jc w:val="start"/>
+              <w:rPr>
+                <w:kern w:val="2"/>
+                <w:lang w:val="en-US" w:eastAsia="ja-JP" w:bidi="ar-SA"/>
+              </w:rPr>
+            </w:pPr>
+            <w:r>
+              <w:rPr>
+                <w:kern w:val="2"/>
+                <w:lang w:val="en-US" w:eastAsia="ja-JP" w:bidi="ar-SA"/>
+              </w:rPr>
               <w:t>・商品画像</w:t>
             </w:r>
             <w:r>
@@ -5476,7 +5476,7 @@
         </w:trPr>
         <w:tc>
           <w:tcPr>
-            <w:tcW w:w="958" w:type="dxa"/>
+            <w:tcW w:w="954" w:type="dxa"/>
             <w:tcBorders>
               <w:start w:val="single" w:sz="4" w:space="0" w:color="92CDDC"/>
               <w:bottom w:val="single" w:sz="4" w:space="0" w:color="92CDDC"/>
@@ -5506,7 +5506,7 @@
         </w:tc>
         <w:tc>
           <w:tcPr>
-            <w:tcW w:w="1131" w:type="dxa"/>
+            <w:tcW w:w="1135" w:type="dxa"/>
             <w:vMerge w:val="continue"/>
             <w:tcBorders>
               <w:start w:val="single" w:sz="4" w:space="0" w:color="92CDDC"/>
@@ -5554,27 +5554,7 @@
         </w:tc>
         <w:tc>
           <w:tcPr>
-            <w:tcW w:w="2219" w:type="dxa"/>
-            <w:vMerge w:val="continue"/>
-            <w:tcBorders>
-              <w:start w:val="single" w:sz="4" w:space="0" w:color="92CDDC"/>
-              <w:bottom w:val="single" w:sz="4" w:space="0" w:color="92CDDC"/>
-              <w:end w:val="single" w:sz="4" w:space="0" w:color="92CDDC"/>
-            </w:tcBorders>
-          </w:tcPr>
-          <w:p>
-            <w:pPr>
-              <w:pStyle w:val="Normal"/>
-              <w:rPr/>
-            </w:pPr>
-            <w:r>
-              <w:rPr/>
-            </w:r>
-          </w:p>
-        </w:tc>
-        <w:tc>
-          <w:tcPr>
-            <w:tcW w:w="2220" w:type="dxa"/>
+            <w:tcW w:w="2217" w:type="dxa"/>
             <w:vMerge w:val="continue"/>
             <w:tcBorders>
               <w:start w:val="single" w:sz="4" w:space="0" w:color="92CDDC"/>
@@ -5612,6 +5592,26 @@
             </w:r>
           </w:p>
         </w:tc>
+        <w:tc>
+          <w:tcPr>
+            <w:tcW w:w="2222" w:type="dxa"/>
+            <w:vMerge w:val="continue"/>
+            <w:tcBorders>
+              <w:start w:val="single" w:sz="4" w:space="0" w:color="92CDDC"/>
+              <w:bottom w:val="single" w:sz="4" w:space="0" w:color="92CDDC"/>
+              <w:end w:val="single" w:sz="4" w:space="0" w:color="92CDDC"/>
+            </w:tcBorders>
+          </w:tcPr>
+          <w:p>
+            <w:pPr>
+              <w:pStyle w:val="Normal"/>
+              <w:rPr/>
+            </w:pPr>
+            <w:r>
+              <w:rPr/>
+            </w:r>
+          </w:p>
+        </w:tc>
       </w:tr>
       <w:tr>
         <w:trPr>
@@ -5619,7 +5619,7 @@
         </w:trPr>
         <w:tc>
           <w:tcPr>
-            <w:tcW w:w="958" w:type="dxa"/>
+            <w:tcW w:w="954" w:type="dxa"/>
             <w:tcBorders>
               <w:start w:val="single" w:sz="4" w:space="0" w:color="92CDDC"/>
               <w:bottom w:val="single" w:sz="4" w:space="0" w:color="92CDDC"/>
@@ -5649,7 +5649,7 @@
         </w:tc>
         <w:tc>
           <w:tcPr>
-            <w:tcW w:w="1131" w:type="dxa"/>
+            <w:tcW w:w="1135" w:type="dxa"/>
             <w:vMerge w:val="restart"/>
             <w:tcBorders>
               <w:start w:val="single" w:sz="4" w:space="0" w:color="92CDDC"/>
@@ -5706,7 +5706,7 @@
         </w:tc>
         <w:tc>
           <w:tcPr>
-            <w:tcW w:w="2219" w:type="dxa"/>
+            <w:tcW w:w="2217" w:type="dxa"/>
             <w:vMerge w:val="restart"/>
             <w:tcBorders>
               <w:start w:val="single" w:sz="4" w:space="0" w:color="92CDDC"/>
@@ -5729,127 +5729,6 @@
                 <w:kern w:val="2"/>
                 <w:lang w:val="en-US" w:eastAsia="ja-JP" w:bidi="ar-SA"/>
               </w:rPr>
-            </w:r>
-          </w:p>
-        </w:tc>
-        <w:tc>
-          <w:tcPr>
-            <w:tcW w:w="2220" w:type="dxa"/>
-            <w:vMerge w:val="restart"/>
-            <w:tcBorders>
-              <w:start w:val="single" w:sz="4" w:space="0" w:color="92CDDC"/>
-              <w:bottom w:val="single" w:sz="4" w:space="0" w:color="92CDDC"/>
-              <w:end w:val="single" w:sz="4" w:space="0" w:color="92CDDC"/>
-            </w:tcBorders>
-          </w:tcPr>
-          <w:p>
-            <w:pPr>
-              <w:pStyle w:val="Style30"/>
-              <w:spacing w:before="0" w:after="0"/>
-              <w:jc w:val="start"/>
-              <w:rPr>
-                <w:kern w:val="2"/>
-                <w:lang w:val="en-US" w:eastAsia="ja-JP" w:bidi="ar-SA"/>
-              </w:rPr>
-            </w:pPr>
-            <w:r>
-              <w:rPr>
-                <w:kern w:val="2"/>
-                <w:lang w:val="en-US" w:eastAsia="ja-JP" w:bidi="ar-SA"/>
-              </w:rPr>
-              <w:t xml:space="preserve">・商品画像 </w:t>
-            </w:r>
-          </w:p>
-          <w:p>
-            <w:pPr>
-              <w:pStyle w:val="Style30"/>
-              <w:spacing w:before="0" w:after="0"/>
-              <w:jc w:val="start"/>
-              <w:rPr>
-                <w:kern w:val="2"/>
-                <w:lang w:val="en-US" w:eastAsia="ja-JP" w:bidi="ar-SA"/>
-              </w:rPr>
-            </w:pPr>
-            <w:r>
-              <w:rPr>
-                <w:kern w:val="2"/>
-                <w:lang w:val="en-US" w:eastAsia="ja-JP" w:bidi="ar-SA"/>
-              </w:rPr>
-              <w:t xml:space="preserve">・商品名 </w:t>
-            </w:r>
-          </w:p>
-          <w:p>
-            <w:pPr>
-              <w:pStyle w:val="Style30"/>
-              <w:spacing w:before="0" w:after="0"/>
-              <w:jc w:val="start"/>
-              <w:rPr>
-                <w:kern w:val="2"/>
-                <w:lang w:val="en-US" w:eastAsia="ja-JP" w:bidi="ar-SA"/>
-              </w:rPr>
-            </w:pPr>
-            <w:r>
-              <w:rPr>
-                <w:kern w:val="2"/>
-                <w:lang w:val="en-US" w:eastAsia="ja-JP" w:bidi="ar-SA"/>
-              </w:rPr>
-              <w:t xml:space="preserve">・在庫 </w:t>
-            </w:r>
-          </w:p>
-          <w:p>
-            <w:pPr>
-              <w:pStyle w:val="Style30"/>
-              <w:spacing w:before="0" w:after="0"/>
-              <w:jc w:val="start"/>
-              <w:rPr>
-                <w:kern w:val="2"/>
-                <w:lang w:val="en-US" w:eastAsia="ja-JP" w:bidi="ar-SA"/>
-              </w:rPr>
-            </w:pPr>
-            <w:r>
-              <w:rPr>
-                <w:kern w:val="2"/>
-                <w:lang w:val="en-US" w:eastAsia="ja-JP" w:bidi="ar-SA"/>
-              </w:rPr>
-              <w:t xml:space="preserve">・カテゴリ </w:t>
-            </w:r>
-          </w:p>
-          <w:p>
-            <w:pPr>
-              <w:pStyle w:val="Style30"/>
-              <w:spacing w:before="0" w:after="0"/>
-              <w:jc w:val="start"/>
-              <w:rPr>
-                <w:kern w:val="2"/>
-                <w:lang w:val="en-US" w:eastAsia="ja-JP" w:bidi="ar-SA"/>
-              </w:rPr>
-            </w:pPr>
-            <w:r>
-              <w:rPr>
-                <w:kern w:val="2"/>
-                <w:lang w:val="en-US" w:eastAsia="ja-JP" w:bidi="ar-SA"/>
-              </w:rPr>
-              <w:t xml:space="preserve">・説明 </w:t>
-            </w:r>
-          </w:p>
-          <w:p>
-            <w:pPr>
-              <w:pStyle w:val="Style30"/>
-              <w:spacing w:before="0" w:after="0"/>
-              <w:jc w:val="start"/>
-              <w:rPr>
-                <w:color w:val="FF0000"/>
-                <w:kern w:val="2"/>
-                <w:lang w:val="en-US" w:eastAsia="ja-JP" w:bidi="ar-SA"/>
-              </w:rPr>
-            </w:pPr>
-            <w:r>
-              <w:rPr>
-                <w:color w:val="FF0000"/>
-                <w:kern w:val="2"/>
-                <w:lang w:val="en-US" w:eastAsia="ja-JP" w:bidi="ar-SA"/>
-              </w:rPr>
-              <w:t>・ヘッダーにタイムセール表示（常時）</w:t>
             </w:r>
           </w:p>
         </w:tc>
@@ -5878,6 +5757,127 @@
                 <w:kern w:val="2"/>
                 <w:lang w:val="en-US" w:eastAsia="ja-JP" w:bidi="ar-SA"/>
               </w:rPr>
+              <w:t xml:space="preserve">・商品画像 </w:t>
+            </w:r>
+          </w:p>
+          <w:p>
+            <w:pPr>
+              <w:pStyle w:val="Style30"/>
+              <w:spacing w:before="0" w:after="0"/>
+              <w:jc w:val="start"/>
+              <w:rPr>
+                <w:kern w:val="2"/>
+                <w:lang w:val="en-US" w:eastAsia="ja-JP" w:bidi="ar-SA"/>
+              </w:rPr>
+            </w:pPr>
+            <w:r>
+              <w:rPr>
+                <w:kern w:val="2"/>
+                <w:lang w:val="en-US" w:eastAsia="ja-JP" w:bidi="ar-SA"/>
+              </w:rPr>
+              <w:t xml:space="preserve">・商品名 </w:t>
+            </w:r>
+          </w:p>
+          <w:p>
+            <w:pPr>
+              <w:pStyle w:val="Style30"/>
+              <w:spacing w:before="0" w:after="0"/>
+              <w:jc w:val="start"/>
+              <w:rPr>
+                <w:kern w:val="2"/>
+                <w:lang w:val="en-US" w:eastAsia="ja-JP" w:bidi="ar-SA"/>
+              </w:rPr>
+            </w:pPr>
+            <w:r>
+              <w:rPr>
+                <w:kern w:val="2"/>
+                <w:lang w:val="en-US" w:eastAsia="ja-JP" w:bidi="ar-SA"/>
+              </w:rPr>
+              <w:t xml:space="preserve">・在庫 </w:t>
+            </w:r>
+          </w:p>
+          <w:p>
+            <w:pPr>
+              <w:pStyle w:val="Style30"/>
+              <w:spacing w:before="0" w:after="0"/>
+              <w:jc w:val="start"/>
+              <w:rPr>
+                <w:kern w:val="2"/>
+                <w:lang w:val="en-US" w:eastAsia="ja-JP" w:bidi="ar-SA"/>
+              </w:rPr>
+            </w:pPr>
+            <w:r>
+              <w:rPr>
+                <w:kern w:val="2"/>
+                <w:lang w:val="en-US" w:eastAsia="ja-JP" w:bidi="ar-SA"/>
+              </w:rPr>
+              <w:t xml:space="preserve">・カテゴリ </w:t>
+            </w:r>
+          </w:p>
+          <w:p>
+            <w:pPr>
+              <w:pStyle w:val="Style30"/>
+              <w:spacing w:before="0" w:after="0"/>
+              <w:jc w:val="start"/>
+              <w:rPr>
+                <w:kern w:val="2"/>
+                <w:lang w:val="en-US" w:eastAsia="ja-JP" w:bidi="ar-SA"/>
+              </w:rPr>
+            </w:pPr>
+            <w:r>
+              <w:rPr>
+                <w:kern w:val="2"/>
+                <w:lang w:val="en-US" w:eastAsia="ja-JP" w:bidi="ar-SA"/>
+              </w:rPr>
+              <w:t xml:space="preserve">・説明 </w:t>
+            </w:r>
+          </w:p>
+          <w:p>
+            <w:pPr>
+              <w:pStyle w:val="Style30"/>
+              <w:spacing w:before="0" w:after="0"/>
+              <w:jc w:val="start"/>
+              <w:rPr>
+                <w:color w:val="FF0000"/>
+                <w:kern w:val="2"/>
+                <w:lang w:val="en-US" w:eastAsia="ja-JP" w:bidi="ar-SA"/>
+              </w:rPr>
+            </w:pPr>
+            <w:r>
+              <w:rPr>
+                <w:color w:val="FF0000"/>
+                <w:kern w:val="2"/>
+                <w:lang w:val="en-US" w:eastAsia="ja-JP" w:bidi="ar-SA"/>
+              </w:rPr>
+              <w:t>・ヘッダーにタイムセール表示（常時）</w:t>
+            </w:r>
+          </w:p>
+        </w:tc>
+        <w:tc>
+          <w:tcPr>
+            <w:tcW w:w="2222" w:type="dxa"/>
+            <w:vMerge w:val="restart"/>
+            <w:tcBorders>
+              <w:start w:val="single" w:sz="4" w:space="0" w:color="92CDDC"/>
+              <w:bottom w:val="single" w:sz="4" w:space="0" w:color="92CDDC"/>
+              <w:end w:val="single" w:sz="4" w:space="0" w:color="92CDDC"/>
+            </w:tcBorders>
+          </w:tcPr>
+          <w:p>
+            <w:pPr>
+              <w:pStyle w:val="Style30"/>
+              <w:spacing w:before="0" w:after="0"/>
+              <w:jc w:val="start"/>
+              <w:rPr>
+                <w:kern w:val="2"/>
+                <w:lang w:val="en-US" w:eastAsia="ja-JP" w:bidi="ar-SA"/>
+              </w:rPr>
+            </w:pPr>
+            <w:r>
+              <w:rPr>
+                <w:kern w:val="2"/>
+                <w:lang w:val="en-US" w:eastAsia="ja-JP" w:bidi="ar-SA"/>
+              </w:rPr>
               <w:t>・買い物かごへいれる</w:t>
             </w:r>
             <w:r>
@@ -5974,7 +5974,7 @@
         </w:trPr>
         <w:tc>
           <w:tcPr>
-            <w:tcW w:w="958" w:type="dxa"/>
+            <w:tcW w:w="954" w:type="dxa"/>
             <w:tcBorders>
               <w:start w:val="single" w:sz="4" w:space="0" w:color="92CDDC"/>
               <w:bottom w:val="single" w:sz="4" w:space="0" w:color="92CDDC"/>
@@ -6004,7 +6004,7 @@
         </w:tc>
         <w:tc>
           <w:tcPr>
-            <w:tcW w:w="1131" w:type="dxa"/>
+            <w:tcW w:w="1135" w:type="dxa"/>
             <w:vMerge w:val="continue"/>
             <w:tcBorders>
               <w:start w:val="single" w:sz="4" w:space="0" w:color="92CDDC"/>
@@ -6052,27 +6052,7 @@
         </w:tc>
         <w:tc>
           <w:tcPr>
-            <w:tcW w:w="2219" w:type="dxa"/>
-            <w:vMerge w:val="continue"/>
-            <w:tcBorders>
-              <w:start w:val="single" w:sz="4" w:space="0" w:color="92CDDC"/>
-              <w:bottom w:val="single" w:sz="4" w:space="0" w:color="92CDDC"/>
-              <w:end w:val="single" w:sz="4" w:space="0" w:color="92CDDC"/>
-            </w:tcBorders>
-          </w:tcPr>
-          <w:p>
-            <w:pPr>
-              <w:pStyle w:val="Normal"/>
-              <w:rPr/>
-            </w:pPr>
-            <w:r>
-              <w:rPr/>
-            </w:r>
-          </w:p>
-        </w:tc>
-        <w:tc>
-          <w:tcPr>
-            <w:tcW w:w="2220" w:type="dxa"/>
+            <w:tcW w:w="2217" w:type="dxa"/>
             <w:vMerge w:val="continue"/>
             <w:tcBorders>
               <w:start w:val="single" w:sz="4" w:space="0" w:color="92CDDC"/>
@@ -6110,6 +6090,26 @@
             </w:r>
           </w:p>
         </w:tc>
+        <w:tc>
+          <w:tcPr>
+            <w:tcW w:w="2222" w:type="dxa"/>
+            <w:vMerge w:val="continue"/>
+            <w:tcBorders>
+              <w:start w:val="single" w:sz="4" w:space="0" w:color="92CDDC"/>
+              <w:bottom w:val="single" w:sz="4" w:space="0" w:color="92CDDC"/>
+              <w:end w:val="single" w:sz="4" w:space="0" w:color="92CDDC"/>
+            </w:tcBorders>
+          </w:tcPr>
+          <w:p>
+            <w:pPr>
+              <w:pStyle w:val="Normal"/>
+              <w:rPr/>
+            </w:pPr>
+            <w:r>
+              <w:rPr/>
+            </w:r>
+          </w:p>
+        </w:tc>
       </w:tr>
       <w:tr>
         <w:trPr>
@@ -6117,7 +6117,7 @@
         </w:trPr>
         <w:tc>
           <w:tcPr>
-            <w:tcW w:w="958" w:type="dxa"/>
+            <w:tcW w:w="954" w:type="dxa"/>
             <w:tcBorders>
               <w:start w:val="single" w:sz="4" w:space="0" w:color="92CDDC"/>
               <w:bottom w:val="single" w:sz="4" w:space="0" w:color="92CDDC"/>
@@ -6147,7 +6147,7 @@
         </w:tc>
         <w:tc>
           <w:tcPr>
-            <w:tcW w:w="1131" w:type="dxa"/>
+            <w:tcW w:w="1135" w:type="dxa"/>
             <w:tcBorders>
               <w:start w:val="single" w:sz="4" w:space="0" w:color="92CDDC"/>
               <w:bottom w:val="single" w:sz="4" w:space="0" w:color="92CDDC"/>
@@ -6203,7 +6203,7 @@
         </w:tc>
         <w:tc>
           <w:tcPr>
-            <w:tcW w:w="2219" w:type="dxa"/>
+            <w:tcW w:w="2217" w:type="dxa"/>
             <w:tcBorders>
               <w:start w:val="single" w:sz="4" w:space="0" w:color="92CDDC"/>
               <w:bottom w:val="single" w:sz="4" w:space="0" w:color="92CDDC"/>
@@ -6258,211 +6258,6 @@
                 <w:lang w:val="en-US" w:eastAsia="ja-JP" w:bidi="ar-SA"/>
               </w:rPr>
               <w:t xml:space="preserve">) </w:t>
-            </w:r>
-          </w:p>
-        </w:tc>
-        <w:tc>
-          <w:tcPr>
-            <w:tcW w:w="2220" w:type="dxa"/>
-            <w:tcBorders>
-              <w:start w:val="single" w:sz="4" w:space="0" w:color="92CDDC"/>
-              <w:bottom w:val="single" w:sz="4" w:space="0" w:color="92CDDC"/>
-              <w:end w:val="single" w:sz="4" w:space="0" w:color="92CDDC"/>
-            </w:tcBorders>
-          </w:tcPr>
-          <w:p>
-            <w:pPr>
-              <w:pStyle w:val="Style30"/>
-              <w:spacing w:before="0" w:after="0"/>
-              <w:jc w:val="start"/>
-              <w:rPr>
-                <w:kern w:val="2"/>
-                <w:lang w:val="en-US" w:eastAsia="ja-JP" w:bidi="ar-SA"/>
-              </w:rPr>
-            </w:pPr>
-            <w:r>
-              <w:rPr>
-                <w:kern w:val="2"/>
-                <w:lang w:val="en-US" w:eastAsia="ja-JP" w:bidi="ar-SA"/>
-              </w:rPr>
-              <w:t>・支払い方法選択肢</w:t>
-            </w:r>
-          </w:p>
-          <w:p>
-            <w:pPr>
-              <w:pStyle w:val="Style30"/>
-              <w:spacing w:before="0" w:after="0"/>
-              <w:jc w:val="start"/>
-              <w:rPr>
-                <w:kern w:val="2"/>
-                <w:lang w:val="en-US" w:eastAsia="ja-JP" w:bidi="ar-SA"/>
-              </w:rPr>
-            </w:pPr>
-            <w:r>
-              <w:rPr>
-                <w:kern w:val="2"/>
-                <w:lang w:val="en-US" w:eastAsia="ja-JP" w:bidi="ar-SA"/>
-              </w:rPr>
-              <w:t xml:space="preserve">　クレジットカード </w:t>
-            </w:r>
-          </w:p>
-          <w:p>
-            <w:pPr>
-              <w:pStyle w:val="Style30"/>
-              <w:spacing w:before="0" w:after="0"/>
-              <w:jc w:val="start"/>
-              <w:rPr>
-                <w:kern w:val="2"/>
-                <w:lang w:val="en-US" w:eastAsia="ja-JP" w:bidi="ar-SA"/>
-              </w:rPr>
-            </w:pPr>
-            <w:r>
-              <w:rPr>
-                <w:kern w:val="2"/>
-                <w:lang w:val="en-US" w:eastAsia="ja-JP" w:bidi="ar-SA"/>
-              </w:rPr>
-              <w:t xml:space="preserve">　銀行振り込み </w:t>
-            </w:r>
-          </w:p>
-          <w:p>
-            <w:pPr>
-              <w:pStyle w:val="Style30"/>
-              <w:spacing w:before="0" w:after="0"/>
-              <w:jc w:val="start"/>
-              <w:rPr>
-                <w:kern w:val="2"/>
-                <w:lang w:val="en-US" w:eastAsia="ja-JP" w:bidi="ar-SA"/>
-              </w:rPr>
-            </w:pPr>
-            <w:r>
-              <w:rPr>
-                <w:kern w:val="2"/>
-                <w:lang w:val="en-US" w:eastAsia="ja-JP" w:bidi="ar-SA"/>
-              </w:rPr>
-              <w:t xml:space="preserve">　着払い </w:t>
-            </w:r>
-          </w:p>
-          <w:p>
-            <w:pPr>
-              <w:pStyle w:val="Style30"/>
-              <w:spacing w:before="0" w:after="0"/>
-              <w:jc w:val="start"/>
-              <w:rPr>
-                <w:kern w:val="2"/>
-                <w:lang w:val="en-US" w:eastAsia="ja-JP" w:bidi="ar-SA"/>
-              </w:rPr>
-            </w:pPr>
-            <w:r>
-              <w:rPr>
-                <w:kern w:val="2"/>
-                <w:lang w:val="en-US" w:eastAsia="ja-JP" w:bidi="ar-SA"/>
-              </w:rPr>
-              <w:t xml:space="preserve">　電子マネー </w:t>
-            </w:r>
-          </w:p>
-          <w:p>
-            <w:pPr>
-              <w:pStyle w:val="Style30"/>
-              <w:spacing w:before="0" w:after="0"/>
-              <w:jc w:val="start"/>
-              <w:rPr>
-                <w:kern w:val="2"/>
-                <w:lang w:val="en-US" w:eastAsia="ja-JP" w:bidi="ar-SA"/>
-              </w:rPr>
-            </w:pPr>
-            <w:r>
-              <w:rPr>
-                <w:kern w:val="2"/>
-                <w:lang w:val="en-US" w:eastAsia="ja-JP" w:bidi="ar-SA"/>
-              </w:rPr>
-              <w:t xml:space="preserve">　コンビニ決済 </w:t>
-            </w:r>
-          </w:p>
-          <w:p>
-            <w:pPr>
-              <w:pStyle w:val="Normal"/>
-              <w:spacing w:before="0" w:after="0"/>
-              <w:jc w:val="start"/>
-              <w:rPr>
-                <w:kern w:val="2"/>
-                <w:lang w:val="en-US" w:eastAsia="ja-JP" w:bidi="ar-SA"/>
-              </w:rPr>
-            </w:pPr>
-            <w:r>
-              <w:rPr>
-                <w:color w:val="FF0000"/>
-                <w:kern w:val="2"/>
-                <w:lang w:val="en-US" w:eastAsia="ja-JP" w:bidi="ar-SA"/>
-              </w:rPr>
-              <w:t>10</w:t>
-            </w:r>
-            <w:r>
-              <w:rPr>
-                <w:color w:val="FF0000"/>
-                <w:kern w:val="2"/>
-                <w:lang w:val="en-US" w:eastAsia="ja-JP" w:bidi="ar-SA"/>
-              </w:rPr>
-              <w:t>％オフクーポン</w:t>
-            </w:r>
-          </w:p>
-          <w:p>
-            <w:pPr>
-              <w:pStyle w:val="Style30"/>
-              <w:spacing w:before="0" w:after="0"/>
-              <w:jc w:val="start"/>
-              <w:rPr>
-                <w:color w:val="FF0000"/>
-                <w:kern w:val="2"/>
-                <w:lang w:val="en-US" w:eastAsia="ja-JP" w:bidi="ar-SA"/>
-              </w:rPr>
-            </w:pPr>
-            <w:r>
-              <w:rPr>
-                <w:color w:val="FF0000"/>
-                <w:kern w:val="2"/>
-                <w:lang w:val="en-US" w:eastAsia="ja-JP" w:bidi="ar-SA"/>
-              </w:rPr>
-              <w:t>　※タイムセール中は、</w:t>
-            </w:r>
-          </w:p>
-          <w:p>
-            <w:pPr>
-              <w:pStyle w:val="Style30"/>
-              <w:spacing w:before="0" w:after="0"/>
-              <w:jc w:val="start"/>
-              <w:rPr>
-                <w:color w:val="FF0000"/>
-                <w:kern w:val="2"/>
-                <w:lang w:val="en-US" w:eastAsia="ja-JP" w:bidi="ar-SA"/>
-              </w:rPr>
-            </w:pPr>
-            <w:r>
-              <w:rPr>
-                <w:color w:val="FF0000"/>
-                <w:kern w:val="2"/>
-                <w:lang w:val="en-US" w:eastAsia="ja-JP" w:bidi="ar-SA"/>
-              </w:rPr>
-              <w:t>　クーポンは非表示</w:t>
-            </w:r>
-          </w:p>
-          <w:p>
-            <w:pPr>
-              <w:pStyle w:val="Style30"/>
-              <w:spacing w:before="0" w:after="0"/>
-              <w:jc w:val="start"/>
-              <w:rPr>
-                <w:color w:val="FF0000"/>
-                <w:kern w:val="2"/>
-                <w:lang w:val="en-US" w:eastAsia="ja-JP" w:bidi="ar-SA"/>
-              </w:rPr>
-            </w:pPr>
-            <w:r>
-              <w:rPr>
-                <w:color w:val="FF0000"/>
-                <w:kern w:val="2"/>
-                <w:lang w:val="en-US" w:eastAsia="ja-JP" w:bidi="ar-SA"/>
-              </w:rPr>
-              <w:t>　</w:t>
             </w:r>
           </w:p>
         </w:tc>
@@ -6490,6 +6285,211 @@
                 <w:kern w:val="2"/>
                 <w:lang w:val="en-US" w:eastAsia="ja-JP" w:bidi="ar-SA"/>
               </w:rPr>
+              <w:t>・支払い方法選択肢</w:t>
+            </w:r>
+          </w:p>
+          <w:p>
+            <w:pPr>
+              <w:pStyle w:val="Style30"/>
+              <w:spacing w:before="0" w:after="0"/>
+              <w:jc w:val="start"/>
+              <w:rPr>
+                <w:kern w:val="2"/>
+                <w:lang w:val="en-US" w:eastAsia="ja-JP" w:bidi="ar-SA"/>
+              </w:rPr>
+            </w:pPr>
+            <w:r>
+              <w:rPr>
+                <w:kern w:val="2"/>
+                <w:lang w:val="en-US" w:eastAsia="ja-JP" w:bidi="ar-SA"/>
+              </w:rPr>
+              <w:t xml:space="preserve">　クレジットカード </w:t>
+            </w:r>
+          </w:p>
+          <w:p>
+            <w:pPr>
+              <w:pStyle w:val="Style30"/>
+              <w:spacing w:before="0" w:after="0"/>
+              <w:jc w:val="start"/>
+              <w:rPr>
+                <w:kern w:val="2"/>
+                <w:lang w:val="en-US" w:eastAsia="ja-JP" w:bidi="ar-SA"/>
+              </w:rPr>
+            </w:pPr>
+            <w:r>
+              <w:rPr>
+                <w:kern w:val="2"/>
+                <w:lang w:val="en-US" w:eastAsia="ja-JP" w:bidi="ar-SA"/>
+              </w:rPr>
+              <w:t xml:space="preserve">　銀行振り込み </w:t>
+            </w:r>
+          </w:p>
+          <w:p>
+            <w:pPr>
+              <w:pStyle w:val="Style30"/>
+              <w:spacing w:before="0" w:after="0"/>
+              <w:jc w:val="start"/>
+              <w:rPr>
+                <w:kern w:val="2"/>
+                <w:lang w:val="en-US" w:eastAsia="ja-JP" w:bidi="ar-SA"/>
+              </w:rPr>
+            </w:pPr>
+            <w:r>
+              <w:rPr>
+                <w:kern w:val="2"/>
+                <w:lang w:val="en-US" w:eastAsia="ja-JP" w:bidi="ar-SA"/>
+              </w:rPr>
+              <w:t xml:space="preserve">　着払い </w:t>
+            </w:r>
+          </w:p>
+          <w:p>
+            <w:pPr>
+              <w:pStyle w:val="Style30"/>
+              <w:spacing w:before="0" w:after="0"/>
+              <w:jc w:val="start"/>
+              <w:rPr>
+                <w:kern w:val="2"/>
+                <w:lang w:val="en-US" w:eastAsia="ja-JP" w:bidi="ar-SA"/>
+              </w:rPr>
+            </w:pPr>
+            <w:r>
+              <w:rPr>
+                <w:kern w:val="2"/>
+                <w:lang w:val="en-US" w:eastAsia="ja-JP" w:bidi="ar-SA"/>
+              </w:rPr>
+              <w:t xml:space="preserve">　電子マネー </w:t>
+            </w:r>
+          </w:p>
+          <w:p>
+            <w:pPr>
+              <w:pStyle w:val="Style30"/>
+              <w:spacing w:before="0" w:after="0"/>
+              <w:jc w:val="start"/>
+              <w:rPr>
+                <w:kern w:val="2"/>
+                <w:lang w:val="en-US" w:eastAsia="ja-JP" w:bidi="ar-SA"/>
+              </w:rPr>
+            </w:pPr>
+            <w:r>
+              <w:rPr>
+                <w:kern w:val="2"/>
+                <w:lang w:val="en-US" w:eastAsia="ja-JP" w:bidi="ar-SA"/>
+              </w:rPr>
+              <w:t xml:space="preserve">　コンビニ決済 </w:t>
+            </w:r>
+          </w:p>
+          <w:p>
+            <w:pPr>
+              <w:pStyle w:val="Normal"/>
+              <w:spacing w:before="0" w:after="0"/>
+              <w:jc w:val="start"/>
+              <w:rPr>
+                <w:kern w:val="2"/>
+                <w:lang w:val="en-US" w:eastAsia="ja-JP" w:bidi="ar-SA"/>
+              </w:rPr>
+            </w:pPr>
+            <w:r>
+              <w:rPr>
+                <w:color w:val="FF0000"/>
+                <w:kern w:val="2"/>
+                <w:lang w:val="en-US" w:eastAsia="ja-JP" w:bidi="ar-SA"/>
+              </w:rPr>
+              <w:t>10</w:t>
+            </w:r>
+            <w:r>
+              <w:rPr>
+                <w:color w:val="FF0000"/>
+                <w:kern w:val="2"/>
+                <w:lang w:val="en-US" w:eastAsia="ja-JP" w:bidi="ar-SA"/>
+              </w:rPr>
+              <w:t>％オフクーポン</w:t>
+            </w:r>
+          </w:p>
+          <w:p>
+            <w:pPr>
+              <w:pStyle w:val="Style30"/>
+              <w:spacing w:before="0" w:after="0"/>
+              <w:jc w:val="start"/>
+              <w:rPr>
+                <w:color w:val="FF0000"/>
+                <w:kern w:val="2"/>
+                <w:lang w:val="en-US" w:eastAsia="ja-JP" w:bidi="ar-SA"/>
+              </w:rPr>
+            </w:pPr>
+            <w:r>
+              <w:rPr>
+                <w:color w:val="FF0000"/>
+                <w:kern w:val="2"/>
+                <w:lang w:val="en-US" w:eastAsia="ja-JP" w:bidi="ar-SA"/>
+              </w:rPr>
+              <w:t>　※タイムセール中は、</w:t>
+            </w:r>
+          </w:p>
+          <w:p>
+            <w:pPr>
+              <w:pStyle w:val="Style30"/>
+              <w:spacing w:before="0" w:after="0"/>
+              <w:jc w:val="start"/>
+              <w:rPr>
+                <w:color w:val="FF0000"/>
+                <w:kern w:val="2"/>
+                <w:lang w:val="en-US" w:eastAsia="ja-JP" w:bidi="ar-SA"/>
+              </w:rPr>
+            </w:pPr>
+            <w:r>
+              <w:rPr>
+                <w:color w:val="FF0000"/>
+                <w:kern w:val="2"/>
+                <w:lang w:val="en-US" w:eastAsia="ja-JP" w:bidi="ar-SA"/>
+              </w:rPr>
+              <w:t>　クーポンは非表示</w:t>
+            </w:r>
+          </w:p>
+          <w:p>
+            <w:pPr>
+              <w:pStyle w:val="Style30"/>
+              <w:spacing w:before="0" w:after="0"/>
+              <w:jc w:val="start"/>
+              <w:rPr>
+                <w:color w:val="FF0000"/>
+                <w:kern w:val="2"/>
+                <w:lang w:val="en-US" w:eastAsia="ja-JP" w:bidi="ar-SA"/>
+              </w:rPr>
+            </w:pPr>
+            <w:r>
+              <w:rPr>
+                <w:color w:val="FF0000"/>
+                <w:kern w:val="2"/>
+                <w:lang w:val="en-US" w:eastAsia="ja-JP" w:bidi="ar-SA"/>
+              </w:rPr>
+              <w:t>　</w:t>
+            </w:r>
+          </w:p>
+        </w:tc>
+        <w:tc>
+          <w:tcPr>
+            <w:tcW w:w="2222" w:type="dxa"/>
+            <w:tcBorders>
+              <w:start w:val="single" w:sz="4" w:space="0" w:color="92CDDC"/>
+              <w:bottom w:val="single" w:sz="4" w:space="0" w:color="92CDDC"/>
+              <w:end w:val="single" w:sz="4" w:space="0" w:color="92CDDC"/>
+            </w:tcBorders>
+          </w:tcPr>
+          <w:p>
+            <w:pPr>
+              <w:pStyle w:val="Style30"/>
+              <w:spacing w:before="0" w:after="0"/>
+              <w:jc w:val="start"/>
+              <w:rPr>
+                <w:kern w:val="2"/>
+                <w:lang w:val="en-US" w:eastAsia="ja-JP" w:bidi="ar-SA"/>
+              </w:rPr>
+            </w:pPr>
+            <w:r>
+              <w:rPr>
+                <w:kern w:val="2"/>
+                <w:lang w:val="en-US" w:eastAsia="ja-JP" w:bidi="ar-SA"/>
+              </w:rPr>
               <w:t>・次へ</w:t>
             </w:r>
             <w:r>
@@ -6561,7 +6561,7 @@
         </w:trPr>
         <w:tc>
           <w:tcPr>
-            <w:tcW w:w="958" w:type="dxa"/>
+            <w:tcW w:w="954" w:type="dxa"/>
             <w:tcBorders>
               <w:start w:val="single" w:sz="4" w:space="0" w:color="92CDDC"/>
               <w:bottom w:val="single" w:sz="4" w:space="0" w:color="92CDDC"/>
@@ -6591,7 +6591,7 @@
         </w:tc>
         <w:tc>
           <w:tcPr>
-            <w:tcW w:w="1131" w:type="dxa"/>
+            <w:tcW w:w="1135" w:type="dxa"/>
             <w:tcBorders>
               <w:start w:val="single" w:sz="4" w:space="0" w:color="92CDDC"/>
               <w:bottom w:val="single" w:sz="4" w:space="0" w:color="92CDDC"/>
@@ -6647,7 +6647,7 @@
         </w:tc>
         <w:tc>
           <w:tcPr>
-            <w:tcW w:w="2219" w:type="dxa"/>
+            <w:tcW w:w="2217" w:type="dxa"/>
             <w:tcBorders>
               <w:start w:val="single" w:sz="4" w:space="0" w:color="92CDDC"/>
               <w:bottom w:val="single" w:sz="4" w:space="0" w:color="92CDDC"/>
@@ -6669,238 +6669,6 @@
                 <w:kern w:val="2"/>
                 <w:lang w:val="en-US" w:eastAsia="ja-JP" w:bidi="ar-SA"/>
               </w:rPr>
-            </w:r>
-          </w:p>
-        </w:tc>
-        <w:tc>
-          <w:tcPr>
-            <w:tcW w:w="2220" w:type="dxa"/>
-            <w:tcBorders>
-              <w:start w:val="single" w:sz="4" w:space="0" w:color="92CDDC"/>
-              <w:bottom w:val="single" w:sz="4" w:space="0" w:color="92CDDC"/>
-              <w:end w:val="single" w:sz="4" w:space="0" w:color="92CDDC"/>
-            </w:tcBorders>
-          </w:tcPr>
-          <w:p>
-            <w:pPr>
-              <w:pStyle w:val="Style30"/>
-              <w:spacing w:before="0" w:after="0"/>
-              <w:jc w:val="start"/>
-              <w:rPr>
-                <w:kern w:val="2"/>
-                <w:lang w:val="en-US" w:eastAsia="ja-JP" w:bidi="ar-SA"/>
-              </w:rPr>
-            </w:pPr>
-            <w:r>
-              <w:rPr>
-                <w:kern w:val="2"/>
-                <w:lang w:val="en-US" w:eastAsia="ja-JP" w:bidi="ar-SA"/>
-              </w:rPr>
-              <w:t xml:space="preserve">・商品名 </w:t>
-            </w:r>
-          </w:p>
-          <w:p>
-            <w:pPr>
-              <w:pStyle w:val="Style30"/>
-              <w:spacing w:before="0" w:after="0"/>
-              <w:jc w:val="start"/>
-              <w:rPr>
-                <w:kern w:val="2"/>
-                <w:lang w:val="en-US" w:eastAsia="ja-JP" w:bidi="ar-SA"/>
-              </w:rPr>
-            </w:pPr>
-            <w:r>
-              <w:rPr>
-                <w:kern w:val="2"/>
-                <w:lang w:val="en-US" w:eastAsia="ja-JP" w:bidi="ar-SA"/>
-              </w:rPr>
-              <w:t xml:space="preserve">・商品画像 </w:t>
-            </w:r>
-          </w:p>
-          <w:p>
-            <w:pPr>
-              <w:pStyle w:val="Style30"/>
-              <w:spacing w:before="0" w:after="0"/>
-              <w:jc w:val="start"/>
-              <w:rPr>
-                <w:kern w:val="2"/>
-                <w:lang w:val="en-US" w:eastAsia="ja-JP" w:bidi="ar-SA"/>
-              </w:rPr>
-            </w:pPr>
-            <w:r>
-              <w:rPr>
-                <w:kern w:val="2"/>
-                <w:lang w:val="en-US" w:eastAsia="ja-JP" w:bidi="ar-SA"/>
-              </w:rPr>
-              <w:t xml:space="preserve">・単価 </w:t>
-            </w:r>
-          </w:p>
-          <w:p>
-            <w:pPr>
-              <w:pStyle w:val="Style30"/>
-              <w:spacing w:before="0" w:after="0"/>
-              <w:jc w:val="start"/>
-              <w:rPr>
-                <w:kern w:val="2"/>
-                <w:lang w:val="en-US" w:eastAsia="ja-JP" w:bidi="ar-SA"/>
-              </w:rPr>
-            </w:pPr>
-            <w:r>
-              <w:rPr>
-                <w:kern w:val="2"/>
-                <w:lang w:val="en-US" w:eastAsia="ja-JP" w:bidi="ar-SA"/>
-              </w:rPr>
-              <w:t xml:space="preserve">・数量 </w:t>
-            </w:r>
-          </w:p>
-          <w:p>
-            <w:pPr>
-              <w:pStyle w:val="Style30"/>
-              <w:spacing w:before="0" w:after="0"/>
-              <w:jc w:val="start"/>
-              <w:rPr>
-                <w:color w:val="FF0000"/>
-                <w:kern w:val="2"/>
-                <w:lang w:val="en-US" w:eastAsia="ja-JP" w:bidi="ar-SA"/>
-              </w:rPr>
-            </w:pPr>
-            <w:r>
-              <w:rPr>
-                <w:color w:val="FF0000"/>
-                <w:kern w:val="2"/>
-                <w:lang w:val="en-US" w:eastAsia="ja-JP" w:bidi="ar-SA"/>
-              </w:rPr>
-              <w:t>・割引合計</w:t>
-            </w:r>
-            <w:r>
-              <w:rPr>
-                <w:color w:val="FF0000"/>
-                <w:kern w:val="2"/>
-                <w:lang w:val="en-US" w:eastAsia="ja-JP" w:bidi="ar-SA"/>
-              </w:rPr>
-              <w:t>(</w:t>
-            </w:r>
-            <w:r>
-              <w:rPr>
-                <w:color w:val="FF0000"/>
-                <w:kern w:val="2"/>
-                <w:lang w:val="en-US" w:eastAsia="ja-JP" w:bidi="ar-SA"/>
-              </w:rPr>
-              <w:t>セール中は</w:t>
-            </w:r>
-            <w:r>
-              <w:rPr>
-                <w:color w:val="FF0000"/>
-                <w:kern w:val="2"/>
-                <w:lang w:val="en-US" w:eastAsia="ja-JP" w:bidi="ar-SA"/>
-              </w:rPr>
-              <w:t>10%</w:t>
-            </w:r>
-            <w:r>
-              <w:rPr>
-                <w:color w:val="FF0000"/>
-                <w:kern w:val="2"/>
-                <w:lang w:val="en-US" w:eastAsia="ja-JP" w:bidi="ar-SA"/>
-              </w:rPr>
-              <w:t>割引された合計</w:t>
-            </w:r>
-            <w:r>
-              <w:rPr>
-                <w:color w:val="FF0000"/>
-                <w:kern w:val="2"/>
-                <w:lang w:val="en-US" w:eastAsia="ja-JP" w:bidi="ar-SA"/>
-              </w:rPr>
-              <w:t>)</w:t>
-            </w:r>
-          </w:p>
-          <w:p>
-            <w:pPr>
-              <w:pStyle w:val="Style30"/>
-              <w:spacing w:before="0" w:after="0"/>
-              <w:jc w:val="start"/>
-              <w:rPr>
-                <w:kern w:val="2"/>
-                <w:lang w:val="en-US" w:eastAsia="ja-JP" w:bidi="ar-SA"/>
-              </w:rPr>
-            </w:pPr>
-            <w:r>
-              <w:rPr>
-                <w:kern w:val="2"/>
-                <w:lang w:val="en-US" w:eastAsia="ja-JP" w:bidi="ar-SA"/>
-              </w:rPr>
-              <w:t xml:space="preserve">・郵便番号 </w:t>
-            </w:r>
-          </w:p>
-          <w:p>
-            <w:pPr>
-              <w:pStyle w:val="Style30"/>
-              <w:spacing w:before="0" w:after="0"/>
-              <w:jc w:val="start"/>
-              <w:rPr>
-                <w:kern w:val="2"/>
-                <w:lang w:val="en-US" w:eastAsia="ja-JP" w:bidi="ar-SA"/>
-              </w:rPr>
-            </w:pPr>
-            <w:r>
-              <w:rPr>
-                <w:kern w:val="2"/>
-                <w:lang w:val="en-US" w:eastAsia="ja-JP" w:bidi="ar-SA"/>
-              </w:rPr>
-              <w:t xml:space="preserve">・住所 </w:t>
-            </w:r>
-          </w:p>
-          <w:p>
-            <w:pPr>
-              <w:pStyle w:val="Style30"/>
-              <w:spacing w:before="0" w:after="0"/>
-              <w:jc w:val="start"/>
-              <w:rPr>
-                <w:kern w:val="2"/>
-                <w:lang w:val="en-US" w:eastAsia="ja-JP" w:bidi="ar-SA"/>
-              </w:rPr>
-            </w:pPr>
-            <w:r>
-              <w:rPr>
-                <w:kern w:val="2"/>
-                <w:lang w:val="en-US" w:eastAsia="ja-JP" w:bidi="ar-SA"/>
-              </w:rPr>
-              <w:t xml:space="preserve">・氏名 </w:t>
-            </w:r>
-          </w:p>
-          <w:p>
-            <w:pPr>
-              <w:pStyle w:val="Style30"/>
-              <w:spacing w:before="0" w:after="0"/>
-              <w:jc w:val="start"/>
-              <w:rPr>
-                <w:kern w:val="2"/>
-                <w:lang w:val="en-US" w:eastAsia="ja-JP" w:bidi="ar-SA"/>
-              </w:rPr>
-            </w:pPr>
-            <w:r>
-              <w:rPr>
-                <w:kern w:val="2"/>
-                <w:lang w:val="en-US" w:eastAsia="ja-JP" w:bidi="ar-SA"/>
-              </w:rPr>
-              <w:t xml:space="preserve">・電話番号 </w:t>
-            </w:r>
-          </w:p>
-          <w:p>
-            <w:pPr>
-              <w:pStyle w:val="Style30"/>
-              <w:spacing w:before="0" w:after="0"/>
-              <w:jc w:val="start"/>
-              <w:rPr>
-                <w:kern w:val="2"/>
-                <w:lang w:val="en-US" w:eastAsia="ja-JP" w:bidi="ar-SA"/>
-              </w:rPr>
-            </w:pPr>
-            <w:r>
-              <w:rPr>
-                <w:kern w:val="2"/>
-                <w:lang w:val="en-US" w:eastAsia="ja-JP" w:bidi="ar-SA"/>
-              </w:rPr>
-              <w:t xml:space="preserve">・支払い方法 </w:t>
             </w:r>
           </w:p>
         </w:tc>
@@ -6928,6 +6696,238 @@
                 <w:kern w:val="2"/>
                 <w:lang w:val="en-US" w:eastAsia="ja-JP" w:bidi="ar-SA"/>
               </w:rPr>
+              <w:t xml:space="preserve">・商品名 </w:t>
+            </w:r>
+          </w:p>
+          <w:p>
+            <w:pPr>
+              <w:pStyle w:val="Style30"/>
+              <w:spacing w:before="0" w:after="0"/>
+              <w:jc w:val="start"/>
+              <w:rPr>
+                <w:kern w:val="2"/>
+                <w:lang w:val="en-US" w:eastAsia="ja-JP" w:bidi="ar-SA"/>
+              </w:rPr>
+            </w:pPr>
+            <w:r>
+              <w:rPr>
+                <w:kern w:val="2"/>
+                <w:lang w:val="en-US" w:eastAsia="ja-JP" w:bidi="ar-SA"/>
+              </w:rPr>
+              <w:t xml:space="preserve">・商品画像 </w:t>
+            </w:r>
+          </w:p>
+          <w:p>
+            <w:pPr>
+              <w:pStyle w:val="Style30"/>
+              <w:spacing w:before="0" w:after="0"/>
+              <w:jc w:val="start"/>
+              <w:rPr>
+                <w:kern w:val="2"/>
+                <w:lang w:val="en-US" w:eastAsia="ja-JP" w:bidi="ar-SA"/>
+              </w:rPr>
+            </w:pPr>
+            <w:r>
+              <w:rPr>
+                <w:kern w:val="2"/>
+                <w:lang w:val="en-US" w:eastAsia="ja-JP" w:bidi="ar-SA"/>
+              </w:rPr>
+              <w:t xml:space="preserve">・単価 </w:t>
+            </w:r>
+          </w:p>
+          <w:p>
+            <w:pPr>
+              <w:pStyle w:val="Style30"/>
+              <w:spacing w:before="0" w:after="0"/>
+              <w:jc w:val="start"/>
+              <w:rPr>
+                <w:kern w:val="2"/>
+                <w:lang w:val="en-US" w:eastAsia="ja-JP" w:bidi="ar-SA"/>
+              </w:rPr>
+            </w:pPr>
+            <w:r>
+              <w:rPr>
+                <w:kern w:val="2"/>
+                <w:lang w:val="en-US" w:eastAsia="ja-JP" w:bidi="ar-SA"/>
+              </w:rPr>
+              <w:t xml:space="preserve">・数量 </w:t>
+            </w:r>
+          </w:p>
+          <w:p>
+            <w:pPr>
+              <w:pStyle w:val="Style30"/>
+              <w:spacing w:before="0" w:after="0"/>
+              <w:jc w:val="start"/>
+              <w:rPr>
+                <w:color w:val="FF0000"/>
+                <w:kern w:val="2"/>
+                <w:lang w:val="en-US" w:eastAsia="ja-JP" w:bidi="ar-SA"/>
+              </w:rPr>
+            </w:pPr>
+            <w:r>
+              <w:rPr>
+                <w:color w:val="FF0000"/>
+                <w:kern w:val="2"/>
+                <w:lang w:val="en-US" w:eastAsia="ja-JP" w:bidi="ar-SA"/>
+              </w:rPr>
+              <w:t>・割引合計</w:t>
+            </w:r>
+            <w:r>
+              <w:rPr>
+                <w:color w:val="FF0000"/>
+                <w:kern w:val="2"/>
+                <w:lang w:val="en-US" w:eastAsia="ja-JP" w:bidi="ar-SA"/>
+              </w:rPr>
+              <w:t>(</w:t>
+            </w:r>
+            <w:r>
+              <w:rPr>
+                <w:color w:val="FF0000"/>
+                <w:kern w:val="2"/>
+                <w:lang w:val="en-US" w:eastAsia="ja-JP" w:bidi="ar-SA"/>
+              </w:rPr>
+              <w:t>セール中は</w:t>
+            </w:r>
+            <w:r>
+              <w:rPr>
+                <w:color w:val="FF0000"/>
+                <w:kern w:val="2"/>
+                <w:lang w:val="en-US" w:eastAsia="ja-JP" w:bidi="ar-SA"/>
+              </w:rPr>
+              <w:t>10%</w:t>
+            </w:r>
+            <w:r>
+              <w:rPr>
+                <w:color w:val="FF0000"/>
+                <w:kern w:val="2"/>
+                <w:lang w:val="en-US" w:eastAsia="ja-JP" w:bidi="ar-SA"/>
+              </w:rPr>
+              <w:t>割引された合計</w:t>
+            </w:r>
+            <w:r>
+              <w:rPr>
+                <w:color w:val="FF0000"/>
+                <w:kern w:val="2"/>
+                <w:lang w:val="en-US" w:eastAsia="ja-JP" w:bidi="ar-SA"/>
+              </w:rPr>
+              <w:t>)</w:t>
+            </w:r>
+          </w:p>
+          <w:p>
+            <w:pPr>
+              <w:pStyle w:val="Style30"/>
+              <w:spacing w:before="0" w:after="0"/>
+              <w:jc w:val="start"/>
+              <w:rPr>
+                <w:kern w:val="2"/>
+                <w:lang w:val="en-US" w:eastAsia="ja-JP" w:bidi="ar-SA"/>
+              </w:rPr>
+            </w:pPr>
+            <w:r>
+              <w:rPr>
+                <w:kern w:val="2"/>
+                <w:lang w:val="en-US" w:eastAsia="ja-JP" w:bidi="ar-SA"/>
+              </w:rPr>
+              <w:t xml:space="preserve">・郵便番号 </w:t>
+            </w:r>
+          </w:p>
+          <w:p>
+            <w:pPr>
+              <w:pStyle w:val="Style30"/>
+              <w:spacing w:before="0" w:after="0"/>
+              <w:jc w:val="start"/>
+              <w:rPr>
+                <w:kern w:val="2"/>
+                <w:lang w:val="en-US" w:eastAsia="ja-JP" w:bidi="ar-SA"/>
+              </w:rPr>
+            </w:pPr>
+            <w:r>
+              <w:rPr>
+                <w:kern w:val="2"/>
+                <w:lang w:val="en-US" w:eastAsia="ja-JP" w:bidi="ar-SA"/>
+              </w:rPr>
+              <w:t xml:space="preserve">・住所 </w:t>
+            </w:r>
+          </w:p>
+          <w:p>
+            <w:pPr>
+              <w:pStyle w:val="Style30"/>
+              <w:spacing w:before="0" w:after="0"/>
+              <w:jc w:val="start"/>
+              <w:rPr>
+                <w:kern w:val="2"/>
+                <w:lang w:val="en-US" w:eastAsia="ja-JP" w:bidi="ar-SA"/>
+              </w:rPr>
+            </w:pPr>
+            <w:r>
+              <w:rPr>
+                <w:kern w:val="2"/>
+                <w:lang w:val="en-US" w:eastAsia="ja-JP" w:bidi="ar-SA"/>
+              </w:rPr>
+              <w:t xml:space="preserve">・氏名 </w:t>
+            </w:r>
+          </w:p>
+          <w:p>
+            <w:pPr>
+              <w:pStyle w:val="Style30"/>
+              <w:spacing w:before="0" w:after="0"/>
+              <w:jc w:val="start"/>
+              <w:rPr>
+                <w:kern w:val="2"/>
+                <w:lang w:val="en-US" w:eastAsia="ja-JP" w:bidi="ar-SA"/>
+              </w:rPr>
+            </w:pPr>
+            <w:r>
+              <w:rPr>
+                <w:kern w:val="2"/>
+                <w:lang w:val="en-US" w:eastAsia="ja-JP" w:bidi="ar-SA"/>
+              </w:rPr>
+              <w:t xml:space="preserve">・電話番号 </w:t>
+            </w:r>
+          </w:p>
+          <w:p>
+            <w:pPr>
+              <w:pStyle w:val="Style30"/>
+              <w:spacing w:before="0" w:after="0"/>
+              <w:jc w:val="start"/>
+              <w:rPr>
+                <w:kern w:val="2"/>
+                <w:lang w:val="en-US" w:eastAsia="ja-JP" w:bidi="ar-SA"/>
+              </w:rPr>
+            </w:pPr>
+            <w:r>
+              <w:rPr>
+                <w:kern w:val="2"/>
+                <w:lang w:val="en-US" w:eastAsia="ja-JP" w:bidi="ar-SA"/>
+              </w:rPr>
+              <w:t xml:space="preserve">・支払い方法 </w:t>
+            </w:r>
+          </w:p>
+        </w:tc>
+        <w:tc>
+          <w:tcPr>
+            <w:tcW w:w="2222" w:type="dxa"/>
+            <w:tcBorders>
+              <w:start w:val="single" w:sz="4" w:space="0" w:color="92CDDC"/>
+              <w:bottom w:val="single" w:sz="4" w:space="0" w:color="92CDDC"/>
+              <w:end w:val="single" w:sz="4" w:space="0" w:color="92CDDC"/>
+            </w:tcBorders>
+          </w:tcPr>
+          <w:p>
+            <w:pPr>
+              <w:pStyle w:val="Style30"/>
+              <w:spacing w:before="0" w:after="0"/>
+              <w:jc w:val="start"/>
+              <w:rPr>
+                <w:kern w:val="2"/>
+                <w:lang w:val="en-US" w:eastAsia="ja-JP" w:bidi="ar-SA"/>
+              </w:rPr>
+            </w:pPr>
+            <w:r>
+              <w:rPr>
+                <w:kern w:val="2"/>
+                <w:lang w:val="en-US" w:eastAsia="ja-JP" w:bidi="ar-SA"/>
+              </w:rPr>
               <w:t>・ご注文の確定</w:t>
             </w:r>
             <w:r>
@@ -7020,7 +7020,7 @@
         </w:trPr>
         <w:tc>
           <w:tcPr>
-            <w:tcW w:w="958" w:type="dxa"/>
+            <w:tcW w:w="954" w:type="dxa"/>
             <w:tcBorders>
               <w:top w:val="single" w:sz="4" w:space="0" w:color="92CDDC"/>
               <w:start w:val="single" w:sz="4" w:space="0" w:color="92CDDC"/>
@@ -7051,7 +7051,7 @@
         </w:tc>
         <w:tc>
           <w:tcPr>
-            <w:tcW w:w="1131" w:type="dxa"/>
+            <w:tcW w:w="1135" w:type="dxa"/>
             <w:tcBorders>
               <w:top w:val="single" w:sz="4" w:space="0" w:color="92CDDC"/>
               <w:start w:val="single" w:sz="4" w:space="0" w:color="92CDDC"/>
@@ -7109,7 +7109,7 @@
         </w:tc>
         <w:tc>
           <w:tcPr>
-            <w:tcW w:w="2219" w:type="dxa"/>
+            <w:tcW w:w="2217" w:type="dxa"/>
             <w:tcBorders>
               <w:top w:val="single" w:sz="4" w:space="0" w:color="92CDDC"/>
               <w:start w:val="single" w:sz="4" w:space="0" w:color="92CDDC"/>
@@ -7133,128 +7133,6 @@
                 <w:lang w:val="en-US" w:eastAsia="ja-JP" w:bidi="ar-SA"/>
               </w:rPr>
               <w:t xml:space="preserve">- </w:t>
-            </w:r>
-          </w:p>
-        </w:tc>
-        <w:tc>
-          <w:tcPr>
-            <w:tcW w:w="2220" w:type="dxa"/>
-            <w:tcBorders>
-              <w:top w:val="single" w:sz="4" w:space="0" w:color="92CDDC"/>
-              <w:start w:val="single" w:sz="4" w:space="0" w:color="92CDDC"/>
-              <w:bottom w:val="single" w:sz="4" w:space="0" w:color="92CDDC"/>
-              <w:end w:val="single" w:sz="4" w:space="0" w:color="92CDDC"/>
-            </w:tcBorders>
-          </w:tcPr>
-          <w:p>
-            <w:pPr>
-              <w:pStyle w:val="Style30"/>
-              <w:spacing w:before="0" w:after="0"/>
-              <w:jc w:val="start"/>
-              <w:rPr>
-                <w:kern w:val="2"/>
-                <w:lang w:val="en-US" w:eastAsia="ja-JP" w:bidi="ar-SA"/>
-              </w:rPr>
-            </w:pPr>
-            <w:r>
-              <w:rPr>
-                <w:kern w:val="2"/>
-                <w:lang w:val="en-US" w:eastAsia="ja-JP" w:bidi="ar-SA"/>
-              </w:rPr>
-              <w:t xml:space="preserve">・完了メッセージ </w:t>
-            </w:r>
-          </w:p>
-          <w:p>
-            <w:pPr>
-              <w:pStyle w:val="Style30"/>
-              <w:spacing w:before="0" w:after="0"/>
-              <w:jc w:val="start"/>
-              <w:rPr>
-                <w:color w:val="FF0000"/>
-                <w:kern w:val="2"/>
-                <w:lang w:val="en-US" w:eastAsia="ja-JP" w:bidi="ar-SA"/>
-              </w:rPr>
-            </w:pPr>
-            <w:r>
-              <w:rPr>
-                <w:color w:val="FF0000"/>
-                <w:kern w:val="2"/>
-                <w:lang w:val="en-US" w:eastAsia="ja-JP" w:bidi="ar-SA"/>
-              </w:rPr>
-              <w:t>・会員は</w:t>
-            </w:r>
-            <w:r>
-              <w:rPr>
-                <w:color w:val="FF0000"/>
-                <w:kern w:val="2"/>
-                <w:lang w:val="en-US" w:eastAsia="ja-JP" w:bidi="ar-SA"/>
-              </w:rPr>
-              <w:t>100</w:t>
-            </w:r>
-            <w:r>
-              <w:rPr>
-                <w:color w:val="FF0000"/>
-                <w:kern w:val="2"/>
-                <w:lang w:val="en-US" w:eastAsia="ja-JP" w:bidi="ar-SA"/>
-              </w:rPr>
-              <w:t>円の支払いにつき</w:t>
-            </w:r>
-            <w:r>
-              <w:rPr>
-                <w:color w:val="FF0000"/>
-                <w:kern w:val="2"/>
-                <w:lang w:val="en-US" w:eastAsia="ja-JP" w:bidi="ar-SA"/>
-              </w:rPr>
-              <w:t>1</w:t>
-            </w:r>
-            <w:r>
-              <w:rPr>
-                <w:color w:val="FF0000"/>
-                <w:kern w:val="2"/>
-                <w:lang w:val="en-US" w:eastAsia="ja-JP" w:bidi="ar-SA"/>
-              </w:rPr>
-              <w:t>ポイント獲得する</w:t>
-            </w:r>
-          </w:p>
-          <w:p>
-            <w:pPr>
-              <w:pStyle w:val="Style30"/>
-              <w:suppressAutoHyphens w:val="true"/>
-              <w:spacing w:before="0" w:after="0"/>
-              <w:jc w:val="start"/>
-              <w:rPr>
-                <w:color w:val="FF0000"/>
-              </w:rPr>
-            </w:pPr>
-            <w:r>
-              <w:rPr>
-                <w:color w:val="FF0000"/>
-              </w:rPr>
-              <w:t>・ポイント付与完了後ポイント残高が</w:t>
-            </w:r>
-            <w:r>
-              <w:rPr>
-                <w:color w:val="FF0000"/>
-              </w:rPr>
-              <w:t>100</w:t>
-            </w:r>
-            <w:r>
-              <w:rPr>
-                <w:color w:val="FF0000"/>
-              </w:rPr>
-              <w:t>ポイントに到達したら会員に</w:t>
-            </w:r>
-            <w:r>
-              <w:rPr>
-                <w:color w:val="FF0000"/>
-              </w:rPr>
-              <w:t>10</w:t>
-            </w:r>
-            <w:r>
-              <w:rPr>
-                <w:color w:val="FF0000"/>
-              </w:rPr>
-              <w:t>％オフクーポンを付与する</w:t>
             </w:r>
           </w:p>
         </w:tc>
@@ -7283,6 +7161,128 @@
                 <w:kern w:val="2"/>
                 <w:lang w:val="en-US" w:eastAsia="ja-JP" w:bidi="ar-SA"/>
               </w:rPr>
+              <w:t xml:space="preserve">・完了メッセージ </w:t>
+            </w:r>
+          </w:p>
+          <w:p>
+            <w:pPr>
+              <w:pStyle w:val="Style30"/>
+              <w:spacing w:before="0" w:after="0"/>
+              <w:jc w:val="start"/>
+              <w:rPr>
+                <w:color w:val="FF0000"/>
+                <w:kern w:val="2"/>
+                <w:lang w:val="en-US" w:eastAsia="ja-JP" w:bidi="ar-SA"/>
+              </w:rPr>
+            </w:pPr>
+            <w:r>
+              <w:rPr>
+                <w:color w:val="FF0000"/>
+                <w:kern w:val="2"/>
+                <w:lang w:val="en-US" w:eastAsia="ja-JP" w:bidi="ar-SA"/>
+              </w:rPr>
+              <w:t>・会員は</w:t>
+            </w:r>
+            <w:r>
+              <w:rPr>
+                <w:color w:val="FF0000"/>
+                <w:kern w:val="2"/>
+                <w:lang w:val="en-US" w:eastAsia="ja-JP" w:bidi="ar-SA"/>
+              </w:rPr>
+              <w:t>100</w:t>
+            </w:r>
+            <w:r>
+              <w:rPr>
+                <w:color w:val="FF0000"/>
+                <w:kern w:val="2"/>
+                <w:lang w:val="en-US" w:eastAsia="ja-JP" w:bidi="ar-SA"/>
+              </w:rPr>
+              <w:t>円の支払いにつき</w:t>
+            </w:r>
+            <w:r>
+              <w:rPr>
+                <w:color w:val="FF0000"/>
+                <w:kern w:val="2"/>
+                <w:lang w:val="en-US" w:eastAsia="ja-JP" w:bidi="ar-SA"/>
+              </w:rPr>
+              <w:t>1</w:t>
+            </w:r>
+            <w:r>
+              <w:rPr>
+                <w:color w:val="FF0000"/>
+                <w:kern w:val="2"/>
+                <w:lang w:val="en-US" w:eastAsia="ja-JP" w:bidi="ar-SA"/>
+              </w:rPr>
+              <w:t>ポイント獲得する</w:t>
+            </w:r>
+          </w:p>
+          <w:p>
+            <w:pPr>
+              <w:pStyle w:val="Style30"/>
+              <w:suppressAutoHyphens w:val="true"/>
+              <w:spacing w:before="0" w:after="0"/>
+              <w:jc w:val="start"/>
+              <w:rPr>
+                <w:color w:val="FF0000"/>
+              </w:rPr>
+            </w:pPr>
+            <w:r>
+              <w:rPr>
+                <w:color w:val="FF0000"/>
+              </w:rPr>
+              <w:t>・ポイント付与完了後ポイント残高が</w:t>
+            </w:r>
+            <w:r>
+              <w:rPr>
+                <w:color w:val="FF0000"/>
+              </w:rPr>
+              <w:t>100</w:t>
+            </w:r>
+            <w:r>
+              <w:rPr>
+                <w:color w:val="FF0000"/>
+              </w:rPr>
+              <w:t>ポイントに到達したら会員に</w:t>
+            </w:r>
+            <w:r>
+              <w:rPr>
+                <w:color w:val="FF0000"/>
+              </w:rPr>
+              <w:t>10</w:t>
+            </w:r>
+            <w:r>
+              <w:rPr>
+                <w:color w:val="FF0000"/>
+              </w:rPr>
+              <w:t>％オフクーポンを付与する</w:t>
+            </w:r>
+          </w:p>
+        </w:tc>
+        <w:tc>
+          <w:tcPr>
+            <w:tcW w:w="2222" w:type="dxa"/>
+            <w:tcBorders>
+              <w:top w:val="single" w:sz="4" w:space="0" w:color="92CDDC"/>
+              <w:start w:val="single" w:sz="4" w:space="0" w:color="92CDDC"/>
+              <w:bottom w:val="single" w:sz="4" w:space="0" w:color="92CDDC"/>
+              <w:end w:val="single" w:sz="4" w:space="0" w:color="92CDDC"/>
+            </w:tcBorders>
+          </w:tcPr>
+          <w:p>
+            <w:pPr>
+              <w:pStyle w:val="Style30"/>
+              <w:spacing w:before="0" w:after="0"/>
+              <w:jc w:val="start"/>
+              <w:rPr>
+                <w:kern w:val="2"/>
+                <w:lang w:val="en-US" w:eastAsia="ja-JP" w:bidi="ar-SA"/>
+              </w:rPr>
+            </w:pPr>
+            <w:r>
+              <w:rPr>
+                <w:kern w:val="2"/>
+                <w:lang w:val="en-US" w:eastAsia="ja-JP" w:bidi="ar-SA"/>
+              </w:rPr>
               <w:t>・トップへ戻る</w:t>
             </w:r>
             <w:r>
@@ -7315,7 +7315,7 @@
         </w:trPr>
         <w:tc>
           <w:tcPr>
-            <w:tcW w:w="958" w:type="dxa"/>
+            <w:tcW w:w="954" w:type="dxa"/>
             <w:tcBorders>
               <w:start w:val="single" w:sz="4" w:space="0" w:color="92CDDC"/>
               <w:bottom w:val="single" w:sz="4" w:space="0" w:color="92CDDC"/>
@@ -7345,7 +7345,7 @@
         </w:tc>
         <w:tc>
           <w:tcPr>
-            <w:tcW w:w="1131" w:type="dxa"/>
+            <w:tcW w:w="1135" w:type="dxa"/>
             <w:tcBorders>
               <w:start w:val="single" w:sz="4" w:space="0" w:color="92CDDC"/>
               <w:bottom w:val="single" w:sz="4" w:space="0" w:color="92CDDC"/>
@@ -7401,7 +7401,7 @@
         </w:tc>
         <w:tc>
           <w:tcPr>
-            <w:tcW w:w="2219" w:type="dxa"/>
+            <w:tcW w:w="2217" w:type="dxa"/>
             <w:tcBorders>
               <w:start w:val="single" w:sz="4" w:space="0" w:color="92CDDC"/>
               <w:bottom w:val="single" w:sz="4" w:space="0" w:color="92CDDC"/>
@@ -7429,7 +7429,7 @@
         </w:tc>
         <w:tc>
           <w:tcPr>
-            <w:tcW w:w="2220" w:type="dxa"/>
+            <w:tcW w:w="2218" w:type="dxa"/>
             <w:tcBorders>
               <w:start w:val="single" w:sz="4" w:space="0" w:color="92CDDC"/>
               <w:bottom w:val="single" w:sz="4" w:space="0" w:color="92CDDC"/>
@@ -7569,7 +7569,7 @@
         </w:tc>
         <w:tc>
           <w:tcPr>
-            <w:tcW w:w="2218" w:type="dxa"/>
+            <w:tcW w:w="2222" w:type="dxa"/>
             <w:tcBorders>
               <w:start w:val="single" w:sz="4" w:space="0" w:color="92CDDC"/>
               <w:bottom w:val="single" w:sz="4" w:space="0" w:color="92CDDC"/>
@@ -8327,8 +8327,8 @@
         <w:tblLook w:firstRow="1" w:noVBand="1" w:lastRow="0" w:firstColumn="1" w:lastColumn="0" w:noHBand="0" w:val="04a0"/>
       </w:tblPr>
       <w:tblGrid>
-        <w:gridCol w:w="357"/>
-        <w:gridCol w:w="489"/>
+        <w:gridCol w:w="356"/>
+        <w:gridCol w:w="490"/>
         <w:gridCol w:w="283"/>
         <w:gridCol w:w="567"/>
         <w:gridCol w:w="5812"/>
@@ -8656,7 +8656,7 @@
         </w:trPr>
         <w:tc>
           <w:tcPr>
-            <w:tcW w:w="357" w:type="dxa"/>
+            <w:tcW w:w="356" w:type="dxa"/>
             <w:cnfStyle w:val="001000000000" w:firstRow="0" w:lastRow="0" w:firstColumn="1" w:lastColumn="0" w:oddVBand="0" w:evenVBand="0" w:oddHBand="0" w:evenHBand="0" w:firstRowFirstColumn="0" w:firstRowLastColumn="0" w:lastRowFirstColumn="0" w:lastRowLastColumn="0"/>
             <w:tcBorders/>
           </w:tcPr>
@@ -8704,7 +8704,7 @@
         </w:tc>
         <w:tc>
           <w:tcPr>
-            <w:tcW w:w="489" w:type="dxa"/>
+            <w:tcW w:w="490" w:type="dxa"/>
             <w:tcBorders/>
             <w:textDirection w:val="tbRl"/>
           </w:tcPr>
@@ -9008,7 +9008,7 @@
         </w:trPr>
         <w:tc>
           <w:tcPr>
-            <w:tcW w:w="357" w:type="dxa"/>
+            <w:tcW w:w="356" w:type="dxa"/>
             <w:cnfStyle w:val="001000000000" w:firstRow="0" w:lastRow="0" w:firstColumn="1" w:lastColumn="0" w:oddVBand="0" w:evenVBand="0" w:oddHBand="0" w:evenHBand="0" w:firstRowFirstColumn="0" w:firstRowLastColumn="0" w:lastRowFirstColumn="0" w:lastRowLastColumn="0"/>
             <w:tcBorders>
               <w:top w:val="nil"/>
@@ -9038,7 +9038,7 @@
         </w:tc>
         <w:tc>
           <w:tcPr>
-            <w:tcW w:w="489" w:type="dxa"/>
+            <w:tcW w:w="490" w:type="dxa"/>
             <w:tcBorders>
               <w:top w:val="nil"/>
             </w:tcBorders>
@@ -9624,7 +9624,7 @@
         </w:trPr>
         <w:tc>
           <w:tcPr>
-            <w:tcW w:w="357" w:type="dxa"/>
+            <w:tcW w:w="356" w:type="dxa"/>
             <w:cnfStyle w:val="001000000000" w:firstRow="0" w:lastRow="0" w:firstColumn="1" w:lastColumn="0" w:oddVBand="0" w:evenVBand="0" w:oddHBand="0" w:evenHBand="0" w:firstRowFirstColumn="0" w:firstRowLastColumn="0" w:lastRowFirstColumn="0" w:lastRowLastColumn="0"/>
             <w:tcBorders>
               <w:top w:val="nil"/>
@@ -9653,7 +9653,7 @@
         </w:tc>
         <w:tc>
           <w:tcPr>
-            <w:tcW w:w="489" w:type="dxa"/>
+            <w:tcW w:w="490" w:type="dxa"/>
             <w:tcBorders>
               <w:top w:val="nil"/>
             </w:tcBorders>
@@ -10197,7 +10197,7 @@
         </w:trPr>
         <w:tc>
           <w:tcPr>
-            <w:tcW w:w="357" w:type="dxa"/>
+            <w:tcW w:w="356" w:type="dxa"/>
             <w:cnfStyle w:val="001000000000" w:firstRow="0" w:lastRow="0" w:firstColumn="1" w:lastColumn="0" w:oddVBand="0" w:evenVBand="0" w:oddHBand="0" w:evenHBand="0" w:firstRowFirstColumn="0" w:firstRowLastColumn="0" w:lastRowFirstColumn="0" w:lastRowLastColumn="0"/>
             <w:tcBorders>
               <w:top w:val="nil"/>
@@ -10228,7 +10228,7 @@
         </w:tc>
         <w:tc>
           <w:tcPr>
-            <w:tcW w:w="489" w:type="dxa"/>
+            <w:tcW w:w="490" w:type="dxa"/>
             <w:tcBorders>
               <w:top w:val="nil"/>
             </w:tcBorders>
@@ -10748,6 +10748,28 @@
               <w:jc w:val="start"/>
               <w:cnfStyle w:val="000000000000" w:firstRow="0" w:lastRow="0" w:firstColumn="0" w:lastColumn="0" w:oddVBand="0" w:evenVBand="0" w:oddHBand="0" w:evenHBand="0" w:firstRowFirstColumn="0" w:firstRowLastColumn="0" w:lastRowFirstColumn="0" w:lastRowLastColumn="0"/>
               <w:rPr>
+                <w:color w:val="FF4000"/>
+                <w:kern w:val="2"/>
+                <w:lang w:val="en-US" w:eastAsia="ja-JP" w:bidi="ar-SA"/>
+              </w:rPr>
+            </w:pPr>
+            <w:r>
+              <w:rPr>
+                <w:color w:val="FF4000"/>
+                <w:kern w:val="2"/>
+                <w:lang w:val="en-US" w:eastAsia="ja-JP" w:bidi="ar-SA"/>
+              </w:rPr>
+              <w:t>・獲得予定ポイント数を表示される</w:t>
+            </w:r>
+          </w:p>
+          <w:p>
+            <w:pPr>
+              <w:pStyle w:val="Style30"/>
+              <w:suppressAutoHyphens w:val="true"/>
+              <w:spacing w:before="0" w:after="0"/>
+              <w:jc w:val="start"/>
+              <w:cnfStyle w:val="000000000000" w:firstRow="0" w:lastRow="0" w:firstColumn="0" w:lastColumn="0" w:oddVBand="0" w:evenVBand="0" w:oddHBand="0" w:evenHBand="0" w:firstRowFirstColumn="0" w:firstRowLastColumn="0" w:lastRowFirstColumn="0" w:lastRowLastColumn="0"/>
+              <w:rPr>
                 <w:kern w:val="2"/>
                 <w:lang w:val="en-US" w:eastAsia="ja-JP" w:bidi="ar-SA"/>
               </w:rPr>
@@ -11024,7 +11046,7 @@
         </w:trPr>
         <w:tc>
           <w:tcPr>
-            <w:tcW w:w="357" w:type="dxa"/>
+            <w:tcW w:w="356" w:type="dxa"/>
             <w:cnfStyle w:val="001000000000" w:firstRow="0" w:lastRow="0" w:firstColumn="1" w:lastColumn="0" w:oddVBand="0" w:evenVBand="0" w:oddHBand="0" w:evenHBand="0" w:firstRowFirstColumn="0" w:firstRowLastColumn="0" w:lastRowFirstColumn="0" w:lastRowLastColumn="0"/>
             <w:tcBorders>
               <w:top w:val="nil"/>
@@ -11053,7 +11075,7 @@
         </w:tc>
         <w:tc>
           <w:tcPr>
-            <w:tcW w:w="489" w:type="dxa"/>
+            <w:tcW w:w="490" w:type="dxa"/>
             <w:tcBorders>
               <w:top w:val="nil"/>
             </w:tcBorders>
@@ -11219,7 +11241,59 @@
                 <w:kern w:val="2"/>
                 <w:lang w:val="en-US" w:eastAsia="ja-JP" w:bidi="ar-SA"/>
               </w:rPr>
-              <w:t xml:space="preserve">・「トップへ戻る」リンクの表示 </w:t>
+              <w:t>・「トップへ戻る」リンクの表示</w:t>
+            </w:r>
+          </w:p>
+          <w:p>
+            <w:pPr>
+              <w:pStyle w:val="Style30"/>
+              <w:suppressAutoHyphens w:val="true"/>
+              <w:spacing w:before="0" w:after="0"/>
+              <w:jc w:val="start"/>
+              <w:cnfStyle w:val="000000000000" w:firstRow="0" w:lastRow="0" w:firstColumn="0" w:lastColumn="0" w:oddVBand="0" w:evenVBand="0" w:oddHBand="0" w:evenHBand="0" w:firstRowFirstColumn="0" w:firstRowLastColumn="0" w:lastRowFirstColumn="0" w:lastRowLastColumn="0"/>
+              <w:rPr>
+                <w:color w:val="FF4000"/>
+                <w:kern w:val="2"/>
+                <w:lang w:val="en-US" w:eastAsia="ja-JP" w:bidi="ar-SA"/>
+              </w:rPr>
+            </w:pPr>
+            <w:r>
+              <w:rPr>
+                <w:color w:val="FF4000"/>
+              </w:rPr>
+              <w:t>・ポイント残高が</w:t>
+            </w:r>
+            <w:r>
+              <w:rPr>
+                <w:color w:val="FF4000"/>
+              </w:rPr>
+              <w:t>100</w:t>
+            </w:r>
+            <w:r>
+              <w:rPr>
+                <w:color w:val="FF4000"/>
+              </w:rPr>
+              <w:t>ポイントに到達したら全員に</w:t>
+            </w:r>
+            <w:r>
+              <w:rPr>
+                <w:color w:val="FF4000"/>
+              </w:rPr>
+              <w:t>10</w:t>
+            </w:r>
+            <w:r>
+              <w:rPr>
+                <w:color w:val="FF4000"/>
+              </w:rPr>
+              <w:t>％オフクーポンを付与した</w:t>
+            </w:r>
+            <w:r>
+              <w:rPr>
+                <w:color w:val="FF4000"/>
+                <w:kern w:val="2"/>
+                <w:lang w:val="en-US" w:eastAsia="ja-JP" w:bidi="ar-SA"/>
+              </w:rPr>
+              <w:t xml:space="preserve">旨のメッセージを画面に表示 </w:t>
             </w:r>
           </w:p>
           <w:p>
@@ -11455,7 +11529,7 @@
         </w:trPr>
         <w:tc>
           <w:tcPr>
-            <w:tcW w:w="357" w:type="dxa"/>
+            <w:tcW w:w="356" w:type="dxa"/>
             <w:cnfStyle w:val="001000000000" w:firstRow="0" w:lastRow="0" w:firstColumn="1" w:lastColumn="0" w:oddVBand="0" w:evenVBand="0" w:oddHBand="0" w:evenHBand="0" w:firstRowFirstColumn="0" w:firstRowLastColumn="0" w:lastRowFirstColumn="0" w:lastRowLastColumn="0"/>
             <w:tcBorders>
               <w:top w:val="nil"/>
@@ -11486,7 +11560,7 @@
         </w:tc>
         <w:tc>
           <w:tcPr>
-            <w:tcW w:w="489" w:type="dxa"/>
+            <w:tcW w:w="490" w:type="dxa"/>
             <w:tcBorders>
               <w:top w:val="nil"/>
             </w:tcBorders>
@@ -11804,7 +11878,7 @@
         </w:trPr>
         <w:tc>
           <w:tcPr>
-            <w:tcW w:w="357" w:type="dxa"/>
+            <w:tcW w:w="356" w:type="dxa"/>
             <w:cnfStyle w:val="001000000000" w:firstRow="0" w:lastRow="0" w:firstColumn="1" w:lastColumn="0" w:oddVBand="0" w:evenVBand="0" w:oddHBand="0" w:evenHBand="0" w:firstRowFirstColumn="0" w:firstRowLastColumn="0" w:lastRowFirstColumn="0" w:lastRowLastColumn="0"/>
             <w:tcBorders>
               <w:top w:val="nil"/>
@@ -11833,7 +11907,7 @@
         </w:tc>
         <w:tc>
           <w:tcPr>
-            <w:tcW w:w="489" w:type="dxa"/>
+            <w:tcW w:w="490" w:type="dxa"/>
             <w:tcBorders>
               <w:top w:val="nil"/>
             </w:tcBorders>
@@ -12177,7 +12251,7 @@
         </w:trPr>
         <w:tc>
           <w:tcPr>
-            <w:tcW w:w="357" w:type="dxa"/>
+            <w:tcW w:w="356" w:type="dxa"/>
             <w:cnfStyle w:val="001000000000" w:firstRow="0" w:lastRow="0" w:firstColumn="1" w:lastColumn="0" w:oddVBand="0" w:evenVBand="0" w:oddHBand="0" w:evenHBand="0" w:firstRowFirstColumn="0" w:firstRowLastColumn="0" w:lastRowFirstColumn="0" w:lastRowLastColumn="0"/>
             <w:tcBorders>
               <w:top w:val="nil"/>
@@ -12210,7 +12284,7 @@
         </w:tc>
         <w:tc>
           <w:tcPr>
-            <w:tcW w:w="489" w:type="dxa"/>
+            <w:tcW w:w="490" w:type="dxa"/>
             <w:tcBorders>
               <w:top w:val="nil"/>
             </w:tcBorders>
@@ -12498,6 +12572,567 @@
                 <w:lang w:val="en-US" w:eastAsia="ja-JP" w:bidi="ar-SA"/>
               </w:rPr>
               <w:t>非会員 一般会員</w:t>
+            </w:r>
+          </w:p>
+        </w:tc>
+      </w:tr>
+      <w:tr>
+        <w:trPr>
+          <w:trHeight w:val="1881" w:hRule="atLeast"/>
+        </w:trPr>
+        <w:tc>
+          <w:tcPr>
+            <w:tcW w:w="356" w:type="dxa"/>
+            <w:cnfStyle w:val="001000000000" w:firstRow="0" w:lastRow="0" w:firstColumn="1" w:lastColumn="0" w:oddVBand="0" w:evenVBand="0" w:oddHBand="0" w:evenHBand="0" w:firstRowFirstColumn="0" w:firstRowLastColumn="0" w:lastRowFirstColumn="0" w:lastRowLastColumn="0"/>
+            <w:tcBorders/>
+          </w:tcPr>
+          <w:p>
+            <w:pPr>
+              <w:pStyle w:val="Style30"/>
+              <w:suppressAutoHyphens w:val="true"/>
+              <w:spacing w:before="0" w:after="0"/>
+              <w:jc w:val="start"/>
+              <w:rPr>
+                <w:b w:val="false"/>
+                <w:kern w:val="2"/>
+                <w:lang w:val="en-US" w:eastAsia="ja-JP" w:bidi="ar-SA"/>
+              </w:rPr>
+            </w:pPr>
+            <w:r>
+              <w:rPr>
+                <w:b w:val="false"/>
+                <w:kern w:val="2"/>
+                <w:lang w:val="en-US" w:eastAsia="ja-JP" w:bidi="ar-SA"/>
+              </w:rPr>
+            </w:r>
+          </w:p>
+        </w:tc>
+        <w:tc>
+          <w:tcPr>
+            <w:tcW w:w="490" w:type="dxa"/>
+            <w:tcBorders/>
+            <w:textDirection w:val="tbRl"/>
+          </w:tcPr>
+          <w:p>
+            <w:pPr>
+              <w:pStyle w:val="Style30"/>
+              <w:suppressAutoHyphens w:val="true"/>
+              <w:spacing w:before="0" w:after="0"/>
+              <w:jc w:val="start"/>
+              <w:cnfStyle w:val="000000000000" w:firstRow="0" w:lastRow="0" w:firstColumn="0" w:lastColumn="0" w:oddVBand="0" w:evenVBand="0" w:oddHBand="0" w:evenHBand="0" w:firstRowFirstColumn="0" w:firstRowLastColumn="0" w:lastRowFirstColumn="0" w:lastRowLastColumn="0"/>
+              <w:rPr>
+                <w:kern w:val="2"/>
+                <w:lang w:val="en-US" w:eastAsia="ja-JP" w:bidi="ar-SA"/>
+              </w:rPr>
+            </w:pPr>
+            <w:r>
+              <w:rPr>
+                <w:kern w:val="2"/>
+                <w:lang w:val="en-US" w:eastAsia="ja-JP" w:bidi="ar-SA"/>
+              </w:rPr>
+            </w:r>
+          </w:p>
+        </w:tc>
+        <w:tc>
+          <w:tcPr>
+            <w:tcW w:w="283" w:type="dxa"/>
+            <w:tcBorders>
+              <w:top w:val="nil"/>
+            </w:tcBorders>
+          </w:tcPr>
+          <w:p>
+            <w:pPr>
+              <w:pStyle w:val="Style30"/>
+              <w:suppressAutoHyphens w:val="true"/>
+              <w:spacing w:before="0" w:after="0"/>
+              <w:jc w:val="start"/>
+              <w:cnfStyle w:val="000000000000" w:firstRow="0" w:lastRow="0" w:firstColumn="0" w:lastColumn="0" w:oddVBand="0" w:evenVBand="0" w:oddHBand="0" w:evenHBand="0" w:firstRowFirstColumn="0" w:firstRowLastColumn="0" w:lastRowFirstColumn="0" w:lastRowLastColumn="0"/>
+              <w:rPr>
+                <w:kern w:val="2"/>
+                <w:lang w:val="en-US" w:eastAsia="ja-JP" w:bidi="ar-SA"/>
+              </w:rPr>
+            </w:pPr>
+            <w:r>
+              <w:rPr>
+                <w:kern w:val="2"/>
+                <w:lang w:val="en-US" w:eastAsia="ja-JP" w:bidi="ar-SA"/>
+              </w:rPr>
+            </w:r>
+          </w:p>
+        </w:tc>
+        <w:tc>
+          <w:tcPr>
+            <w:tcW w:w="567" w:type="dxa"/>
+            <w:tcBorders>
+              <w:top w:val="nil"/>
+            </w:tcBorders>
+            <w:textDirection w:val="tbRl"/>
+          </w:tcPr>
+          <w:p>
+            <w:pPr>
+              <w:pStyle w:val="Style30"/>
+              <w:suppressAutoHyphens w:val="true"/>
+              <w:spacing w:before="0" w:after="0"/>
+              <w:jc w:val="start"/>
+              <w:cnfStyle w:val="000000000000" w:firstRow="0" w:lastRow="0" w:firstColumn="0" w:lastColumn="0" w:oddVBand="0" w:evenVBand="0" w:oddHBand="0" w:evenHBand="0" w:firstRowFirstColumn="0" w:firstRowLastColumn="0" w:lastRowFirstColumn="0" w:lastRowLastColumn="0"/>
+              <w:rPr>
+                <w:kern w:val="2"/>
+                <w:lang w:val="en-US" w:eastAsia="ja-JP" w:bidi="ar-SA"/>
+              </w:rPr>
+            </w:pPr>
+            <w:r>
+              <w:rPr>
+                <w:kern w:val="2"/>
+                <w:lang w:val="en-US" w:eastAsia="ja-JP" w:bidi="ar-SA"/>
+              </w:rPr>
+            </w:r>
+          </w:p>
+        </w:tc>
+        <w:tc>
+          <w:tcPr>
+            <w:tcW w:w="5812" w:type="dxa"/>
+            <w:tcBorders/>
+          </w:tcPr>
+          <w:p>
+            <w:pPr>
+              <w:pStyle w:val="Style30"/>
+              <w:suppressAutoHyphens w:val="true"/>
+              <w:spacing w:before="0" w:after="0"/>
+              <w:jc w:val="start"/>
+              <w:cnfStyle w:val="000000000000" w:firstRow="0" w:lastRow="0" w:firstColumn="0" w:lastColumn="0" w:oddVBand="0" w:evenVBand="0" w:oddHBand="0" w:evenHBand="0" w:firstRowFirstColumn="0" w:firstRowLastColumn="0" w:lastRowFirstColumn="0" w:lastRowLastColumn="0"/>
+              <w:rPr>
+                <w:kern w:val="2"/>
+                <w:lang w:val="en-US" w:eastAsia="ja-JP" w:bidi="ar-SA"/>
+              </w:rPr>
+            </w:pPr>
+            <w:r>
+              <w:rPr>
+                <w:kern w:val="2"/>
+                <w:lang w:val="en-US" w:eastAsia="ja-JP" w:bidi="ar-SA"/>
+              </w:rPr>
+              <w:t>&lt;</w:t>
+            </w:r>
+            <w:r>
+              <w:rPr>
+                <w:kern w:val="2"/>
+                <w:lang w:val="en-US" w:eastAsia="ja-JP" w:bidi="ar-SA"/>
+              </w:rPr>
+              <w:t>処理内容</w:t>
+            </w:r>
+            <w:r>
+              <w:rPr>
+                <w:kern w:val="2"/>
+                <w:lang w:val="en-US" w:eastAsia="ja-JP" w:bidi="ar-SA"/>
+              </w:rPr>
+              <w:t xml:space="preserve">&gt; </w:t>
+            </w:r>
+          </w:p>
+          <w:p>
+            <w:pPr>
+              <w:pStyle w:val="Style30"/>
+              <w:suppressAutoHyphens w:val="true"/>
+              <w:spacing w:before="0" w:after="0"/>
+              <w:jc w:val="start"/>
+              <w:cnfStyle w:val="000000000000" w:firstRow="0" w:lastRow="0" w:firstColumn="0" w:lastColumn="0" w:oddVBand="0" w:evenVBand="0" w:oddHBand="0" w:evenHBand="0" w:firstRowFirstColumn="0" w:firstRowLastColumn="0" w:lastRowFirstColumn="0" w:lastRowLastColumn="0"/>
+              <w:rPr>
+                <w:kern w:val="2"/>
+                <w:lang w:val="en-US" w:eastAsia="ja-JP" w:bidi="ar-SA"/>
+              </w:rPr>
+            </w:pPr>
+            <w:r>
+              <w:rPr>
+                <w:kern w:val="2"/>
+                <w:lang w:val="en-US" w:eastAsia="ja-JP" w:bidi="ar-SA"/>
+              </w:rPr>
+              <w:t xml:space="preserve">・画面表示→利用者の操作→システム内処理→画面表示の順に行う </w:t>
+            </w:r>
+          </w:p>
+          <w:p>
+            <w:pPr>
+              <w:pStyle w:val="Style30"/>
+              <w:suppressAutoHyphens w:val="true"/>
+              <w:spacing w:before="0" w:after="0"/>
+              <w:jc w:val="start"/>
+              <w:cnfStyle w:val="000000000000" w:firstRow="0" w:lastRow="0" w:firstColumn="0" w:lastColumn="0" w:oddVBand="0" w:evenVBand="0" w:oddHBand="0" w:evenHBand="0" w:firstRowFirstColumn="0" w:firstRowLastColumn="0" w:lastRowFirstColumn="0" w:lastRowLastColumn="0"/>
+              <w:rPr>
+                <w:kern w:val="2"/>
+                <w:lang w:val="en-US" w:eastAsia="ja-JP" w:bidi="ar-SA"/>
+              </w:rPr>
+            </w:pPr>
+            <w:r>
+              <w:rPr>
+                <w:kern w:val="2"/>
+                <w:lang w:val="en-US" w:eastAsia="ja-JP" w:bidi="ar-SA"/>
+              </w:rPr>
+              <w:t>-</w:t>
+            </w:r>
+            <w:r>
+              <w:rPr>
+                <w:kern w:val="2"/>
+                <w:lang w:val="en-US" w:eastAsia="ja-JP" w:bidi="ar-SA"/>
+              </w:rPr>
+              <w:t>画面表示</w:t>
+            </w:r>
+            <w:r>
+              <w:rPr>
+                <w:kern w:val="2"/>
+                <w:lang w:val="en-US" w:eastAsia="ja-JP" w:bidi="ar-SA"/>
+              </w:rPr>
+              <w:t xml:space="preserve">- </w:t>
+            </w:r>
+          </w:p>
+          <w:p>
+            <w:pPr>
+              <w:pStyle w:val="Style30"/>
+              <w:suppressAutoHyphens w:val="true"/>
+              <w:spacing w:before="0" w:after="0"/>
+              <w:jc w:val="start"/>
+              <w:cnfStyle w:val="000000000000" w:firstRow="0" w:lastRow="0" w:firstColumn="0" w:lastColumn="0" w:oddVBand="0" w:evenVBand="0" w:oddHBand="0" w:evenHBand="0" w:firstRowFirstColumn="0" w:firstRowLastColumn="0" w:lastRowFirstColumn="0" w:lastRowLastColumn="0"/>
+              <w:rPr>
+                <w:kern w:val="2"/>
+                <w:lang w:val="en-US" w:eastAsia="ja-JP" w:bidi="ar-SA"/>
+              </w:rPr>
+            </w:pPr>
+            <w:r>
+              <w:rPr>
+                <w:kern w:val="2"/>
+                <w:lang w:val="en-US" w:eastAsia="ja-JP" w:bidi="ar-SA"/>
+              </w:rPr>
+              <w:t>・支払い方法の選択肢を表示</w:t>
+            </w:r>
+          </w:p>
+          <w:p>
+            <w:pPr>
+              <w:pStyle w:val="Style30"/>
+              <w:suppressAutoHyphens w:val="true"/>
+              <w:spacing w:before="0" w:after="0"/>
+              <w:jc w:val="start"/>
+              <w:cnfStyle w:val="000000000000" w:firstRow="0" w:lastRow="0" w:firstColumn="0" w:lastColumn="0" w:oddVBand="0" w:evenVBand="0" w:oddHBand="0" w:evenHBand="0" w:firstRowFirstColumn="0" w:firstRowLastColumn="0" w:lastRowFirstColumn="0" w:lastRowLastColumn="0"/>
+              <w:rPr>
+                <w:color w:val="FF4000"/>
+                <w:kern w:val="2"/>
+                <w:lang w:val="en-US" w:eastAsia="ja-JP" w:bidi="ar-SA"/>
+              </w:rPr>
+            </w:pPr>
+            <w:r>
+              <w:rPr>
+                <w:color w:val="FF4000"/>
+                <w:kern w:val="2"/>
+                <w:lang w:val="en-US" w:eastAsia="ja-JP" w:bidi="ar-SA"/>
+              </w:rPr>
+              <w:t>タイムセール時以外</w:t>
+            </w:r>
+            <w:r>
+              <w:rPr>
+                <w:color w:val="FF4000"/>
+                <w:kern w:val="2"/>
+                <w:lang w:val="en-US" w:eastAsia="ja-JP" w:bidi="ar-SA"/>
+              </w:rPr>
+              <w:t>10</w:t>
+            </w:r>
+            <w:r>
+              <w:rPr>
+                <w:color w:val="FF4000"/>
+                <w:kern w:val="2"/>
+                <w:lang w:val="en-US" w:eastAsia="ja-JP" w:bidi="ar-SA"/>
+              </w:rPr>
+              <w:t>％オフクーポンの選択肢を表示</w:t>
+            </w:r>
+          </w:p>
+          <w:p>
+            <w:pPr>
+              <w:pStyle w:val="Style30"/>
+              <w:suppressAutoHyphens w:val="true"/>
+              <w:spacing w:before="0" w:after="0"/>
+              <w:jc w:val="start"/>
+              <w:cnfStyle w:val="000000000000" w:firstRow="0" w:lastRow="0" w:firstColumn="0" w:lastColumn="0" w:oddVBand="0" w:evenVBand="0" w:oddHBand="0" w:evenHBand="0" w:firstRowFirstColumn="0" w:firstRowLastColumn="0" w:lastRowFirstColumn="0" w:lastRowLastColumn="0"/>
+              <w:rPr>
+                <w:kern w:val="2"/>
+                <w:lang w:val="en-US" w:eastAsia="ja-JP" w:bidi="ar-SA"/>
+              </w:rPr>
+            </w:pPr>
+            <w:r>
+              <w:rPr>
+                <w:kern w:val="2"/>
+                <w:lang w:val="en-US" w:eastAsia="ja-JP" w:bidi="ar-SA"/>
+              </w:rPr>
+              <w:t xml:space="preserve"> </w:t>
+            </w:r>
+            <w:r>
+              <w:rPr>
+                <w:kern w:val="2"/>
+                <w:lang w:val="en-US" w:eastAsia="ja-JP" w:bidi="ar-SA"/>
+              </w:rPr>
+              <w:t>-</w:t>
+            </w:r>
+            <w:r>
+              <w:rPr>
+                <w:kern w:val="2"/>
+                <w:lang w:val="en-US" w:eastAsia="ja-JP" w:bidi="ar-SA"/>
+              </w:rPr>
+              <w:t>利用者の操作</w:t>
+            </w:r>
+            <w:r>
+              <w:rPr>
+                <w:kern w:val="2"/>
+                <w:lang w:val="en-US" w:eastAsia="ja-JP" w:bidi="ar-SA"/>
+              </w:rPr>
+              <w:t xml:space="preserve">- </w:t>
+            </w:r>
+          </w:p>
+          <w:p>
+            <w:pPr>
+              <w:pStyle w:val="Style30"/>
+              <w:suppressAutoHyphens w:val="true"/>
+              <w:spacing w:before="0" w:after="0"/>
+              <w:jc w:val="start"/>
+              <w:cnfStyle w:val="000000000000" w:firstRow="0" w:lastRow="0" w:firstColumn="0" w:lastColumn="0" w:oddVBand="0" w:evenVBand="0" w:oddHBand="0" w:evenHBand="0" w:firstRowFirstColumn="0" w:firstRowLastColumn="0" w:lastRowFirstColumn="0" w:lastRowLastColumn="0"/>
+              <w:rPr>
+                <w:kern w:val="2"/>
+                <w:lang w:val="en-US" w:eastAsia="ja-JP" w:bidi="ar-SA"/>
+              </w:rPr>
+            </w:pPr>
+            <w:r>
+              <w:rPr>
+                <w:kern w:val="2"/>
+                <w:lang w:val="en-US" w:eastAsia="ja-JP" w:bidi="ar-SA"/>
+              </w:rPr>
+              <w:t xml:space="preserve">・支払い方法入力画面「次へ」ボタンクリック時 </w:t>
+            </w:r>
+          </w:p>
+          <w:p>
+            <w:pPr>
+              <w:pStyle w:val="Style30"/>
+              <w:suppressAutoHyphens w:val="true"/>
+              <w:spacing w:before="0" w:after="0"/>
+              <w:jc w:val="start"/>
+              <w:cnfStyle w:val="000000000000" w:firstRow="0" w:lastRow="0" w:firstColumn="0" w:lastColumn="0" w:oddVBand="0" w:evenVBand="0" w:oddHBand="0" w:evenHBand="0" w:firstRowFirstColumn="0" w:firstRowLastColumn="0" w:lastRowFirstColumn="0" w:lastRowLastColumn="0"/>
+              <w:rPr>
+                <w:kern w:val="2"/>
+                <w:lang w:val="en-US" w:eastAsia="ja-JP" w:bidi="ar-SA"/>
+              </w:rPr>
+            </w:pPr>
+            <w:r>
+              <w:rPr>
+                <w:kern w:val="2"/>
+                <w:lang w:val="en-US" w:eastAsia="ja-JP" w:bidi="ar-SA"/>
+              </w:rPr>
+              <w:t>-</w:t>
+            </w:r>
+            <w:r>
+              <w:rPr>
+                <w:kern w:val="2"/>
+                <w:lang w:val="en-US" w:eastAsia="ja-JP" w:bidi="ar-SA"/>
+              </w:rPr>
+              <w:t>システム内処理</w:t>
+            </w:r>
+            <w:r>
+              <w:rPr>
+                <w:kern w:val="2"/>
+                <w:lang w:val="en-US" w:eastAsia="ja-JP" w:bidi="ar-SA"/>
+              </w:rPr>
+              <w:t xml:space="preserve">- </w:t>
+            </w:r>
+          </w:p>
+          <w:p>
+            <w:pPr>
+              <w:pStyle w:val="Style30"/>
+              <w:suppressAutoHyphens w:val="true"/>
+              <w:spacing w:before="0" w:after="0"/>
+              <w:jc w:val="start"/>
+              <w:cnfStyle w:val="000000000000" w:firstRow="0" w:lastRow="0" w:firstColumn="0" w:lastColumn="0" w:oddVBand="0" w:evenVBand="0" w:oddHBand="0" w:evenHBand="0" w:firstRowFirstColumn="0" w:firstRowLastColumn="0" w:lastRowFirstColumn="0" w:lastRowLastColumn="0"/>
+              <w:rPr>
+                <w:kern w:val="2"/>
+                <w:lang w:val="en-US" w:eastAsia="ja-JP" w:bidi="ar-SA"/>
+              </w:rPr>
+            </w:pPr>
+            <w:r>
+              <w:rPr>
+                <w:kern w:val="2"/>
+                <w:lang w:val="en-US" w:eastAsia="ja-JP" w:bidi="ar-SA"/>
+              </w:rPr>
+              <w:t xml:space="preserve">・届け先入力画面の値を取得 </w:t>
+            </w:r>
+          </w:p>
+          <w:p>
+            <w:pPr>
+              <w:pStyle w:val="Style30"/>
+              <w:suppressAutoHyphens w:val="true"/>
+              <w:spacing w:before="0" w:after="0"/>
+              <w:jc w:val="start"/>
+              <w:cnfStyle w:val="000000000000" w:firstRow="0" w:lastRow="0" w:firstColumn="0" w:lastColumn="0" w:oddVBand="0" w:evenVBand="0" w:oddHBand="0" w:evenHBand="0" w:firstRowFirstColumn="0" w:firstRowLastColumn="0" w:lastRowFirstColumn="0" w:lastRowLastColumn="0"/>
+              <w:rPr>
+                <w:kern w:val="2"/>
+                <w:lang w:val="en-US" w:eastAsia="ja-JP" w:bidi="ar-SA"/>
+              </w:rPr>
+            </w:pPr>
+            <w:r>
+              <w:rPr>
+                <w:kern w:val="2"/>
+                <w:lang w:val="en-US" w:eastAsia="ja-JP" w:bidi="ar-SA"/>
+              </w:rPr>
+              <w:t>・支払い方法の選択肢の値を取得</w:t>
+            </w:r>
+          </w:p>
+          <w:p>
+            <w:pPr>
+              <w:pStyle w:val="Style30"/>
+              <w:suppressAutoHyphens w:val="true"/>
+              <w:spacing w:before="0" w:after="0"/>
+              <w:jc w:val="start"/>
+              <w:cnfStyle w:val="000000000000" w:firstRow="0" w:lastRow="0" w:firstColumn="0" w:lastColumn="0" w:oddVBand="0" w:evenVBand="0" w:oddHBand="0" w:evenHBand="0" w:firstRowFirstColumn="0" w:firstRowLastColumn="0" w:lastRowFirstColumn="0" w:lastRowLastColumn="0"/>
+              <w:rPr>
+                <w:color w:val="FF4000"/>
+                <w:kern w:val="2"/>
+                <w:lang w:val="en-US" w:eastAsia="ja-JP" w:bidi="ar-SA"/>
+              </w:rPr>
+            </w:pPr>
+            <w:r>
+              <w:rPr>
+                <w:color w:val="FF4000"/>
+                <w:kern w:val="2"/>
+                <w:lang w:val="en-US" w:eastAsia="ja-JP" w:bidi="ar-SA"/>
+              </w:rPr>
+              <w:t>・タイムセール期間中の場合、クーポンを利用不可とする</w:t>
+            </w:r>
+          </w:p>
+          <w:p>
+            <w:pPr>
+              <w:pStyle w:val="Style30"/>
+              <w:suppressAutoHyphens w:val="true"/>
+              <w:spacing w:before="0" w:after="0"/>
+              <w:jc w:val="start"/>
+              <w:cnfStyle w:val="000000000000" w:firstRow="0" w:lastRow="0" w:firstColumn="0" w:lastColumn="0" w:oddVBand="0" w:evenVBand="0" w:oddHBand="0" w:evenHBand="0" w:firstRowFirstColumn="0" w:firstRowLastColumn="0" w:lastRowFirstColumn="0" w:lastRowLastColumn="0"/>
+              <w:rPr>
+                <w:kern w:val="2"/>
+                <w:lang w:val="en-US" w:eastAsia="ja-JP" w:bidi="ar-SA"/>
+              </w:rPr>
+            </w:pPr>
+            <w:r>
+              <w:rPr>
+                <w:kern w:val="2"/>
+                <w:lang w:val="en-US" w:eastAsia="ja-JP" w:bidi="ar-SA"/>
+              </w:rPr>
+              <w:t xml:space="preserve"> </w:t>
+            </w:r>
+            <w:r>
+              <w:rPr>
+                <w:kern w:val="2"/>
+                <w:lang w:val="en-US" w:eastAsia="ja-JP" w:bidi="ar-SA"/>
+              </w:rPr>
+              <w:t>-</w:t>
+            </w:r>
+            <w:r>
+              <w:rPr>
+                <w:kern w:val="2"/>
+                <w:lang w:val="en-US" w:eastAsia="ja-JP" w:bidi="ar-SA"/>
+              </w:rPr>
+              <w:t>画面表示</w:t>
+            </w:r>
+            <w:r>
+              <w:rPr>
+                <w:kern w:val="2"/>
+                <w:lang w:val="en-US" w:eastAsia="ja-JP" w:bidi="ar-SA"/>
+              </w:rPr>
+              <w:t xml:space="preserve">- </w:t>
+            </w:r>
+          </w:p>
+          <w:p>
+            <w:pPr>
+              <w:pStyle w:val="Style30"/>
+              <w:suppressAutoHyphens w:val="true"/>
+              <w:spacing w:before="0" w:after="0"/>
+              <w:jc w:val="start"/>
+              <w:cnfStyle w:val="000000000000" w:firstRow="0" w:lastRow="0" w:firstColumn="0" w:lastColumn="0" w:oddVBand="0" w:evenVBand="0" w:oddHBand="0" w:evenHBand="0" w:firstRowFirstColumn="0" w:firstRowLastColumn="0" w:lastRowFirstColumn="0" w:lastRowLastColumn="0"/>
+              <w:rPr>
+                <w:kern w:val="2"/>
+                <w:lang w:val="en-US" w:eastAsia="ja-JP" w:bidi="ar-SA"/>
+              </w:rPr>
+            </w:pPr>
+            <w:r>
+              <w:rPr>
+                <w:kern w:val="2"/>
+                <w:lang w:val="en-US" w:eastAsia="ja-JP" w:bidi="ar-SA"/>
+              </w:rPr>
+              <w:t xml:space="preserve">・「注文登録確認画面」を表示 </w:t>
+            </w:r>
+          </w:p>
+        </w:tc>
+        <w:tc>
+          <w:tcPr>
+            <w:tcW w:w="992" w:type="dxa"/>
+            <w:tcBorders/>
+          </w:tcPr>
+          <w:p>
+            <w:pPr>
+              <w:pStyle w:val="Style30"/>
+              <w:suppressAutoHyphens w:val="true"/>
+              <w:spacing w:before="0" w:after="0"/>
+              <w:jc w:val="start"/>
+              <w:cnfStyle w:val="000000000000" w:firstRow="0" w:lastRow="0" w:firstColumn="0" w:lastColumn="0" w:oddVBand="0" w:evenVBand="0" w:oddHBand="0" w:evenHBand="0" w:firstRowFirstColumn="0" w:firstRowLastColumn="0" w:lastRowFirstColumn="0" w:lastRowLastColumn="0"/>
+              <w:rPr>
+                <w:kern w:val="2"/>
+                <w:lang w:val="en-US" w:eastAsia="ja-JP" w:bidi="ar-SA"/>
+              </w:rPr>
+            </w:pPr>
+            <w:r>
+              <w:rPr>
+                <w:kern w:val="2"/>
+                <w:lang w:val="en-US" w:eastAsia="ja-JP" w:bidi="ar-SA"/>
+              </w:rPr>
+              <w:t xml:space="preserve">5-3-2-2 </w:t>
+            </w:r>
+          </w:p>
+        </w:tc>
+        <w:tc>
+          <w:tcPr>
+            <w:tcW w:w="993" w:type="dxa"/>
+            <w:tcBorders/>
+          </w:tcPr>
+          <w:p>
+            <w:pPr>
+              <w:pStyle w:val="Style30"/>
+              <w:suppressAutoHyphens w:val="true"/>
+              <w:spacing w:before="0" w:after="0"/>
+              <w:jc w:val="start"/>
+              <w:cnfStyle w:val="000000000000" w:firstRow="0" w:lastRow="0" w:firstColumn="0" w:lastColumn="0" w:oddVBand="0" w:evenVBand="0" w:oddHBand="0" w:evenHBand="0" w:firstRowFirstColumn="0" w:firstRowLastColumn="0" w:lastRowFirstColumn="0" w:lastRowLastColumn="0"/>
+              <w:rPr>
+                <w:kern w:val="2"/>
+                <w:lang w:val="en-US" w:eastAsia="ja-JP" w:bidi="ar-SA"/>
+              </w:rPr>
+            </w:pPr>
+            <w:r>
+              <w:rPr>
+                <w:kern w:val="2"/>
+                <w:lang w:val="en-US" w:eastAsia="ja-JP" w:bidi="ar-SA"/>
+              </w:rPr>
+              <w:t xml:space="preserve">支払い方 法入力画 面 </w:t>
+            </w:r>
+          </w:p>
+        </w:tc>
+        <w:tc>
+          <w:tcPr>
+            <w:tcW w:w="992" w:type="dxa"/>
+            <w:tcBorders/>
+          </w:tcPr>
+          <w:p>
+            <w:pPr>
+              <w:pStyle w:val="Style30"/>
+              <w:suppressAutoHyphens w:val="true"/>
+              <w:spacing w:before="0" w:after="0"/>
+              <w:jc w:val="start"/>
+              <w:cnfStyle w:val="000000000000" w:firstRow="0" w:lastRow="0" w:firstColumn="0" w:lastColumn="0" w:oddVBand="0" w:evenVBand="0" w:oddHBand="0" w:evenHBand="0" w:firstRowFirstColumn="0" w:firstRowLastColumn="0" w:lastRowFirstColumn="0" w:lastRowLastColumn="0"/>
+              <w:rPr>
+                <w:kern w:val="2"/>
+                <w:lang w:val="en-US" w:eastAsia="ja-JP" w:bidi="ar-SA"/>
+              </w:rPr>
+            </w:pPr>
+            <w:r>
+              <w:rPr>
+                <w:kern w:val="2"/>
+                <w:lang w:val="en-US" w:eastAsia="ja-JP" w:bidi="ar-SA"/>
+              </w:rPr>
+              <w:t xml:space="preserve">一般会員 </w:t>
             </w:r>
           </w:p>
         </w:tc>
@@ -13302,11 +13937,11 @@
       <w:tblGrid>
         <w:gridCol w:w="508"/>
         <w:gridCol w:w="1587"/>
-        <w:gridCol w:w="1416"/>
+        <w:gridCol w:w="1412"/>
         <w:gridCol w:w="1414"/>
-        <w:gridCol w:w="740"/>
-        <w:gridCol w:w="1360"/>
-        <w:gridCol w:w="2840"/>
+        <w:gridCol w:w="744"/>
+        <w:gridCol w:w="1356"/>
+        <w:gridCol w:w="2844"/>
       </w:tblGrid>
       <w:tr>
         <w:trPr>
@@ -13372,7 +14007,7 @@
         </w:tc>
         <w:tc>
           <w:tcPr>
-            <w:tcW w:w="1416" w:type="dxa"/>
+            <w:tcW w:w="1412" w:type="dxa"/>
             <w:tcBorders/>
             <w:shd w:color="auto" w:fill="4F81BD" w:themeFill="accent1" w:val="clear"/>
           </w:tcPr>
@@ -13430,7 +14065,7 @@
         </w:tc>
         <w:tc>
           <w:tcPr>
-            <w:tcW w:w="740" w:type="dxa"/>
+            <w:tcW w:w="744" w:type="dxa"/>
             <w:tcBorders/>
             <w:shd w:color="auto" w:fill="4F81BD" w:themeFill="accent1" w:val="clear"/>
           </w:tcPr>
@@ -13459,7 +14094,7 @@
         </w:tc>
         <w:tc>
           <w:tcPr>
-            <w:tcW w:w="1360" w:type="dxa"/>
+            <w:tcW w:w="1356" w:type="dxa"/>
             <w:tcBorders/>
             <w:shd w:color="auto" w:fill="4F81BD" w:themeFill="accent1" w:val="clear"/>
           </w:tcPr>
@@ -13488,7 +14123,7 @@
         </w:tc>
         <w:tc>
           <w:tcPr>
-            <w:tcW w:w="2840" w:type="dxa"/>
+            <w:tcW w:w="2844" w:type="dxa"/>
             <w:tcBorders/>
             <w:shd w:color="auto" w:fill="4F81BD" w:themeFill="accent1" w:val="clear"/>
           </w:tcPr>
@@ -13587,7 +14222,7 @@
         </w:tc>
         <w:tc>
           <w:tcPr>
-            <w:tcW w:w="1416" w:type="dxa"/>
+            <w:tcW w:w="1412" w:type="dxa"/>
             <w:tcBorders/>
             <w:shd w:color="auto" w:fill="DAEEF3" w:themeFill="accent5" w:themeFillTint="33" w:val="clear"/>
           </w:tcPr>
@@ -13641,7 +14276,7 @@
         </w:tc>
         <w:tc>
           <w:tcPr>
-            <w:tcW w:w="740" w:type="dxa"/>
+            <w:tcW w:w="744" w:type="dxa"/>
             <w:tcBorders/>
             <w:shd w:color="auto" w:fill="DAEEF3" w:themeFill="accent5" w:themeFillTint="33" w:val="clear"/>
           </w:tcPr>
@@ -13668,7 +14303,7 @@
         </w:tc>
         <w:tc>
           <w:tcPr>
-            <w:tcW w:w="1360" w:type="dxa"/>
+            <w:tcW w:w="1356" w:type="dxa"/>
             <w:tcBorders/>
             <w:shd w:color="auto" w:fill="DAEEF3" w:themeFill="accent5" w:themeFillTint="33" w:val="clear"/>
           </w:tcPr>
@@ -13695,7 +14330,7 @@
         </w:tc>
         <w:tc>
           <w:tcPr>
-            <w:tcW w:w="2840" w:type="dxa"/>
+            <w:tcW w:w="2844" w:type="dxa"/>
             <w:tcBorders/>
             <w:shd w:color="auto" w:fill="DAEEF3" w:themeFill="accent5" w:themeFillTint="33" w:val="clear"/>
           </w:tcPr>
@@ -13797,7 +14432,7 @@
         </w:tc>
         <w:tc>
           <w:tcPr>
-            <w:tcW w:w="1416" w:type="dxa"/>
+            <w:tcW w:w="1412" w:type="dxa"/>
             <w:tcBorders/>
           </w:tcPr>
           <w:p>
@@ -13849,7 +14484,7 @@
         </w:tc>
         <w:tc>
           <w:tcPr>
-            <w:tcW w:w="740" w:type="dxa"/>
+            <w:tcW w:w="744" w:type="dxa"/>
             <w:tcBorders/>
           </w:tcPr>
           <w:p>
@@ -13875,7 +14510,7 @@
         </w:tc>
         <w:tc>
           <w:tcPr>
-            <w:tcW w:w="1360" w:type="dxa"/>
+            <w:tcW w:w="1356" w:type="dxa"/>
             <w:tcBorders/>
           </w:tcPr>
           <w:p>
@@ -13928,7 +14563,7 @@
         </w:tc>
         <w:tc>
           <w:tcPr>
-            <w:tcW w:w="2840" w:type="dxa"/>
+            <w:tcW w:w="2844" w:type="dxa"/>
             <w:tcBorders/>
           </w:tcPr>
           <w:p>
@@ -14016,7 +14651,7 @@
         </w:tc>
         <w:tc>
           <w:tcPr>
-            <w:tcW w:w="1416" w:type="dxa"/>
+            <w:tcW w:w="1412" w:type="dxa"/>
             <w:tcBorders/>
             <w:shd w:color="auto" w:fill="DAEEF3" w:themeFill="accent5" w:themeFillTint="33" w:val="clear"/>
           </w:tcPr>
@@ -14070,7 +14705,7 @@
         </w:tc>
         <w:tc>
           <w:tcPr>
-            <w:tcW w:w="740" w:type="dxa"/>
+            <w:tcW w:w="744" w:type="dxa"/>
             <w:tcBorders/>
             <w:shd w:color="auto" w:fill="DAEEF3" w:themeFill="accent5" w:themeFillTint="33" w:val="clear"/>
           </w:tcPr>
@@ -14097,7 +14732,7 @@
         </w:tc>
         <w:tc>
           <w:tcPr>
-            <w:tcW w:w="1360" w:type="dxa"/>
+            <w:tcW w:w="1356" w:type="dxa"/>
             <w:tcBorders/>
             <w:shd w:color="auto" w:fill="DAEEF3" w:themeFill="accent5" w:themeFillTint="33" w:val="clear"/>
           </w:tcPr>
@@ -14124,7 +14759,7 @@
         </w:tc>
         <w:tc>
           <w:tcPr>
-            <w:tcW w:w="2840" w:type="dxa"/>
+            <w:tcW w:w="2844" w:type="dxa"/>
             <w:tcBorders/>
             <w:shd w:color="auto" w:fill="DAEEF3" w:themeFill="accent5" w:themeFillTint="33" w:val="clear"/>
           </w:tcPr>
@@ -14210,7 +14845,7 @@
         </w:tc>
         <w:tc>
           <w:tcPr>
-            <w:tcW w:w="1416" w:type="dxa"/>
+            <w:tcW w:w="1412" w:type="dxa"/>
             <w:tcBorders/>
           </w:tcPr>
           <w:p>
@@ -14262,7 +14897,7 @@
         </w:tc>
         <w:tc>
           <w:tcPr>
-            <w:tcW w:w="740" w:type="dxa"/>
+            <w:tcW w:w="744" w:type="dxa"/>
             <w:tcBorders/>
           </w:tcPr>
           <w:p>
@@ -14288,7 +14923,7 @@
         </w:tc>
         <w:tc>
           <w:tcPr>
-            <w:tcW w:w="1360" w:type="dxa"/>
+            <w:tcW w:w="1356" w:type="dxa"/>
             <w:tcBorders/>
           </w:tcPr>
           <w:p>
@@ -14314,7 +14949,7 @@
         </w:tc>
         <w:tc>
           <w:tcPr>
-            <w:tcW w:w="2840" w:type="dxa"/>
+            <w:tcW w:w="2844" w:type="dxa"/>
             <w:tcBorders/>
           </w:tcPr>
           <w:p>
@@ -14426,7 +15061,7 @@
         </w:tc>
         <w:tc>
           <w:tcPr>
-            <w:tcW w:w="1416" w:type="dxa"/>
+            <w:tcW w:w="1412" w:type="dxa"/>
             <w:tcBorders/>
             <w:shd w:color="auto" w:fill="DAEEF3" w:themeFill="accent5" w:themeFillTint="33" w:val="clear"/>
           </w:tcPr>
@@ -14480,7 +15115,7 @@
         </w:tc>
         <w:tc>
           <w:tcPr>
-            <w:tcW w:w="740" w:type="dxa"/>
+            <w:tcW w:w="744" w:type="dxa"/>
             <w:tcBorders/>
             <w:shd w:color="auto" w:fill="DAEEF3" w:themeFill="accent5" w:themeFillTint="33" w:val="clear"/>
           </w:tcPr>
@@ -14507,7 +15142,7 @@
         </w:tc>
         <w:tc>
           <w:tcPr>
-            <w:tcW w:w="1360" w:type="dxa"/>
+            <w:tcW w:w="1356" w:type="dxa"/>
             <w:tcBorders/>
             <w:shd w:color="auto" w:fill="DAEEF3" w:themeFill="accent5" w:themeFillTint="33" w:val="clear"/>
           </w:tcPr>
@@ -14534,7 +15169,7 @@
         </w:tc>
         <w:tc>
           <w:tcPr>
-            <w:tcW w:w="2840" w:type="dxa"/>
+            <w:tcW w:w="2844" w:type="dxa"/>
             <w:tcBorders/>
             <w:shd w:color="auto" w:fill="DAEEF3" w:themeFill="accent5" w:themeFillTint="33" w:val="clear"/>
           </w:tcPr>
@@ -14620,7 +15255,7 @@
         </w:tc>
         <w:tc>
           <w:tcPr>
-            <w:tcW w:w="1416" w:type="dxa"/>
+            <w:tcW w:w="1412" w:type="dxa"/>
             <w:tcBorders/>
           </w:tcPr>
           <w:p>
@@ -14672,7 +15307,7 @@
         </w:tc>
         <w:tc>
           <w:tcPr>
-            <w:tcW w:w="740" w:type="dxa"/>
+            <w:tcW w:w="744" w:type="dxa"/>
             <w:tcBorders/>
           </w:tcPr>
           <w:p>
@@ -14698,7 +15333,7 @@
         </w:tc>
         <w:tc>
           <w:tcPr>
-            <w:tcW w:w="1360" w:type="dxa"/>
+            <w:tcW w:w="1356" w:type="dxa"/>
             <w:tcBorders/>
           </w:tcPr>
           <w:p>
@@ -14724,7 +15359,7 @@
         </w:tc>
         <w:tc>
           <w:tcPr>
-            <w:tcW w:w="2840" w:type="dxa"/>
+            <w:tcW w:w="2844" w:type="dxa"/>
             <w:tcBorders/>
           </w:tcPr>
           <w:p>
@@ -14836,7 +15471,7 @@
         </w:tc>
         <w:tc>
           <w:tcPr>
-            <w:tcW w:w="1416" w:type="dxa"/>
+            <w:tcW w:w="1412" w:type="dxa"/>
             <w:tcBorders/>
             <w:shd w:color="auto" w:fill="DAEEF3" w:themeFill="accent5" w:themeFillTint="33" w:val="clear"/>
           </w:tcPr>
@@ -14890,7 +15525,7 @@
         </w:tc>
         <w:tc>
           <w:tcPr>
-            <w:tcW w:w="740" w:type="dxa"/>
+            <w:tcW w:w="744" w:type="dxa"/>
             <w:tcBorders/>
             <w:shd w:color="auto" w:fill="DAEEF3" w:themeFill="accent5" w:themeFillTint="33" w:val="clear"/>
           </w:tcPr>
@@ -14917,7 +15552,7 @@
         </w:tc>
         <w:tc>
           <w:tcPr>
-            <w:tcW w:w="1360" w:type="dxa"/>
+            <w:tcW w:w="1356" w:type="dxa"/>
             <w:tcBorders/>
             <w:shd w:color="auto" w:fill="DAEEF3" w:themeFill="accent5" w:themeFillTint="33" w:val="clear"/>
           </w:tcPr>
@@ -14944,7 +15579,7 @@
         </w:tc>
         <w:tc>
           <w:tcPr>
-            <w:tcW w:w="2840" w:type="dxa"/>
+            <w:tcW w:w="2844" w:type="dxa"/>
             <w:tcBorders/>
             <w:shd w:color="auto" w:fill="DAEEF3" w:themeFill="accent5" w:themeFillTint="33" w:val="clear"/>
           </w:tcPr>
@@ -15069,7 +15704,7 @@
         </w:tc>
         <w:tc>
           <w:tcPr>
-            <w:tcW w:w="1416" w:type="dxa"/>
+            <w:tcW w:w="1412" w:type="dxa"/>
             <w:tcBorders/>
           </w:tcPr>
           <w:p>
@@ -15121,7 +15756,7 @@
         </w:tc>
         <w:tc>
           <w:tcPr>
-            <w:tcW w:w="740" w:type="dxa"/>
+            <w:tcW w:w="744" w:type="dxa"/>
             <w:tcBorders/>
           </w:tcPr>
           <w:p>
@@ -15147,7 +15782,7 @@
         </w:tc>
         <w:tc>
           <w:tcPr>
-            <w:tcW w:w="1360" w:type="dxa"/>
+            <w:tcW w:w="1356" w:type="dxa"/>
             <w:tcBorders/>
           </w:tcPr>
           <w:p>
@@ -15173,7 +15808,7 @@
         </w:tc>
         <w:tc>
           <w:tcPr>
-            <w:tcW w:w="2840" w:type="dxa"/>
+            <w:tcW w:w="2844" w:type="dxa"/>
             <w:tcBorders/>
           </w:tcPr>
           <w:p>
@@ -15377,7 +16012,7 @@
         </w:tc>
         <w:tc>
           <w:tcPr>
-            <w:tcW w:w="1416" w:type="dxa"/>
+            <w:tcW w:w="1412" w:type="dxa"/>
             <w:tcBorders/>
             <w:shd w:color="auto" w:fill="DAEEF3" w:themeFill="accent5" w:themeFillTint="33" w:val="clear"/>
           </w:tcPr>
@@ -15431,7 +16066,7 @@
         </w:tc>
         <w:tc>
           <w:tcPr>
-            <w:tcW w:w="740" w:type="dxa"/>
+            <w:tcW w:w="744" w:type="dxa"/>
             <w:tcBorders/>
             <w:shd w:color="auto" w:fill="DAEEF3" w:themeFill="accent5" w:themeFillTint="33" w:val="clear"/>
           </w:tcPr>
@@ -15458,7 +16093,7 @@
         </w:tc>
         <w:tc>
           <w:tcPr>
-            <w:tcW w:w="1360" w:type="dxa"/>
+            <w:tcW w:w="1356" w:type="dxa"/>
             <w:tcBorders/>
             <w:shd w:color="auto" w:fill="DAEEF3" w:themeFill="accent5" w:themeFillTint="33" w:val="clear"/>
           </w:tcPr>
@@ -15487,7 +16122,7 @@
         </w:tc>
         <w:tc>
           <w:tcPr>
-            <w:tcW w:w="2840" w:type="dxa"/>
+            <w:tcW w:w="2844" w:type="dxa"/>
             <w:tcBorders/>
             <w:shd w:color="auto" w:fill="DAEEF3" w:themeFill="accent5" w:themeFillTint="33" w:val="clear"/>
           </w:tcPr>
@@ -15722,7 +16357,7 @@
         </w:tc>
         <w:tc>
           <w:tcPr>
-            <w:tcW w:w="1416" w:type="dxa"/>
+            <w:tcW w:w="1412" w:type="dxa"/>
             <w:tcBorders>
               <w:top w:val="nil"/>
             </w:tcBorders>
@@ -15780,7 +16415,7 @@
         </w:tc>
         <w:tc>
           <w:tcPr>
-            <w:tcW w:w="740" w:type="dxa"/>
+            <w:tcW w:w="744" w:type="dxa"/>
             <w:tcBorders>
               <w:top w:val="nil"/>
             </w:tcBorders>
@@ -15809,7 +16444,7 @@
         </w:tc>
         <w:tc>
           <w:tcPr>
-            <w:tcW w:w="1360" w:type="dxa"/>
+            <w:tcW w:w="1356" w:type="dxa"/>
             <w:tcBorders>
               <w:top w:val="nil"/>
             </w:tcBorders>
@@ -15840,7 +16475,7 @@
         </w:tc>
         <w:tc>
           <w:tcPr>
-            <w:tcW w:w="2840" w:type="dxa"/>
+            <w:tcW w:w="2844" w:type="dxa"/>
             <w:tcBorders>
               <w:top w:val="nil"/>
             </w:tcBorders>
@@ -15981,7 +16616,7 @@
         </w:tc>
         <w:tc>
           <w:tcPr>
-            <w:tcW w:w="1416" w:type="dxa"/>
+            <w:tcW w:w="1412" w:type="dxa"/>
             <w:tcBorders>
               <w:top w:val="nil"/>
             </w:tcBorders>
@@ -16037,7 +16672,7 @@
         </w:tc>
         <w:tc>
           <w:tcPr>
-            <w:tcW w:w="740" w:type="dxa"/>
+            <w:tcW w:w="744" w:type="dxa"/>
             <w:tcBorders>
               <w:top w:val="nil"/>
             </w:tcBorders>
@@ -16065,7 +16700,7 @@
         </w:tc>
         <w:tc>
           <w:tcPr>
-            <w:tcW w:w="1360" w:type="dxa"/>
+            <w:tcW w:w="1356" w:type="dxa"/>
             <w:tcBorders>
               <w:top w:val="nil"/>
             </w:tcBorders>
@@ -16093,7 +16728,7 @@
         </w:tc>
         <w:tc>
           <w:tcPr>
-            <w:tcW w:w="2840" w:type="dxa"/>
+            <w:tcW w:w="2844" w:type="dxa"/>
             <w:tcBorders>
               <w:top w:val="nil"/>
             </w:tcBorders>
@@ -16194,7 +16829,7 @@
         </w:tc>
         <w:tc>
           <w:tcPr>
-            <w:tcW w:w="1416" w:type="dxa"/>
+            <w:tcW w:w="1412" w:type="dxa"/>
             <w:tcBorders>
               <w:top w:val="nil"/>
             </w:tcBorders>
@@ -16250,7 +16885,7 @@
         </w:tc>
         <w:tc>
           <w:tcPr>
-            <w:tcW w:w="740" w:type="dxa"/>
+            <w:tcW w:w="744" w:type="dxa"/>
             <w:tcBorders>
               <w:top w:val="nil"/>
             </w:tcBorders>
@@ -16278,7 +16913,7 @@
         </w:tc>
         <w:tc>
           <w:tcPr>
-            <w:tcW w:w="1360" w:type="dxa"/>
+            <w:tcW w:w="1356" w:type="dxa"/>
             <w:tcBorders>
               <w:top w:val="nil"/>
             </w:tcBorders>
@@ -16306,7 +16941,7 @@
         </w:tc>
         <w:tc>
           <w:tcPr>
-            <w:tcW w:w="2840" w:type="dxa"/>
+            <w:tcW w:w="2844" w:type="dxa"/>
             <w:tcBorders>
               <w:top w:val="nil"/>
             </w:tcBorders>
@@ -16692,13 +17327,13 @@
       </w:tblPr>
       <w:tblGrid>
         <w:gridCol w:w="421"/>
-        <w:gridCol w:w="1651"/>
-        <w:gridCol w:w="333"/>
+        <w:gridCol w:w="1647"/>
+        <w:gridCol w:w="337"/>
         <w:gridCol w:w="2105"/>
-        <w:gridCol w:w="1442"/>
-        <w:gridCol w:w="1277"/>
-        <w:gridCol w:w="1267"/>
-        <w:gridCol w:w="1277"/>
+        <w:gridCol w:w="1438"/>
+        <w:gridCol w:w="1281"/>
+        <w:gridCol w:w="1263"/>
+        <w:gridCol w:w="1281"/>
       </w:tblGrid>
       <w:tr>
         <w:trPr>
@@ -16791,7 +17426,7 @@
         </w:trPr>
         <w:tc>
           <w:tcPr>
-            <w:tcW w:w="2072" w:type="dxa"/>
+            <w:tcW w:w="2068" w:type="dxa"/>
             <w:gridSpan w:val="2"/>
             <w:cnfStyle w:val="001000000000" w:firstRow="0" w:lastRow="0" w:firstColumn="1" w:lastColumn="0" w:oddVBand="0" w:evenVBand="0" w:oddHBand="0" w:evenHBand="0" w:firstRowFirstColumn="0" w:firstRowLastColumn="0" w:lastRowFirstColumn="0" w:lastRowLastColumn="0"/>
             <w:tcBorders/>
@@ -16822,7 +17457,7 @@
         </w:tc>
         <w:tc>
           <w:tcPr>
-            <w:tcW w:w="2438" w:type="dxa"/>
+            <w:tcW w:w="2442" w:type="dxa"/>
             <w:gridSpan w:val="2"/>
             <w:tcBorders/>
             <w:shd w:color="auto" w:fill="DAEEF3" w:themeFill="accent5" w:themeFillTint="33" w:val="clear"/>
@@ -16851,7 +17486,7 @@
         </w:tc>
         <w:tc>
           <w:tcPr>
-            <w:tcW w:w="1442" w:type="dxa"/>
+            <w:tcW w:w="1438" w:type="dxa"/>
             <w:tcBorders/>
             <w:shd w:color="auto" w:fill="DAEEF3" w:themeFill="accent5" w:themeFillTint="33" w:val="clear"/>
           </w:tcPr>
@@ -16879,7 +17514,7 @@
         </w:tc>
         <w:tc>
           <w:tcPr>
-            <w:tcW w:w="1277" w:type="dxa"/>
+            <w:tcW w:w="1281" w:type="dxa"/>
             <w:tcBorders/>
             <w:shd w:color="auto" w:fill="DAEEF3" w:themeFill="accent5" w:themeFillTint="33" w:val="clear"/>
           </w:tcPr>
@@ -16907,7 +17542,7 @@
         </w:tc>
         <w:tc>
           <w:tcPr>
-            <w:tcW w:w="1267" w:type="dxa"/>
+            <w:tcW w:w="1263" w:type="dxa"/>
             <w:tcBorders/>
             <w:shd w:color="auto" w:fill="DAEEF3" w:themeFill="accent5" w:themeFillTint="33" w:val="clear"/>
           </w:tcPr>
@@ -16935,7 +17570,7 @@
         </w:tc>
         <w:tc>
           <w:tcPr>
-            <w:tcW w:w="1277" w:type="dxa"/>
+            <w:tcW w:w="1281" w:type="dxa"/>
             <w:tcBorders/>
             <w:shd w:color="auto" w:fill="DAEEF3" w:themeFill="accent5" w:themeFillTint="33" w:val="clear"/>
           </w:tcPr>
@@ -17009,7 +17644,7 @@
         </w:tc>
         <w:tc>
           <w:tcPr>
-            <w:tcW w:w="1651" w:type="dxa"/>
+            <w:tcW w:w="1647" w:type="dxa"/>
             <w:tcBorders/>
           </w:tcPr>
           <w:p>
@@ -17056,7 +17691,7 @@
         </w:tc>
         <w:tc>
           <w:tcPr>
-            <w:tcW w:w="333" w:type="dxa"/>
+            <w:tcW w:w="337" w:type="dxa"/>
             <w:tcBorders/>
           </w:tcPr>
           <w:p>
@@ -17108,7 +17743,7 @@
         </w:tc>
         <w:tc>
           <w:tcPr>
-            <w:tcW w:w="1442" w:type="dxa"/>
+            <w:tcW w:w="1438" w:type="dxa"/>
             <w:tcBorders/>
           </w:tcPr>
           <w:p>
@@ -17136,7 +17771,7 @@
         </w:tc>
         <w:tc>
           <w:tcPr>
-            <w:tcW w:w="1277" w:type="dxa"/>
+            <w:tcW w:w="1281" w:type="dxa"/>
             <w:tcBorders/>
           </w:tcPr>
           <w:p>
@@ -17164,7 +17799,7 @@
         </w:tc>
         <w:tc>
           <w:tcPr>
-            <w:tcW w:w="1267" w:type="dxa"/>
+            <w:tcW w:w="1263" w:type="dxa"/>
             <w:tcBorders/>
           </w:tcPr>
           <w:p>
@@ -17192,7 +17827,7 @@
         </w:tc>
         <w:tc>
           <w:tcPr>
-            <w:tcW w:w="1277" w:type="dxa"/>
+            <w:tcW w:w="1281" w:type="dxa"/>
             <w:tcBorders/>
           </w:tcPr>
           <w:p>
@@ -19340,6 +19975,10 @@
   <w:style w:type="character" w:styleId="Style23">
     <w:name w:val="索引ジャンプ"/>
     <w:qFormat/>
+    <w:rPr/>
+  </w:style>
+  <w:style w:type="character" w:styleId="LineNumber">
+    <w:name w:val="line number"/>
     <w:rPr/>
   </w:style>
   <w:style w:type="paragraph" w:styleId="Style24">

--- a/(PRGDE004)04_基本設計書(変更・追加分)EPISODE1_1.0.0.docx
+++ b/(PRGDE004)04_基本設計書(変更・追加分)EPISODE1_1.0.0.docx
@@ -1588,8 +1588,8 @@
       </w:tblPr>
       <w:tblGrid>
         <w:gridCol w:w="3218"/>
-        <w:gridCol w:w="3213"/>
-        <w:gridCol w:w="3345"/>
+        <w:gridCol w:w="3212"/>
+        <w:gridCol w:w="3346"/>
       </w:tblGrid>
       <w:tr>
         <w:trPr>
@@ -1629,7 +1629,7 @@
         </w:tc>
         <w:tc>
           <w:tcPr>
-            <w:tcW w:w="3213" w:type="dxa"/>
+            <w:tcW w:w="3212" w:type="dxa"/>
             <w:tcBorders/>
             <w:shd w:color="auto" w:fill="4F81BD" w:themeFill="accent1" w:val="clear"/>
           </w:tcPr>
@@ -1661,7 +1661,7 @@
         </w:tc>
         <w:tc>
           <w:tcPr>
-            <w:tcW w:w="3345" w:type="dxa"/>
+            <w:tcW w:w="3346" w:type="dxa"/>
             <w:tcBorders/>
             <w:shd w:color="auto" w:fill="4F81BD" w:themeFill="accent1" w:val="clear"/>
           </w:tcPr>
@@ -2195,7 +2195,7 @@
                 <w:kern w:val="2"/>
                 <w:lang w:val="en-US" w:eastAsia="ja-JP" w:bidi="ar-SA"/>
               </w:rPr>
-              <w:t>17.</w:t>
+              <w:t>18.</w:t>
             </w:r>
             <w:r>
               <w:rPr>
@@ -2326,175 +2326,1503 @@
                 <w:kern w:val="2"/>
                 <w:lang w:val="en-US" w:eastAsia="ja-JP" w:bidi="ar-SA"/>
               </w:rPr>
+              <w:t>22.</w:t>
+            </w:r>
+            <w:r>
+              <w:rPr>
+                <w:rFonts w:hint="eastAsia"/>
+                <w:b w:val="false"/>
+                <w:kern w:val="2"/>
+                <w:lang w:val="en-US" w:eastAsia="ja-JP" w:bidi="ar-SA"/>
+              </w:rPr>
+              <w:t>注文完了を確認しログアウトする</w:t>
+            </w:r>
+          </w:p>
+          <w:p>
+            <w:pPr>
+              <w:pStyle w:val="Style30"/>
+              <w:suppressAutoHyphens w:val="true"/>
+              <w:spacing w:before="0" w:after="0"/>
+              <w:jc w:val="start"/>
+              <w:rPr>
+                <w:b w:val="false"/>
+                <w:kern w:val="2"/>
+                <w:lang w:val="en-US" w:eastAsia="ja-JP" w:bidi="ar-SA"/>
+              </w:rPr>
+            </w:pPr>
+            <w:r>
+              <w:rPr>
+                <w:b w:val="false"/>
+                <w:kern w:val="2"/>
+                <w:lang w:val="en-US" w:eastAsia="ja-JP" w:bidi="ar-SA"/>
+              </w:rPr>
+            </w:r>
+          </w:p>
+          <w:p>
+            <w:pPr>
+              <w:pStyle w:val="Style30"/>
+              <w:suppressAutoHyphens w:val="true"/>
+              <w:spacing w:before="0" w:after="0"/>
+              <w:jc w:val="start"/>
+              <w:rPr>
+                <w:b w:val="false"/>
+                <w:kern w:val="2"/>
+                <w:lang w:val="en-US" w:eastAsia="ja-JP" w:bidi="ar-SA"/>
+              </w:rPr>
+            </w:pPr>
+            <w:r>
+              <w:rPr>
+                <w:b w:val="false"/>
+                <w:kern w:val="2"/>
+                <w:lang w:val="en-US" w:eastAsia="ja-JP" w:bidi="ar-SA"/>
+              </w:rPr>
+            </w:r>
+          </w:p>
+          <w:p>
+            <w:pPr>
+              <w:pStyle w:val="Style30"/>
+              <w:suppressAutoHyphens w:val="true"/>
+              <w:spacing w:before="0" w:after="0"/>
+              <w:jc w:val="start"/>
+              <w:rPr>
+                <w:b w:val="false"/>
+                <w:kern w:val="2"/>
+                <w:lang w:val="en-US" w:eastAsia="ja-JP" w:bidi="ar-SA"/>
+              </w:rPr>
+            </w:pPr>
+            <w:r>
+              <w:rPr>
+                <w:b w:val="false"/>
+                <w:kern w:val="2"/>
+                <w:lang w:val="en-US" w:eastAsia="ja-JP" w:bidi="ar-SA"/>
+              </w:rPr>
+            </w:r>
+          </w:p>
+          <w:p>
+            <w:pPr>
+              <w:pStyle w:val="Style30"/>
+              <w:suppressAutoHyphens w:val="true"/>
+              <w:spacing w:before="0" w:after="0"/>
+              <w:jc w:val="start"/>
+              <w:rPr>
+                <w:b w:val="false"/>
+                <w:kern w:val="2"/>
+                <w:lang w:val="en-US" w:eastAsia="ja-JP" w:bidi="ar-SA"/>
+              </w:rPr>
+            </w:pPr>
+            <w:r>
+              <w:rPr>
+                <w:b w:val="false"/>
+                <w:kern w:val="2"/>
+                <w:lang w:val="en-US" w:eastAsia="ja-JP" w:bidi="ar-SA"/>
+              </w:rPr>
+            </w:r>
+          </w:p>
+          <w:p>
+            <w:pPr>
+              <w:pStyle w:val="Style30"/>
+              <w:suppressAutoHyphens w:val="true"/>
+              <w:spacing w:before="0" w:after="0"/>
+              <w:jc w:val="start"/>
+              <w:rPr>
+                <w:b w:val="false"/>
+                <w:kern w:val="2"/>
+                <w:lang w:val="en-US" w:eastAsia="ja-JP" w:bidi="ar-SA"/>
+              </w:rPr>
+            </w:pPr>
+            <w:r>
+              <w:rPr>
+                <w:b w:val="false"/>
+                <w:kern w:val="2"/>
+                <w:lang w:val="en-US" w:eastAsia="ja-JP" w:bidi="ar-SA"/>
+              </w:rPr>
+            </w:r>
+          </w:p>
+          <w:p>
+            <w:pPr>
+              <w:pStyle w:val="Style30"/>
+              <w:suppressAutoHyphens w:val="true"/>
+              <w:spacing w:before="0" w:after="0"/>
+              <w:jc w:val="start"/>
+              <w:rPr>
+                <w:b w:val="false"/>
+                <w:kern w:val="2"/>
+                <w:lang w:val="en-US" w:eastAsia="ja-JP" w:bidi="ar-SA"/>
+              </w:rPr>
+            </w:pPr>
+            <w:r>
+              <w:rPr>
+                <w:b w:val="false"/>
+                <w:kern w:val="2"/>
+                <w:lang w:val="en-US" w:eastAsia="ja-JP" w:bidi="ar-SA"/>
+              </w:rPr>
+            </w:r>
+          </w:p>
+          <w:p>
+            <w:pPr>
+              <w:pStyle w:val="Style30"/>
+              <w:suppressAutoHyphens w:val="true"/>
+              <w:spacing w:before="0" w:after="0"/>
+              <w:jc w:val="start"/>
+              <w:rPr>
+                <w:b w:val="false"/>
+                <w:kern w:val="2"/>
+                <w:lang w:val="en-US" w:eastAsia="ja-JP" w:bidi="ar-SA"/>
+              </w:rPr>
+            </w:pPr>
+            <w:r>
+              <w:rPr>
+                <w:rFonts w:hint="eastAsia"/>
+                <w:b w:val="false"/>
+                <w:kern w:val="2"/>
+                <w:lang w:val="en-US" w:eastAsia="ja-JP" w:bidi="ar-SA"/>
+              </w:rPr>
+              <w:t>28.</w:t>
+            </w:r>
+            <w:r>
+              <w:rPr>
+                <w:rFonts w:hint="eastAsia"/>
+                <w:b w:val="false"/>
+                <w:kern w:val="2"/>
+                <w:lang w:val="en-US" w:eastAsia="ja-JP" w:bidi="ar-SA"/>
+              </w:rPr>
+              <w:t>商品を受け取る</w:t>
+            </w:r>
+          </w:p>
+        </w:tc>
+        <w:tc>
+          <w:tcPr>
+            <w:tcW w:w="3212" w:type="dxa"/>
+            <w:tcBorders/>
+          </w:tcPr>
+          <w:p>
+            <w:pPr>
+              <w:pStyle w:val="Style30"/>
+              <w:suppressAutoHyphens w:val="true"/>
+              <w:spacing w:before="0" w:after="0"/>
+              <w:jc w:val="start"/>
+              <w:cnfStyle w:val="000000000000" w:firstRow="0" w:lastRow="0" w:firstColumn="0" w:lastColumn="0" w:oddVBand="0" w:evenVBand="0" w:oddHBand="0" w:evenHBand="0" w:firstRowFirstColumn="0" w:firstRowLastColumn="0" w:lastRowFirstColumn="0" w:lastRowLastColumn="0"/>
+              <w:rPr>
+                <w:kern w:val="2"/>
+                <w:lang w:val="en-US" w:eastAsia="ja-JP" w:bidi="ar-SA"/>
+              </w:rPr>
+            </w:pPr>
+            <w:r>
+              <w:rPr>
+                <w:kern w:val="2"/>
+                <w:lang w:val="en-US" w:eastAsia="ja-JP" w:bidi="ar-SA"/>
+              </w:rPr>
+            </w:r>
+          </w:p>
+          <w:p>
+            <w:pPr>
+              <w:pStyle w:val="Style30"/>
+              <w:suppressAutoHyphens w:val="true"/>
+              <w:spacing w:before="0" w:after="0"/>
+              <w:jc w:val="start"/>
+              <w:cnfStyle w:val="000000000000" w:firstRow="0" w:lastRow="0" w:firstColumn="0" w:lastColumn="0" w:oddVBand="0" w:evenVBand="0" w:oddHBand="0" w:evenHBand="0" w:firstRowFirstColumn="0" w:firstRowLastColumn="0" w:lastRowFirstColumn="0" w:lastRowLastColumn="0"/>
+              <w:rPr>
+                <w:kern w:val="2"/>
+                <w:lang w:val="en-US" w:eastAsia="ja-JP" w:bidi="ar-SA"/>
+              </w:rPr>
+            </w:pPr>
+            <w:r>
+              <w:rPr>
+                <w:kern w:val="2"/>
+                <w:lang w:val="en-US" w:eastAsia="ja-JP" w:bidi="ar-SA"/>
+              </w:rPr>
+            </w:r>
+          </w:p>
+          <w:p>
+            <w:pPr>
+              <w:pStyle w:val="Style30"/>
+              <w:suppressAutoHyphens w:val="true"/>
+              <w:spacing w:before="0" w:after="0"/>
+              <w:jc w:val="start"/>
+              <w:cnfStyle w:val="000000000000" w:firstRow="0" w:lastRow="0" w:firstColumn="0" w:lastColumn="0" w:oddVBand="0" w:evenVBand="0" w:oddHBand="0" w:evenHBand="0" w:firstRowFirstColumn="0" w:firstRowLastColumn="0" w:lastRowFirstColumn="0" w:lastRowLastColumn="0"/>
+              <w:rPr>
+                <w:kern w:val="2"/>
+                <w:lang w:val="en-US" w:eastAsia="ja-JP" w:bidi="ar-SA"/>
+              </w:rPr>
+            </w:pPr>
+            <w:r>
+              <w:rPr>
+                <w:kern w:val="2"/>
+                <w:lang w:val="en-US" w:eastAsia="ja-JP" w:bidi="ar-SA"/>
+              </w:rPr>
+            </w:r>
+          </w:p>
+          <w:p>
+            <w:pPr>
+              <w:pStyle w:val="Style30"/>
+              <w:suppressAutoHyphens w:val="true"/>
+              <w:spacing w:before="0" w:after="0"/>
+              <w:jc w:val="start"/>
+              <w:cnfStyle w:val="000000000000" w:firstRow="0" w:lastRow="0" w:firstColumn="0" w:lastColumn="0" w:oddVBand="0" w:evenVBand="0" w:oddHBand="0" w:evenHBand="0" w:firstRowFirstColumn="0" w:firstRowLastColumn="0" w:lastRowFirstColumn="0" w:lastRowLastColumn="0"/>
+              <w:rPr>
+                <w:kern w:val="2"/>
+                <w:lang w:val="en-US" w:eastAsia="ja-JP" w:bidi="ar-SA"/>
+              </w:rPr>
+            </w:pPr>
+            <w:r>
+              <w:rPr>
+                <w:kern w:val="2"/>
+                <w:lang w:val="en-US" w:eastAsia="ja-JP" w:bidi="ar-SA"/>
+              </w:rPr>
+            </w:r>
+          </w:p>
+          <w:p>
+            <w:pPr>
+              <w:pStyle w:val="Style30"/>
+              <w:suppressAutoHyphens w:val="true"/>
+              <w:spacing w:before="0" w:after="0"/>
+              <w:jc w:val="start"/>
+              <w:cnfStyle w:val="000000000000" w:firstRow="0" w:lastRow="0" w:firstColumn="0" w:lastColumn="0" w:oddVBand="0" w:evenVBand="0" w:oddHBand="0" w:evenHBand="0" w:firstRowFirstColumn="0" w:firstRowLastColumn="0" w:lastRowFirstColumn="0" w:lastRowLastColumn="0"/>
+              <w:rPr>
+                <w:kern w:val="2"/>
+                <w:lang w:val="en-US" w:eastAsia="ja-JP" w:bidi="ar-SA"/>
+              </w:rPr>
+            </w:pPr>
+            <w:r>
+              <w:rPr>
+                <w:kern w:val="2"/>
+                <w:lang w:val="en-US" w:eastAsia="ja-JP" w:bidi="ar-SA"/>
+              </w:rPr>
+            </w:r>
+          </w:p>
+          <w:p>
+            <w:pPr>
+              <w:pStyle w:val="Style30"/>
+              <w:suppressAutoHyphens w:val="true"/>
+              <w:spacing w:before="0" w:after="0"/>
+              <w:jc w:val="start"/>
+              <w:cnfStyle w:val="000000000000" w:firstRow="0" w:lastRow="0" w:firstColumn="0" w:lastColumn="0" w:oddVBand="0" w:evenVBand="0" w:oddHBand="0" w:evenHBand="0" w:firstRowFirstColumn="0" w:firstRowLastColumn="0" w:lastRowFirstColumn="0" w:lastRowLastColumn="0"/>
+              <w:rPr>
+                <w:kern w:val="2"/>
+                <w:lang w:val="en-US" w:eastAsia="ja-JP" w:bidi="ar-SA"/>
+              </w:rPr>
+            </w:pPr>
+            <w:r>
+              <w:rPr>
+                <w:kern w:val="2"/>
+                <w:lang w:val="en-US" w:eastAsia="ja-JP" w:bidi="ar-SA"/>
+              </w:rPr>
+            </w:r>
+          </w:p>
+          <w:p>
+            <w:pPr>
+              <w:pStyle w:val="Style30"/>
+              <w:suppressAutoHyphens w:val="true"/>
+              <w:spacing w:before="0" w:after="0"/>
+              <w:jc w:val="start"/>
+              <w:cnfStyle w:val="000000000000" w:firstRow="0" w:lastRow="0" w:firstColumn="0" w:lastColumn="0" w:oddVBand="0" w:evenVBand="0" w:oddHBand="0" w:evenHBand="0" w:firstRowFirstColumn="0" w:firstRowLastColumn="0" w:lastRowFirstColumn="0" w:lastRowLastColumn="0"/>
+              <w:rPr>
+                <w:kern w:val="2"/>
+                <w:lang w:val="en-US" w:eastAsia="ja-JP" w:bidi="ar-SA"/>
+              </w:rPr>
+            </w:pPr>
+            <w:r>
+              <w:rPr>
+                <w:kern w:val="2"/>
+                <w:lang w:val="en-US" w:eastAsia="ja-JP" w:bidi="ar-SA"/>
+              </w:rPr>
+            </w:r>
+          </w:p>
+          <w:p>
+            <w:pPr>
+              <w:pStyle w:val="Style30"/>
+              <w:suppressAutoHyphens w:val="true"/>
+              <w:spacing w:before="0" w:after="0"/>
+              <w:jc w:val="start"/>
+              <w:cnfStyle w:val="000000000000" w:firstRow="0" w:lastRow="0" w:firstColumn="0" w:lastColumn="0" w:oddVBand="0" w:evenVBand="0" w:oddHBand="0" w:evenHBand="0" w:firstRowFirstColumn="0" w:firstRowLastColumn="0" w:lastRowFirstColumn="0" w:lastRowLastColumn="0"/>
+              <w:rPr>
+                <w:kern w:val="2"/>
+                <w:lang w:val="en-US" w:eastAsia="ja-JP" w:bidi="ar-SA"/>
+              </w:rPr>
+            </w:pPr>
+            <w:r>
+              <w:rPr>
+                <w:kern w:val="2"/>
+                <w:lang w:val="en-US" w:eastAsia="ja-JP" w:bidi="ar-SA"/>
+              </w:rPr>
+            </w:r>
+          </w:p>
+          <w:p>
+            <w:pPr>
+              <w:pStyle w:val="Style30"/>
+              <w:suppressAutoHyphens w:val="true"/>
+              <w:spacing w:before="0" w:after="0"/>
+              <w:jc w:val="start"/>
+              <w:cnfStyle w:val="000000000000" w:firstRow="0" w:lastRow="0" w:firstColumn="0" w:lastColumn="0" w:oddVBand="0" w:evenVBand="0" w:oddHBand="0" w:evenHBand="0" w:firstRowFirstColumn="0" w:firstRowLastColumn="0" w:lastRowFirstColumn="0" w:lastRowLastColumn="0"/>
+              <w:rPr>
+                <w:kern w:val="2"/>
+                <w:lang w:val="en-US" w:eastAsia="ja-JP" w:bidi="ar-SA"/>
+              </w:rPr>
+            </w:pPr>
+            <w:r>
+              <w:rPr>
+                <w:kern w:val="2"/>
+                <w:lang w:val="en-US" w:eastAsia="ja-JP" w:bidi="ar-SA"/>
+              </w:rPr>
+            </w:r>
+          </w:p>
+          <w:p>
+            <w:pPr>
+              <w:pStyle w:val="Style30"/>
+              <w:suppressAutoHyphens w:val="true"/>
+              <w:spacing w:before="0" w:after="0"/>
+              <w:jc w:val="start"/>
+              <w:cnfStyle w:val="000000000000" w:firstRow="0" w:lastRow="0" w:firstColumn="0" w:lastColumn="0" w:oddVBand="0" w:evenVBand="0" w:oddHBand="0" w:evenHBand="0" w:firstRowFirstColumn="0" w:firstRowLastColumn="0" w:lastRowFirstColumn="0" w:lastRowLastColumn="0"/>
+              <w:rPr>
+                <w:kern w:val="2"/>
+                <w:lang w:val="en-US" w:eastAsia="ja-JP" w:bidi="ar-SA"/>
+              </w:rPr>
+            </w:pPr>
+            <w:r>
+              <w:rPr>
+                <w:kern w:val="2"/>
+                <w:lang w:val="en-US" w:eastAsia="ja-JP" w:bidi="ar-SA"/>
+              </w:rPr>
+            </w:r>
+          </w:p>
+          <w:p>
+            <w:pPr>
+              <w:pStyle w:val="Style30"/>
+              <w:suppressAutoHyphens w:val="true"/>
+              <w:spacing w:before="0" w:after="0"/>
+              <w:jc w:val="start"/>
+              <w:cnfStyle w:val="000000000000" w:firstRow="0" w:lastRow="0" w:firstColumn="0" w:lastColumn="0" w:oddVBand="0" w:evenVBand="0" w:oddHBand="0" w:evenHBand="0" w:firstRowFirstColumn="0" w:firstRowLastColumn="0" w:lastRowFirstColumn="0" w:lastRowLastColumn="0"/>
+              <w:rPr>
+                <w:kern w:val="2"/>
+                <w:lang w:val="en-US" w:eastAsia="ja-JP" w:bidi="ar-SA"/>
+              </w:rPr>
+            </w:pPr>
+            <w:r>
+              <w:rPr>
+                <w:kern w:val="2"/>
+                <w:lang w:val="en-US" w:eastAsia="ja-JP" w:bidi="ar-SA"/>
+              </w:rPr>
+            </w:r>
+          </w:p>
+          <w:p>
+            <w:pPr>
+              <w:pStyle w:val="Style30"/>
+              <w:suppressAutoHyphens w:val="true"/>
+              <w:spacing w:before="0" w:after="0"/>
+              <w:jc w:val="start"/>
+              <w:cnfStyle w:val="000000000000" w:firstRow="0" w:lastRow="0" w:firstColumn="0" w:lastColumn="0" w:oddVBand="0" w:evenVBand="0" w:oddHBand="0" w:evenHBand="0" w:firstRowFirstColumn="0" w:firstRowLastColumn="0" w:lastRowFirstColumn="0" w:lastRowLastColumn="0"/>
+              <w:rPr>
+                <w:kern w:val="2"/>
+                <w:lang w:val="en-US" w:eastAsia="ja-JP" w:bidi="ar-SA"/>
+              </w:rPr>
+            </w:pPr>
+            <w:r>
+              <w:rPr>
+                <w:kern w:val="2"/>
+                <w:lang w:val="en-US" w:eastAsia="ja-JP" w:bidi="ar-SA"/>
+              </w:rPr>
+            </w:r>
+          </w:p>
+          <w:p>
+            <w:pPr>
+              <w:pStyle w:val="Style30"/>
+              <w:suppressAutoHyphens w:val="true"/>
+              <w:spacing w:before="0" w:after="0"/>
+              <w:jc w:val="start"/>
+              <w:cnfStyle w:val="000000000000" w:firstRow="0" w:lastRow="0" w:firstColumn="0" w:lastColumn="0" w:oddVBand="0" w:evenVBand="0" w:oddHBand="0" w:evenHBand="0" w:firstRowFirstColumn="0" w:firstRowLastColumn="0" w:lastRowFirstColumn="0" w:lastRowLastColumn="0"/>
+              <w:rPr>
+                <w:kern w:val="2"/>
+                <w:lang w:val="en-US" w:eastAsia="ja-JP" w:bidi="ar-SA"/>
+              </w:rPr>
+            </w:pPr>
+            <w:r>
+              <w:rPr>
+                <w:kern w:val="2"/>
+                <w:lang w:val="en-US" w:eastAsia="ja-JP" w:bidi="ar-SA"/>
+              </w:rPr>
+            </w:r>
+          </w:p>
+          <w:p>
+            <w:pPr>
+              <w:pStyle w:val="Style30"/>
+              <w:suppressAutoHyphens w:val="true"/>
+              <w:spacing w:before="0" w:after="0"/>
+              <w:jc w:val="start"/>
+              <w:cnfStyle w:val="000000000000" w:firstRow="0" w:lastRow="0" w:firstColumn="0" w:lastColumn="0" w:oddVBand="0" w:evenVBand="0" w:oddHBand="0" w:evenHBand="0" w:firstRowFirstColumn="0" w:firstRowLastColumn="0" w:lastRowFirstColumn="0" w:lastRowLastColumn="0"/>
+              <w:rPr>
+                <w:kern w:val="2"/>
+                <w:lang w:val="en-US" w:eastAsia="ja-JP" w:bidi="ar-SA"/>
+              </w:rPr>
+            </w:pPr>
+            <w:r>
+              <w:rPr>
+                <w:kern w:val="2"/>
+                <w:lang w:val="en-US" w:eastAsia="ja-JP" w:bidi="ar-SA"/>
+              </w:rPr>
+            </w:r>
+          </w:p>
+          <w:p>
+            <w:pPr>
+              <w:pStyle w:val="Style30"/>
+              <w:suppressAutoHyphens w:val="true"/>
+              <w:spacing w:before="0" w:after="0"/>
+              <w:jc w:val="start"/>
+              <w:cnfStyle w:val="000000000000" w:firstRow="0" w:lastRow="0" w:firstColumn="0" w:lastColumn="0" w:oddVBand="0" w:evenVBand="0" w:oddHBand="0" w:evenHBand="0" w:firstRowFirstColumn="0" w:firstRowLastColumn="0" w:lastRowFirstColumn="0" w:lastRowLastColumn="0"/>
+              <w:rPr>
+                <w:kern w:val="2"/>
+                <w:lang w:val="en-US" w:eastAsia="ja-JP" w:bidi="ar-SA"/>
+              </w:rPr>
+            </w:pPr>
+            <w:r>
+              <w:rPr>
+                <w:kern w:val="2"/>
+                <w:lang w:val="en-US" w:eastAsia="ja-JP" w:bidi="ar-SA"/>
+              </w:rPr>
+            </w:r>
+          </w:p>
+          <w:p>
+            <w:pPr>
+              <w:pStyle w:val="Style30"/>
+              <w:suppressAutoHyphens w:val="true"/>
+              <w:spacing w:before="0" w:after="0"/>
+              <w:jc w:val="start"/>
+              <w:cnfStyle w:val="000000000000" w:firstRow="0" w:lastRow="0" w:firstColumn="0" w:lastColumn="0" w:oddVBand="0" w:evenVBand="0" w:oddHBand="0" w:evenHBand="0" w:firstRowFirstColumn="0" w:firstRowLastColumn="0" w:lastRowFirstColumn="0" w:lastRowLastColumn="0"/>
+              <w:rPr>
+                <w:kern w:val="2"/>
+                <w:lang w:val="en-US" w:eastAsia="ja-JP" w:bidi="ar-SA"/>
+              </w:rPr>
+            </w:pPr>
+            <w:r>
+              <w:rPr>
+                <w:kern w:val="2"/>
+                <w:lang w:val="en-US" w:eastAsia="ja-JP" w:bidi="ar-SA"/>
+              </w:rPr>
+            </w:r>
+          </w:p>
+          <w:p>
+            <w:pPr>
+              <w:pStyle w:val="Style30"/>
+              <w:suppressAutoHyphens w:val="true"/>
+              <w:spacing w:before="0" w:after="0"/>
+              <w:jc w:val="start"/>
+              <w:cnfStyle w:val="000000000000" w:firstRow="0" w:lastRow="0" w:firstColumn="0" w:lastColumn="0" w:oddVBand="0" w:evenVBand="0" w:oddHBand="0" w:evenHBand="0" w:firstRowFirstColumn="0" w:firstRowLastColumn="0" w:lastRowFirstColumn="0" w:lastRowLastColumn="0"/>
+              <w:rPr>
+                <w:kern w:val="2"/>
+                <w:lang w:val="en-US" w:eastAsia="ja-JP" w:bidi="ar-SA"/>
+              </w:rPr>
+            </w:pPr>
+            <w:r>
+              <w:rPr>
+                <w:kern w:val="2"/>
+                <w:lang w:val="en-US" w:eastAsia="ja-JP" w:bidi="ar-SA"/>
+              </w:rPr>
+            </w:r>
+          </w:p>
+          <w:p>
+            <w:pPr>
+              <w:pStyle w:val="Style30"/>
+              <w:suppressAutoHyphens w:val="true"/>
+              <w:spacing w:before="0" w:after="0"/>
+              <w:jc w:val="start"/>
+              <w:cnfStyle w:val="000000000000" w:firstRow="0" w:lastRow="0" w:firstColumn="0" w:lastColumn="0" w:oddVBand="0" w:evenVBand="0" w:oddHBand="0" w:evenHBand="0" w:firstRowFirstColumn="0" w:firstRowLastColumn="0" w:lastRowFirstColumn="0" w:lastRowLastColumn="0"/>
+              <w:rPr>
+                <w:kern w:val="2"/>
+                <w:lang w:val="en-US" w:eastAsia="ja-JP" w:bidi="ar-SA"/>
+              </w:rPr>
+            </w:pPr>
+            <w:r>
+              <w:rPr>
+                <w:kern w:val="2"/>
+                <w:lang w:val="en-US" w:eastAsia="ja-JP" w:bidi="ar-SA"/>
+              </w:rPr>
+            </w:r>
+          </w:p>
+          <w:p>
+            <w:pPr>
+              <w:pStyle w:val="Style30"/>
+              <w:suppressAutoHyphens w:val="true"/>
+              <w:spacing w:before="0" w:after="0"/>
+              <w:jc w:val="start"/>
+              <w:cnfStyle w:val="000000000000" w:firstRow="0" w:lastRow="0" w:firstColumn="0" w:lastColumn="0" w:oddVBand="0" w:evenVBand="0" w:oddHBand="0" w:evenHBand="0" w:firstRowFirstColumn="0" w:firstRowLastColumn="0" w:lastRowFirstColumn="0" w:lastRowLastColumn="0"/>
+              <w:rPr>
+                <w:kern w:val="2"/>
+                <w:lang w:val="en-US" w:eastAsia="ja-JP" w:bidi="ar-SA"/>
+              </w:rPr>
+            </w:pPr>
+            <w:r>
+              <w:rPr>
+                <w:kern w:val="2"/>
+                <w:lang w:val="en-US" w:eastAsia="ja-JP" w:bidi="ar-SA"/>
+              </w:rPr>
+            </w:r>
+          </w:p>
+          <w:p>
+            <w:pPr>
+              <w:pStyle w:val="Style30"/>
+              <w:suppressAutoHyphens w:val="true"/>
+              <w:spacing w:before="0" w:after="0"/>
+              <w:jc w:val="start"/>
+              <w:cnfStyle w:val="000000000000" w:firstRow="0" w:lastRow="0" w:firstColumn="0" w:lastColumn="0" w:oddVBand="0" w:evenVBand="0" w:oddHBand="0" w:evenHBand="0" w:firstRowFirstColumn="0" w:firstRowLastColumn="0" w:lastRowFirstColumn="0" w:lastRowLastColumn="0"/>
+              <w:rPr>
+                <w:kern w:val="2"/>
+                <w:lang w:val="en-US" w:eastAsia="ja-JP" w:bidi="ar-SA"/>
+              </w:rPr>
+            </w:pPr>
+            <w:r>
+              <w:rPr>
+                <w:kern w:val="2"/>
+                <w:lang w:val="en-US" w:eastAsia="ja-JP" w:bidi="ar-SA"/>
+              </w:rPr>
+            </w:r>
+          </w:p>
+          <w:p>
+            <w:pPr>
+              <w:pStyle w:val="Style30"/>
+              <w:suppressAutoHyphens w:val="true"/>
+              <w:spacing w:before="0" w:after="0"/>
+              <w:jc w:val="start"/>
+              <w:cnfStyle w:val="000000000000" w:firstRow="0" w:lastRow="0" w:firstColumn="0" w:lastColumn="0" w:oddVBand="0" w:evenVBand="0" w:oddHBand="0" w:evenHBand="0" w:firstRowFirstColumn="0" w:firstRowLastColumn="0" w:lastRowFirstColumn="0" w:lastRowLastColumn="0"/>
+              <w:rPr>
+                <w:kern w:val="2"/>
+                <w:lang w:val="en-US" w:eastAsia="ja-JP" w:bidi="ar-SA"/>
+              </w:rPr>
+            </w:pPr>
+            <w:r>
+              <w:rPr>
+                <w:kern w:val="2"/>
+                <w:lang w:val="en-US" w:eastAsia="ja-JP" w:bidi="ar-SA"/>
+              </w:rPr>
+            </w:r>
+          </w:p>
+          <w:p>
+            <w:pPr>
+              <w:pStyle w:val="Style30"/>
+              <w:suppressAutoHyphens w:val="true"/>
+              <w:spacing w:before="0" w:after="0"/>
+              <w:jc w:val="start"/>
+              <w:cnfStyle w:val="000000000000" w:firstRow="0" w:lastRow="0" w:firstColumn="0" w:lastColumn="0" w:oddVBand="0" w:evenVBand="0" w:oddHBand="0" w:evenHBand="0" w:firstRowFirstColumn="0" w:firstRowLastColumn="0" w:lastRowFirstColumn="0" w:lastRowLastColumn="0"/>
+              <w:rPr>
+                <w:kern w:val="2"/>
+                <w:lang w:val="en-US" w:eastAsia="ja-JP" w:bidi="ar-SA"/>
+              </w:rPr>
+            </w:pPr>
+            <w:r>
+              <w:rPr>
+                <w:kern w:val="2"/>
+                <w:lang w:val="en-US" w:eastAsia="ja-JP" w:bidi="ar-SA"/>
+              </w:rPr>
+            </w:r>
+          </w:p>
+          <w:p>
+            <w:pPr>
+              <w:pStyle w:val="Style30"/>
+              <w:suppressAutoHyphens w:val="true"/>
+              <w:spacing w:before="0" w:after="0"/>
+              <w:jc w:val="start"/>
+              <w:cnfStyle w:val="000000000000" w:firstRow="0" w:lastRow="0" w:firstColumn="0" w:lastColumn="0" w:oddVBand="0" w:evenVBand="0" w:oddHBand="0" w:evenHBand="0" w:firstRowFirstColumn="0" w:firstRowLastColumn="0" w:lastRowFirstColumn="0" w:lastRowLastColumn="0"/>
+              <w:rPr>
+                <w:kern w:val="2"/>
+                <w:lang w:val="en-US" w:eastAsia="ja-JP" w:bidi="ar-SA"/>
+              </w:rPr>
+            </w:pPr>
+            <w:r>
+              <w:rPr>
+                <w:kern w:val="2"/>
+                <w:lang w:val="en-US" w:eastAsia="ja-JP" w:bidi="ar-SA"/>
+              </w:rPr>
+            </w:r>
+          </w:p>
+          <w:p>
+            <w:pPr>
+              <w:pStyle w:val="Style30"/>
+              <w:suppressAutoHyphens w:val="true"/>
+              <w:spacing w:before="0" w:after="0"/>
+              <w:jc w:val="start"/>
+              <w:cnfStyle w:val="000000000000" w:firstRow="0" w:lastRow="0" w:firstColumn="0" w:lastColumn="0" w:oddVBand="0" w:evenVBand="0" w:oddHBand="0" w:evenHBand="0" w:firstRowFirstColumn="0" w:firstRowLastColumn="0" w:lastRowFirstColumn="0" w:lastRowLastColumn="0"/>
+              <w:rPr>
+                <w:rFonts w:hint="eastAsia"/>
+                <w:kern w:val="2"/>
+                <w:lang w:val="en-US" w:eastAsia="ja-JP" w:bidi="ar-SA"/>
+              </w:rPr>
+            </w:pPr>
+            <w:r>
+              <w:rPr>
+                <w:rFonts w:hint="eastAsia"/>
+                <w:kern w:val="2"/>
+                <w:lang w:val="en-US" w:eastAsia="ja-JP" w:bidi="ar-SA"/>
+              </w:rPr>
+            </w:r>
+          </w:p>
+          <w:p>
+            <w:pPr>
+              <w:pStyle w:val="Style30"/>
+              <w:suppressAutoHyphens w:val="true"/>
+              <w:spacing w:before="0" w:after="0"/>
+              <w:jc w:val="start"/>
+              <w:cnfStyle w:val="000000000000" w:firstRow="0" w:lastRow="0" w:firstColumn="0" w:lastColumn="0" w:oddVBand="0" w:evenVBand="0" w:oddHBand="0" w:evenHBand="0" w:firstRowFirstColumn="0" w:firstRowLastColumn="0" w:lastRowFirstColumn="0" w:lastRowLastColumn="0"/>
+              <w:rPr>
+                <w:rFonts w:hint="eastAsia"/>
+                <w:kern w:val="2"/>
+                <w:lang w:val="en-US" w:eastAsia="ja-JP" w:bidi="ar-SA"/>
+              </w:rPr>
+            </w:pPr>
+            <w:r>
+              <w:rPr>
+                <w:rFonts w:hint="eastAsia"/>
+                <w:kern w:val="2"/>
+                <w:lang w:val="en-US" w:eastAsia="ja-JP" w:bidi="ar-SA"/>
+              </w:rPr>
+            </w:r>
+          </w:p>
+          <w:p>
+            <w:pPr>
+              <w:pStyle w:val="Style30"/>
+              <w:suppressAutoHyphens w:val="true"/>
+              <w:spacing w:before="0" w:after="0"/>
+              <w:jc w:val="start"/>
+              <w:cnfStyle w:val="000000000000" w:firstRow="0" w:lastRow="0" w:firstColumn="0" w:lastColumn="0" w:oddVBand="0" w:evenVBand="0" w:oddHBand="0" w:evenHBand="0" w:firstRowFirstColumn="0" w:firstRowLastColumn="0" w:lastRowFirstColumn="0" w:lastRowLastColumn="0"/>
+              <w:rPr>
+                <w:rFonts w:hint="eastAsia"/>
+                <w:kern w:val="2"/>
+                <w:lang w:val="en-US" w:eastAsia="ja-JP" w:bidi="ar-SA"/>
+              </w:rPr>
+            </w:pPr>
+            <w:r>
+              <w:rPr>
+                <w:rFonts w:hint="eastAsia"/>
+                <w:kern w:val="2"/>
+                <w:lang w:val="en-US" w:eastAsia="ja-JP" w:bidi="ar-SA"/>
+              </w:rPr>
+            </w:r>
+          </w:p>
+          <w:p>
+            <w:pPr>
+              <w:pStyle w:val="Style30"/>
+              <w:suppressAutoHyphens w:val="true"/>
+              <w:spacing w:before="0" w:after="0"/>
+              <w:jc w:val="start"/>
+              <w:cnfStyle w:val="000000000000" w:firstRow="0" w:lastRow="0" w:firstColumn="0" w:lastColumn="0" w:oddVBand="0" w:evenVBand="0" w:oddHBand="0" w:evenHBand="0" w:firstRowFirstColumn="0" w:firstRowLastColumn="0" w:lastRowFirstColumn="0" w:lastRowLastColumn="0"/>
+              <w:rPr>
+                <w:rFonts w:hint="eastAsia"/>
+                <w:kern w:val="2"/>
+                <w:lang w:val="en-US" w:eastAsia="ja-JP" w:bidi="ar-SA"/>
+              </w:rPr>
+            </w:pPr>
+            <w:r>
+              <w:rPr>
+                <w:rFonts w:hint="eastAsia"/>
+                <w:kern w:val="2"/>
+                <w:lang w:val="en-US" w:eastAsia="ja-JP" w:bidi="ar-SA"/>
+              </w:rPr>
+            </w:r>
+          </w:p>
+          <w:p>
+            <w:pPr>
+              <w:pStyle w:val="Style30"/>
+              <w:suppressAutoHyphens w:val="true"/>
+              <w:spacing w:before="0" w:after="0"/>
+              <w:jc w:val="start"/>
+              <w:cnfStyle w:val="000000000000" w:firstRow="0" w:lastRow="0" w:firstColumn="0" w:lastColumn="0" w:oddVBand="0" w:evenVBand="0" w:oddHBand="0" w:evenHBand="0" w:firstRowFirstColumn="0" w:firstRowLastColumn="0" w:lastRowFirstColumn="0" w:lastRowLastColumn="0"/>
+              <w:rPr>
+                <w:kern w:val="2"/>
+                <w:lang w:val="en-US" w:eastAsia="ja-JP" w:bidi="ar-SA"/>
+              </w:rPr>
+            </w:pPr>
+            <w:r>
+              <w:rPr>
+                <w:rFonts w:hint="eastAsia"/>
+                <w:kern w:val="2"/>
+                <w:lang w:val="en-US" w:eastAsia="ja-JP" w:bidi="ar-SA"/>
+              </w:rPr>
+              <w:t>23.</w:t>
+            </w:r>
+            <w:r>
+              <w:rPr>
+                <w:rFonts w:hint="eastAsia"/>
+                <w:kern w:val="2"/>
+                <w:lang w:val="en-US" w:eastAsia="ja-JP" w:bidi="ar-SA"/>
+              </w:rPr>
+              <w:t>運用管理者の情報で通販システムにログインする</w:t>
+            </w:r>
+          </w:p>
+          <w:p>
+            <w:pPr>
+              <w:pStyle w:val="Style30"/>
+              <w:suppressAutoHyphens w:val="true"/>
+              <w:spacing w:before="0" w:after="0"/>
+              <w:jc w:val="start"/>
+              <w:cnfStyle w:val="000000000000" w:firstRow="0" w:lastRow="0" w:firstColumn="0" w:lastColumn="0" w:oddVBand="0" w:evenVBand="0" w:oddHBand="0" w:evenHBand="0" w:firstRowFirstColumn="0" w:firstRowLastColumn="0" w:lastRowFirstColumn="0" w:lastRowLastColumn="0"/>
+              <w:rPr>
+                <w:kern w:val="2"/>
+                <w:lang w:val="en-US" w:eastAsia="ja-JP" w:bidi="ar-SA"/>
+              </w:rPr>
+            </w:pPr>
+            <w:r>
+              <w:rPr>
+                <w:kern w:val="2"/>
+                <w:lang w:val="en-US" w:eastAsia="ja-JP" w:bidi="ar-SA"/>
+              </w:rPr>
+            </w:r>
+          </w:p>
+          <w:p>
+            <w:pPr>
+              <w:pStyle w:val="Style30"/>
+              <w:suppressAutoHyphens w:val="true"/>
+              <w:spacing w:before="0" w:after="0"/>
+              <w:jc w:val="start"/>
+              <w:cnfStyle w:val="000000000000" w:firstRow="0" w:lastRow="0" w:firstColumn="0" w:lastColumn="0" w:oddVBand="0" w:evenVBand="0" w:oddHBand="0" w:evenHBand="0" w:firstRowFirstColumn="0" w:firstRowLastColumn="0" w:lastRowFirstColumn="0" w:lastRowLastColumn="0"/>
+              <w:rPr>
+                <w:rFonts w:hint="eastAsia"/>
+                <w:kern w:val="2"/>
+                <w:lang w:val="en-US" w:eastAsia="ja-JP" w:bidi="ar-SA"/>
+              </w:rPr>
+            </w:pPr>
+            <w:r>
+              <w:rPr>
+                <w:rFonts w:hint="eastAsia"/>
+                <w:kern w:val="2"/>
+                <w:lang w:val="en-US" w:eastAsia="ja-JP" w:bidi="ar-SA"/>
+              </w:rPr>
+              <w:t>25.</w:t>
+            </w:r>
+            <w:r>
+              <w:rPr>
+                <w:rFonts w:hint="eastAsia"/>
+                <w:kern w:val="2"/>
+                <w:lang w:val="en-US" w:eastAsia="ja-JP" w:bidi="ar-SA"/>
+              </w:rPr>
+              <w:t>通販システムにて、注文内容を確認する</w:t>
+            </w:r>
+          </w:p>
+          <w:p>
+            <w:pPr>
+              <w:pStyle w:val="Style30"/>
+              <w:suppressAutoHyphens w:val="true"/>
+              <w:spacing w:before="0" w:after="0"/>
+              <w:jc w:val="start"/>
+              <w:cnfStyle w:val="000000000000" w:firstRow="0" w:lastRow="0" w:firstColumn="0" w:lastColumn="0" w:oddVBand="0" w:evenVBand="0" w:oddHBand="0" w:evenHBand="0" w:firstRowFirstColumn="0" w:firstRowLastColumn="0" w:lastRowFirstColumn="0" w:lastRowLastColumn="0"/>
+              <w:rPr>
+                <w:rFonts w:hint="eastAsia"/>
+                <w:kern w:val="2"/>
+                <w:lang w:val="en-US" w:eastAsia="ja-JP" w:bidi="ar-SA"/>
+              </w:rPr>
+            </w:pPr>
+            <w:r>
+              <w:rPr>
+                <w:rFonts w:hint="eastAsia"/>
+                <w:kern w:val="2"/>
+                <w:lang w:val="en-US" w:eastAsia="ja-JP" w:bidi="ar-SA"/>
+              </w:rPr>
+            </w:r>
+          </w:p>
+          <w:p>
+            <w:pPr>
+              <w:pStyle w:val="Style30"/>
+              <w:suppressAutoHyphens w:val="true"/>
+              <w:spacing w:before="0" w:after="0"/>
+              <w:jc w:val="start"/>
+              <w:cnfStyle w:val="000000000000" w:firstRow="0" w:lastRow="0" w:firstColumn="0" w:lastColumn="0" w:oddVBand="0" w:evenVBand="0" w:oddHBand="0" w:evenHBand="0" w:firstRowFirstColumn="0" w:firstRowLastColumn="0" w:lastRowFirstColumn="0" w:lastRowLastColumn="0"/>
+              <w:rPr>
+                <w:kern w:val="2"/>
+                <w:lang w:val="en-US" w:eastAsia="ja-JP" w:bidi="ar-SA"/>
+              </w:rPr>
+            </w:pPr>
+            <w:r>
+              <w:rPr>
+                <w:rFonts w:hint="eastAsia"/>
+                <w:kern w:val="2"/>
+                <w:lang w:val="en-US" w:eastAsia="ja-JP" w:bidi="ar-SA"/>
+              </w:rPr>
+              <w:t>27.</w:t>
+            </w:r>
+            <w:r>
+              <w:rPr>
+                <w:rFonts w:hint="eastAsia"/>
+                <w:kern w:val="2"/>
+                <w:lang w:val="en-US" w:eastAsia="ja-JP" w:bidi="ar-SA"/>
+              </w:rPr>
+              <w:t>注文された商品を発送する</w:t>
+            </w:r>
+          </w:p>
+        </w:tc>
+        <w:tc>
+          <w:tcPr>
+            <w:tcW w:w="3346" w:type="dxa"/>
+            <w:tcBorders/>
+          </w:tcPr>
+          <w:p>
+            <w:pPr>
+              <w:pStyle w:val="Style30"/>
+              <w:suppressAutoHyphens w:val="true"/>
+              <w:spacing w:before="0" w:after="0"/>
+              <w:jc w:val="start"/>
+              <w:cnfStyle w:val="000000000000" w:firstRow="0" w:lastRow="0" w:firstColumn="0" w:lastColumn="0" w:oddVBand="0" w:evenVBand="0" w:oddHBand="0" w:evenHBand="0" w:firstRowFirstColumn="0" w:firstRowLastColumn="0" w:lastRowFirstColumn="0" w:lastRowLastColumn="0"/>
+              <w:rPr>
+                <w:kern w:val="2"/>
+                <w:lang w:val="en-US" w:eastAsia="ja-JP" w:bidi="ar-SA"/>
+              </w:rPr>
+            </w:pPr>
+            <w:r>
+              <w:rPr>
+                <w:kern w:val="2"/>
+                <w:lang w:val="en-US" w:eastAsia="ja-JP" w:bidi="ar-SA"/>
+              </w:rPr>
+            </w:r>
+          </w:p>
+          <w:p>
+            <w:pPr>
+              <w:pStyle w:val="Style30"/>
+              <w:suppressAutoHyphens w:val="true"/>
+              <w:spacing w:before="0" w:after="0"/>
+              <w:jc w:val="start"/>
+              <w:cnfStyle w:val="000000000000" w:firstRow="0" w:lastRow="0" w:firstColumn="0" w:lastColumn="0" w:oddVBand="0" w:evenVBand="0" w:oddHBand="0" w:evenHBand="0" w:firstRowFirstColumn="0" w:firstRowLastColumn="0" w:lastRowFirstColumn="0" w:lastRowLastColumn="0"/>
+              <w:rPr>
+                <w:kern w:val="2"/>
+                <w:lang w:val="en-US" w:eastAsia="ja-JP" w:bidi="ar-SA"/>
+              </w:rPr>
+            </w:pPr>
+            <w:r>
+              <w:rPr>
+                <w:rFonts w:hint="eastAsia"/>
+                <w:kern w:val="2"/>
+                <w:lang w:val="en-US" w:eastAsia="ja-JP" w:bidi="ar-SA"/>
+              </w:rPr>
+              <w:t>2.</w:t>
+            </w:r>
+            <w:r>
+              <w:rPr>
+                <w:rFonts w:hint="eastAsia"/>
+                <w:kern w:val="2"/>
+                <w:lang w:val="en-US" w:eastAsia="ja-JP" w:bidi="ar-SA"/>
+              </w:rPr>
+              <w:t>会員情報を追加する</w:t>
+            </w:r>
+          </w:p>
+          <w:p>
+            <w:pPr>
+              <w:pStyle w:val="Style30"/>
+              <w:suppressAutoHyphens w:val="true"/>
+              <w:spacing w:before="0" w:after="0"/>
+              <w:jc w:val="start"/>
+              <w:cnfStyle w:val="000000000000" w:firstRow="0" w:lastRow="0" w:firstColumn="0" w:lastColumn="0" w:oddVBand="0" w:evenVBand="0" w:oddHBand="0" w:evenHBand="0" w:firstRowFirstColumn="0" w:firstRowLastColumn="0" w:lastRowFirstColumn="0" w:lastRowLastColumn="0"/>
+              <w:rPr>
+                <w:kern w:val="2"/>
+                <w:lang w:val="en-US" w:eastAsia="ja-JP" w:bidi="ar-SA"/>
+              </w:rPr>
+            </w:pPr>
+            <w:r>
+              <w:rPr>
+                <w:rFonts w:hint="eastAsia"/>
+                <w:kern w:val="2"/>
+                <w:lang w:val="en-US" w:eastAsia="ja-JP" w:bidi="ar-SA"/>
+              </w:rPr>
+              <w:t>3.</w:t>
+            </w:r>
+            <w:r>
+              <w:rPr>
+                <w:rFonts w:hint="eastAsia"/>
+                <w:kern w:val="2"/>
+                <w:lang w:val="en-US" w:eastAsia="ja-JP" w:bidi="ar-SA"/>
+              </w:rPr>
+              <w:t>ログイン状態にする</w:t>
+            </w:r>
+          </w:p>
+          <w:p>
+            <w:pPr>
+              <w:pStyle w:val="Style30"/>
+              <w:suppressAutoHyphens w:val="true"/>
+              <w:spacing w:before="0" w:after="0"/>
+              <w:jc w:val="start"/>
+              <w:cnfStyle w:val="000000000000" w:firstRow="0" w:lastRow="0" w:firstColumn="0" w:lastColumn="0" w:oddVBand="0" w:evenVBand="0" w:oddHBand="0" w:evenHBand="0" w:firstRowFirstColumn="0" w:firstRowLastColumn="0" w:lastRowFirstColumn="0" w:lastRowLastColumn="0"/>
+              <w:rPr>
+                <w:kern w:val="2"/>
+                <w:lang w:val="en-US" w:eastAsia="ja-JP" w:bidi="ar-SA"/>
+              </w:rPr>
+            </w:pPr>
+            <w:r>
+              <w:rPr>
+                <w:rFonts w:hint="eastAsia"/>
+                <w:kern w:val="2"/>
+                <w:lang w:val="en-US" w:eastAsia="ja-JP" w:bidi="ar-SA"/>
+              </w:rPr>
+              <w:t>4.</w:t>
+            </w:r>
+            <w:r>
+              <w:rPr>
+                <w:rFonts w:hint="eastAsia"/>
+                <w:kern w:val="2"/>
+                <w:lang w:val="en-US" w:eastAsia="ja-JP" w:bidi="ar-SA"/>
+              </w:rPr>
+              <w:t>商品一覧を表示する</w:t>
+            </w:r>
+            <w:r>
+              <w:rPr>
+                <w:rFonts w:hint="eastAsia"/>
+                <w:color w:val="FF0000"/>
+                <w:kern w:val="2"/>
+                <w:lang w:val="en-US" w:eastAsia="ja-JP" w:bidi="ar-SA"/>
+              </w:rPr>
+              <w:t>(</w:t>
+            </w:r>
+            <w:r>
+              <w:rPr>
+                <w:rFonts w:hint="eastAsia"/>
+                <w:color w:val="FF0000"/>
+                <w:kern w:val="2"/>
+                <w:lang w:val="en-US" w:eastAsia="ja-JP" w:bidi="ar-SA"/>
+              </w:rPr>
+              <w:t>タイムセール時間内はセールポップアップ表示を行う</w:t>
+            </w:r>
+            <w:r>
+              <w:rPr>
+                <w:rFonts w:hint="eastAsia"/>
+                <w:color w:val="FF0000"/>
+                <w:kern w:val="2"/>
+                <w:lang w:val="en-US" w:eastAsia="ja-JP" w:bidi="ar-SA"/>
+              </w:rPr>
+              <w:t>)</w:t>
+            </w:r>
+          </w:p>
+          <w:p>
+            <w:pPr>
+              <w:pStyle w:val="Style30"/>
+              <w:suppressAutoHyphens w:val="true"/>
+              <w:spacing w:before="0" w:after="0"/>
+              <w:jc w:val="start"/>
+              <w:cnfStyle w:val="000000000000" w:firstRow="0" w:lastRow="0" w:firstColumn="0" w:lastColumn="0" w:oddVBand="0" w:evenVBand="0" w:oddHBand="0" w:evenHBand="0" w:firstRowFirstColumn="0" w:firstRowLastColumn="0" w:lastRowFirstColumn="0" w:lastRowLastColumn="0"/>
+              <w:rPr>
+                <w:kern w:val="2"/>
+                <w:lang w:val="en-US" w:eastAsia="ja-JP" w:bidi="ar-SA"/>
+              </w:rPr>
+            </w:pPr>
+            <w:r>
+              <w:rPr>
+                <w:kern w:val="2"/>
+                <w:lang w:val="en-US" w:eastAsia="ja-JP" w:bidi="ar-SA"/>
+              </w:rPr>
+            </w:r>
+          </w:p>
+          <w:p>
+            <w:pPr>
+              <w:pStyle w:val="Style30"/>
+              <w:suppressAutoHyphens w:val="true"/>
+              <w:spacing w:before="0" w:after="0"/>
+              <w:jc w:val="start"/>
+              <w:cnfStyle w:val="000000000000" w:firstRow="0" w:lastRow="0" w:firstColumn="0" w:lastColumn="0" w:oddVBand="0" w:evenVBand="0" w:oddHBand="0" w:evenHBand="0" w:firstRowFirstColumn="0" w:firstRowLastColumn="0" w:lastRowFirstColumn="0" w:lastRowLastColumn="0"/>
+              <w:rPr>
+                <w:kern w:val="2"/>
+                <w:lang w:val="en-US" w:eastAsia="ja-JP" w:bidi="ar-SA"/>
+              </w:rPr>
+            </w:pPr>
+            <w:r>
+              <w:rPr>
+                <w:rFonts w:hint="eastAsia"/>
+                <w:kern w:val="2"/>
+                <w:lang w:val="en-US" w:eastAsia="ja-JP" w:bidi="ar-SA"/>
+              </w:rPr>
+              <w:t>6.</w:t>
+            </w:r>
+            <w:r>
+              <w:rPr>
+                <w:rFonts w:hint="eastAsia"/>
+                <w:kern w:val="2"/>
+                <w:lang w:val="en-US" w:eastAsia="ja-JP" w:bidi="ar-SA"/>
+              </w:rPr>
+              <w:t>商品詳細情報を表示する</w:t>
+            </w:r>
+          </w:p>
+          <w:p>
+            <w:pPr>
+              <w:pStyle w:val="Style30"/>
+              <w:suppressAutoHyphens w:val="true"/>
+              <w:spacing w:before="0" w:after="0"/>
+              <w:jc w:val="start"/>
+              <w:cnfStyle w:val="000000000000" w:firstRow="0" w:lastRow="0" w:firstColumn="0" w:lastColumn="0" w:oddVBand="0" w:evenVBand="0" w:oddHBand="0" w:evenHBand="0" w:firstRowFirstColumn="0" w:firstRowLastColumn="0" w:lastRowFirstColumn="0" w:lastRowLastColumn="0"/>
+              <w:rPr>
+                <w:kern w:val="2"/>
+                <w:lang w:val="en-US" w:eastAsia="ja-JP" w:bidi="ar-SA"/>
+              </w:rPr>
+            </w:pPr>
+            <w:r>
+              <w:rPr>
+                <w:kern w:val="2"/>
+                <w:lang w:val="en-US" w:eastAsia="ja-JP" w:bidi="ar-SA"/>
+              </w:rPr>
+            </w:r>
+          </w:p>
+          <w:p>
+            <w:pPr>
+              <w:pStyle w:val="Style30"/>
+              <w:suppressAutoHyphens w:val="true"/>
+              <w:spacing w:before="0" w:after="0"/>
+              <w:jc w:val="start"/>
+              <w:cnfStyle w:val="000000000000" w:firstRow="0" w:lastRow="0" w:firstColumn="0" w:lastColumn="0" w:oddVBand="0" w:evenVBand="0" w:oddHBand="0" w:evenHBand="0" w:firstRowFirstColumn="0" w:firstRowLastColumn="0" w:lastRowFirstColumn="0" w:lastRowLastColumn="0"/>
+              <w:rPr>
+                <w:kern w:val="2"/>
+                <w:lang w:val="en-US" w:eastAsia="ja-JP" w:bidi="ar-SA"/>
+              </w:rPr>
+            </w:pPr>
+            <w:r>
+              <w:rPr>
+                <w:rFonts w:hint="eastAsia"/>
+                <w:kern w:val="2"/>
+                <w:lang w:val="en-US" w:eastAsia="ja-JP" w:bidi="ar-SA"/>
+              </w:rPr>
+              <w:t>8.</w:t>
+            </w:r>
+            <w:r>
+              <w:rPr>
+                <w:rFonts w:hint="eastAsia"/>
+                <w:kern w:val="2"/>
+                <w:lang w:val="en-US" w:eastAsia="ja-JP" w:bidi="ar-SA"/>
+              </w:rPr>
+              <w:t>選択商品の在庫数を確認する</w:t>
+            </w:r>
+          </w:p>
+          <w:p>
+            <w:pPr>
+              <w:pStyle w:val="Style30"/>
+              <w:suppressAutoHyphens w:val="true"/>
+              <w:spacing w:before="0" w:after="0"/>
+              <w:jc w:val="start"/>
+              <w:cnfStyle w:val="000000000000" w:firstRow="0" w:lastRow="0" w:firstColumn="0" w:lastColumn="0" w:oddVBand="0" w:evenVBand="0" w:oddHBand="0" w:evenHBand="0" w:firstRowFirstColumn="0" w:firstRowLastColumn="0" w:lastRowFirstColumn="0" w:lastRowLastColumn="0"/>
+              <w:rPr>
+                <w:kern w:val="2"/>
+                <w:lang w:val="en-US" w:eastAsia="ja-JP" w:bidi="ar-SA"/>
+              </w:rPr>
+            </w:pPr>
+            <w:r>
+              <w:rPr>
+                <w:rFonts w:hint="eastAsia"/>
+                <w:kern w:val="2"/>
+                <w:lang w:val="en-US" w:eastAsia="ja-JP" w:bidi="ar-SA"/>
+              </w:rPr>
+              <w:t>9.</w:t>
+            </w:r>
+            <w:r>
+              <w:rPr>
+                <w:rFonts w:hint="eastAsia"/>
+                <w:kern w:val="2"/>
+                <w:lang w:val="en-US" w:eastAsia="ja-JP" w:bidi="ar-SA"/>
+              </w:rPr>
+              <w:t>在庫があれば、買い物かごに追加</w:t>
+            </w:r>
+          </w:p>
+          <w:p>
+            <w:pPr>
+              <w:pStyle w:val="Style30"/>
+              <w:suppressAutoHyphens w:val="true"/>
+              <w:spacing w:before="0" w:after="0"/>
+              <w:jc w:val="start"/>
+              <w:cnfStyle w:val="000000000000" w:firstRow="0" w:lastRow="0" w:firstColumn="0" w:lastColumn="0" w:oddVBand="0" w:evenVBand="0" w:oddHBand="0" w:evenHBand="0" w:firstRowFirstColumn="0" w:firstRowLastColumn="0" w:lastRowFirstColumn="0" w:lastRowLastColumn="0"/>
+              <w:rPr>
+                <w:kern w:val="2"/>
+                <w:lang w:val="en-US" w:eastAsia="ja-JP" w:bidi="ar-SA"/>
+              </w:rPr>
+            </w:pPr>
+            <w:r>
+              <w:rPr>
+                <w:rFonts w:hint="eastAsia"/>
+                <w:kern w:val="2"/>
+                <w:lang w:val="en-US" w:eastAsia="ja-JP" w:bidi="ar-SA"/>
+              </w:rPr>
+              <w:t>10.</w:t>
+            </w:r>
+            <w:r>
+              <w:rPr>
+                <w:rFonts w:hint="eastAsia"/>
+                <w:kern w:val="2"/>
+                <w:lang w:val="en-US" w:eastAsia="ja-JP" w:bidi="ar-SA"/>
+              </w:rPr>
+              <w:t>買い物かごを表示する</w:t>
+            </w:r>
+            <w:r>
+              <w:rPr>
+                <w:rFonts w:hint="eastAsia"/>
+                <w:color w:val="FF0000"/>
+                <w:kern w:val="2"/>
+                <w:lang w:val="en-US" w:eastAsia="ja-JP" w:bidi="ar-SA"/>
+              </w:rPr>
+              <w:t>(</w:t>
+            </w:r>
+            <w:r>
+              <w:rPr>
+                <w:rFonts w:hint="eastAsia"/>
+                <w:color w:val="FF0000"/>
+                <w:kern w:val="2"/>
+                <w:lang w:val="en-US" w:eastAsia="ja-JP" w:bidi="ar-SA"/>
+              </w:rPr>
+              <w:t>タイムセール時間内は合計金額が</w:t>
+            </w:r>
+            <w:r>
+              <w:rPr>
+                <w:rFonts w:hint="eastAsia"/>
+                <w:color w:val="FF0000"/>
+                <w:kern w:val="2"/>
+                <w:lang w:val="en-US" w:eastAsia="ja-JP" w:bidi="ar-SA"/>
+              </w:rPr>
+              <w:t>10</w:t>
+            </w:r>
+            <w:r>
+              <w:rPr>
+                <w:rFonts w:hint="eastAsia"/>
+                <w:color w:val="FF0000"/>
+                <w:kern w:val="2"/>
+                <w:lang w:val="en-US" w:eastAsia="ja-JP" w:bidi="ar-SA"/>
+              </w:rPr>
+              <w:t>％割引された金額を表示</w:t>
+            </w:r>
+            <w:r>
+              <w:rPr>
+                <w:rFonts w:hint="eastAsia"/>
+                <w:color w:val="FF0000"/>
+                <w:kern w:val="2"/>
+                <w:lang w:val="en-US" w:eastAsia="ja-JP" w:bidi="ar-SA"/>
+              </w:rPr>
+              <w:t>)</w:t>
+            </w:r>
+          </w:p>
+          <w:p>
+            <w:pPr>
+              <w:pStyle w:val="Style30"/>
+              <w:suppressAutoHyphens w:val="true"/>
+              <w:spacing w:before="0" w:after="0"/>
+              <w:jc w:val="start"/>
+              <w:cnfStyle w:val="000000000000" w:firstRow="0" w:lastRow="0" w:firstColumn="0" w:lastColumn="0" w:oddVBand="0" w:evenVBand="0" w:oddHBand="0" w:evenHBand="0" w:firstRowFirstColumn="0" w:firstRowLastColumn="0" w:lastRowFirstColumn="0" w:lastRowLastColumn="0"/>
+              <w:rPr>
+                <w:kern w:val="2"/>
+                <w:lang w:val="en-US" w:eastAsia="ja-JP" w:bidi="ar-SA"/>
+              </w:rPr>
+            </w:pPr>
+            <w:r>
+              <w:rPr>
+                <w:kern w:val="2"/>
+                <w:lang w:val="en-US" w:eastAsia="ja-JP" w:bidi="ar-SA"/>
+              </w:rPr>
+            </w:r>
+          </w:p>
+          <w:p>
+            <w:pPr>
+              <w:pStyle w:val="Style30"/>
+              <w:suppressAutoHyphens w:val="true"/>
+              <w:spacing w:before="0" w:after="0"/>
+              <w:jc w:val="start"/>
+              <w:cnfStyle w:val="000000000000" w:firstRow="0" w:lastRow="0" w:firstColumn="0" w:lastColumn="0" w:oddVBand="0" w:evenVBand="0" w:oddHBand="0" w:evenHBand="0" w:firstRowFirstColumn="0" w:firstRowLastColumn="0" w:lastRowFirstColumn="0" w:lastRowLastColumn="0"/>
+              <w:rPr>
+                <w:kern w:val="2"/>
+                <w:lang w:val="en-US" w:eastAsia="ja-JP" w:bidi="ar-SA"/>
+              </w:rPr>
+            </w:pPr>
+            <w:r>
+              <w:rPr>
+                <w:rFonts w:hint="eastAsia"/>
+                <w:kern w:val="2"/>
+                <w:lang w:val="en-US" w:eastAsia="ja-JP" w:bidi="ar-SA"/>
+              </w:rPr>
+              <w:t>12.</w:t>
+            </w:r>
+            <w:r>
+              <w:rPr>
+                <w:rFonts w:hint="eastAsia"/>
+                <w:kern w:val="2"/>
+                <w:lang w:val="en-US" w:eastAsia="ja-JP" w:bidi="ar-SA"/>
+              </w:rPr>
+              <w:t>注文情報入力画面を表示する</w:t>
+            </w:r>
+          </w:p>
+          <w:p>
+            <w:pPr>
+              <w:pStyle w:val="Style30"/>
+              <w:suppressAutoHyphens w:val="true"/>
+              <w:spacing w:before="0" w:after="0"/>
+              <w:jc w:val="start"/>
+              <w:cnfStyle w:val="000000000000" w:firstRow="0" w:lastRow="0" w:firstColumn="0" w:lastColumn="0" w:oddVBand="0" w:evenVBand="0" w:oddHBand="0" w:evenHBand="0" w:firstRowFirstColumn="0" w:firstRowLastColumn="0" w:lastRowFirstColumn="0" w:lastRowLastColumn="0"/>
+              <w:rPr>
+                <w:kern w:val="2"/>
+                <w:lang w:val="en-US" w:eastAsia="ja-JP" w:bidi="ar-SA"/>
+              </w:rPr>
+            </w:pPr>
+            <w:r>
+              <w:rPr>
+                <w:kern w:val="2"/>
+                <w:lang w:val="en-US" w:eastAsia="ja-JP" w:bidi="ar-SA"/>
+              </w:rPr>
+            </w:r>
+          </w:p>
+          <w:p>
+            <w:pPr>
+              <w:pStyle w:val="Style30"/>
+              <w:suppressAutoHyphens w:val="true"/>
+              <w:spacing w:before="0" w:after="0"/>
+              <w:jc w:val="start"/>
+              <w:cnfStyle w:val="000000000000" w:firstRow="0" w:lastRow="0" w:firstColumn="0" w:lastColumn="0" w:oddVBand="0" w:evenVBand="0" w:oddHBand="0" w:evenHBand="0" w:firstRowFirstColumn="0" w:firstRowLastColumn="0" w:lastRowFirstColumn="0" w:lastRowLastColumn="0"/>
+              <w:rPr>
+                <w:rFonts w:hint="eastAsia"/>
+                <w:kern w:val="2"/>
+                <w:lang w:val="en-US" w:eastAsia="ja-JP" w:bidi="ar-SA"/>
+              </w:rPr>
+            </w:pPr>
+            <w:r>
+              <w:rPr>
+                <w:rFonts w:hint="eastAsia"/>
+                <w:kern w:val="2"/>
+                <w:lang w:val="en-US" w:eastAsia="ja-JP" w:bidi="ar-SA"/>
+              </w:rPr>
+              <w:t>14.</w:t>
+            </w:r>
+            <w:r>
+              <w:rPr>
+                <w:rFonts w:hint="eastAsia"/>
+                <w:kern w:val="2"/>
+                <w:lang w:val="en-US" w:eastAsia="ja-JP" w:bidi="ar-SA"/>
+              </w:rPr>
+              <w:t>注文商品の在庫数を確認し、注文可能な商品・数を表示する</w:t>
+            </w:r>
+          </w:p>
+          <w:p>
+            <w:pPr>
+              <w:pStyle w:val="Style30"/>
+              <w:suppressAutoHyphens w:val="true"/>
+              <w:spacing w:before="0" w:after="0"/>
+              <w:jc w:val="start"/>
+              <w:cnfStyle w:val="000000000000" w:firstRow="0" w:lastRow="0" w:firstColumn="0" w:lastColumn="0" w:oddVBand="0" w:evenVBand="0" w:oddHBand="0" w:evenHBand="0" w:firstRowFirstColumn="0" w:firstRowLastColumn="0" w:lastRowFirstColumn="0" w:lastRowLastColumn="0"/>
+              <w:rPr>
+                <w:rFonts w:hint="eastAsia"/>
+                <w:color w:val="FF0000"/>
+                <w:kern w:val="2"/>
+                <w:lang w:val="en-US" w:eastAsia="ja-JP" w:bidi="ar-SA"/>
+              </w:rPr>
+            </w:pPr>
+            <w:r>
+              <w:rPr>
+                <w:rFonts w:hint="eastAsia"/>
+                <w:color w:val="FF0000"/>
+                <w:kern w:val="2"/>
+                <w:lang w:val="en-US" w:eastAsia="ja-JP" w:bidi="ar-SA"/>
+              </w:rPr>
+              <w:t>15.</w:t>
+            </w:r>
+            <w:r>
+              <w:rPr>
+                <w:rFonts w:hint="eastAsia"/>
+                <w:color w:val="FF0000"/>
+                <w:kern w:val="2"/>
+                <w:lang w:val="en-US" w:eastAsia="ja-JP" w:bidi="ar-SA"/>
+              </w:rPr>
+              <w:t>獲得予定のポイント数を表示する</w:t>
+            </w:r>
+          </w:p>
+          <w:p>
+            <w:pPr>
+              <w:pStyle w:val="Style30"/>
+              <w:suppressAutoHyphens w:val="true"/>
+              <w:spacing w:before="0" w:after="0"/>
+              <w:jc w:val="start"/>
+              <w:cnfStyle w:val="000000000000" w:firstRow="0" w:lastRow="0" w:firstColumn="0" w:lastColumn="0" w:oddVBand="0" w:evenVBand="0" w:oddHBand="0" w:evenHBand="0" w:firstRowFirstColumn="0" w:firstRowLastColumn="0" w:lastRowFirstColumn="0" w:lastRowLastColumn="0"/>
+              <w:rPr>
+                <w:rFonts w:hint="eastAsia"/>
+                <w:color w:val="FF0000"/>
+                <w:kern w:val="2"/>
+                <w:lang w:val="en-US" w:eastAsia="ja-JP" w:bidi="ar-SA"/>
+              </w:rPr>
+            </w:pPr>
+            <w:r>
+              <w:rPr>
+                <w:rFonts w:hint="eastAsia"/>
+                <w:color w:val="FF0000"/>
+                <w:kern w:val="2"/>
+                <w:lang w:val="en-US" w:eastAsia="ja-JP" w:bidi="ar-SA"/>
+              </w:rPr>
+              <w:t>16.</w:t>
+            </w:r>
+            <w:r>
+              <w:rPr>
+                <w:rFonts w:hint="eastAsia"/>
+                <w:color w:val="FF0000"/>
+                <w:kern w:val="2"/>
+                <w:lang w:val="en-US" w:eastAsia="ja-JP" w:bidi="ar-SA"/>
+              </w:rPr>
+              <w:t>タイムセール時間外はクーポンが使用できる</w:t>
+            </w:r>
+          </w:p>
+          <w:p>
+            <w:pPr>
+              <w:pStyle w:val="Style30"/>
+              <w:suppressAutoHyphens w:val="true"/>
+              <w:spacing w:before="0" w:after="0"/>
+              <w:jc w:val="start"/>
+              <w:cnfStyle w:val="000000000000" w:firstRow="0" w:lastRow="0" w:firstColumn="0" w:lastColumn="0" w:oddVBand="0" w:evenVBand="0" w:oddHBand="0" w:evenHBand="0" w:firstRowFirstColumn="0" w:firstRowLastColumn="0" w:lastRowFirstColumn="0" w:lastRowLastColumn="0"/>
+              <w:rPr>
+                <w:kern w:val="2"/>
+                <w:lang w:val="en-US" w:eastAsia="ja-JP" w:bidi="ar-SA"/>
+              </w:rPr>
+            </w:pPr>
+            <w:r>
+              <w:rPr>
+                <w:kern w:val="2"/>
+                <w:lang w:val="en-US" w:eastAsia="ja-JP" w:bidi="ar-SA"/>
+              </w:rPr>
+              <w:t>17</w:t>
+            </w:r>
+            <w:r>
+              <w:rPr>
+                <w:kern w:val="2"/>
+                <w:lang w:val="en-US" w:eastAsia="ja-JP" w:bidi="ar-SA"/>
+              </w:rPr>
+              <w:t>注文情報確認画面で、クーポン使用あるいは、タイムセール割引適用合計が表示される</w:t>
+            </w:r>
+          </w:p>
+          <w:p>
+            <w:pPr>
+              <w:pStyle w:val="Style30"/>
+              <w:suppressAutoHyphens w:val="true"/>
+              <w:spacing w:before="0" w:after="0"/>
+              <w:jc w:val="start"/>
+              <w:cnfStyle w:val="000000000000" w:firstRow="0" w:lastRow="0" w:firstColumn="0" w:lastColumn="0" w:oddVBand="0" w:evenVBand="0" w:oddHBand="0" w:evenHBand="0" w:firstRowFirstColumn="0" w:firstRowLastColumn="0" w:lastRowFirstColumn="0" w:lastRowLastColumn="0"/>
+              <w:rPr>
+                <w:kern w:val="2"/>
+                <w:lang w:val="en-US" w:eastAsia="ja-JP" w:bidi="ar-SA"/>
+              </w:rPr>
+            </w:pPr>
+            <w:r>
+              <w:rPr>
+                <w:kern w:val="2"/>
+                <w:lang w:val="en-US" w:eastAsia="ja-JP" w:bidi="ar-SA"/>
+              </w:rPr>
+            </w:r>
+          </w:p>
+          <w:p>
+            <w:pPr>
+              <w:pStyle w:val="Style30"/>
+              <w:suppressAutoHyphens w:val="true"/>
+              <w:spacing w:before="0" w:after="0"/>
+              <w:jc w:val="start"/>
+              <w:cnfStyle w:val="000000000000" w:firstRow="0" w:lastRow="0" w:firstColumn="0" w:lastColumn="0" w:oddVBand="0" w:evenVBand="0" w:oddHBand="0" w:evenHBand="0" w:firstRowFirstColumn="0" w:firstRowLastColumn="0" w:lastRowFirstColumn="0" w:lastRowLastColumn="0"/>
+              <w:rPr>
+                <w:rFonts w:hint="eastAsia"/>
+                <w:kern w:val="2"/>
+                <w:lang w:val="en-US" w:eastAsia="ja-JP" w:bidi="ar-SA"/>
+              </w:rPr>
+            </w:pPr>
+            <w:r>
+              <w:rPr>
+                <w:rFonts w:hint="eastAsia"/>
+                <w:kern w:val="2"/>
+                <w:lang w:val="en-US" w:eastAsia="ja-JP" w:bidi="ar-SA"/>
+              </w:rPr>
+              <w:t>19.</w:t>
+            </w:r>
+            <w:r>
+              <w:rPr>
+                <w:rFonts w:hint="eastAsia"/>
+                <w:kern w:val="2"/>
+                <w:lang w:val="en-US" w:eastAsia="ja-JP" w:bidi="ar-SA"/>
+              </w:rPr>
+              <w:t>注文を登録し、在庫を削減する</w:t>
+            </w:r>
+          </w:p>
+          <w:p>
+            <w:pPr>
+              <w:pStyle w:val="Style30"/>
+              <w:suppressAutoHyphens w:val="true"/>
+              <w:spacing w:before="0" w:after="0"/>
+              <w:jc w:val="start"/>
+              <w:cnfStyle w:val="000000000000" w:firstRow="0" w:lastRow="0" w:firstColumn="0" w:lastColumn="0" w:oddVBand="0" w:evenVBand="0" w:oddHBand="0" w:evenHBand="0" w:firstRowFirstColumn="0" w:firstRowLastColumn="0" w:lastRowFirstColumn="0" w:lastRowLastColumn="0"/>
+              <w:rPr>
+                <w:rFonts w:hint="eastAsia"/>
+                <w:color w:val="FF0000"/>
+                <w:kern w:val="2"/>
+                <w:lang w:val="en-US" w:eastAsia="ja-JP" w:bidi="ar-SA"/>
+              </w:rPr>
+            </w:pPr>
+            <w:r>
+              <w:rPr>
+                <w:rFonts w:hint="eastAsia"/>
+                <w:color w:val="FF0000"/>
+                <w:kern w:val="2"/>
+                <w:lang w:val="en-US" w:eastAsia="ja-JP" w:bidi="ar-SA"/>
+              </w:rPr>
+              <w:t>20.</w:t>
+            </w:r>
+            <w:r>
+              <w:rPr>
+                <w:rFonts w:hint="eastAsia"/>
+                <w:color w:val="FF0000"/>
+                <w:kern w:val="2"/>
+                <w:lang w:val="en-US" w:eastAsia="ja-JP" w:bidi="ar-SA"/>
+              </w:rPr>
+              <w:t>購入金額に基づいてポイントを付与する</w:t>
+            </w:r>
+          </w:p>
+          <w:p>
+            <w:pPr>
+              <w:pStyle w:val="Style30"/>
+              <w:suppressAutoHyphens w:val="true"/>
+              <w:spacing w:before="0" w:after="0"/>
+              <w:jc w:val="start"/>
+              <w:cnfStyle w:val="000000000000" w:firstRow="0" w:lastRow="0" w:firstColumn="0" w:lastColumn="0" w:oddVBand="0" w:evenVBand="0" w:oddHBand="0" w:evenHBand="0" w:firstRowFirstColumn="0" w:firstRowLastColumn="0" w:lastRowFirstColumn="0" w:lastRowLastColumn="0"/>
+              <w:rPr>
+                <w:rFonts w:hint="eastAsia"/>
+                <w:color w:val="FF0000"/>
+                <w:kern w:val="2"/>
+                <w:lang w:val="en-US" w:eastAsia="ja-JP" w:bidi="ar-SA"/>
+              </w:rPr>
+            </w:pPr>
+            <w:r>
+              <w:rPr>
+                <w:rFonts w:hint="eastAsia"/>
+                <w:color w:val="FF0000"/>
+                <w:kern w:val="2"/>
+                <w:lang w:val="en-US" w:eastAsia="ja-JP" w:bidi="ar-SA"/>
+              </w:rPr>
               <w:t>21.</w:t>
             </w:r>
             <w:r>
               <w:rPr>
                 <w:rFonts w:hint="eastAsia"/>
-                <w:b w:val="false"/>
-                <w:kern w:val="2"/>
-                <w:lang w:val="en-US" w:eastAsia="ja-JP" w:bidi="ar-SA"/>
-              </w:rPr>
-              <w:t>注文完了を確認しログアウトする</w:t>
-            </w:r>
-          </w:p>
-          <w:p>
-            <w:pPr>
-              <w:pStyle w:val="Style30"/>
-              <w:suppressAutoHyphens w:val="true"/>
-              <w:spacing w:before="0" w:after="0"/>
-              <w:jc w:val="start"/>
-              <w:rPr>
-                <w:b w:val="false"/>
-                <w:kern w:val="2"/>
-                <w:lang w:val="en-US" w:eastAsia="ja-JP" w:bidi="ar-SA"/>
-              </w:rPr>
-            </w:pPr>
-            <w:r>
-              <w:rPr>
-                <w:b w:val="false"/>
-                <w:kern w:val="2"/>
-                <w:lang w:val="en-US" w:eastAsia="ja-JP" w:bidi="ar-SA"/>
-              </w:rPr>
-            </w:r>
-          </w:p>
-          <w:p>
-            <w:pPr>
-              <w:pStyle w:val="Style30"/>
-              <w:suppressAutoHyphens w:val="true"/>
-              <w:spacing w:before="0" w:after="0"/>
-              <w:jc w:val="start"/>
-              <w:rPr>
-                <w:b w:val="false"/>
-                <w:kern w:val="2"/>
-                <w:lang w:val="en-US" w:eastAsia="ja-JP" w:bidi="ar-SA"/>
-              </w:rPr>
-            </w:pPr>
-            <w:r>
-              <w:rPr>
-                <w:b w:val="false"/>
-                <w:kern w:val="2"/>
-                <w:lang w:val="en-US" w:eastAsia="ja-JP" w:bidi="ar-SA"/>
-              </w:rPr>
-            </w:r>
-          </w:p>
-          <w:p>
-            <w:pPr>
-              <w:pStyle w:val="Style30"/>
-              <w:suppressAutoHyphens w:val="true"/>
-              <w:spacing w:before="0" w:after="0"/>
-              <w:jc w:val="start"/>
-              <w:rPr>
-                <w:b w:val="false"/>
-                <w:kern w:val="2"/>
-                <w:lang w:val="en-US" w:eastAsia="ja-JP" w:bidi="ar-SA"/>
-              </w:rPr>
-            </w:pPr>
-            <w:r>
-              <w:rPr>
-                <w:b w:val="false"/>
-                <w:kern w:val="2"/>
-                <w:lang w:val="en-US" w:eastAsia="ja-JP" w:bidi="ar-SA"/>
-              </w:rPr>
-            </w:r>
-          </w:p>
-          <w:p>
-            <w:pPr>
-              <w:pStyle w:val="Style30"/>
-              <w:suppressAutoHyphens w:val="true"/>
-              <w:spacing w:before="0" w:after="0"/>
-              <w:jc w:val="start"/>
-              <w:rPr>
-                <w:b w:val="false"/>
-                <w:kern w:val="2"/>
-                <w:lang w:val="en-US" w:eastAsia="ja-JP" w:bidi="ar-SA"/>
-              </w:rPr>
-            </w:pPr>
-            <w:r>
-              <w:rPr>
-                <w:b w:val="false"/>
-                <w:kern w:val="2"/>
-                <w:lang w:val="en-US" w:eastAsia="ja-JP" w:bidi="ar-SA"/>
-              </w:rPr>
-            </w:r>
-          </w:p>
-          <w:p>
-            <w:pPr>
-              <w:pStyle w:val="Style30"/>
-              <w:suppressAutoHyphens w:val="true"/>
-              <w:spacing w:before="0" w:after="0"/>
-              <w:jc w:val="start"/>
-              <w:rPr>
-                <w:b w:val="false"/>
-                <w:kern w:val="2"/>
-                <w:lang w:val="en-US" w:eastAsia="ja-JP" w:bidi="ar-SA"/>
-              </w:rPr>
-            </w:pPr>
-            <w:r>
-              <w:rPr>
-                <w:b w:val="false"/>
-                <w:kern w:val="2"/>
-                <w:lang w:val="en-US" w:eastAsia="ja-JP" w:bidi="ar-SA"/>
-              </w:rPr>
-            </w:r>
-          </w:p>
-          <w:p>
-            <w:pPr>
-              <w:pStyle w:val="Style30"/>
-              <w:suppressAutoHyphens w:val="true"/>
-              <w:spacing w:before="0" w:after="0"/>
-              <w:jc w:val="start"/>
-              <w:rPr>
-                <w:b w:val="false"/>
-                <w:kern w:val="2"/>
-                <w:lang w:val="en-US" w:eastAsia="ja-JP" w:bidi="ar-SA"/>
-              </w:rPr>
-            </w:pPr>
-            <w:r>
-              <w:rPr>
-                <w:b w:val="false"/>
-                <w:kern w:val="2"/>
-                <w:lang w:val="en-US" w:eastAsia="ja-JP" w:bidi="ar-SA"/>
-              </w:rPr>
-            </w:r>
-          </w:p>
-          <w:p>
-            <w:pPr>
-              <w:pStyle w:val="Style30"/>
-              <w:suppressAutoHyphens w:val="true"/>
-              <w:spacing w:before="0" w:after="0"/>
-              <w:jc w:val="start"/>
-              <w:rPr>
-                <w:b w:val="false"/>
-                <w:kern w:val="2"/>
-                <w:lang w:val="en-US" w:eastAsia="ja-JP" w:bidi="ar-SA"/>
-              </w:rPr>
-            </w:pPr>
-            <w:r>
-              <w:rPr>
-                <w:rFonts w:hint="eastAsia"/>
-                <w:b w:val="false"/>
-                <w:kern w:val="2"/>
-                <w:lang w:val="en-US" w:eastAsia="ja-JP" w:bidi="ar-SA"/>
-              </w:rPr>
-              <w:t>27.</w:t>
-            </w:r>
-            <w:r>
-              <w:rPr>
-                <w:rFonts w:hint="eastAsia"/>
-                <w:b w:val="false"/>
-                <w:kern w:val="2"/>
-                <w:lang w:val="en-US" w:eastAsia="ja-JP" w:bidi="ar-SA"/>
-              </w:rPr>
-              <w:t>商品を受け取る</w:t>
-            </w:r>
-          </w:p>
-        </w:tc>
-        <w:tc>
-          <w:tcPr>
-            <w:tcW w:w="3213" w:type="dxa"/>
-            <w:tcBorders/>
-          </w:tcPr>
+                <w:color w:val="FF0000"/>
+                <w:kern w:val="2"/>
+                <w:lang w:val="en-US" w:eastAsia="ja-JP" w:bidi="ar-SA"/>
+              </w:rPr>
+              <w:t>ポイント残高が</w:t>
+            </w:r>
+            <w:r>
+              <w:rPr>
+                <w:rFonts w:hint="eastAsia"/>
+                <w:color w:val="FF0000"/>
+                <w:kern w:val="2"/>
+                <w:lang w:val="en-US" w:eastAsia="ja-JP" w:bidi="ar-SA"/>
+              </w:rPr>
+              <w:t>100</w:t>
+            </w:r>
+            <w:r>
+              <w:rPr>
+                <w:rFonts w:hint="eastAsia"/>
+                <w:color w:val="FF0000"/>
+                <w:kern w:val="2"/>
+                <w:lang w:val="en-US" w:eastAsia="ja-JP" w:bidi="ar-SA"/>
+              </w:rPr>
+              <w:t>ポイントに到達していれば</w:t>
+            </w:r>
+            <w:r>
+              <w:rPr>
+                <w:rFonts w:hint="eastAsia"/>
+                <w:color w:val="FF0000"/>
+                <w:kern w:val="2"/>
+                <w:lang w:val="en-US" w:eastAsia="ja-JP" w:bidi="ar-SA"/>
+              </w:rPr>
+              <w:t>10</w:t>
+            </w:r>
+            <w:r>
+              <w:rPr>
+                <w:rFonts w:hint="eastAsia"/>
+                <w:color w:val="FF0000"/>
+                <w:kern w:val="2"/>
+                <w:lang w:val="en-US" w:eastAsia="ja-JP" w:bidi="ar-SA"/>
+              </w:rPr>
+              <w:t>％引きクーポンを付与する</w:t>
+            </w:r>
+          </w:p>
           <w:p>
             <w:pPr>
               <w:pStyle w:val="Style30"/>
@@ -2541,15 +3869,26 @@
               <w:jc w:val="start"/>
               <w:cnfStyle w:val="000000000000" w:firstRow="0" w:lastRow="0" w:firstColumn="0" w:lastColumn="0" w:oddVBand="0" w:evenVBand="0" w:oddHBand="0" w:evenHBand="0" w:firstRowFirstColumn="0" w:firstRowLastColumn="0" w:lastRowFirstColumn="0" w:lastRowLastColumn="0"/>
               <w:rPr>
-                <w:kern w:val="2"/>
-                <w:lang w:val="en-US" w:eastAsia="ja-JP" w:bidi="ar-SA"/>
-              </w:rPr>
-            </w:pPr>
-            <w:r>
-              <w:rPr>
-                <w:kern w:val="2"/>
-                <w:lang w:val="en-US" w:eastAsia="ja-JP" w:bidi="ar-SA"/>
-              </w:rPr>
+                <w:rFonts w:hint="eastAsia"/>
+                <w:kern w:val="2"/>
+                <w:lang w:val="en-US" w:eastAsia="ja-JP" w:bidi="ar-SA"/>
+              </w:rPr>
+            </w:pPr>
+            <w:r>
+              <w:rPr>
+                <w:rFonts w:hint="eastAsia"/>
+                <w:kern w:val="2"/>
+                <w:lang w:val="en-US" w:eastAsia="ja-JP" w:bidi="ar-SA"/>
+              </w:rPr>
+              <w:t>24.</w:t>
+            </w:r>
+            <w:r>
+              <w:rPr>
+                <w:rFonts w:hint="eastAsia"/>
+                <w:kern w:val="2"/>
+                <w:lang w:val="en-US" w:eastAsia="ja-JP" w:bidi="ar-SA"/>
+              </w:rPr>
+              <w:t>運用管理者メニューを表示する</w:t>
             </w:r>
           </w:p>
           <w:p>
@@ -2604,1387 +3943,11 @@
             </w:pPr>
             <w:r>
               <w:rPr>
-                <w:kern w:val="2"/>
-                <w:lang w:val="en-US" w:eastAsia="ja-JP" w:bidi="ar-SA"/>
-              </w:rPr>
-            </w:r>
-          </w:p>
-          <w:p>
-            <w:pPr>
-              <w:pStyle w:val="Style30"/>
-              <w:suppressAutoHyphens w:val="true"/>
-              <w:spacing w:before="0" w:after="0"/>
-              <w:jc w:val="start"/>
-              <w:cnfStyle w:val="000000000000" w:firstRow="0" w:lastRow="0" w:firstColumn="0" w:lastColumn="0" w:oddVBand="0" w:evenVBand="0" w:oddHBand="0" w:evenHBand="0" w:firstRowFirstColumn="0" w:firstRowLastColumn="0" w:lastRowFirstColumn="0" w:lastRowLastColumn="0"/>
-              <w:rPr>
-                <w:kern w:val="2"/>
-                <w:lang w:val="en-US" w:eastAsia="ja-JP" w:bidi="ar-SA"/>
-              </w:rPr>
-            </w:pPr>
-            <w:r>
-              <w:rPr>
-                <w:kern w:val="2"/>
-                <w:lang w:val="en-US" w:eastAsia="ja-JP" w:bidi="ar-SA"/>
-              </w:rPr>
-            </w:r>
-          </w:p>
-          <w:p>
-            <w:pPr>
-              <w:pStyle w:val="Style30"/>
-              <w:suppressAutoHyphens w:val="true"/>
-              <w:spacing w:before="0" w:after="0"/>
-              <w:jc w:val="start"/>
-              <w:cnfStyle w:val="000000000000" w:firstRow="0" w:lastRow="0" w:firstColumn="0" w:lastColumn="0" w:oddVBand="0" w:evenVBand="0" w:oddHBand="0" w:evenHBand="0" w:firstRowFirstColumn="0" w:firstRowLastColumn="0" w:lastRowFirstColumn="0" w:lastRowLastColumn="0"/>
-              <w:rPr>
-                <w:kern w:val="2"/>
-                <w:lang w:val="en-US" w:eastAsia="ja-JP" w:bidi="ar-SA"/>
-              </w:rPr>
-            </w:pPr>
-            <w:r>
-              <w:rPr>
-                <w:kern w:val="2"/>
-                <w:lang w:val="en-US" w:eastAsia="ja-JP" w:bidi="ar-SA"/>
-              </w:rPr>
-            </w:r>
-          </w:p>
-          <w:p>
-            <w:pPr>
-              <w:pStyle w:val="Style30"/>
-              <w:suppressAutoHyphens w:val="true"/>
-              <w:spacing w:before="0" w:after="0"/>
-              <w:jc w:val="start"/>
-              <w:cnfStyle w:val="000000000000" w:firstRow="0" w:lastRow="0" w:firstColumn="0" w:lastColumn="0" w:oddVBand="0" w:evenVBand="0" w:oddHBand="0" w:evenHBand="0" w:firstRowFirstColumn="0" w:firstRowLastColumn="0" w:lastRowFirstColumn="0" w:lastRowLastColumn="0"/>
-              <w:rPr>
-                <w:kern w:val="2"/>
-                <w:lang w:val="en-US" w:eastAsia="ja-JP" w:bidi="ar-SA"/>
-              </w:rPr>
-            </w:pPr>
-            <w:r>
-              <w:rPr>
-                <w:kern w:val="2"/>
-                <w:lang w:val="en-US" w:eastAsia="ja-JP" w:bidi="ar-SA"/>
-              </w:rPr>
-            </w:r>
-          </w:p>
-          <w:p>
-            <w:pPr>
-              <w:pStyle w:val="Style30"/>
-              <w:suppressAutoHyphens w:val="true"/>
-              <w:spacing w:before="0" w:after="0"/>
-              <w:jc w:val="start"/>
-              <w:cnfStyle w:val="000000000000" w:firstRow="0" w:lastRow="0" w:firstColumn="0" w:lastColumn="0" w:oddVBand="0" w:evenVBand="0" w:oddHBand="0" w:evenHBand="0" w:firstRowFirstColumn="0" w:firstRowLastColumn="0" w:lastRowFirstColumn="0" w:lastRowLastColumn="0"/>
-              <w:rPr>
-                <w:kern w:val="2"/>
-                <w:lang w:val="en-US" w:eastAsia="ja-JP" w:bidi="ar-SA"/>
-              </w:rPr>
-            </w:pPr>
-            <w:r>
-              <w:rPr>
-                <w:kern w:val="2"/>
-                <w:lang w:val="en-US" w:eastAsia="ja-JP" w:bidi="ar-SA"/>
-              </w:rPr>
-            </w:r>
-          </w:p>
-          <w:p>
-            <w:pPr>
-              <w:pStyle w:val="Style30"/>
-              <w:suppressAutoHyphens w:val="true"/>
-              <w:spacing w:before="0" w:after="0"/>
-              <w:jc w:val="start"/>
-              <w:cnfStyle w:val="000000000000" w:firstRow="0" w:lastRow="0" w:firstColumn="0" w:lastColumn="0" w:oddVBand="0" w:evenVBand="0" w:oddHBand="0" w:evenHBand="0" w:firstRowFirstColumn="0" w:firstRowLastColumn="0" w:lastRowFirstColumn="0" w:lastRowLastColumn="0"/>
-              <w:rPr>
-                <w:kern w:val="2"/>
-                <w:lang w:val="en-US" w:eastAsia="ja-JP" w:bidi="ar-SA"/>
-              </w:rPr>
-            </w:pPr>
-            <w:r>
-              <w:rPr>
-                <w:kern w:val="2"/>
-                <w:lang w:val="en-US" w:eastAsia="ja-JP" w:bidi="ar-SA"/>
-              </w:rPr>
-            </w:r>
-          </w:p>
-          <w:p>
-            <w:pPr>
-              <w:pStyle w:val="Style30"/>
-              <w:suppressAutoHyphens w:val="true"/>
-              <w:spacing w:before="0" w:after="0"/>
-              <w:jc w:val="start"/>
-              <w:cnfStyle w:val="000000000000" w:firstRow="0" w:lastRow="0" w:firstColumn="0" w:lastColumn="0" w:oddVBand="0" w:evenVBand="0" w:oddHBand="0" w:evenHBand="0" w:firstRowFirstColumn="0" w:firstRowLastColumn="0" w:lastRowFirstColumn="0" w:lastRowLastColumn="0"/>
-              <w:rPr>
-                <w:kern w:val="2"/>
-                <w:lang w:val="en-US" w:eastAsia="ja-JP" w:bidi="ar-SA"/>
-              </w:rPr>
-            </w:pPr>
-            <w:r>
-              <w:rPr>
-                <w:kern w:val="2"/>
-                <w:lang w:val="en-US" w:eastAsia="ja-JP" w:bidi="ar-SA"/>
-              </w:rPr>
-            </w:r>
-          </w:p>
-          <w:p>
-            <w:pPr>
-              <w:pStyle w:val="Style30"/>
-              <w:suppressAutoHyphens w:val="true"/>
-              <w:spacing w:before="0" w:after="0"/>
-              <w:jc w:val="start"/>
-              <w:cnfStyle w:val="000000000000" w:firstRow="0" w:lastRow="0" w:firstColumn="0" w:lastColumn="0" w:oddVBand="0" w:evenVBand="0" w:oddHBand="0" w:evenHBand="0" w:firstRowFirstColumn="0" w:firstRowLastColumn="0" w:lastRowFirstColumn="0" w:lastRowLastColumn="0"/>
-              <w:rPr>
-                <w:kern w:val="2"/>
-                <w:lang w:val="en-US" w:eastAsia="ja-JP" w:bidi="ar-SA"/>
-              </w:rPr>
-            </w:pPr>
-            <w:r>
-              <w:rPr>
-                <w:kern w:val="2"/>
-                <w:lang w:val="en-US" w:eastAsia="ja-JP" w:bidi="ar-SA"/>
-              </w:rPr>
-            </w:r>
-          </w:p>
-          <w:p>
-            <w:pPr>
-              <w:pStyle w:val="Style30"/>
-              <w:suppressAutoHyphens w:val="true"/>
-              <w:spacing w:before="0" w:after="0"/>
-              <w:jc w:val="start"/>
-              <w:cnfStyle w:val="000000000000" w:firstRow="0" w:lastRow="0" w:firstColumn="0" w:lastColumn="0" w:oddVBand="0" w:evenVBand="0" w:oddHBand="0" w:evenHBand="0" w:firstRowFirstColumn="0" w:firstRowLastColumn="0" w:lastRowFirstColumn="0" w:lastRowLastColumn="0"/>
-              <w:rPr>
-                <w:kern w:val="2"/>
-                <w:lang w:val="en-US" w:eastAsia="ja-JP" w:bidi="ar-SA"/>
-              </w:rPr>
-            </w:pPr>
-            <w:r>
-              <w:rPr>
-                <w:kern w:val="2"/>
-                <w:lang w:val="en-US" w:eastAsia="ja-JP" w:bidi="ar-SA"/>
-              </w:rPr>
-            </w:r>
-          </w:p>
-          <w:p>
-            <w:pPr>
-              <w:pStyle w:val="Style30"/>
-              <w:suppressAutoHyphens w:val="true"/>
-              <w:spacing w:before="0" w:after="0"/>
-              <w:jc w:val="start"/>
-              <w:cnfStyle w:val="000000000000" w:firstRow="0" w:lastRow="0" w:firstColumn="0" w:lastColumn="0" w:oddVBand="0" w:evenVBand="0" w:oddHBand="0" w:evenHBand="0" w:firstRowFirstColumn="0" w:firstRowLastColumn="0" w:lastRowFirstColumn="0" w:lastRowLastColumn="0"/>
-              <w:rPr>
-                <w:kern w:val="2"/>
-                <w:lang w:val="en-US" w:eastAsia="ja-JP" w:bidi="ar-SA"/>
-              </w:rPr>
-            </w:pPr>
-            <w:r>
-              <w:rPr>
-                <w:kern w:val="2"/>
-                <w:lang w:val="en-US" w:eastAsia="ja-JP" w:bidi="ar-SA"/>
-              </w:rPr>
-            </w:r>
-          </w:p>
-          <w:p>
-            <w:pPr>
-              <w:pStyle w:val="Style30"/>
-              <w:suppressAutoHyphens w:val="true"/>
-              <w:spacing w:before="0" w:after="0"/>
-              <w:jc w:val="start"/>
-              <w:cnfStyle w:val="000000000000" w:firstRow="0" w:lastRow="0" w:firstColumn="0" w:lastColumn="0" w:oddVBand="0" w:evenVBand="0" w:oddHBand="0" w:evenHBand="0" w:firstRowFirstColumn="0" w:firstRowLastColumn="0" w:lastRowFirstColumn="0" w:lastRowLastColumn="0"/>
-              <w:rPr>
-                <w:kern w:val="2"/>
-                <w:lang w:val="en-US" w:eastAsia="ja-JP" w:bidi="ar-SA"/>
-              </w:rPr>
-            </w:pPr>
-            <w:r>
-              <w:rPr>
-                <w:kern w:val="2"/>
-                <w:lang w:val="en-US" w:eastAsia="ja-JP" w:bidi="ar-SA"/>
-              </w:rPr>
-            </w:r>
-          </w:p>
-          <w:p>
-            <w:pPr>
-              <w:pStyle w:val="Style30"/>
-              <w:suppressAutoHyphens w:val="true"/>
-              <w:spacing w:before="0" w:after="0"/>
-              <w:jc w:val="start"/>
-              <w:cnfStyle w:val="000000000000" w:firstRow="0" w:lastRow="0" w:firstColumn="0" w:lastColumn="0" w:oddVBand="0" w:evenVBand="0" w:oddHBand="0" w:evenHBand="0" w:firstRowFirstColumn="0" w:firstRowLastColumn="0" w:lastRowFirstColumn="0" w:lastRowLastColumn="0"/>
-              <w:rPr>
-                <w:kern w:val="2"/>
-                <w:lang w:val="en-US" w:eastAsia="ja-JP" w:bidi="ar-SA"/>
-              </w:rPr>
-            </w:pPr>
-            <w:r>
-              <w:rPr>
-                <w:kern w:val="2"/>
-                <w:lang w:val="en-US" w:eastAsia="ja-JP" w:bidi="ar-SA"/>
-              </w:rPr>
-            </w:r>
-          </w:p>
-          <w:p>
-            <w:pPr>
-              <w:pStyle w:val="Style30"/>
-              <w:suppressAutoHyphens w:val="true"/>
-              <w:spacing w:before="0" w:after="0"/>
-              <w:jc w:val="start"/>
-              <w:cnfStyle w:val="000000000000" w:firstRow="0" w:lastRow="0" w:firstColumn="0" w:lastColumn="0" w:oddVBand="0" w:evenVBand="0" w:oddHBand="0" w:evenHBand="0" w:firstRowFirstColumn="0" w:firstRowLastColumn="0" w:lastRowFirstColumn="0" w:lastRowLastColumn="0"/>
-              <w:rPr>
-                <w:kern w:val="2"/>
-                <w:lang w:val="en-US" w:eastAsia="ja-JP" w:bidi="ar-SA"/>
-              </w:rPr>
-            </w:pPr>
-            <w:r>
-              <w:rPr>
-                <w:kern w:val="2"/>
-                <w:lang w:val="en-US" w:eastAsia="ja-JP" w:bidi="ar-SA"/>
-              </w:rPr>
-            </w:r>
-          </w:p>
-          <w:p>
-            <w:pPr>
-              <w:pStyle w:val="Style30"/>
-              <w:suppressAutoHyphens w:val="true"/>
-              <w:spacing w:before="0" w:after="0"/>
-              <w:jc w:val="start"/>
-              <w:cnfStyle w:val="000000000000" w:firstRow="0" w:lastRow="0" w:firstColumn="0" w:lastColumn="0" w:oddVBand="0" w:evenVBand="0" w:oddHBand="0" w:evenHBand="0" w:firstRowFirstColumn="0" w:firstRowLastColumn="0" w:lastRowFirstColumn="0" w:lastRowLastColumn="0"/>
-              <w:rPr>
-                <w:kern w:val="2"/>
-                <w:lang w:val="en-US" w:eastAsia="ja-JP" w:bidi="ar-SA"/>
-              </w:rPr>
-            </w:pPr>
-            <w:r>
-              <w:rPr>
-                <w:kern w:val="2"/>
-                <w:lang w:val="en-US" w:eastAsia="ja-JP" w:bidi="ar-SA"/>
-              </w:rPr>
-            </w:r>
-          </w:p>
-          <w:p>
-            <w:pPr>
-              <w:pStyle w:val="Style30"/>
-              <w:suppressAutoHyphens w:val="true"/>
-              <w:spacing w:before="0" w:after="0"/>
-              <w:jc w:val="start"/>
-              <w:cnfStyle w:val="000000000000" w:firstRow="0" w:lastRow="0" w:firstColumn="0" w:lastColumn="0" w:oddVBand="0" w:evenVBand="0" w:oddHBand="0" w:evenHBand="0" w:firstRowFirstColumn="0" w:firstRowLastColumn="0" w:lastRowFirstColumn="0" w:lastRowLastColumn="0"/>
-              <w:rPr>
-                <w:kern w:val="2"/>
-                <w:lang w:val="en-US" w:eastAsia="ja-JP" w:bidi="ar-SA"/>
-              </w:rPr>
-            </w:pPr>
-            <w:r>
-              <w:rPr>
-                <w:kern w:val="2"/>
-                <w:lang w:val="en-US" w:eastAsia="ja-JP" w:bidi="ar-SA"/>
-              </w:rPr>
-            </w:r>
-          </w:p>
-          <w:p>
-            <w:pPr>
-              <w:pStyle w:val="Style30"/>
-              <w:suppressAutoHyphens w:val="true"/>
-              <w:spacing w:before="0" w:after="0"/>
-              <w:jc w:val="start"/>
-              <w:cnfStyle w:val="000000000000" w:firstRow="0" w:lastRow="0" w:firstColumn="0" w:lastColumn="0" w:oddVBand="0" w:evenVBand="0" w:oddHBand="0" w:evenHBand="0" w:firstRowFirstColumn="0" w:firstRowLastColumn="0" w:lastRowFirstColumn="0" w:lastRowLastColumn="0"/>
-              <w:rPr>
-                <w:kern w:val="2"/>
-                <w:lang w:val="en-US" w:eastAsia="ja-JP" w:bidi="ar-SA"/>
-              </w:rPr>
-            </w:pPr>
-            <w:r>
-              <w:rPr>
-                <w:kern w:val="2"/>
-                <w:lang w:val="en-US" w:eastAsia="ja-JP" w:bidi="ar-SA"/>
-              </w:rPr>
-            </w:r>
-          </w:p>
-          <w:p>
-            <w:pPr>
-              <w:pStyle w:val="Style30"/>
-              <w:suppressAutoHyphens w:val="true"/>
-              <w:spacing w:before="0" w:after="0"/>
-              <w:jc w:val="start"/>
-              <w:cnfStyle w:val="000000000000" w:firstRow="0" w:lastRow="0" w:firstColumn="0" w:lastColumn="0" w:oddVBand="0" w:evenVBand="0" w:oddHBand="0" w:evenHBand="0" w:firstRowFirstColumn="0" w:firstRowLastColumn="0" w:lastRowFirstColumn="0" w:lastRowLastColumn="0"/>
-              <w:rPr>
-                <w:kern w:val="2"/>
-                <w:lang w:val="en-US" w:eastAsia="ja-JP" w:bidi="ar-SA"/>
-              </w:rPr>
-            </w:pPr>
-            <w:r>
-              <w:rPr>
-                <w:kern w:val="2"/>
-                <w:lang w:val="en-US" w:eastAsia="ja-JP" w:bidi="ar-SA"/>
-              </w:rPr>
-            </w:r>
-          </w:p>
-          <w:p>
-            <w:pPr>
-              <w:pStyle w:val="Style30"/>
-              <w:suppressAutoHyphens w:val="true"/>
-              <w:spacing w:before="0" w:after="0"/>
-              <w:jc w:val="start"/>
-              <w:cnfStyle w:val="000000000000" w:firstRow="0" w:lastRow="0" w:firstColumn="0" w:lastColumn="0" w:oddVBand="0" w:evenVBand="0" w:oddHBand="0" w:evenHBand="0" w:firstRowFirstColumn="0" w:firstRowLastColumn="0" w:lastRowFirstColumn="0" w:lastRowLastColumn="0"/>
-              <w:rPr>
-                <w:kern w:val="2"/>
-                <w:lang w:val="en-US" w:eastAsia="ja-JP" w:bidi="ar-SA"/>
-              </w:rPr>
-            </w:pPr>
-            <w:r>
-              <w:rPr>
-                <w:kern w:val="2"/>
-                <w:lang w:val="en-US" w:eastAsia="ja-JP" w:bidi="ar-SA"/>
-              </w:rPr>
-            </w:r>
-          </w:p>
-          <w:p>
-            <w:pPr>
-              <w:pStyle w:val="Style30"/>
-              <w:suppressAutoHyphens w:val="true"/>
-              <w:spacing w:before="0" w:after="0"/>
-              <w:jc w:val="start"/>
-              <w:cnfStyle w:val="000000000000" w:firstRow="0" w:lastRow="0" w:firstColumn="0" w:lastColumn="0" w:oddVBand="0" w:evenVBand="0" w:oddHBand="0" w:evenHBand="0" w:firstRowFirstColumn="0" w:firstRowLastColumn="0" w:lastRowFirstColumn="0" w:lastRowLastColumn="0"/>
-              <w:rPr>
-                <w:rFonts w:hint="eastAsia"/>
-                <w:kern w:val="2"/>
-                <w:lang w:val="en-US" w:eastAsia="ja-JP" w:bidi="ar-SA"/>
-              </w:rPr>
-            </w:pPr>
-            <w:r>
-              <w:rPr>
-                <w:rFonts w:hint="eastAsia"/>
-                <w:kern w:val="2"/>
-                <w:lang w:val="en-US" w:eastAsia="ja-JP" w:bidi="ar-SA"/>
-              </w:rPr>
-            </w:r>
-          </w:p>
-          <w:p>
-            <w:pPr>
-              <w:pStyle w:val="Style30"/>
-              <w:suppressAutoHyphens w:val="true"/>
-              <w:spacing w:before="0" w:after="0"/>
-              <w:jc w:val="start"/>
-              <w:cnfStyle w:val="000000000000" w:firstRow="0" w:lastRow="0" w:firstColumn="0" w:lastColumn="0" w:oddVBand="0" w:evenVBand="0" w:oddHBand="0" w:evenHBand="0" w:firstRowFirstColumn="0" w:firstRowLastColumn="0" w:lastRowFirstColumn="0" w:lastRowLastColumn="0"/>
-              <w:rPr>
-                <w:rFonts w:hint="eastAsia"/>
-                <w:kern w:val="2"/>
-                <w:lang w:val="en-US" w:eastAsia="ja-JP" w:bidi="ar-SA"/>
-              </w:rPr>
-            </w:pPr>
-            <w:r>
-              <w:rPr>
-                <w:rFonts w:hint="eastAsia"/>
-                <w:kern w:val="2"/>
-                <w:lang w:val="en-US" w:eastAsia="ja-JP" w:bidi="ar-SA"/>
-              </w:rPr>
-            </w:r>
-          </w:p>
-          <w:p>
-            <w:pPr>
-              <w:pStyle w:val="Style30"/>
-              <w:suppressAutoHyphens w:val="true"/>
-              <w:spacing w:before="0" w:after="0"/>
-              <w:jc w:val="start"/>
-              <w:cnfStyle w:val="000000000000" w:firstRow="0" w:lastRow="0" w:firstColumn="0" w:lastColumn="0" w:oddVBand="0" w:evenVBand="0" w:oddHBand="0" w:evenHBand="0" w:firstRowFirstColumn="0" w:firstRowLastColumn="0" w:lastRowFirstColumn="0" w:lastRowLastColumn="0"/>
-              <w:rPr>
-                <w:rFonts w:hint="eastAsia"/>
-                <w:kern w:val="2"/>
-                <w:lang w:val="en-US" w:eastAsia="ja-JP" w:bidi="ar-SA"/>
-              </w:rPr>
-            </w:pPr>
-            <w:r>
-              <w:rPr>
-                <w:rFonts w:hint="eastAsia"/>
-                <w:kern w:val="2"/>
-                <w:lang w:val="en-US" w:eastAsia="ja-JP" w:bidi="ar-SA"/>
-              </w:rPr>
-            </w:r>
-          </w:p>
-          <w:p>
-            <w:pPr>
-              <w:pStyle w:val="Style30"/>
-              <w:suppressAutoHyphens w:val="true"/>
-              <w:spacing w:before="0" w:after="0"/>
-              <w:jc w:val="start"/>
-              <w:cnfStyle w:val="000000000000" w:firstRow="0" w:lastRow="0" w:firstColumn="0" w:lastColumn="0" w:oddVBand="0" w:evenVBand="0" w:oddHBand="0" w:evenHBand="0" w:firstRowFirstColumn="0" w:firstRowLastColumn="0" w:lastRowFirstColumn="0" w:lastRowLastColumn="0"/>
-              <w:rPr>
-                <w:rFonts w:hint="eastAsia"/>
-                <w:kern w:val="2"/>
-                <w:lang w:val="en-US" w:eastAsia="ja-JP" w:bidi="ar-SA"/>
-              </w:rPr>
-            </w:pPr>
-            <w:r>
-              <w:rPr>
-                <w:rFonts w:hint="eastAsia"/>
-                <w:kern w:val="2"/>
-                <w:lang w:val="en-US" w:eastAsia="ja-JP" w:bidi="ar-SA"/>
-              </w:rPr>
-            </w:r>
-          </w:p>
-          <w:p>
-            <w:pPr>
-              <w:pStyle w:val="Style30"/>
-              <w:suppressAutoHyphens w:val="true"/>
-              <w:spacing w:before="0" w:after="0"/>
-              <w:jc w:val="start"/>
-              <w:cnfStyle w:val="000000000000" w:firstRow="0" w:lastRow="0" w:firstColumn="0" w:lastColumn="0" w:oddVBand="0" w:evenVBand="0" w:oddHBand="0" w:evenHBand="0" w:firstRowFirstColumn="0" w:firstRowLastColumn="0" w:lastRowFirstColumn="0" w:lastRowLastColumn="0"/>
-              <w:rPr>
-                <w:kern w:val="2"/>
-                <w:lang w:val="en-US" w:eastAsia="ja-JP" w:bidi="ar-SA"/>
-              </w:rPr>
-            </w:pPr>
-            <w:r>
-              <w:rPr>
-                <w:rFonts w:hint="eastAsia"/>
-                <w:kern w:val="2"/>
-                <w:lang w:val="en-US" w:eastAsia="ja-JP" w:bidi="ar-SA"/>
-              </w:rPr>
-              <w:t>22.</w:t>
-            </w:r>
-            <w:r>
-              <w:rPr>
-                <w:rFonts w:hint="eastAsia"/>
-                <w:kern w:val="2"/>
-                <w:lang w:val="en-US" w:eastAsia="ja-JP" w:bidi="ar-SA"/>
-              </w:rPr>
-              <w:t>運用管理者の情報で通販システムにログインする</w:t>
-            </w:r>
-          </w:p>
-          <w:p>
-            <w:pPr>
-              <w:pStyle w:val="Style30"/>
-              <w:suppressAutoHyphens w:val="true"/>
-              <w:spacing w:before="0" w:after="0"/>
-              <w:jc w:val="start"/>
-              <w:cnfStyle w:val="000000000000" w:firstRow="0" w:lastRow="0" w:firstColumn="0" w:lastColumn="0" w:oddVBand="0" w:evenVBand="0" w:oddHBand="0" w:evenHBand="0" w:firstRowFirstColumn="0" w:firstRowLastColumn="0" w:lastRowFirstColumn="0" w:lastRowLastColumn="0"/>
-              <w:rPr>
-                <w:kern w:val="2"/>
-                <w:lang w:val="en-US" w:eastAsia="ja-JP" w:bidi="ar-SA"/>
-              </w:rPr>
-            </w:pPr>
-            <w:r>
-              <w:rPr>
-                <w:kern w:val="2"/>
-                <w:lang w:val="en-US" w:eastAsia="ja-JP" w:bidi="ar-SA"/>
-              </w:rPr>
-            </w:r>
-          </w:p>
-          <w:p>
-            <w:pPr>
-              <w:pStyle w:val="Style30"/>
-              <w:suppressAutoHyphens w:val="true"/>
-              <w:spacing w:before="0" w:after="0"/>
-              <w:jc w:val="start"/>
-              <w:cnfStyle w:val="000000000000" w:firstRow="0" w:lastRow="0" w:firstColumn="0" w:lastColumn="0" w:oddVBand="0" w:evenVBand="0" w:oddHBand="0" w:evenHBand="0" w:firstRowFirstColumn="0" w:firstRowLastColumn="0" w:lastRowFirstColumn="0" w:lastRowLastColumn="0"/>
-              <w:rPr>
-                <w:rFonts w:hint="eastAsia"/>
-                <w:kern w:val="2"/>
-                <w:lang w:val="en-US" w:eastAsia="ja-JP" w:bidi="ar-SA"/>
-              </w:rPr>
-            </w:pPr>
-            <w:r>
-              <w:rPr>
-                <w:rFonts w:hint="eastAsia"/>
-                <w:kern w:val="2"/>
-                <w:lang w:val="en-US" w:eastAsia="ja-JP" w:bidi="ar-SA"/>
-              </w:rPr>
-              <w:t>24.</w:t>
-            </w:r>
-            <w:r>
-              <w:rPr>
-                <w:rFonts w:hint="eastAsia"/>
-                <w:kern w:val="2"/>
-                <w:lang w:val="en-US" w:eastAsia="ja-JP" w:bidi="ar-SA"/>
-              </w:rPr>
-              <w:t>通販システムにて、注文内容を確認する</w:t>
-            </w:r>
-          </w:p>
-          <w:p>
-            <w:pPr>
-              <w:pStyle w:val="Style30"/>
-              <w:suppressAutoHyphens w:val="true"/>
-              <w:spacing w:before="0" w:after="0"/>
-              <w:jc w:val="start"/>
-              <w:cnfStyle w:val="000000000000" w:firstRow="0" w:lastRow="0" w:firstColumn="0" w:lastColumn="0" w:oddVBand="0" w:evenVBand="0" w:oddHBand="0" w:evenHBand="0" w:firstRowFirstColumn="0" w:firstRowLastColumn="0" w:lastRowFirstColumn="0" w:lastRowLastColumn="0"/>
-              <w:rPr>
-                <w:rFonts w:hint="eastAsia"/>
-                <w:kern w:val="2"/>
-                <w:lang w:val="en-US" w:eastAsia="ja-JP" w:bidi="ar-SA"/>
-              </w:rPr>
-            </w:pPr>
-            <w:r>
-              <w:rPr>
-                <w:rFonts w:hint="eastAsia"/>
-                <w:kern w:val="2"/>
-                <w:lang w:val="en-US" w:eastAsia="ja-JP" w:bidi="ar-SA"/>
-              </w:rPr>
-            </w:r>
-          </w:p>
-          <w:p>
-            <w:pPr>
-              <w:pStyle w:val="Style30"/>
-              <w:suppressAutoHyphens w:val="true"/>
-              <w:spacing w:before="0" w:after="0"/>
-              <w:jc w:val="start"/>
-              <w:cnfStyle w:val="000000000000" w:firstRow="0" w:lastRow="0" w:firstColumn="0" w:lastColumn="0" w:oddVBand="0" w:evenVBand="0" w:oddHBand="0" w:evenHBand="0" w:firstRowFirstColumn="0" w:firstRowLastColumn="0" w:lastRowFirstColumn="0" w:lastRowLastColumn="0"/>
-              <w:rPr>
-                <w:kern w:val="2"/>
-                <w:lang w:val="en-US" w:eastAsia="ja-JP" w:bidi="ar-SA"/>
-              </w:rPr>
-            </w:pPr>
-            <w:r>
-              <w:rPr>
                 <w:rFonts w:hint="eastAsia"/>
                 <w:kern w:val="2"/>
                 <w:lang w:val="en-US" w:eastAsia="ja-JP" w:bidi="ar-SA"/>
               </w:rPr>
               <w:t>26.</w:t>
-            </w:r>
-            <w:r>
-              <w:rPr>
-                <w:rFonts w:hint="eastAsia"/>
-                <w:kern w:val="2"/>
-                <w:lang w:val="en-US" w:eastAsia="ja-JP" w:bidi="ar-SA"/>
-              </w:rPr>
-              <w:t>注文された商品を発送する</w:t>
-            </w:r>
-          </w:p>
-        </w:tc>
-        <w:tc>
-          <w:tcPr>
-            <w:tcW w:w="3345" w:type="dxa"/>
-            <w:tcBorders/>
-          </w:tcPr>
-          <w:p>
-            <w:pPr>
-              <w:pStyle w:val="Style30"/>
-              <w:suppressAutoHyphens w:val="true"/>
-              <w:spacing w:before="0" w:after="0"/>
-              <w:jc w:val="start"/>
-              <w:cnfStyle w:val="000000000000" w:firstRow="0" w:lastRow="0" w:firstColumn="0" w:lastColumn="0" w:oddVBand="0" w:evenVBand="0" w:oddHBand="0" w:evenHBand="0" w:firstRowFirstColumn="0" w:firstRowLastColumn="0" w:lastRowFirstColumn="0" w:lastRowLastColumn="0"/>
-              <w:rPr>
-                <w:kern w:val="2"/>
-                <w:lang w:val="en-US" w:eastAsia="ja-JP" w:bidi="ar-SA"/>
-              </w:rPr>
-            </w:pPr>
-            <w:r>
-              <w:rPr>
-                <w:kern w:val="2"/>
-                <w:lang w:val="en-US" w:eastAsia="ja-JP" w:bidi="ar-SA"/>
-              </w:rPr>
-            </w:r>
-          </w:p>
-          <w:p>
-            <w:pPr>
-              <w:pStyle w:val="Style30"/>
-              <w:suppressAutoHyphens w:val="true"/>
-              <w:spacing w:before="0" w:after="0"/>
-              <w:jc w:val="start"/>
-              <w:cnfStyle w:val="000000000000" w:firstRow="0" w:lastRow="0" w:firstColumn="0" w:lastColumn="0" w:oddVBand="0" w:evenVBand="0" w:oddHBand="0" w:evenHBand="0" w:firstRowFirstColumn="0" w:firstRowLastColumn="0" w:lastRowFirstColumn="0" w:lastRowLastColumn="0"/>
-              <w:rPr>
-                <w:kern w:val="2"/>
-                <w:lang w:val="en-US" w:eastAsia="ja-JP" w:bidi="ar-SA"/>
-              </w:rPr>
-            </w:pPr>
-            <w:r>
-              <w:rPr>
-                <w:rFonts w:hint="eastAsia"/>
-                <w:kern w:val="2"/>
-                <w:lang w:val="en-US" w:eastAsia="ja-JP" w:bidi="ar-SA"/>
-              </w:rPr>
-              <w:t>2.</w:t>
-            </w:r>
-            <w:r>
-              <w:rPr>
-                <w:rFonts w:hint="eastAsia"/>
-                <w:kern w:val="2"/>
-                <w:lang w:val="en-US" w:eastAsia="ja-JP" w:bidi="ar-SA"/>
-              </w:rPr>
-              <w:t>会員情報を追加する</w:t>
-            </w:r>
-          </w:p>
-          <w:p>
-            <w:pPr>
-              <w:pStyle w:val="Style30"/>
-              <w:suppressAutoHyphens w:val="true"/>
-              <w:spacing w:before="0" w:after="0"/>
-              <w:jc w:val="start"/>
-              <w:cnfStyle w:val="000000000000" w:firstRow="0" w:lastRow="0" w:firstColumn="0" w:lastColumn="0" w:oddVBand="0" w:evenVBand="0" w:oddHBand="0" w:evenHBand="0" w:firstRowFirstColumn="0" w:firstRowLastColumn="0" w:lastRowFirstColumn="0" w:lastRowLastColumn="0"/>
-              <w:rPr>
-                <w:kern w:val="2"/>
-                <w:lang w:val="en-US" w:eastAsia="ja-JP" w:bidi="ar-SA"/>
-              </w:rPr>
-            </w:pPr>
-            <w:r>
-              <w:rPr>
-                <w:rFonts w:hint="eastAsia"/>
-                <w:kern w:val="2"/>
-                <w:lang w:val="en-US" w:eastAsia="ja-JP" w:bidi="ar-SA"/>
-              </w:rPr>
-              <w:t>3.</w:t>
-            </w:r>
-            <w:r>
-              <w:rPr>
-                <w:rFonts w:hint="eastAsia"/>
-                <w:kern w:val="2"/>
-                <w:lang w:val="en-US" w:eastAsia="ja-JP" w:bidi="ar-SA"/>
-              </w:rPr>
-              <w:t>ログイン状態にする</w:t>
-            </w:r>
-          </w:p>
-          <w:p>
-            <w:pPr>
-              <w:pStyle w:val="Style30"/>
-              <w:suppressAutoHyphens w:val="true"/>
-              <w:spacing w:before="0" w:after="0"/>
-              <w:jc w:val="start"/>
-              <w:cnfStyle w:val="000000000000" w:firstRow="0" w:lastRow="0" w:firstColumn="0" w:lastColumn="0" w:oddVBand="0" w:evenVBand="0" w:oddHBand="0" w:evenHBand="0" w:firstRowFirstColumn="0" w:firstRowLastColumn="0" w:lastRowFirstColumn="0" w:lastRowLastColumn="0"/>
-              <w:rPr>
-                <w:kern w:val="2"/>
-                <w:lang w:val="en-US" w:eastAsia="ja-JP" w:bidi="ar-SA"/>
-              </w:rPr>
-            </w:pPr>
-            <w:r>
-              <w:rPr>
-                <w:rFonts w:hint="eastAsia"/>
-                <w:kern w:val="2"/>
-                <w:lang w:val="en-US" w:eastAsia="ja-JP" w:bidi="ar-SA"/>
-              </w:rPr>
-              <w:t>4.</w:t>
-            </w:r>
-            <w:r>
-              <w:rPr>
-                <w:rFonts w:hint="eastAsia"/>
-                <w:kern w:val="2"/>
-                <w:lang w:val="en-US" w:eastAsia="ja-JP" w:bidi="ar-SA"/>
-              </w:rPr>
-              <w:t>商品一覧を表示する</w:t>
-            </w:r>
-            <w:r>
-              <w:rPr>
-                <w:rFonts w:hint="eastAsia"/>
-                <w:color w:val="FF0000"/>
-                <w:kern w:val="2"/>
-                <w:lang w:val="en-US" w:eastAsia="ja-JP" w:bidi="ar-SA"/>
-              </w:rPr>
-              <w:t>(</w:t>
-            </w:r>
-            <w:r>
-              <w:rPr>
-                <w:rFonts w:hint="eastAsia"/>
-                <w:color w:val="FF0000"/>
-                <w:kern w:val="2"/>
-                <w:lang w:val="en-US" w:eastAsia="ja-JP" w:bidi="ar-SA"/>
-              </w:rPr>
-              <w:t>タイムセール時間内はセールポップアップ表示を行う</w:t>
-            </w:r>
-            <w:r>
-              <w:rPr>
-                <w:rFonts w:hint="eastAsia"/>
-                <w:color w:val="FF0000"/>
-                <w:kern w:val="2"/>
-                <w:lang w:val="en-US" w:eastAsia="ja-JP" w:bidi="ar-SA"/>
-              </w:rPr>
-              <w:t>)</w:t>
-            </w:r>
-          </w:p>
-          <w:p>
-            <w:pPr>
-              <w:pStyle w:val="Style30"/>
-              <w:suppressAutoHyphens w:val="true"/>
-              <w:spacing w:before="0" w:after="0"/>
-              <w:jc w:val="start"/>
-              <w:cnfStyle w:val="000000000000" w:firstRow="0" w:lastRow="0" w:firstColumn="0" w:lastColumn="0" w:oddVBand="0" w:evenVBand="0" w:oddHBand="0" w:evenHBand="0" w:firstRowFirstColumn="0" w:firstRowLastColumn="0" w:lastRowFirstColumn="0" w:lastRowLastColumn="0"/>
-              <w:rPr>
-                <w:kern w:val="2"/>
-                <w:lang w:val="en-US" w:eastAsia="ja-JP" w:bidi="ar-SA"/>
-              </w:rPr>
-            </w:pPr>
-            <w:r>
-              <w:rPr>
-                <w:kern w:val="2"/>
-                <w:lang w:val="en-US" w:eastAsia="ja-JP" w:bidi="ar-SA"/>
-              </w:rPr>
-            </w:r>
-          </w:p>
-          <w:p>
-            <w:pPr>
-              <w:pStyle w:val="Style30"/>
-              <w:suppressAutoHyphens w:val="true"/>
-              <w:spacing w:before="0" w:after="0"/>
-              <w:jc w:val="start"/>
-              <w:cnfStyle w:val="000000000000" w:firstRow="0" w:lastRow="0" w:firstColumn="0" w:lastColumn="0" w:oddVBand="0" w:evenVBand="0" w:oddHBand="0" w:evenHBand="0" w:firstRowFirstColumn="0" w:firstRowLastColumn="0" w:lastRowFirstColumn="0" w:lastRowLastColumn="0"/>
-              <w:rPr>
-                <w:kern w:val="2"/>
-                <w:lang w:val="en-US" w:eastAsia="ja-JP" w:bidi="ar-SA"/>
-              </w:rPr>
-            </w:pPr>
-            <w:r>
-              <w:rPr>
-                <w:rFonts w:hint="eastAsia"/>
-                <w:kern w:val="2"/>
-                <w:lang w:val="en-US" w:eastAsia="ja-JP" w:bidi="ar-SA"/>
-              </w:rPr>
-              <w:t>6.</w:t>
-            </w:r>
-            <w:r>
-              <w:rPr>
-                <w:rFonts w:hint="eastAsia"/>
-                <w:kern w:val="2"/>
-                <w:lang w:val="en-US" w:eastAsia="ja-JP" w:bidi="ar-SA"/>
-              </w:rPr>
-              <w:t>商品詳細情報を表示する</w:t>
-            </w:r>
-          </w:p>
-          <w:p>
-            <w:pPr>
-              <w:pStyle w:val="Style30"/>
-              <w:suppressAutoHyphens w:val="true"/>
-              <w:spacing w:before="0" w:after="0"/>
-              <w:jc w:val="start"/>
-              <w:cnfStyle w:val="000000000000" w:firstRow="0" w:lastRow="0" w:firstColumn="0" w:lastColumn="0" w:oddVBand="0" w:evenVBand="0" w:oddHBand="0" w:evenHBand="0" w:firstRowFirstColumn="0" w:firstRowLastColumn="0" w:lastRowFirstColumn="0" w:lastRowLastColumn="0"/>
-              <w:rPr>
-                <w:kern w:val="2"/>
-                <w:lang w:val="en-US" w:eastAsia="ja-JP" w:bidi="ar-SA"/>
-              </w:rPr>
-            </w:pPr>
-            <w:r>
-              <w:rPr>
-                <w:kern w:val="2"/>
-                <w:lang w:val="en-US" w:eastAsia="ja-JP" w:bidi="ar-SA"/>
-              </w:rPr>
-            </w:r>
-          </w:p>
-          <w:p>
-            <w:pPr>
-              <w:pStyle w:val="Style30"/>
-              <w:suppressAutoHyphens w:val="true"/>
-              <w:spacing w:before="0" w:after="0"/>
-              <w:jc w:val="start"/>
-              <w:cnfStyle w:val="000000000000" w:firstRow="0" w:lastRow="0" w:firstColumn="0" w:lastColumn="0" w:oddVBand="0" w:evenVBand="0" w:oddHBand="0" w:evenHBand="0" w:firstRowFirstColumn="0" w:firstRowLastColumn="0" w:lastRowFirstColumn="0" w:lastRowLastColumn="0"/>
-              <w:rPr>
-                <w:kern w:val="2"/>
-                <w:lang w:val="en-US" w:eastAsia="ja-JP" w:bidi="ar-SA"/>
-              </w:rPr>
-            </w:pPr>
-            <w:r>
-              <w:rPr>
-                <w:rFonts w:hint="eastAsia"/>
-                <w:kern w:val="2"/>
-                <w:lang w:val="en-US" w:eastAsia="ja-JP" w:bidi="ar-SA"/>
-              </w:rPr>
-              <w:t>8.</w:t>
-            </w:r>
-            <w:r>
-              <w:rPr>
-                <w:rFonts w:hint="eastAsia"/>
-                <w:kern w:val="2"/>
-                <w:lang w:val="en-US" w:eastAsia="ja-JP" w:bidi="ar-SA"/>
-              </w:rPr>
-              <w:t>選択商品の在庫数を確認する</w:t>
-            </w:r>
-          </w:p>
-          <w:p>
-            <w:pPr>
-              <w:pStyle w:val="Style30"/>
-              <w:suppressAutoHyphens w:val="true"/>
-              <w:spacing w:before="0" w:after="0"/>
-              <w:jc w:val="start"/>
-              <w:cnfStyle w:val="000000000000" w:firstRow="0" w:lastRow="0" w:firstColumn="0" w:lastColumn="0" w:oddVBand="0" w:evenVBand="0" w:oddHBand="0" w:evenHBand="0" w:firstRowFirstColumn="0" w:firstRowLastColumn="0" w:lastRowFirstColumn="0" w:lastRowLastColumn="0"/>
-              <w:rPr>
-                <w:kern w:val="2"/>
-                <w:lang w:val="en-US" w:eastAsia="ja-JP" w:bidi="ar-SA"/>
-              </w:rPr>
-            </w:pPr>
-            <w:r>
-              <w:rPr>
-                <w:rFonts w:hint="eastAsia"/>
-                <w:kern w:val="2"/>
-                <w:lang w:val="en-US" w:eastAsia="ja-JP" w:bidi="ar-SA"/>
-              </w:rPr>
-              <w:t>9.</w:t>
-            </w:r>
-            <w:r>
-              <w:rPr>
-                <w:rFonts w:hint="eastAsia"/>
-                <w:kern w:val="2"/>
-                <w:lang w:val="en-US" w:eastAsia="ja-JP" w:bidi="ar-SA"/>
-              </w:rPr>
-              <w:t>在庫があれば、買い物かごに追加</w:t>
-            </w:r>
-          </w:p>
-          <w:p>
-            <w:pPr>
-              <w:pStyle w:val="Style30"/>
-              <w:suppressAutoHyphens w:val="true"/>
-              <w:spacing w:before="0" w:after="0"/>
-              <w:jc w:val="start"/>
-              <w:cnfStyle w:val="000000000000" w:firstRow="0" w:lastRow="0" w:firstColumn="0" w:lastColumn="0" w:oddVBand="0" w:evenVBand="0" w:oddHBand="0" w:evenHBand="0" w:firstRowFirstColumn="0" w:firstRowLastColumn="0" w:lastRowFirstColumn="0" w:lastRowLastColumn="0"/>
-              <w:rPr>
-                <w:kern w:val="2"/>
-                <w:lang w:val="en-US" w:eastAsia="ja-JP" w:bidi="ar-SA"/>
-              </w:rPr>
-            </w:pPr>
-            <w:r>
-              <w:rPr>
-                <w:rFonts w:hint="eastAsia"/>
-                <w:kern w:val="2"/>
-                <w:lang w:val="en-US" w:eastAsia="ja-JP" w:bidi="ar-SA"/>
-              </w:rPr>
-              <w:t>10.</w:t>
-            </w:r>
-            <w:r>
-              <w:rPr>
-                <w:rFonts w:hint="eastAsia"/>
-                <w:kern w:val="2"/>
-                <w:lang w:val="en-US" w:eastAsia="ja-JP" w:bidi="ar-SA"/>
-              </w:rPr>
-              <w:t>買い物かごを表示する</w:t>
-            </w:r>
-            <w:r>
-              <w:rPr>
-                <w:rFonts w:hint="eastAsia"/>
-                <w:color w:val="FF0000"/>
-                <w:kern w:val="2"/>
-                <w:lang w:val="en-US" w:eastAsia="ja-JP" w:bidi="ar-SA"/>
-              </w:rPr>
-              <w:t>(</w:t>
-            </w:r>
-            <w:r>
-              <w:rPr>
-                <w:rFonts w:hint="eastAsia"/>
-                <w:color w:val="FF0000"/>
-                <w:kern w:val="2"/>
-                <w:lang w:val="en-US" w:eastAsia="ja-JP" w:bidi="ar-SA"/>
-              </w:rPr>
-              <w:t>タイムセール時間内は合計金額が</w:t>
-            </w:r>
-            <w:r>
-              <w:rPr>
-                <w:rFonts w:hint="eastAsia"/>
-                <w:color w:val="FF0000"/>
-                <w:kern w:val="2"/>
-                <w:lang w:val="en-US" w:eastAsia="ja-JP" w:bidi="ar-SA"/>
-              </w:rPr>
-              <w:t>10</w:t>
-            </w:r>
-            <w:r>
-              <w:rPr>
-                <w:rFonts w:hint="eastAsia"/>
-                <w:color w:val="FF0000"/>
-                <w:kern w:val="2"/>
-                <w:lang w:val="en-US" w:eastAsia="ja-JP" w:bidi="ar-SA"/>
-              </w:rPr>
-              <w:t>％割引された金額を表示</w:t>
-            </w:r>
-            <w:r>
-              <w:rPr>
-                <w:rFonts w:hint="eastAsia"/>
-                <w:color w:val="FF0000"/>
-                <w:kern w:val="2"/>
-                <w:lang w:val="en-US" w:eastAsia="ja-JP" w:bidi="ar-SA"/>
-              </w:rPr>
-              <w:t>)</w:t>
-            </w:r>
-          </w:p>
-          <w:p>
-            <w:pPr>
-              <w:pStyle w:val="Style30"/>
-              <w:suppressAutoHyphens w:val="true"/>
-              <w:spacing w:before="0" w:after="0"/>
-              <w:jc w:val="start"/>
-              <w:cnfStyle w:val="000000000000" w:firstRow="0" w:lastRow="0" w:firstColumn="0" w:lastColumn="0" w:oddVBand="0" w:evenVBand="0" w:oddHBand="0" w:evenHBand="0" w:firstRowFirstColumn="0" w:firstRowLastColumn="0" w:lastRowFirstColumn="0" w:lastRowLastColumn="0"/>
-              <w:rPr>
-                <w:kern w:val="2"/>
-                <w:lang w:val="en-US" w:eastAsia="ja-JP" w:bidi="ar-SA"/>
-              </w:rPr>
-            </w:pPr>
-            <w:r>
-              <w:rPr>
-                <w:kern w:val="2"/>
-                <w:lang w:val="en-US" w:eastAsia="ja-JP" w:bidi="ar-SA"/>
-              </w:rPr>
-            </w:r>
-          </w:p>
-          <w:p>
-            <w:pPr>
-              <w:pStyle w:val="Style30"/>
-              <w:suppressAutoHyphens w:val="true"/>
-              <w:spacing w:before="0" w:after="0"/>
-              <w:jc w:val="start"/>
-              <w:cnfStyle w:val="000000000000" w:firstRow="0" w:lastRow="0" w:firstColumn="0" w:lastColumn="0" w:oddVBand="0" w:evenVBand="0" w:oddHBand="0" w:evenHBand="0" w:firstRowFirstColumn="0" w:firstRowLastColumn="0" w:lastRowFirstColumn="0" w:lastRowLastColumn="0"/>
-              <w:rPr>
-                <w:kern w:val="2"/>
-                <w:lang w:val="en-US" w:eastAsia="ja-JP" w:bidi="ar-SA"/>
-              </w:rPr>
-            </w:pPr>
-            <w:r>
-              <w:rPr>
-                <w:rFonts w:hint="eastAsia"/>
-                <w:kern w:val="2"/>
-                <w:lang w:val="en-US" w:eastAsia="ja-JP" w:bidi="ar-SA"/>
-              </w:rPr>
-              <w:t>12.</w:t>
-            </w:r>
-            <w:r>
-              <w:rPr>
-                <w:rFonts w:hint="eastAsia"/>
-                <w:kern w:val="2"/>
-                <w:lang w:val="en-US" w:eastAsia="ja-JP" w:bidi="ar-SA"/>
-              </w:rPr>
-              <w:t>注文情報入力画面を表示する</w:t>
-            </w:r>
-            <w:r>
-              <w:rPr>
-                <w:rFonts w:hint="eastAsia"/>
-                <w:color w:val="FF0000"/>
-                <w:kern w:val="2"/>
-                <w:lang w:val="en-US" w:eastAsia="ja-JP" w:bidi="ar-SA"/>
-              </w:rPr>
-              <w:t>(</w:t>
-            </w:r>
-            <w:r>
-              <w:rPr>
-                <w:rFonts w:hint="eastAsia"/>
-                <w:color w:val="FF0000"/>
-                <w:kern w:val="2"/>
-                <w:lang w:val="en-US" w:eastAsia="ja-JP" w:bidi="ar-SA"/>
-              </w:rPr>
-              <w:t>タイムセール時間内は合計金額が</w:t>
-            </w:r>
-            <w:r>
-              <w:rPr>
-                <w:rFonts w:hint="eastAsia"/>
-                <w:color w:val="FF0000"/>
-                <w:kern w:val="2"/>
-                <w:lang w:val="en-US" w:eastAsia="ja-JP" w:bidi="ar-SA"/>
-              </w:rPr>
-              <w:t>10</w:t>
-            </w:r>
-            <w:r>
-              <w:rPr>
-                <w:rFonts w:hint="eastAsia"/>
-                <w:color w:val="FF0000"/>
-                <w:kern w:val="2"/>
-                <w:lang w:val="en-US" w:eastAsia="ja-JP" w:bidi="ar-SA"/>
-              </w:rPr>
-              <w:t>％割引された金額を表示</w:t>
-            </w:r>
-            <w:r>
-              <w:rPr>
-                <w:rFonts w:hint="eastAsia"/>
-                <w:color w:val="FF0000"/>
-                <w:kern w:val="2"/>
-                <w:lang w:val="en-US" w:eastAsia="ja-JP" w:bidi="ar-SA"/>
-              </w:rPr>
-              <w:t>)</w:t>
-            </w:r>
-          </w:p>
-          <w:p>
-            <w:pPr>
-              <w:pStyle w:val="Style30"/>
-              <w:suppressAutoHyphens w:val="true"/>
-              <w:spacing w:before="0" w:after="0"/>
-              <w:jc w:val="start"/>
-              <w:cnfStyle w:val="000000000000" w:firstRow="0" w:lastRow="0" w:firstColumn="0" w:lastColumn="0" w:oddVBand="0" w:evenVBand="0" w:oddHBand="0" w:evenHBand="0" w:firstRowFirstColumn="0" w:firstRowLastColumn="0" w:lastRowFirstColumn="0" w:lastRowLastColumn="0"/>
-              <w:rPr>
-                <w:kern w:val="2"/>
-                <w:lang w:val="en-US" w:eastAsia="ja-JP" w:bidi="ar-SA"/>
-              </w:rPr>
-            </w:pPr>
-            <w:r>
-              <w:rPr>
-                <w:kern w:val="2"/>
-                <w:lang w:val="en-US" w:eastAsia="ja-JP" w:bidi="ar-SA"/>
-              </w:rPr>
-            </w:r>
-          </w:p>
-          <w:p>
-            <w:pPr>
-              <w:pStyle w:val="Style30"/>
-              <w:suppressAutoHyphens w:val="true"/>
-              <w:spacing w:before="0" w:after="0"/>
-              <w:jc w:val="start"/>
-              <w:cnfStyle w:val="000000000000" w:firstRow="0" w:lastRow="0" w:firstColumn="0" w:lastColumn="0" w:oddVBand="0" w:evenVBand="0" w:oddHBand="0" w:evenHBand="0" w:firstRowFirstColumn="0" w:firstRowLastColumn="0" w:lastRowFirstColumn="0" w:lastRowLastColumn="0"/>
-              <w:rPr>
-                <w:rFonts w:hint="eastAsia"/>
-                <w:kern w:val="2"/>
-                <w:lang w:val="en-US" w:eastAsia="ja-JP" w:bidi="ar-SA"/>
-              </w:rPr>
-            </w:pPr>
-            <w:r>
-              <w:rPr>
-                <w:rFonts w:hint="eastAsia"/>
-                <w:kern w:val="2"/>
-                <w:lang w:val="en-US" w:eastAsia="ja-JP" w:bidi="ar-SA"/>
-              </w:rPr>
-              <w:t>14.</w:t>
-            </w:r>
-            <w:r>
-              <w:rPr>
-                <w:rFonts w:hint="eastAsia"/>
-                <w:kern w:val="2"/>
-                <w:lang w:val="en-US" w:eastAsia="ja-JP" w:bidi="ar-SA"/>
-              </w:rPr>
-              <w:t>注文商品の在庫数を確認し、注文可能な商品・数を表示する</w:t>
-            </w:r>
-          </w:p>
-          <w:p>
-            <w:pPr>
-              <w:pStyle w:val="Style30"/>
-              <w:suppressAutoHyphens w:val="true"/>
-              <w:spacing w:before="0" w:after="0"/>
-              <w:jc w:val="start"/>
-              <w:cnfStyle w:val="000000000000" w:firstRow="0" w:lastRow="0" w:firstColumn="0" w:lastColumn="0" w:oddVBand="0" w:evenVBand="0" w:oddHBand="0" w:evenHBand="0" w:firstRowFirstColumn="0" w:firstRowLastColumn="0" w:lastRowFirstColumn="0" w:lastRowLastColumn="0"/>
-              <w:rPr>
-                <w:rFonts w:hint="eastAsia"/>
-                <w:color w:val="FF0000"/>
-                <w:kern w:val="2"/>
-                <w:lang w:val="en-US" w:eastAsia="ja-JP" w:bidi="ar-SA"/>
-              </w:rPr>
-            </w:pPr>
-            <w:r>
-              <w:rPr>
-                <w:rFonts w:hint="eastAsia"/>
-                <w:color w:val="FF0000"/>
-                <w:kern w:val="2"/>
-                <w:lang w:val="en-US" w:eastAsia="ja-JP" w:bidi="ar-SA"/>
-              </w:rPr>
-              <w:t>15.</w:t>
-            </w:r>
-            <w:r>
-              <w:rPr>
-                <w:rFonts w:hint="eastAsia"/>
-                <w:color w:val="FF0000"/>
-                <w:kern w:val="2"/>
-                <w:lang w:val="en-US" w:eastAsia="ja-JP" w:bidi="ar-SA"/>
-              </w:rPr>
-              <w:t>獲得予定のポイント数を表示する</w:t>
-            </w:r>
-          </w:p>
-          <w:p>
-            <w:pPr>
-              <w:pStyle w:val="Style30"/>
-              <w:suppressAutoHyphens w:val="true"/>
-              <w:spacing w:before="0" w:after="0"/>
-              <w:jc w:val="start"/>
-              <w:cnfStyle w:val="000000000000" w:firstRow="0" w:lastRow="0" w:firstColumn="0" w:lastColumn="0" w:oddVBand="0" w:evenVBand="0" w:oddHBand="0" w:evenHBand="0" w:firstRowFirstColumn="0" w:firstRowLastColumn="0" w:lastRowFirstColumn="0" w:lastRowLastColumn="0"/>
-              <w:rPr>
-                <w:rFonts w:hint="eastAsia"/>
-                <w:color w:val="FF0000"/>
-                <w:kern w:val="2"/>
-                <w:lang w:val="en-US" w:eastAsia="ja-JP" w:bidi="ar-SA"/>
-              </w:rPr>
-            </w:pPr>
-            <w:r>
-              <w:rPr>
-                <w:rFonts w:hint="eastAsia"/>
-                <w:color w:val="FF0000"/>
-                <w:kern w:val="2"/>
-                <w:lang w:val="en-US" w:eastAsia="ja-JP" w:bidi="ar-SA"/>
-              </w:rPr>
-              <w:t>16.</w:t>
-            </w:r>
-            <w:r>
-              <w:rPr>
-                <w:rFonts w:hint="eastAsia"/>
-                <w:color w:val="FF0000"/>
-                <w:kern w:val="2"/>
-                <w:lang w:val="en-US" w:eastAsia="ja-JP" w:bidi="ar-SA"/>
-              </w:rPr>
-              <w:t>タイムセール時間外はクーポンが使用できる</w:t>
-            </w:r>
-          </w:p>
-          <w:p>
-            <w:pPr>
-              <w:pStyle w:val="Style30"/>
-              <w:suppressAutoHyphens w:val="true"/>
-              <w:spacing w:before="0" w:after="0"/>
-              <w:jc w:val="start"/>
-              <w:cnfStyle w:val="000000000000" w:firstRow="0" w:lastRow="0" w:firstColumn="0" w:lastColumn="0" w:oddVBand="0" w:evenVBand="0" w:oddHBand="0" w:evenHBand="0" w:firstRowFirstColumn="0" w:firstRowLastColumn="0" w:lastRowFirstColumn="0" w:lastRowLastColumn="0"/>
-              <w:rPr>
-                <w:kern w:val="2"/>
-                <w:lang w:val="en-US" w:eastAsia="ja-JP" w:bidi="ar-SA"/>
-              </w:rPr>
-            </w:pPr>
-            <w:r>
-              <w:rPr>
-                <w:kern w:val="2"/>
-                <w:lang w:val="en-US" w:eastAsia="ja-JP" w:bidi="ar-SA"/>
-              </w:rPr>
-            </w:r>
-          </w:p>
-          <w:p>
-            <w:pPr>
-              <w:pStyle w:val="Style30"/>
-              <w:suppressAutoHyphens w:val="true"/>
-              <w:spacing w:before="0" w:after="0"/>
-              <w:jc w:val="start"/>
-              <w:cnfStyle w:val="000000000000" w:firstRow="0" w:lastRow="0" w:firstColumn="0" w:lastColumn="0" w:oddVBand="0" w:evenVBand="0" w:oddHBand="0" w:evenHBand="0" w:firstRowFirstColumn="0" w:firstRowLastColumn="0" w:lastRowFirstColumn="0" w:lastRowLastColumn="0"/>
-              <w:rPr>
-                <w:kern w:val="2"/>
-                <w:lang w:val="en-US" w:eastAsia="ja-JP" w:bidi="ar-SA"/>
-              </w:rPr>
-            </w:pPr>
-            <w:r>
-              <w:rPr>
-                <w:kern w:val="2"/>
-                <w:lang w:val="en-US" w:eastAsia="ja-JP" w:bidi="ar-SA"/>
-              </w:rPr>
-            </w:r>
-          </w:p>
-          <w:p>
-            <w:pPr>
-              <w:pStyle w:val="Style30"/>
-              <w:suppressAutoHyphens w:val="true"/>
-              <w:spacing w:before="0" w:after="0"/>
-              <w:jc w:val="start"/>
-              <w:cnfStyle w:val="000000000000" w:firstRow="0" w:lastRow="0" w:firstColumn="0" w:lastColumn="0" w:oddVBand="0" w:evenVBand="0" w:oddHBand="0" w:evenHBand="0" w:firstRowFirstColumn="0" w:firstRowLastColumn="0" w:lastRowFirstColumn="0" w:lastRowLastColumn="0"/>
-              <w:rPr>
-                <w:rFonts w:hint="eastAsia"/>
-                <w:kern w:val="2"/>
-                <w:lang w:val="en-US" w:eastAsia="ja-JP" w:bidi="ar-SA"/>
-              </w:rPr>
-            </w:pPr>
-            <w:r>
-              <w:rPr>
-                <w:rFonts w:hint="eastAsia"/>
-                <w:kern w:val="2"/>
-                <w:lang w:val="en-US" w:eastAsia="ja-JP" w:bidi="ar-SA"/>
-              </w:rPr>
-              <w:t>18.</w:t>
-            </w:r>
-            <w:r>
-              <w:rPr>
-                <w:rFonts w:hint="eastAsia"/>
-                <w:kern w:val="2"/>
-                <w:lang w:val="en-US" w:eastAsia="ja-JP" w:bidi="ar-SA"/>
-              </w:rPr>
-              <w:t>注文を登録し、在庫を削減する</w:t>
-            </w:r>
-          </w:p>
-          <w:p>
-            <w:pPr>
-              <w:pStyle w:val="Style30"/>
-              <w:suppressAutoHyphens w:val="true"/>
-              <w:spacing w:before="0" w:after="0"/>
-              <w:jc w:val="start"/>
-              <w:cnfStyle w:val="000000000000" w:firstRow="0" w:lastRow="0" w:firstColumn="0" w:lastColumn="0" w:oddVBand="0" w:evenVBand="0" w:oddHBand="0" w:evenHBand="0" w:firstRowFirstColumn="0" w:firstRowLastColumn="0" w:lastRowFirstColumn="0" w:lastRowLastColumn="0"/>
-              <w:rPr>
-                <w:rFonts w:hint="eastAsia"/>
-                <w:color w:val="FF0000"/>
-                <w:kern w:val="2"/>
-                <w:lang w:val="en-US" w:eastAsia="ja-JP" w:bidi="ar-SA"/>
-              </w:rPr>
-            </w:pPr>
-            <w:r>
-              <w:rPr>
-                <w:rFonts w:hint="eastAsia"/>
-                <w:color w:val="FF0000"/>
-                <w:kern w:val="2"/>
-                <w:lang w:val="en-US" w:eastAsia="ja-JP" w:bidi="ar-SA"/>
-              </w:rPr>
-              <w:t>19.</w:t>
-            </w:r>
-            <w:r>
-              <w:rPr>
-                <w:rFonts w:hint="eastAsia"/>
-                <w:color w:val="FF0000"/>
-                <w:kern w:val="2"/>
-                <w:lang w:val="en-US" w:eastAsia="ja-JP" w:bidi="ar-SA"/>
-              </w:rPr>
-              <w:t>購入金額に基づいてポイントを付与する</w:t>
-            </w:r>
-          </w:p>
-          <w:p>
-            <w:pPr>
-              <w:pStyle w:val="Style30"/>
-              <w:suppressAutoHyphens w:val="true"/>
-              <w:spacing w:before="0" w:after="0"/>
-              <w:jc w:val="start"/>
-              <w:cnfStyle w:val="000000000000" w:firstRow="0" w:lastRow="0" w:firstColumn="0" w:lastColumn="0" w:oddVBand="0" w:evenVBand="0" w:oddHBand="0" w:evenHBand="0" w:firstRowFirstColumn="0" w:firstRowLastColumn="0" w:lastRowFirstColumn="0" w:lastRowLastColumn="0"/>
-              <w:rPr>
-                <w:rFonts w:hint="eastAsia"/>
-                <w:color w:val="FF0000"/>
-                <w:kern w:val="2"/>
-                <w:lang w:val="en-US" w:eastAsia="ja-JP" w:bidi="ar-SA"/>
-              </w:rPr>
-            </w:pPr>
-            <w:r>
-              <w:rPr>
-                <w:rFonts w:hint="eastAsia"/>
-                <w:color w:val="FF0000"/>
-                <w:kern w:val="2"/>
-                <w:lang w:val="en-US" w:eastAsia="ja-JP" w:bidi="ar-SA"/>
-              </w:rPr>
-              <w:t>20.</w:t>
-            </w:r>
-            <w:r>
-              <w:rPr>
-                <w:rFonts w:hint="eastAsia"/>
-                <w:color w:val="FF0000"/>
-                <w:kern w:val="2"/>
-                <w:lang w:val="en-US" w:eastAsia="ja-JP" w:bidi="ar-SA"/>
-              </w:rPr>
-              <w:t>ポイント残高が</w:t>
-            </w:r>
-            <w:r>
-              <w:rPr>
-                <w:rFonts w:hint="eastAsia"/>
-                <w:color w:val="FF0000"/>
-                <w:kern w:val="2"/>
-                <w:lang w:val="en-US" w:eastAsia="ja-JP" w:bidi="ar-SA"/>
-              </w:rPr>
-              <w:t>100</w:t>
-            </w:r>
-            <w:r>
-              <w:rPr>
-                <w:rFonts w:hint="eastAsia"/>
-                <w:color w:val="FF0000"/>
-                <w:kern w:val="2"/>
-                <w:lang w:val="en-US" w:eastAsia="ja-JP" w:bidi="ar-SA"/>
-              </w:rPr>
-              <w:t>ポイントに到達していれば</w:t>
-            </w:r>
-            <w:r>
-              <w:rPr>
-                <w:rFonts w:hint="eastAsia"/>
-                <w:color w:val="FF0000"/>
-                <w:kern w:val="2"/>
-                <w:lang w:val="en-US" w:eastAsia="ja-JP" w:bidi="ar-SA"/>
-              </w:rPr>
-              <w:t>10</w:t>
-            </w:r>
-            <w:r>
-              <w:rPr>
-                <w:rFonts w:hint="eastAsia"/>
-                <w:color w:val="FF0000"/>
-                <w:kern w:val="2"/>
-                <w:lang w:val="en-US" w:eastAsia="ja-JP" w:bidi="ar-SA"/>
-              </w:rPr>
-              <w:t>％引きクーポンを付与する</w:t>
-            </w:r>
-          </w:p>
-          <w:p>
-            <w:pPr>
-              <w:pStyle w:val="Style30"/>
-              <w:suppressAutoHyphens w:val="true"/>
-              <w:spacing w:before="0" w:after="0"/>
-              <w:jc w:val="start"/>
-              <w:cnfStyle w:val="000000000000" w:firstRow="0" w:lastRow="0" w:firstColumn="0" w:lastColumn="0" w:oddVBand="0" w:evenVBand="0" w:oddHBand="0" w:evenHBand="0" w:firstRowFirstColumn="0" w:firstRowLastColumn="0" w:lastRowFirstColumn="0" w:lastRowLastColumn="0"/>
-              <w:rPr>
-                <w:kern w:val="2"/>
-                <w:lang w:val="en-US" w:eastAsia="ja-JP" w:bidi="ar-SA"/>
-              </w:rPr>
-            </w:pPr>
-            <w:r>
-              <w:rPr>
-                <w:kern w:val="2"/>
-                <w:lang w:val="en-US" w:eastAsia="ja-JP" w:bidi="ar-SA"/>
-              </w:rPr>
-            </w:r>
-          </w:p>
-          <w:p>
-            <w:pPr>
-              <w:pStyle w:val="Style30"/>
-              <w:suppressAutoHyphens w:val="true"/>
-              <w:spacing w:before="0" w:after="0"/>
-              <w:jc w:val="start"/>
-              <w:cnfStyle w:val="000000000000" w:firstRow="0" w:lastRow="0" w:firstColumn="0" w:lastColumn="0" w:oddVBand="0" w:evenVBand="0" w:oddHBand="0" w:evenHBand="0" w:firstRowFirstColumn="0" w:firstRowLastColumn="0" w:lastRowFirstColumn="0" w:lastRowLastColumn="0"/>
-              <w:rPr>
-                <w:kern w:val="2"/>
-                <w:lang w:val="en-US" w:eastAsia="ja-JP" w:bidi="ar-SA"/>
-              </w:rPr>
-            </w:pPr>
-            <w:r>
-              <w:rPr>
-                <w:kern w:val="2"/>
-                <w:lang w:val="en-US" w:eastAsia="ja-JP" w:bidi="ar-SA"/>
-              </w:rPr>
-            </w:r>
-          </w:p>
-          <w:p>
-            <w:pPr>
-              <w:pStyle w:val="Style30"/>
-              <w:suppressAutoHyphens w:val="true"/>
-              <w:spacing w:before="0" w:after="0"/>
-              <w:jc w:val="start"/>
-              <w:cnfStyle w:val="000000000000" w:firstRow="0" w:lastRow="0" w:firstColumn="0" w:lastColumn="0" w:oddVBand="0" w:evenVBand="0" w:oddHBand="0" w:evenHBand="0" w:firstRowFirstColumn="0" w:firstRowLastColumn="0" w:lastRowFirstColumn="0" w:lastRowLastColumn="0"/>
-              <w:rPr>
-                <w:rFonts w:hint="eastAsia"/>
-                <w:kern w:val="2"/>
-                <w:lang w:val="en-US" w:eastAsia="ja-JP" w:bidi="ar-SA"/>
-              </w:rPr>
-            </w:pPr>
-            <w:r>
-              <w:rPr>
-                <w:rFonts w:hint="eastAsia"/>
-                <w:kern w:val="2"/>
-                <w:lang w:val="en-US" w:eastAsia="ja-JP" w:bidi="ar-SA"/>
-              </w:rPr>
-              <w:t>23.</w:t>
-            </w:r>
-            <w:r>
-              <w:rPr>
-                <w:rFonts w:hint="eastAsia"/>
-                <w:kern w:val="2"/>
-                <w:lang w:val="en-US" w:eastAsia="ja-JP" w:bidi="ar-SA"/>
-              </w:rPr>
-              <w:t>運用管理者メニューを表示する</w:t>
-            </w:r>
-          </w:p>
-          <w:p>
-            <w:pPr>
-              <w:pStyle w:val="Style30"/>
-              <w:suppressAutoHyphens w:val="true"/>
-              <w:spacing w:before="0" w:after="0"/>
-              <w:jc w:val="start"/>
-              <w:cnfStyle w:val="000000000000" w:firstRow="0" w:lastRow="0" w:firstColumn="0" w:lastColumn="0" w:oddVBand="0" w:evenVBand="0" w:oddHBand="0" w:evenHBand="0" w:firstRowFirstColumn="0" w:firstRowLastColumn="0" w:lastRowFirstColumn="0" w:lastRowLastColumn="0"/>
-              <w:rPr>
-                <w:kern w:val="2"/>
-                <w:lang w:val="en-US" w:eastAsia="ja-JP" w:bidi="ar-SA"/>
-              </w:rPr>
-            </w:pPr>
-            <w:r>
-              <w:rPr>
-                <w:kern w:val="2"/>
-                <w:lang w:val="en-US" w:eastAsia="ja-JP" w:bidi="ar-SA"/>
-              </w:rPr>
-            </w:r>
-          </w:p>
-          <w:p>
-            <w:pPr>
-              <w:pStyle w:val="Style30"/>
-              <w:suppressAutoHyphens w:val="true"/>
-              <w:spacing w:before="0" w:after="0"/>
-              <w:jc w:val="start"/>
-              <w:cnfStyle w:val="000000000000" w:firstRow="0" w:lastRow="0" w:firstColumn="0" w:lastColumn="0" w:oddVBand="0" w:evenVBand="0" w:oddHBand="0" w:evenHBand="0" w:firstRowFirstColumn="0" w:firstRowLastColumn="0" w:lastRowFirstColumn="0" w:lastRowLastColumn="0"/>
-              <w:rPr>
-                <w:kern w:val="2"/>
-                <w:lang w:val="en-US" w:eastAsia="ja-JP" w:bidi="ar-SA"/>
-              </w:rPr>
-            </w:pPr>
-            <w:r>
-              <w:rPr>
-                <w:kern w:val="2"/>
-                <w:lang w:val="en-US" w:eastAsia="ja-JP" w:bidi="ar-SA"/>
-              </w:rPr>
-            </w:r>
-          </w:p>
-          <w:p>
-            <w:pPr>
-              <w:pStyle w:val="Style30"/>
-              <w:suppressAutoHyphens w:val="true"/>
-              <w:spacing w:before="0" w:after="0"/>
-              <w:jc w:val="start"/>
-              <w:cnfStyle w:val="000000000000" w:firstRow="0" w:lastRow="0" w:firstColumn="0" w:lastColumn="0" w:oddVBand="0" w:evenVBand="0" w:oddHBand="0" w:evenHBand="0" w:firstRowFirstColumn="0" w:firstRowLastColumn="0" w:lastRowFirstColumn="0" w:lastRowLastColumn="0"/>
-              <w:rPr>
-                <w:kern w:val="2"/>
-                <w:lang w:val="en-US" w:eastAsia="ja-JP" w:bidi="ar-SA"/>
-              </w:rPr>
-            </w:pPr>
-            <w:r>
-              <w:rPr>
-                <w:rFonts w:hint="eastAsia"/>
-                <w:kern w:val="2"/>
-                <w:lang w:val="en-US" w:eastAsia="ja-JP" w:bidi="ar-SA"/>
-              </w:rPr>
-              <w:t>25.</w:t>
             </w:r>
             <w:r>
               <w:rPr>
@@ -4500,12 +4463,12 @@
         </w:tblCellMar>
       </w:tblPr>
       <w:tblGrid>
-        <w:gridCol w:w="958"/>
-        <w:gridCol w:w="1131"/>
+        <w:gridCol w:w="957"/>
+        <w:gridCol w:w="1132"/>
         <w:gridCol w:w="1420"/>
+        <w:gridCol w:w="2218"/>
+        <w:gridCol w:w="2220"/>
         <w:gridCol w:w="2219"/>
-        <w:gridCol w:w="2220"/>
-        <w:gridCol w:w="2218"/>
       </w:tblGrid>
       <w:tr>
         <w:trPr/>
@@ -4613,7 +4576,7 @@
         <w:trPr/>
         <w:tc>
           <w:tcPr>
-            <w:tcW w:w="958" w:type="dxa"/>
+            <w:tcW w:w="957" w:type="dxa"/>
             <w:tcBorders>
               <w:top w:val="single" w:sz="4" w:space="0" w:color="92CDDC"/>
               <w:start w:val="single" w:sz="4" w:space="0" w:color="92CDDC"/>
@@ -4656,7 +4619,7 @@
         </w:tc>
         <w:tc>
           <w:tcPr>
-            <w:tcW w:w="1131" w:type="dxa"/>
+            <w:tcW w:w="1132" w:type="dxa"/>
             <w:tcBorders>
               <w:top w:val="single" w:sz="4" w:space="0" w:color="92CDDC"/>
               <w:start w:val="single" w:sz="4" w:space="0" w:color="92CDDC"/>
@@ -4710,6 +4673,70 @@
         </w:tc>
         <w:tc>
           <w:tcPr>
+            <w:tcW w:w="2218" w:type="dxa"/>
+            <w:tcBorders>
+              <w:top w:val="single" w:sz="4" w:space="0" w:color="92CDDC"/>
+              <w:start w:val="single" w:sz="4" w:space="0" w:color="92CDDC"/>
+              <w:bottom w:val="single" w:sz="4" w:space="0" w:color="92CDDC"/>
+              <w:end w:val="single" w:sz="4" w:space="0" w:color="92CDDC"/>
+            </w:tcBorders>
+            <w:shd w:fill="DAEEF3" w:val="clear"/>
+          </w:tcPr>
+          <w:p>
+            <w:pPr>
+              <w:pStyle w:val="Style30"/>
+              <w:spacing w:before="0" w:after="0"/>
+              <w:jc w:val="start"/>
+              <w:rPr>
+                <w:rFonts w:hint="eastAsia"/>
+                <w:kern w:val="2"/>
+                <w:lang w:val="en-US" w:eastAsia="ja-JP" w:bidi="ar-SA"/>
+              </w:rPr>
+            </w:pPr>
+            <w:r>
+              <w:rPr>
+                <w:rFonts w:hint="eastAsia"/>
+                <w:kern w:val="2"/>
+                <w:lang w:val="en-US" w:eastAsia="ja-JP" w:bidi="ar-SA"/>
+              </w:rPr>
+              <w:t>入力</w:t>
+            </w:r>
+          </w:p>
+        </w:tc>
+        <w:tc>
+          <w:tcPr>
+            <w:tcW w:w="2220" w:type="dxa"/>
+            <w:tcBorders>
+              <w:top w:val="single" w:sz="4" w:space="0" w:color="92CDDC"/>
+              <w:start w:val="single" w:sz="4" w:space="0" w:color="92CDDC"/>
+              <w:bottom w:val="single" w:sz="4" w:space="0" w:color="92CDDC"/>
+              <w:end w:val="single" w:sz="4" w:space="0" w:color="92CDDC"/>
+            </w:tcBorders>
+            <w:shd w:fill="DAEEF3" w:val="clear"/>
+          </w:tcPr>
+          <w:p>
+            <w:pPr>
+              <w:pStyle w:val="Style30"/>
+              <w:spacing w:before="0" w:after="0"/>
+              <w:jc w:val="start"/>
+              <w:rPr>
+                <w:rFonts w:hint="eastAsia"/>
+                <w:kern w:val="2"/>
+                <w:lang w:val="en-US" w:eastAsia="ja-JP" w:bidi="ar-SA"/>
+              </w:rPr>
+            </w:pPr>
+            <w:r>
+              <w:rPr>
+                <w:rFonts w:hint="eastAsia"/>
+                <w:kern w:val="2"/>
+                <w:lang w:val="en-US" w:eastAsia="ja-JP" w:bidi="ar-SA"/>
+              </w:rPr>
+              <w:t>出力</w:t>
+            </w:r>
+          </w:p>
+        </w:tc>
+        <w:tc>
+          <w:tcPr>
             <w:tcW w:w="2219" w:type="dxa"/>
             <w:tcBorders>
               <w:top w:val="single" w:sz="4" w:space="0" w:color="92CDDC"/>
@@ -4736,88 +4763,24 @@
                 <w:kern w:val="2"/>
                 <w:lang w:val="en-US" w:eastAsia="ja-JP" w:bidi="ar-SA"/>
               </w:rPr>
-              <w:t>入力</w:t>
-            </w:r>
-          </w:p>
-        </w:tc>
-        <w:tc>
-          <w:tcPr>
-            <w:tcW w:w="2220" w:type="dxa"/>
+              <w:t>操作</w:t>
+            </w:r>
+          </w:p>
+        </w:tc>
+      </w:tr>
+      <w:tr>
+        <w:trPr>
+          <w:trHeight w:val="934" w:hRule="atLeast"/>
+        </w:trPr>
+        <w:tc>
+          <w:tcPr>
+            <w:tcW w:w="957" w:type="dxa"/>
             <w:tcBorders>
               <w:top w:val="single" w:sz="4" w:space="0" w:color="92CDDC"/>
               <w:start w:val="single" w:sz="4" w:space="0" w:color="92CDDC"/>
               <w:bottom w:val="single" w:sz="4" w:space="0" w:color="92CDDC"/>
               <w:end w:val="single" w:sz="4" w:space="0" w:color="92CDDC"/>
             </w:tcBorders>
-            <w:shd w:fill="DAEEF3" w:val="clear"/>
-          </w:tcPr>
-          <w:p>
-            <w:pPr>
-              <w:pStyle w:val="Style30"/>
-              <w:spacing w:before="0" w:after="0"/>
-              <w:jc w:val="start"/>
-              <w:rPr>
-                <w:rFonts w:hint="eastAsia"/>
-                <w:kern w:val="2"/>
-                <w:lang w:val="en-US" w:eastAsia="ja-JP" w:bidi="ar-SA"/>
-              </w:rPr>
-            </w:pPr>
-            <w:r>
-              <w:rPr>
-                <w:rFonts w:hint="eastAsia"/>
-                <w:kern w:val="2"/>
-                <w:lang w:val="en-US" w:eastAsia="ja-JP" w:bidi="ar-SA"/>
-              </w:rPr>
-              <w:t>出力</w:t>
-            </w:r>
-          </w:p>
-        </w:tc>
-        <w:tc>
-          <w:tcPr>
-            <w:tcW w:w="2218" w:type="dxa"/>
-            <w:tcBorders>
-              <w:top w:val="single" w:sz="4" w:space="0" w:color="92CDDC"/>
-              <w:start w:val="single" w:sz="4" w:space="0" w:color="92CDDC"/>
-              <w:bottom w:val="single" w:sz="4" w:space="0" w:color="92CDDC"/>
-              <w:end w:val="single" w:sz="4" w:space="0" w:color="92CDDC"/>
-            </w:tcBorders>
-            <w:shd w:fill="DAEEF3" w:val="clear"/>
-          </w:tcPr>
-          <w:p>
-            <w:pPr>
-              <w:pStyle w:val="Style30"/>
-              <w:spacing w:before="0" w:after="0"/>
-              <w:jc w:val="start"/>
-              <w:rPr>
-                <w:rFonts w:hint="eastAsia"/>
-                <w:kern w:val="2"/>
-                <w:lang w:val="en-US" w:eastAsia="ja-JP" w:bidi="ar-SA"/>
-              </w:rPr>
-            </w:pPr>
-            <w:r>
-              <w:rPr>
-                <w:rFonts w:hint="eastAsia"/>
-                <w:kern w:val="2"/>
-                <w:lang w:val="en-US" w:eastAsia="ja-JP" w:bidi="ar-SA"/>
-              </w:rPr>
-              <w:t>操作</w:t>
-            </w:r>
-          </w:p>
-        </w:tc>
-      </w:tr>
-      <w:tr>
-        <w:trPr>
-          <w:trHeight w:val="934" w:hRule="atLeast"/>
-        </w:trPr>
-        <w:tc>
-          <w:tcPr>
-            <w:tcW w:w="958" w:type="dxa"/>
-            <w:tcBorders>
-              <w:top w:val="single" w:sz="4" w:space="0" w:color="92CDDC"/>
-              <w:start w:val="single" w:sz="4" w:space="0" w:color="92CDDC"/>
-              <w:bottom w:val="single" w:sz="4" w:space="0" w:color="92CDDC"/>
-              <w:end w:val="single" w:sz="4" w:space="0" w:color="92CDDC"/>
-            </w:tcBorders>
           </w:tcPr>
           <w:p>
             <w:pPr>
@@ -4842,7 +4805,7 @@
         </w:tc>
         <w:tc>
           <w:tcPr>
-            <w:tcW w:w="1131" w:type="dxa"/>
+            <w:tcW w:w="1132" w:type="dxa"/>
             <w:vMerge w:val="restart"/>
             <w:tcBorders>
               <w:top w:val="single" w:sz="4" w:space="0" w:color="92CDDC"/>
@@ -4896,6 +4859,103 @@
                 <w:lang w:val="en-US" w:eastAsia="ja-JP" w:bidi="ar-SA"/>
               </w:rPr>
               <w:t>非会員</w:t>
+            </w:r>
+          </w:p>
+        </w:tc>
+        <w:tc>
+          <w:tcPr>
+            <w:tcW w:w="2218" w:type="dxa"/>
+            <w:vMerge w:val="restart"/>
+            <w:tcBorders>
+              <w:top w:val="single" w:sz="4" w:space="0" w:color="92CDDC"/>
+              <w:start w:val="single" w:sz="4" w:space="0" w:color="92CDDC"/>
+              <w:bottom w:val="single" w:sz="4" w:space="0" w:color="92CDDC"/>
+              <w:end w:val="single" w:sz="4" w:space="0" w:color="92CDDC"/>
+            </w:tcBorders>
+          </w:tcPr>
+          <w:p>
+            <w:pPr>
+              <w:pStyle w:val="Style30"/>
+              <w:spacing w:before="0" w:after="0"/>
+              <w:jc w:val="start"/>
+              <w:rPr>
+                <w:kern w:val="2"/>
+                <w:lang w:val="en-US" w:eastAsia="ja-JP" w:bidi="ar-SA"/>
+              </w:rPr>
+            </w:pPr>
+            <w:r>
+              <w:rPr>
+                <w:kern w:val="2"/>
+                <w:lang w:val="en-US" w:eastAsia="ja-JP" w:bidi="ar-SA"/>
+              </w:rPr>
+            </w:r>
+          </w:p>
+        </w:tc>
+        <w:tc>
+          <w:tcPr>
+            <w:tcW w:w="2220" w:type="dxa"/>
+            <w:vMerge w:val="restart"/>
+            <w:tcBorders>
+              <w:top w:val="single" w:sz="4" w:space="0" w:color="92CDDC"/>
+              <w:start w:val="single" w:sz="4" w:space="0" w:color="92CDDC"/>
+              <w:bottom w:val="single" w:sz="4" w:space="0" w:color="92CDDC"/>
+              <w:end w:val="single" w:sz="4" w:space="0" w:color="92CDDC"/>
+            </w:tcBorders>
+          </w:tcPr>
+          <w:p>
+            <w:pPr>
+              <w:pStyle w:val="Style30"/>
+              <w:spacing w:before="0" w:after="0"/>
+              <w:jc w:val="start"/>
+              <w:rPr>
+                <w:kern w:val="2"/>
+                <w:lang w:val="en-US" w:eastAsia="ja-JP" w:bidi="ar-SA"/>
+              </w:rPr>
+            </w:pPr>
+            <w:r>
+              <w:rPr>
+                <w:kern w:val="2"/>
+                <w:lang w:val="en-US" w:eastAsia="ja-JP" w:bidi="ar-SA"/>
+              </w:rPr>
+              <w:t xml:space="preserve">・商品画像 </w:t>
+            </w:r>
+          </w:p>
+          <w:p>
+            <w:pPr>
+              <w:pStyle w:val="Style30"/>
+              <w:spacing w:before="0" w:after="0"/>
+              <w:jc w:val="start"/>
+              <w:rPr>
+                <w:kern w:val="2"/>
+                <w:lang w:val="en-US" w:eastAsia="ja-JP" w:bidi="ar-SA"/>
+              </w:rPr>
+            </w:pPr>
+            <w:r>
+              <w:rPr>
+                <w:kern w:val="2"/>
+                <w:lang w:val="en-US" w:eastAsia="ja-JP" w:bidi="ar-SA"/>
+              </w:rPr>
+              <w:t xml:space="preserve">・商品名 </w:t>
+            </w:r>
+          </w:p>
+          <w:p>
+            <w:pPr>
+              <w:pStyle w:val="Style30"/>
+              <w:spacing w:before="0" w:after="0"/>
+              <w:jc w:val="start"/>
+              <w:rPr>
+                <w:color w:val="FF0000"/>
+                <w:kern w:val="2"/>
+                <w:lang w:val="en-US" w:eastAsia="ja-JP" w:bidi="ar-SA"/>
+              </w:rPr>
+            </w:pPr>
+            <w:r>
+              <w:rPr>
+                <w:color w:val="FF0000"/>
+                <w:kern w:val="2"/>
+                <w:lang w:val="en-US" w:eastAsia="ja-JP" w:bidi="ar-SA"/>
+              </w:rPr>
+              <w:t>・ヘッダーにタイムセール表示（常時）</w:t>
             </w:r>
           </w:p>
         </w:tc>
@@ -4925,103 +4985,6 @@
                 <w:kern w:val="2"/>
                 <w:lang w:val="en-US" w:eastAsia="ja-JP" w:bidi="ar-SA"/>
               </w:rPr>
-            </w:r>
-          </w:p>
-        </w:tc>
-        <w:tc>
-          <w:tcPr>
-            <w:tcW w:w="2220" w:type="dxa"/>
-            <w:vMerge w:val="restart"/>
-            <w:tcBorders>
-              <w:top w:val="single" w:sz="4" w:space="0" w:color="92CDDC"/>
-              <w:start w:val="single" w:sz="4" w:space="0" w:color="92CDDC"/>
-              <w:bottom w:val="single" w:sz="4" w:space="0" w:color="92CDDC"/>
-              <w:end w:val="single" w:sz="4" w:space="0" w:color="92CDDC"/>
-            </w:tcBorders>
-          </w:tcPr>
-          <w:p>
-            <w:pPr>
-              <w:pStyle w:val="Style30"/>
-              <w:spacing w:before="0" w:after="0"/>
-              <w:jc w:val="start"/>
-              <w:rPr>
-                <w:kern w:val="2"/>
-                <w:lang w:val="en-US" w:eastAsia="ja-JP" w:bidi="ar-SA"/>
-              </w:rPr>
-            </w:pPr>
-            <w:r>
-              <w:rPr>
-                <w:kern w:val="2"/>
-                <w:lang w:val="en-US" w:eastAsia="ja-JP" w:bidi="ar-SA"/>
-              </w:rPr>
-              <w:t xml:space="preserve">・商品画像 </w:t>
-            </w:r>
-          </w:p>
-          <w:p>
-            <w:pPr>
-              <w:pStyle w:val="Style30"/>
-              <w:spacing w:before="0" w:after="0"/>
-              <w:jc w:val="start"/>
-              <w:rPr>
-                <w:kern w:val="2"/>
-                <w:lang w:val="en-US" w:eastAsia="ja-JP" w:bidi="ar-SA"/>
-              </w:rPr>
-            </w:pPr>
-            <w:r>
-              <w:rPr>
-                <w:kern w:val="2"/>
-                <w:lang w:val="en-US" w:eastAsia="ja-JP" w:bidi="ar-SA"/>
-              </w:rPr>
-              <w:t xml:space="preserve">・商品名 </w:t>
-            </w:r>
-          </w:p>
-          <w:p>
-            <w:pPr>
-              <w:pStyle w:val="Style30"/>
-              <w:spacing w:before="0" w:after="0"/>
-              <w:jc w:val="start"/>
-              <w:rPr>
-                <w:color w:val="FF0000"/>
-                <w:kern w:val="2"/>
-                <w:lang w:val="en-US" w:eastAsia="ja-JP" w:bidi="ar-SA"/>
-              </w:rPr>
-            </w:pPr>
-            <w:r>
-              <w:rPr>
-                <w:color w:val="FF0000"/>
-                <w:kern w:val="2"/>
-                <w:lang w:val="en-US" w:eastAsia="ja-JP" w:bidi="ar-SA"/>
-              </w:rPr>
-              <w:t>・ヘッダーにタイムセール表示（常時）</w:t>
-            </w:r>
-          </w:p>
-        </w:tc>
-        <w:tc>
-          <w:tcPr>
-            <w:tcW w:w="2218" w:type="dxa"/>
-            <w:vMerge w:val="restart"/>
-            <w:tcBorders>
-              <w:top w:val="single" w:sz="4" w:space="0" w:color="92CDDC"/>
-              <w:start w:val="single" w:sz="4" w:space="0" w:color="92CDDC"/>
-              <w:bottom w:val="single" w:sz="4" w:space="0" w:color="92CDDC"/>
-              <w:end w:val="single" w:sz="4" w:space="0" w:color="92CDDC"/>
-            </w:tcBorders>
-          </w:tcPr>
-          <w:p>
-            <w:pPr>
-              <w:pStyle w:val="Style30"/>
-              <w:spacing w:before="0" w:after="0"/>
-              <w:jc w:val="start"/>
-              <w:rPr>
-                <w:kern w:val="2"/>
-                <w:lang w:val="en-US" w:eastAsia="ja-JP" w:bidi="ar-SA"/>
-              </w:rPr>
-            </w:pPr>
-            <w:r>
-              <w:rPr>
-                <w:kern w:val="2"/>
-                <w:lang w:val="en-US" w:eastAsia="ja-JP" w:bidi="ar-SA"/>
-              </w:rPr>
               <w:t>・商品画像</w:t>
             </w:r>
             <w:r>
@@ -5054,7 +5017,7 @@
         </w:trPr>
         <w:tc>
           <w:tcPr>
-            <w:tcW w:w="958" w:type="dxa"/>
+            <w:tcW w:w="957" w:type="dxa"/>
             <w:tcBorders>
               <w:start w:val="single" w:sz="4" w:space="0" w:color="92CDDC"/>
               <w:bottom w:val="single" w:sz="4" w:space="0" w:color="92CDDC"/>
@@ -5084,7 +5047,7 @@
         </w:tc>
         <w:tc>
           <w:tcPr>
-            <w:tcW w:w="1131" w:type="dxa"/>
+            <w:tcW w:w="1132" w:type="dxa"/>
             <w:vMerge w:val="continue"/>
             <w:tcBorders>
               <w:start w:val="single" w:sz="4" w:space="0" w:color="92CDDC"/>
@@ -5127,6 +5090,46 @@
                 <w:lang w:val="en-US" w:eastAsia="ja-JP" w:bidi="ar-SA"/>
               </w:rPr>
               <w:t xml:space="preserve">一般会員 </w:t>
+            </w:r>
+          </w:p>
+        </w:tc>
+        <w:tc>
+          <w:tcPr>
+            <w:tcW w:w="2218" w:type="dxa"/>
+            <w:vMerge w:val="continue"/>
+            <w:tcBorders>
+              <w:start w:val="single" w:sz="4" w:space="0" w:color="92CDDC"/>
+              <w:bottom w:val="single" w:sz="4" w:space="0" w:color="92CDDC"/>
+              <w:end w:val="single" w:sz="4" w:space="0" w:color="92CDDC"/>
+            </w:tcBorders>
+          </w:tcPr>
+          <w:p>
+            <w:pPr>
+              <w:pStyle w:val="Normal"/>
+              <w:rPr/>
+            </w:pPr>
+            <w:r>
+              <w:rPr/>
+            </w:r>
+          </w:p>
+        </w:tc>
+        <w:tc>
+          <w:tcPr>
+            <w:tcW w:w="2220" w:type="dxa"/>
+            <w:vMerge w:val="continue"/>
+            <w:tcBorders>
+              <w:start w:val="single" w:sz="4" w:space="0" w:color="92CDDC"/>
+              <w:bottom w:val="single" w:sz="4" w:space="0" w:color="92CDDC"/>
+              <w:end w:val="single" w:sz="4" w:space="0" w:color="92CDDC"/>
+            </w:tcBorders>
+          </w:tcPr>
+          <w:p>
+            <w:pPr>
+              <w:pStyle w:val="Normal"/>
+              <w:rPr/>
+            </w:pPr>
+            <w:r>
+              <w:rPr/>
             </w:r>
           </w:p>
         </w:tc>
@@ -5150,6 +5153,388 @@
             </w:r>
           </w:p>
         </w:tc>
+      </w:tr>
+      <w:tr>
+        <w:trPr>
+          <w:trHeight w:val="836" w:hRule="atLeast"/>
+        </w:trPr>
+        <w:tc>
+          <w:tcPr>
+            <w:tcW w:w="957" w:type="dxa"/>
+            <w:tcBorders>
+              <w:start w:val="single" w:sz="4" w:space="0" w:color="92CDDC"/>
+              <w:bottom w:val="single" w:sz="4" w:space="0" w:color="92CDDC"/>
+              <w:end w:val="single" w:sz="4" w:space="0" w:color="92CDDC"/>
+            </w:tcBorders>
+          </w:tcPr>
+          <w:p>
+            <w:pPr>
+              <w:pStyle w:val="Style30"/>
+              <w:spacing w:before="0" w:after="0"/>
+              <w:jc w:val="start"/>
+              <w:rPr>
+                <w:b w:val="false"/>
+                <w:kern w:val="2"/>
+                <w:lang w:val="en-US" w:eastAsia="ja-JP" w:bidi="ar-SA"/>
+              </w:rPr>
+            </w:pPr>
+            <w:r>
+              <w:rPr>
+                <w:b w:val="false"/>
+                <w:kern w:val="2"/>
+                <w:lang w:val="en-US" w:eastAsia="ja-JP" w:bidi="ar-SA"/>
+              </w:rPr>
+              <w:t xml:space="preserve">2-1-2-1 </w:t>
+            </w:r>
+          </w:p>
+        </w:tc>
+        <w:tc>
+          <w:tcPr>
+            <w:tcW w:w="1132" w:type="dxa"/>
+            <w:vMerge w:val="restart"/>
+            <w:tcBorders>
+              <w:start w:val="single" w:sz="4" w:space="0" w:color="92CDDC"/>
+              <w:bottom w:val="single" w:sz="4" w:space="0" w:color="92CDDC"/>
+              <w:end w:val="single" w:sz="4" w:space="0" w:color="92CDDC"/>
+            </w:tcBorders>
+          </w:tcPr>
+          <w:p>
+            <w:pPr>
+              <w:pStyle w:val="Style30"/>
+              <w:spacing w:before="0" w:after="0"/>
+              <w:jc w:val="start"/>
+              <w:rPr>
+                <w:kern w:val="2"/>
+                <w:lang w:val="en-US" w:eastAsia="ja-JP" w:bidi="ar-SA"/>
+              </w:rPr>
+            </w:pPr>
+            <w:r>
+              <w:rPr>
+                <w:kern w:val="2"/>
+                <w:lang w:val="en-US" w:eastAsia="ja-JP" w:bidi="ar-SA"/>
+              </w:rPr>
+              <w:t xml:space="preserve">商品一覧画 面 </w:t>
+            </w:r>
+          </w:p>
+        </w:tc>
+        <w:tc>
+          <w:tcPr>
+            <w:tcW w:w="1420" w:type="dxa"/>
+            <w:tcBorders>
+              <w:start w:val="single" w:sz="4" w:space="0" w:color="92CDDC"/>
+              <w:bottom w:val="single" w:sz="4" w:space="0" w:color="92CDDC"/>
+              <w:end w:val="single" w:sz="4" w:space="0" w:color="92CDDC"/>
+            </w:tcBorders>
+          </w:tcPr>
+          <w:p>
+            <w:pPr>
+              <w:pStyle w:val="Style30"/>
+              <w:spacing w:before="0" w:after="0"/>
+              <w:jc w:val="start"/>
+              <w:rPr>
+                <w:kern w:val="2"/>
+                <w:lang w:val="en-US" w:eastAsia="ja-JP" w:bidi="ar-SA"/>
+              </w:rPr>
+            </w:pPr>
+            <w:r>
+              <w:rPr>
+                <w:kern w:val="2"/>
+                <w:lang w:val="en-US" w:eastAsia="ja-JP" w:bidi="ar-SA"/>
+              </w:rPr>
+              <w:t>非会員</w:t>
+            </w:r>
+          </w:p>
+        </w:tc>
+        <w:tc>
+          <w:tcPr>
+            <w:tcW w:w="2218" w:type="dxa"/>
+            <w:vMerge w:val="restart"/>
+            <w:tcBorders>
+              <w:start w:val="single" w:sz="4" w:space="0" w:color="92CDDC"/>
+              <w:bottom w:val="single" w:sz="4" w:space="0" w:color="92CDDC"/>
+              <w:end w:val="single" w:sz="4" w:space="0" w:color="92CDDC"/>
+            </w:tcBorders>
+          </w:tcPr>
+          <w:p>
+            <w:pPr>
+              <w:pStyle w:val="Style30"/>
+              <w:spacing w:before="0" w:after="0"/>
+              <w:jc w:val="start"/>
+              <w:rPr>
+                <w:kern w:val="2"/>
+                <w:lang w:val="en-US" w:eastAsia="ja-JP" w:bidi="ar-SA"/>
+              </w:rPr>
+            </w:pPr>
+            <w:r>
+              <w:rPr>
+                <w:kern w:val="2"/>
+                <w:lang w:val="en-US" w:eastAsia="ja-JP" w:bidi="ar-SA"/>
+              </w:rPr>
+            </w:r>
+          </w:p>
+        </w:tc>
+        <w:tc>
+          <w:tcPr>
+            <w:tcW w:w="2220" w:type="dxa"/>
+            <w:vMerge w:val="restart"/>
+            <w:tcBorders>
+              <w:start w:val="single" w:sz="4" w:space="0" w:color="92CDDC"/>
+              <w:bottom w:val="single" w:sz="4" w:space="0" w:color="92CDDC"/>
+              <w:end w:val="single" w:sz="4" w:space="0" w:color="92CDDC"/>
+            </w:tcBorders>
+          </w:tcPr>
+          <w:p>
+            <w:pPr>
+              <w:pStyle w:val="Style30"/>
+              <w:spacing w:before="0" w:after="0"/>
+              <w:jc w:val="start"/>
+              <w:rPr>
+                <w:kern w:val="2"/>
+                <w:lang w:val="en-US" w:eastAsia="ja-JP" w:bidi="ar-SA"/>
+              </w:rPr>
+            </w:pPr>
+            <w:r>
+              <w:rPr>
+                <w:kern w:val="2"/>
+                <w:lang w:val="en-US" w:eastAsia="ja-JP" w:bidi="ar-SA"/>
+              </w:rPr>
+              <w:t xml:space="preserve">・商品画像 </w:t>
+            </w:r>
+          </w:p>
+          <w:p>
+            <w:pPr>
+              <w:pStyle w:val="Style30"/>
+              <w:spacing w:before="0" w:after="0"/>
+              <w:jc w:val="start"/>
+              <w:rPr>
+                <w:kern w:val="2"/>
+                <w:lang w:val="en-US" w:eastAsia="ja-JP" w:bidi="ar-SA"/>
+              </w:rPr>
+            </w:pPr>
+            <w:r>
+              <w:rPr>
+                <w:kern w:val="2"/>
+                <w:lang w:val="en-US" w:eastAsia="ja-JP" w:bidi="ar-SA"/>
+              </w:rPr>
+              <w:t xml:space="preserve">・商品名 </w:t>
+            </w:r>
+          </w:p>
+          <w:p>
+            <w:pPr>
+              <w:pStyle w:val="Style30"/>
+              <w:spacing w:before="0" w:after="0"/>
+              <w:jc w:val="start"/>
+              <w:rPr>
+                <w:kern w:val="2"/>
+                <w:lang w:val="en-US" w:eastAsia="ja-JP" w:bidi="ar-SA"/>
+              </w:rPr>
+            </w:pPr>
+            <w:r>
+              <w:rPr>
+                <w:kern w:val="2"/>
+                <w:lang w:val="en-US" w:eastAsia="ja-JP" w:bidi="ar-SA"/>
+              </w:rPr>
+              <w:t>・価格</w:t>
+            </w:r>
+          </w:p>
+          <w:p>
+            <w:pPr>
+              <w:pStyle w:val="Style30"/>
+              <w:spacing w:before="0" w:after="0"/>
+              <w:jc w:val="start"/>
+              <w:rPr>
+                <w:kern w:val="2"/>
+                <w:lang w:val="en-US" w:eastAsia="ja-JP" w:bidi="ar-SA"/>
+              </w:rPr>
+            </w:pPr>
+            <w:r>
+              <w:rPr>
+                <w:kern w:val="2"/>
+                <w:lang w:val="en-US" w:eastAsia="ja-JP" w:bidi="ar-SA"/>
+              </w:rPr>
+              <w:t>・カテゴリ</w:t>
+            </w:r>
+          </w:p>
+          <w:p>
+            <w:pPr>
+              <w:pStyle w:val="Style30"/>
+              <w:spacing w:before="0" w:after="0"/>
+              <w:jc w:val="start"/>
+              <w:rPr>
+                <w:kern w:val="2"/>
+                <w:lang w:val="en-US" w:eastAsia="ja-JP" w:bidi="ar-SA"/>
+              </w:rPr>
+            </w:pPr>
+            <w:r>
+              <w:rPr>
+                <w:color w:val="FF0000"/>
+                <w:kern w:val="2"/>
+                <w:lang w:val="en-US" w:eastAsia="ja-JP" w:bidi="ar-SA"/>
+              </w:rPr>
+              <w:t>・ヘッダーにタイムセール表示（常時）</w:t>
+            </w:r>
+            <w:r>
+              <w:rPr>
+                <w:kern w:val="2"/>
+                <w:lang w:val="en-US" w:eastAsia="ja-JP" w:bidi="ar-SA"/>
+              </w:rPr>
+              <w:t xml:space="preserve"> </w:t>
+            </w:r>
+          </w:p>
+        </w:tc>
+        <w:tc>
+          <w:tcPr>
+            <w:tcW w:w="2219" w:type="dxa"/>
+            <w:vMerge w:val="restart"/>
+            <w:tcBorders>
+              <w:start w:val="single" w:sz="4" w:space="0" w:color="92CDDC"/>
+              <w:bottom w:val="single" w:sz="4" w:space="0" w:color="92CDDC"/>
+              <w:end w:val="single" w:sz="4" w:space="0" w:color="92CDDC"/>
+            </w:tcBorders>
+          </w:tcPr>
+          <w:p>
+            <w:pPr>
+              <w:pStyle w:val="Style30"/>
+              <w:spacing w:before="0" w:after="0"/>
+              <w:jc w:val="start"/>
+              <w:rPr>
+                <w:kern w:val="2"/>
+                <w:lang w:val="en-US" w:eastAsia="ja-JP" w:bidi="ar-SA"/>
+              </w:rPr>
+            </w:pPr>
+            <w:r>
+              <w:rPr>
+                <w:kern w:val="2"/>
+                <w:lang w:val="en-US" w:eastAsia="ja-JP" w:bidi="ar-SA"/>
+              </w:rPr>
+              <w:t>・商品画像</w:t>
+            </w:r>
+            <w:r>
+              <w:rPr>
+                <w:kern w:val="2"/>
+                <w:lang w:val="en-US" w:eastAsia="ja-JP" w:bidi="ar-SA"/>
+              </w:rPr>
+              <w:t>(</w:t>
+            </w:r>
+            <w:r>
+              <w:rPr>
+                <w:kern w:val="2"/>
+                <w:lang w:val="en-US" w:eastAsia="ja-JP" w:bidi="ar-SA"/>
+              </w:rPr>
+              <w:t>リンク</w:t>
+            </w:r>
+            <w:r>
+              <w:rPr>
+                <w:kern w:val="2"/>
+                <w:lang w:val="en-US" w:eastAsia="ja-JP" w:bidi="ar-SA"/>
+              </w:rPr>
+              <w:t xml:space="preserve">) </w:t>
+            </w:r>
+          </w:p>
+        </w:tc>
+      </w:tr>
+      <w:tr>
+        <w:trPr>
+          <w:trHeight w:val="218" w:hRule="atLeast"/>
+        </w:trPr>
+        <w:tc>
+          <w:tcPr>
+            <w:tcW w:w="957" w:type="dxa"/>
+            <w:tcBorders>
+              <w:start w:val="single" w:sz="4" w:space="0" w:color="92CDDC"/>
+              <w:bottom w:val="single" w:sz="4" w:space="0" w:color="92CDDC"/>
+              <w:end w:val="single" w:sz="4" w:space="0" w:color="92CDDC"/>
+            </w:tcBorders>
+          </w:tcPr>
+          <w:p>
+            <w:pPr>
+              <w:pStyle w:val="Style30"/>
+              <w:spacing w:before="0" w:after="0"/>
+              <w:jc w:val="start"/>
+              <w:rPr>
+                <w:b w:val="false"/>
+                <w:kern w:val="2"/>
+                <w:lang w:val="en-US" w:eastAsia="ja-JP" w:bidi="ar-SA"/>
+              </w:rPr>
+            </w:pPr>
+            <w:r>
+              <w:rPr>
+                <w:b w:val="false"/>
+                <w:kern w:val="2"/>
+                <w:lang w:val="en-US" w:eastAsia="ja-JP" w:bidi="ar-SA"/>
+              </w:rPr>
+              <w:t xml:space="preserve">2-1-2-2 </w:t>
+            </w:r>
+          </w:p>
+        </w:tc>
+        <w:tc>
+          <w:tcPr>
+            <w:tcW w:w="1132" w:type="dxa"/>
+            <w:vMerge w:val="continue"/>
+            <w:tcBorders>
+              <w:start w:val="single" w:sz="4" w:space="0" w:color="92CDDC"/>
+              <w:bottom w:val="single" w:sz="4" w:space="0" w:color="92CDDC"/>
+              <w:end w:val="single" w:sz="4" w:space="0" w:color="92CDDC"/>
+            </w:tcBorders>
+          </w:tcPr>
+          <w:p>
+            <w:pPr>
+              <w:pStyle w:val="Normal"/>
+              <w:rPr/>
+            </w:pPr>
+            <w:r>
+              <w:rPr/>
+            </w:r>
+          </w:p>
+        </w:tc>
+        <w:tc>
+          <w:tcPr>
+            <w:tcW w:w="1420" w:type="dxa"/>
+            <w:tcBorders>
+              <w:start w:val="single" w:sz="4" w:space="0" w:color="92CDDC"/>
+              <w:bottom w:val="single" w:sz="4" w:space="0" w:color="92CDDC"/>
+              <w:end w:val="single" w:sz="4" w:space="0" w:color="92CDDC"/>
+            </w:tcBorders>
+          </w:tcPr>
+          <w:p>
+            <w:pPr>
+              <w:pStyle w:val="Style30"/>
+              <w:spacing w:before="0" w:after="0"/>
+              <w:jc w:val="start"/>
+              <w:rPr>
+                <w:kern w:val="2"/>
+                <w:lang w:val="en-US" w:eastAsia="ja-JP" w:bidi="ar-SA"/>
+              </w:rPr>
+            </w:pPr>
+            <w:r>
+              <w:rPr>
+                <w:kern w:val="2"/>
+                <w:lang w:val="en-US" w:eastAsia="ja-JP" w:bidi="ar-SA"/>
+              </w:rPr>
+              <w:t>一般会員</w:t>
+            </w:r>
+          </w:p>
+        </w:tc>
+        <w:tc>
+          <w:tcPr>
+            <w:tcW w:w="2218" w:type="dxa"/>
+            <w:vMerge w:val="continue"/>
+            <w:tcBorders>
+              <w:start w:val="single" w:sz="4" w:space="0" w:color="92CDDC"/>
+              <w:bottom w:val="single" w:sz="4" w:space="0" w:color="92CDDC"/>
+              <w:end w:val="single" w:sz="4" w:space="0" w:color="92CDDC"/>
+            </w:tcBorders>
+          </w:tcPr>
+          <w:p>
+            <w:pPr>
+              <w:pStyle w:val="Normal"/>
+              <w:rPr/>
+            </w:pPr>
+            <w:r>
+              <w:rPr/>
+            </w:r>
+          </w:p>
+        </w:tc>
         <w:tc>
           <w:tcPr>
             <w:tcW w:w="2220" w:type="dxa"/>
@@ -5172,6 +5557,464 @@
         </w:tc>
         <w:tc>
           <w:tcPr>
+            <w:tcW w:w="2219" w:type="dxa"/>
+            <w:vMerge w:val="continue"/>
+            <w:tcBorders>
+              <w:start w:val="single" w:sz="4" w:space="0" w:color="92CDDC"/>
+              <w:bottom w:val="single" w:sz="4" w:space="0" w:color="92CDDC"/>
+              <w:end w:val="single" w:sz="4" w:space="0" w:color="92CDDC"/>
+            </w:tcBorders>
+          </w:tcPr>
+          <w:p>
+            <w:pPr>
+              <w:pStyle w:val="Normal"/>
+              <w:rPr/>
+            </w:pPr>
+            <w:r>
+              <w:rPr/>
+            </w:r>
+          </w:p>
+        </w:tc>
+      </w:tr>
+      <w:tr>
+        <w:trPr>
+          <w:trHeight w:val="1138" w:hRule="atLeast"/>
+        </w:trPr>
+        <w:tc>
+          <w:tcPr>
+            <w:tcW w:w="957" w:type="dxa"/>
+            <w:tcBorders>
+              <w:start w:val="single" w:sz="4" w:space="0" w:color="92CDDC"/>
+              <w:bottom w:val="single" w:sz="4" w:space="0" w:color="92CDDC"/>
+              <w:end w:val="single" w:sz="4" w:space="0" w:color="92CDDC"/>
+            </w:tcBorders>
+          </w:tcPr>
+          <w:p>
+            <w:pPr>
+              <w:pStyle w:val="Style30"/>
+              <w:spacing w:before="0" w:after="0"/>
+              <w:jc w:val="start"/>
+              <w:rPr>
+                <w:b w:val="false"/>
+                <w:kern w:val="2"/>
+                <w:lang w:val="en-US" w:eastAsia="ja-JP" w:bidi="ar-SA"/>
+              </w:rPr>
+            </w:pPr>
+            <w:r>
+              <w:rPr>
+                <w:b w:val="false"/>
+                <w:kern w:val="2"/>
+                <w:lang w:val="en-US" w:eastAsia="ja-JP" w:bidi="ar-SA"/>
+              </w:rPr>
+              <w:t xml:space="preserve">2-2-1-1 </w:t>
+            </w:r>
+          </w:p>
+        </w:tc>
+        <w:tc>
+          <w:tcPr>
+            <w:tcW w:w="1132" w:type="dxa"/>
+            <w:vMerge w:val="restart"/>
+            <w:tcBorders>
+              <w:start w:val="single" w:sz="4" w:space="0" w:color="92CDDC"/>
+              <w:bottom w:val="single" w:sz="4" w:space="0" w:color="92CDDC"/>
+              <w:end w:val="single" w:sz="4" w:space="0" w:color="92CDDC"/>
+            </w:tcBorders>
+          </w:tcPr>
+          <w:p>
+            <w:pPr>
+              <w:pStyle w:val="Style30"/>
+              <w:spacing w:before="0" w:after="0"/>
+              <w:jc w:val="start"/>
+              <w:rPr>
+                <w:kern w:val="2"/>
+                <w:lang w:val="en-US" w:eastAsia="ja-JP" w:bidi="ar-SA"/>
+              </w:rPr>
+            </w:pPr>
+            <w:r>
+              <w:rPr>
+                <w:kern w:val="2"/>
+                <w:lang w:val="en-US" w:eastAsia="ja-JP" w:bidi="ar-SA"/>
+              </w:rPr>
+              <w:t xml:space="preserve">商品詳細画 面 </w:t>
+            </w:r>
+          </w:p>
+        </w:tc>
+        <w:tc>
+          <w:tcPr>
+            <w:tcW w:w="1420" w:type="dxa"/>
+            <w:tcBorders>
+              <w:start w:val="single" w:sz="4" w:space="0" w:color="92CDDC"/>
+              <w:bottom w:val="single" w:sz="4" w:space="0" w:color="92CDDC"/>
+              <w:end w:val="single" w:sz="4" w:space="0" w:color="92CDDC"/>
+            </w:tcBorders>
+          </w:tcPr>
+          <w:p>
+            <w:pPr>
+              <w:pStyle w:val="Style30"/>
+              <w:spacing w:before="0" w:after="0"/>
+              <w:jc w:val="start"/>
+              <w:rPr>
+                <w:kern w:val="2"/>
+                <w:lang w:val="en-US" w:eastAsia="ja-JP" w:bidi="ar-SA"/>
+              </w:rPr>
+            </w:pPr>
+            <w:r>
+              <w:rPr>
+                <w:kern w:val="2"/>
+                <w:lang w:val="en-US" w:eastAsia="ja-JP" w:bidi="ar-SA"/>
+              </w:rPr>
+              <w:t>非会員</w:t>
+            </w:r>
+          </w:p>
+        </w:tc>
+        <w:tc>
+          <w:tcPr>
+            <w:tcW w:w="2218" w:type="dxa"/>
+            <w:vMerge w:val="restart"/>
+            <w:tcBorders>
+              <w:start w:val="single" w:sz="4" w:space="0" w:color="92CDDC"/>
+              <w:bottom w:val="single" w:sz="4" w:space="0" w:color="92CDDC"/>
+              <w:end w:val="single" w:sz="4" w:space="0" w:color="92CDDC"/>
+            </w:tcBorders>
+          </w:tcPr>
+          <w:p>
+            <w:pPr>
+              <w:pStyle w:val="Style30"/>
+              <w:spacing w:before="0" w:after="0"/>
+              <w:jc w:val="start"/>
+              <w:rPr>
+                <w:kern w:val="2"/>
+                <w:lang w:val="en-US" w:eastAsia="ja-JP" w:bidi="ar-SA"/>
+              </w:rPr>
+            </w:pPr>
+            <w:r>
+              <w:rPr>
+                <w:kern w:val="2"/>
+                <w:lang w:val="en-US" w:eastAsia="ja-JP" w:bidi="ar-SA"/>
+              </w:rPr>
+            </w:r>
+          </w:p>
+        </w:tc>
+        <w:tc>
+          <w:tcPr>
+            <w:tcW w:w="2220" w:type="dxa"/>
+            <w:vMerge w:val="restart"/>
+            <w:tcBorders>
+              <w:start w:val="single" w:sz="4" w:space="0" w:color="92CDDC"/>
+              <w:bottom w:val="single" w:sz="4" w:space="0" w:color="92CDDC"/>
+              <w:end w:val="single" w:sz="4" w:space="0" w:color="92CDDC"/>
+            </w:tcBorders>
+          </w:tcPr>
+          <w:p>
+            <w:pPr>
+              <w:pStyle w:val="Style30"/>
+              <w:spacing w:before="0" w:after="0"/>
+              <w:jc w:val="start"/>
+              <w:rPr>
+                <w:kern w:val="2"/>
+                <w:lang w:val="en-US" w:eastAsia="ja-JP" w:bidi="ar-SA"/>
+              </w:rPr>
+            </w:pPr>
+            <w:r>
+              <w:rPr>
+                <w:kern w:val="2"/>
+                <w:lang w:val="en-US" w:eastAsia="ja-JP" w:bidi="ar-SA"/>
+              </w:rPr>
+              <w:t xml:space="preserve">・商品画像 </w:t>
+            </w:r>
+          </w:p>
+          <w:p>
+            <w:pPr>
+              <w:pStyle w:val="Style30"/>
+              <w:spacing w:before="0" w:after="0"/>
+              <w:jc w:val="start"/>
+              <w:rPr>
+                <w:kern w:val="2"/>
+                <w:lang w:val="en-US" w:eastAsia="ja-JP" w:bidi="ar-SA"/>
+              </w:rPr>
+            </w:pPr>
+            <w:r>
+              <w:rPr>
+                <w:kern w:val="2"/>
+                <w:lang w:val="en-US" w:eastAsia="ja-JP" w:bidi="ar-SA"/>
+              </w:rPr>
+              <w:t xml:space="preserve">・商品名 </w:t>
+            </w:r>
+          </w:p>
+          <w:p>
+            <w:pPr>
+              <w:pStyle w:val="Style30"/>
+              <w:spacing w:before="0" w:after="0"/>
+              <w:jc w:val="start"/>
+              <w:rPr>
+                <w:kern w:val="2"/>
+                <w:lang w:val="en-US" w:eastAsia="ja-JP" w:bidi="ar-SA"/>
+              </w:rPr>
+            </w:pPr>
+            <w:r>
+              <w:rPr>
+                <w:kern w:val="2"/>
+                <w:lang w:val="en-US" w:eastAsia="ja-JP" w:bidi="ar-SA"/>
+              </w:rPr>
+              <w:t xml:space="preserve">・在庫 </w:t>
+            </w:r>
+          </w:p>
+          <w:p>
+            <w:pPr>
+              <w:pStyle w:val="Style30"/>
+              <w:spacing w:before="0" w:after="0"/>
+              <w:jc w:val="start"/>
+              <w:rPr>
+                <w:kern w:val="2"/>
+                <w:lang w:val="en-US" w:eastAsia="ja-JP" w:bidi="ar-SA"/>
+              </w:rPr>
+            </w:pPr>
+            <w:r>
+              <w:rPr>
+                <w:kern w:val="2"/>
+                <w:lang w:val="en-US" w:eastAsia="ja-JP" w:bidi="ar-SA"/>
+              </w:rPr>
+              <w:t xml:space="preserve">・カテゴリ </w:t>
+            </w:r>
+          </w:p>
+          <w:p>
+            <w:pPr>
+              <w:pStyle w:val="Style30"/>
+              <w:spacing w:before="0" w:after="0"/>
+              <w:jc w:val="start"/>
+              <w:rPr>
+                <w:kern w:val="2"/>
+                <w:lang w:val="en-US" w:eastAsia="ja-JP" w:bidi="ar-SA"/>
+              </w:rPr>
+            </w:pPr>
+            <w:r>
+              <w:rPr>
+                <w:kern w:val="2"/>
+                <w:lang w:val="en-US" w:eastAsia="ja-JP" w:bidi="ar-SA"/>
+              </w:rPr>
+              <w:t xml:space="preserve">・説明 </w:t>
+            </w:r>
+          </w:p>
+          <w:p>
+            <w:pPr>
+              <w:pStyle w:val="Style30"/>
+              <w:spacing w:before="0" w:after="0"/>
+              <w:jc w:val="start"/>
+              <w:rPr>
+                <w:color w:val="FF0000"/>
+                <w:kern w:val="2"/>
+                <w:lang w:val="en-US" w:eastAsia="ja-JP" w:bidi="ar-SA"/>
+              </w:rPr>
+            </w:pPr>
+            <w:r>
+              <w:rPr>
+                <w:color w:val="FF0000"/>
+                <w:kern w:val="2"/>
+                <w:lang w:val="en-US" w:eastAsia="ja-JP" w:bidi="ar-SA"/>
+              </w:rPr>
+              <w:t>・ヘッダーにタイムセール表示（常時）</w:t>
+            </w:r>
+          </w:p>
+        </w:tc>
+        <w:tc>
+          <w:tcPr>
+            <w:tcW w:w="2219" w:type="dxa"/>
+            <w:vMerge w:val="restart"/>
+            <w:tcBorders>
+              <w:start w:val="single" w:sz="4" w:space="0" w:color="92CDDC"/>
+              <w:bottom w:val="single" w:sz="4" w:space="0" w:color="92CDDC"/>
+              <w:end w:val="single" w:sz="4" w:space="0" w:color="92CDDC"/>
+            </w:tcBorders>
+          </w:tcPr>
+          <w:p>
+            <w:pPr>
+              <w:pStyle w:val="Style30"/>
+              <w:spacing w:before="0" w:after="0"/>
+              <w:jc w:val="start"/>
+              <w:rPr>
+                <w:kern w:val="2"/>
+                <w:lang w:val="en-US" w:eastAsia="ja-JP" w:bidi="ar-SA"/>
+              </w:rPr>
+            </w:pPr>
+            <w:r>
+              <w:rPr>
+                <w:kern w:val="2"/>
+                <w:lang w:val="en-US" w:eastAsia="ja-JP" w:bidi="ar-SA"/>
+              </w:rPr>
+              <w:t>・買い物かごへいれる</w:t>
+            </w:r>
+            <w:r>
+              <w:rPr>
+                <w:kern w:val="2"/>
+                <w:lang w:val="en-US" w:eastAsia="ja-JP" w:bidi="ar-SA"/>
+              </w:rPr>
+              <w:t>(</w:t>
+            </w:r>
+            <w:r>
+              <w:rPr>
+                <w:kern w:val="2"/>
+                <w:lang w:val="en-US" w:eastAsia="ja-JP" w:bidi="ar-SA"/>
+              </w:rPr>
+              <w:t>ボタン</w:t>
+            </w:r>
+            <w:r>
+              <w:rPr>
+                <w:kern w:val="2"/>
+                <w:lang w:val="en-US" w:eastAsia="ja-JP" w:bidi="ar-SA"/>
+              </w:rPr>
+              <w:t xml:space="preserve">)※ </w:t>
+            </w:r>
+          </w:p>
+          <w:p>
+            <w:pPr>
+              <w:pStyle w:val="Style30"/>
+              <w:spacing w:before="0" w:after="0"/>
+              <w:jc w:val="start"/>
+              <w:rPr>
+                <w:kern w:val="2"/>
+                <w:lang w:val="en-US" w:eastAsia="ja-JP" w:bidi="ar-SA"/>
+              </w:rPr>
+            </w:pPr>
+            <w:r>
+              <w:rPr>
+                <w:kern w:val="2"/>
+                <w:lang w:val="en-US" w:eastAsia="ja-JP" w:bidi="ar-SA"/>
+              </w:rPr>
+              <w:t>・戻る</w:t>
+            </w:r>
+            <w:r>
+              <w:rPr>
+                <w:kern w:val="2"/>
+                <w:lang w:val="en-US" w:eastAsia="ja-JP" w:bidi="ar-SA"/>
+              </w:rPr>
+              <w:t>(</w:t>
+            </w:r>
+            <w:r>
+              <w:rPr>
+                <w:kern w:val="2"/>
+                <w:lang w:val="en-US" w:eastAsia="ja-JP" w:bidi="ar-SA"/>
+              </w:rPr>
+              <w:t>ボタン</w:t>
+            </w:r>
+            <w:r>
+              <w:rPr>
+                <w:kern w:val="2"/>
+                <w:lang w:val="en-US" w:eastAsia="ja-JP" w:bidi="ar-SA"/>
+              </w:rPr>
+              <w:t xml:space="preserve">) </w:t>
+            </w:r>
+          </w:p>
+          <w:p>
+            <w:pPr>
+              <w:pStyle w:val="Style30"/>
+              <w:spacing w:before="0" w:after="0"/>
+              <w:jc w:val="start"/>
+              <w:rPr>
+                <w:kern w:val="2"/>
+                <w:lang w:val="en-US" w:eastAsia="ja-JP" w:bidi="ar-SA"/>
+              </w:rPr>
+            </w:pPr>
+            <w:r>
+              <w:rPr>
+                <w:kern w:val="2"/>
+                <w:lang w:val="en-US" w:eastAsia="ja-JP" w:bidi="ar-SA"/>
+              </w:rPr>
+              <w:t>※</w:t>
+            </w:r>
+            <w:r>
+              <w:rPr>
+                <w:kern w:val="2"/>
+                <w:lang w:val="en-US" w:eastAsia="ja-JP" w:bidi="ar-SA"/>
+              </w:rPr>
+              <w:t xml:space="preserve">在庫なしの場合、非表示 </w:t>
+            </w:r>
+          </w:p>
+        </w:tc>
+      </w:tr>
+      <w:tr>
+        <w:trPr>
+          <w:trHeight w:val="298" w:hRule="atLeast"/>
+        </w:trPr>
+        <w:tc>
+          <w:tcPr>
+            <w:tcW w:w="957" w:type="dxa"/>
+            <w:tcBorders>
+              <w:start w:val="single" w:sz="4" w:space="0" w:color="92CDDC"/>
+              <w:bottom w:val="single" w:sz="4" w:space="0" w:color="92CDDC"/>
+              <w:end w:val="single" w:sz="4" w:space="0" w:color="92CDDC"/>
+            </w:tcBorders>
+          </w:tcPr>
+          <w:p>
+            <w:pPr>
+              <w:pStyle w:val="Style30"/>
+              <w:spacing w:before="0" w:after="0"/>
+              <w:jc w:val="start"/>
+              <w:rPr>
+                <w:b w:val="false"/>
+                <w:kern w:val="2"/>
+                <w:lang w:val="en-US" w:eastAsia="ja-JP" w:bidi="ar-SA"/>
+              </w:rPr>
+            </w:pPr>
+            <w:r>
+              <w:rPr>
+                <w:b w:val="false"/>
+                <w:kern w:val="2"/>
+                <w:lang w:val="en-US" w:eastAsia="ja-JP" w:bidi="ar-SA"/>
+              </w:rPr>
+              <w:t xml:space="preserve">2-2-1-2 </w:t>
+            </w:r>
+          </w:p>
+        </w:tc>
+        <w:tc>
+          <w:tcPr>
+            <w:tcW w:w="1132" w:type="dxa"/>
+            <w:vMerge w:val="continue"/>
+            <w:tcBorders>
+              <w:start w:val="single" w:sz="4" w:space="0" w:color="92CDDC"/>
+              <w:bottom w:val="single" w:sz="4" w:space="0" w:color="92CDDC"/>
+              <w:end w:val="single" w:sz="4" w:space="0" w:color="92CDDC"/>
+            </w:tcBorders>
+          </w:tcPr>
+          <w:p>
+            <w:pPr>
+              <w:pStyle w:val="Normal"/>
+              <w:rPr/>
+            </w:pPr>
+            <w:r>
+              <w:rPr/>
+            </w:r>
+          </w:p>
+        </w:tc>
+        <w:tc>
+          <w:tcPr>
+            <w:tcW w:w="1420" w:type="dxa"/>
+            <w:tcBorders>
+              <w:start w:val="single" w:sz="4" w:space="0" w:color="92CDDC"/>
+              <w:bottom w:val="single" w:sz="4" w:space="0" w:color="92CDDC"/>
+              <w:end w:val="single" w:sz="4" w:space="0" w:color="92CDDC"/>
+            </w:tcBorders>
+          </w:tcPr>
+          <w:p>
+            <w:pPr>
+              <w:pStyle w:val="Style30"/>
+              <w:spacing w:before="0" w:after="0"/>
+              <w:jc w:val="start"/>
+              <w:rPr>
+                <w:kern w:val="2"/>
+                <w:lang w:val="en-US" w:eastAsia="ja-JP" w:bidi="ar-SA"/>
+              </w:rPr>
+            </w:pPr>
+            <w:r>
+              <w:rPr>
+                <w:kern w:val="2"/>
+                <w:lang w:val="en-US" w:eastAsia="ja-JP" w:bidi="ar-SA"/>
+              </w:rPr>
+              <w:t>一般会員</w:t>
+            </w:r>
+          </w:p>
+        </w:tc>
+        <w:tc>
+          <w:tcPr>
             <w:tcW w:w="2218" w:type="dxa"/>
             <w:vMerge w:val="continue"/>
             <w:tcBorders>
@@ -5190,323 +6033,9 @@
             </w:r>
           </w:p>
         </w:tc>
-      </w:tr>
-      <w:tr>
-        <w:trPr>
-          <w:trHeight w:val="836" w:hRule="atLeast"/>
-        </w:trPr>
-        <w:tc>
-          <w:tcPr>
-            <w:tcW w:w="958" w:type="dxa"/>
-            <w:tcBorders>
-              <w:start w:val="single" w:sz="4" w:space="0" w:color="92CDDC"/>
-              <w:bottom w:val="single" w:sz="4" w:space="0" w:color="92CDDC"/>
-              <w:end w:val="single" w:sz="4" w:space="0" w:color="92CDDC"/>
-            </w:tcBorders>
-          </w:tcPr>
-          <w:p>
-            <w:pPr>
-              <w:pStyle w:val="Style30"/>
-              <w:spacing w:before="0" w:after="0"/>
-              <w:jc w:val="start"/>
-              <w:rPr>
-                <w:b w:val="false"/>
-                <w:kern w:val="2"/>
-                <w:lang w:val="en-US" w:eastAsia="ja-JP" w:bidi="ar-SA"/>
-              </w:rPr>
-            </w:pPr>
-            <w:r>
-              <w:rPr>
-                <w:b w:val="false"/>
-                <w:kern w:val="2"/>
-                <w:lang w:val="en-US" w:eastAsia="ja-JP" w:bidi="ar-SA"/>
-              </w:rPr>
-              <w:t xml:space="preserve">2-1-2-1 </w:t>
-            </w:r>
-          </w:p>
-        </w:tc>
-        <w:tc>
-          <w:tcPr>
-            <w:tcW w:w="1131" w:type="dxa"/>
-            <w:vMerge w:val="restart"/>
-            <w:tcBorders>
-              <w:start w:val="single" w:sz="4" w:space="0" w:color="92CDDC"/>
-              <w:bottom w:val="single" w:sz="4" w:space="0" w:color="92CDDC"/>
-              <w:end w:val="single" w:sz="4" w:space="0" w:color="92CDDC"/>
-            </w:tcBorders>
-          </w:tcPr>
-          <w:p>
-            <w:pPr>
-              <w:pStyle w:val="Style30"/>
-              <w:spacing w:before="0" w:after="0"/>
-              <w:jc w:val="start"/>
-              <w:rPr>
-                <w:kern w:val="2"/>
-                <w:lang w:val="en-US" w:eastAsia="ja-JP" w:bidi="ar-SA"/>
-              </w:rPr>
-            </w:pPr>
-            <w:r>
-              <w:rPr>
-                <w:kern w:val="2"/>
-                <w:lang w:val="en-US" w:eastAsia="ja-JP" w:bidi="ar-SA"/>
-              </w:rPr>
-              <w:t xml:space="preserve">商品一覧画 面 </w:t>
-            </w:r>
-          </w:p>
-        </w:tc>
-        <w:tc>
-          <w:tcPr>
-            <w:tcW w:w="1420" w:type="dxa"/>
-            <w:tcBorders>
-              <w:start w:val="single" w:sz="4" w:space="0" w:color="92CDDC"/>
-              <w:bottom w:val="single" w:sz="4" w:space="0" w:color="92CDDC"/>
-              <w:end w:val="single" w:sz="4" w:space="0" w:color="92CDDC"/>
-            </w:tcBorders>
-          </w:tcPr>
-          <w:p>
-            <w:pPr>
-              <w:pStyle w:val="Style30"/>
-              <w:spacing w:before="0" w:after="0"/>
-              <w:jc w:val="start"/>
-              <w:rPr>
-                <w:kern w:val="2"/>
-                <w:lang w:val="en-US" w:eastAsia="ja-JP" w:bidi="ar-SA"/>
-              </w:rPr>
-            </w:pPr>
-            <w:r>
-              <w:rPr>
-                <w:kern w:val="2"/>
-                <w:lang w:val="en-US" w:eastAsia="ja-JP" w:bidi="ar-SA"/>
-              </w:rPr>
-              <w:t>非会員</w:t>
-            </w:r>
-          </w:p>
-        </w:tc>
-        <w:tc>
-          <w:tcPr>
-            <w:tcW w:w="2219" w:type="dxa"/>
-            <w:vMerge w:val="restart"/>
-            <w:tcBorders>
-              <w:start w:val="single" w:sz="4" w:space="0" w:color="92CDDC"/>
-              <w:bottom w:val="single" w:sz="4" w:space="0" w:color="92CDDC"/>
-              <w:end w:val="single" w:sz="4" w:space="0" w:color="92CDDC"/>
-            </w:tcBorders>
-          </w:tcPr>
-          <w:p>
-            <w:pPr>
-              <w:pStyle w:val="Style30"/>
-              <w:spacing w:before="0" w:after="0"/>
-              <w:jc w:val="start"/>
-              <w:rPr>
-                <w:kern w:val="2"/>
-                <w:lang w:val="en-US" w:eastAsia="ja-JP" w:bidi="ar-SA"/>
-              </w:rPr>
-            </w:pPr>
-            <w:r>
-              <w:rPr>
-                <w:kern w:val="2"/>
-                <w:lang w:val="en-US" w:eastAsia="ja-JP" w:bidi="ar-SA"/>
-              </w:rPr>
-            </w:r>
-          </w:p>
-        </w:tc>
         <w:tc>
           <w:tcPr>
             <w:tcW w:w="2220" w:type="dxa"/>
-            <w:vMerge w:val="restart"/>
-            <w:tcBorders>
-              <w:start w:val="single" w:sz="4" w:space="0" w:color="92CDDC"/>
-              <w:bottom w:val="single" w:sz="4" w:space="0" w:color="92CDDC"/>
-              <w:end w:val="single" w:sz="4" w:space="0" w:color="92CDDC"/>
-            </w:tcBorders>
-          </w:tcPr>
-          <w:p>
-            <w:pPr>
-              <w:pStyle w:val="Style30"/>
-              <w:spacing w:before="0" w:after="0"/>
-              <w:jc w:val="start"/>
-              <w:rPr>
-                <w:kern w:val="2"/>
-                <w:lang w:val="en-US" w:eastAsia="ja-JP" w:bidi="ar-SA"/>
-              </w:rPr>
-            </w:pPr>
-            <w:r>
-              <w:rPr>
-                <w:kern w:val="2"/>
-                <w:lang w:val="en-US" w:eastAsia="ja-JP" w:bidi="ar-SA"/>
-              </w:rPr>
-              <w:t xml:space="preserve">・商品画像 </w:t>
-            </w:r>
-          </w:p>
-          <w:p>
-            <w:pPr>
-              <w:pStyle w:val="Style30"/>
-              <w:spacing w:before="0" w:after="0"/>
-              <w:jc w:val="start"/>
-              <w:rPr>
-                <w:kern w:val="2"/>
-                <w:lang w:val="en-US" w:eastAsia="ja-JP" w:bidi="ar-SA"/>
-              </w:rPr>
-            </w:pPr>
-            <w:r>
-              <w:rPr>
-                <w:kern w:val="2"/>
-                <w:lang w:val="en-US" w:eastAsia="ja-JP" w:bidi="ar-SA"/>
-              </w:rPr>
-              <w:t xml:space="preserve">・商品名 </w:t>
-            </w:r>
-          </w:p>
-          <w:p>
-            <w:pPr>
-              <w:pStyle w:val="Style30"/>
-              <w:spacing w:before="0" w:after="0"/>
-              <w:jc w:val="start"/>
-              <w:rPr>
-                <w:kern w:val="2"/>
-                <w:lang w:val="en-US" w:eastAsia="ja-JP" w:bidi="ar-SA"/>
-              </w:rPr>
-            </w:pPr>
-            <w:r>
-              <w:rPr>
-                <w:kern w:val="2"/>
-                <w:lang w:val="en-US" w:eastAsia="ja-JP" w:bidi="ar-SA"/>
-              </w:rPr>
-              <w:t>・価格</w:t>
-            </w:r>
-          </w:p>
-          <w:p>
-            <w:pPr>
-              <w:pStyle w:val="Style30"/>
-              <w:spacing w:before="0" w:after="0"/>
-              <w:jc w:val="start"/>
-              <w:rPr>
-                <w:kern w:val="2"/>
-                <w:lang w:val="en-US" w:eastAsia="ja-JP" w:bidi="ar-SA"/>
-              </w:rPr>
-            </w:pPr>
-            <w:r>
-              <w:rPr>
-                <w:kern w:val="2"/>
-                <w:lang w:val="en-US" w:eastAsia="ja-JP" w:bidi="ar-SA"/>
-              </w:rPr>
-              <w:t>・カテゴリ</w:t>
-            </w:r>
-          </w:p>
-          <w:p>
-            <w:pPr>
-              <w:pStyle w:val="Style30"/>
-              <w:spacing w:before="0" w:after="0"/>
-              <w:jc w:val="start"/>
-              <w:rPr>
-                <w:kern w:val="2"/>
-                <w:lang w:val="en-US" w:eastAsia="ja-JP" w:bidi="ar-SA"/>
-              </w:rPr>
-            </w:pPr>
-            <w:r>
-              <w:rPr>
-                <w:color w:val="FF0000"/>
-                <w:kern w:val="2"/>
-                <w:lang w:val="en-US" w:eastAsia="ja-JP" w:bidi="ar-SA"/>
-              </w:rPr>
-              <w:t>・ヘッダーにタイムセール表示（常時）</w:t>
-            </w:r>
-            <w:r>
-              <w:rPr>
-                <w:kern w:val="2"/>
-                <w:lang w:val="en-US" w:eastAsia="ja-JP" w:bidi="ar-SA"/>
-              </w:rPr>
-              <w:t xml:space="preserve"> </w:t>
-            </w:r>
-          </w:p>
-        </w:tc>
-        <w:tc>
-          <w:tcPr>
-            <w:tcW w:w="2218" w:type="dxa"/>
-            <w:vMerge w:val="restart"/>
-            <w:tcBorders>
-              <w:start w:val="single" w:sz="4" w:space="0" w:color="92CDDC"/>
-              <w:bottom w:val="single" w:sz="4" w:space="0" w:color="92CDDC"/>
-              <w:end w:val="single" w:sz="4" w:space="0" w:color="92CDDC"/>
-            </w:tcBorders>
-          </w:tcPr>
-          <w:p>
-            <w:pPr>
-              <w:pStyle w:val="Style30"/>
-              <w:spacing w:before="0" w:after="0"/>
-              <w:jc w:val="start"/>
-              <w:rPr>
-                <w:kern w:val="2"/>
-                <w:lang w:val="en-US" w:eastAsia="ja-JP" w:bidi="ar-SA"/>
-              </w:rPr>
-            </w:pPr>
-            <w:r>
-              <w:rPr>
-                <w:kern w:val="2"/>
-                <w:lang w:val="en-US" w:eastAsia="ja-JP" w:bidi="ar-SA"/>
-              </w:rPr>
-              <w:t>・商品画像</w:t>
-            </w:r>
-            <w:r>
-              <w:rPr>
-                <w:kern w:val="2"/>
-                <w:lang w:val="en-US" w:eastAsia="ja-JP" w:bidi="ar-SA"/>
-              </w:rPr>
-              <w:t>(</w:t>
-            </w:r>
-            <w:r>
-              <w:rPr>
-                <w:kern w:val="2"/>
-                <w:lang w:val="en-US" w:eastAsia="ja-JP" w:bidi="ar-SA"/>
-              </w:rPr>
-              <w:t>リンク</w:t>
-            </w:r>
-            <w:r>
-              <w:rPr>
-                <w:kern w:val="2"/>
-                <w:lang w:val="en-US" w:eastAsia="ja-JP" w:bidi="ar-SA"/>
-              </w:rPr>
-              <w:t xml:space="preserve">) </w:t>
-            </w:r>
-          </w:p>
-        </w:tc>
-      </w:tr>
-      <w:tr>
-        <w:trPr>
-          <w:trHeight w:val="218" w:hRule="atLeast"/>
-        </w:trPr>
-        <w:tc>
-          <w:tcPr>
-            <w:tcW w:w="958" w:type="dxa"/>
-            <w:tcBorders>
-              <w:start w:val="single" w:sz="4" w:space="0" w:color="92CDDC"/>
-              <w:bottom w:val="single" w:sz="4" w:space="0" w:color="92CDDC"/>
-              <w:end w:val="single" w:sz="4" w:space="0" w:color="92CDDC"/>
-            </w:tcBorders>
-          </w:tcPr>
-          <w:p>
-            <w:pPr>
-              <w:pStyle w:val="Style30"/>
-              <w:spacing w:before="0" w:after="0"/>
-              <w:jc w:val="start"/>
-              <w:rPr>
-                <w:b w:val="false"/>
-                <w:kern w:val="2"/>
-                <w:lang w:val="en-US" w:eastAsia="ja-JP" w:bidi="ar-SA"/>
-              </w:rPr>
-            </w:pPr>
-            <w:r>
-              <w:rPr>
-                <w:b w:val="false"/>
-                <w:kern w:val="2"/>
-                <w:lang w:val="en-US" w:eastAsia="ja-JP" w:bidi="ar-SA"/>
-              </w:rPr>
-              <w:t xml:space="preserve">2-1-2-2 </w:t>
-            </w:r>
-          </w:p>
-        </w:tc>
-        <w:tc>
-          <w:tcPr>
-            <w:tcW w:w="1131" w:type="dxa"/>
             <w:vMerge w:val="continue"/>
             <w:tcBorders>
               <w:start w:val="single" w:sz="4" w:space="0" w:color="92CDDC"/>
@@ -5521,34 +6050,6 @@
             </w:pPr>
             <w:r>
               <w:rPr/>
-            </w:r>
-          </w:p>
-        </w:tc>
-        <w:tc>
-          <w:tcPr>
-            <w:tcW w:w="1420" w:type="dxa"/>
-            <w:tcBorders>
-              <w:start w:val="single" w:sz="4" w:space="0" w:color="92CDDC"/>
-              <w:bottom w:val="single" w:sz="4" w:space="0" w:color="92CDDC"/>
-              <w:end w:val="single" w:sz="4" w:space="0" w:color="92CDDC"/>
-            </w:tcBorders>
-          </w:tcPr>
-          <w:p>
-            <w:pPr>
-              <w:pStyle w:val="Style30"/>
-              <w:spacing w:before="0" w:after="0"/>
-              <w:jc w:val="start"/>
-              <w:rPr>
-                <w:kern w:val="2"/>
-                <w:lang w:val="en-US" w:eastAsia="ja-JP" w:bidi="ar-SA"/>
-              </w:rPr>
-            </w:pPr>
-            <w:r>
-              <w:rPr>
-                <w:kern w:val="2"/>
-                <w:lang w:val="en-US" w:eastAsia="ja-JP" w:bidi="ar-SA"/>
-              </w:rPr>
-              <w:t>一般会員</w:t>
             </w:r>
           </w:p>
         </w:tc>
@@ -5572,10 +6073,14 @@
             </w:r>
           </w:p>
         </w:tc>
-        <w:tc>
-          <w:tcPr>
-            <w:tcW w:w="2220" w:type="dxa"/>
-            <w:vMerge w:val="continue"/>
+      </w:tr>
+      <w:tr>
+        <w:trPr>
+          <w:trHeight w:val="298" w:hRule="atLeast"/>
+        </w:trPr>
+        <w:tc>
+          <w:tcPr>
+            <w:tcW w:w="957" w:type="dxa"/>
             <w:tcBorders>
               <w:start w:val="single" w:sz="4" w:space="0" w:color="92CDDC"/>
               <w:bottom w:val="single" w:sz="4" w:space="0" w:color="92CDDC"/>
@@ -5584,18 +6089,28 @@
           </w:tcPr>
           <w:p>
             <w:pPr>
-              <w:pStyle w:val="Normal"/>
-              <w:rPr/>
-            </w:pPr>
-            <w:r>
-              <w:rPr/>
-            </w:r>
-          </w:p>
-        </w:tc>
-        <w:tc>
-          <w:tcPr>
-            <w:tcW w:w="2218" w:type="dxa"/>
-            <w:vMerge w:val="continue"/>
+              <w:pStyle w:val="Style30"/>
+              <w:spacing w:before="0" w:after="0"/>
+              <w:jc w:val="start"/>
+              <w:rPr>
+                <w:b w:val="false"/>
+                <w:kern w:val="2"/>
+                <w:lang w:val="en-US" w:eastAsia="ja-JP" w:bidi="ar-SA"/>
+              </w:rPr>
+            </w:pPr>
+            <w:r>
+              <w:rPr>
+                <w:b w:val="false"/>
+                <w:kern w:val="2"/>
+                <w:lang w:val="en-US" w:eastAsia="ja-JP" w:bidi="ar-SA"/>
+              </w:rPr>
+              <w:t xml:space="preserve">5-3-2-2 </w:t>
+            </w:r>
+          </w:p>
+        </w:tc>
+        <w:tc>
+          <w:tcPr>
+            <w:tcW w:w="1132" w:type="dxa"/>
             <w:tcBorders>
               <w:start w:val="single" w:sz="4" w:space="0" w:color="92CDDC"/>
               <w:bottom w:val="single" w:sz="4" w:space="0" w:color="92CDDC"/>
@@ -5604,75 +6119,20 @@
           </w:tcPr>
           <w:p>
             <w:pPr>
-              <w:pStyle w:val="Normal"/>
-              <w:rPr/>
-            </w:pPr>
-            <w:r>
-              <w:rPr/>
-            </w:r>
-          </w:p>
-        </w:tc>
-      </w:tr>
-      <w:tr>
-        <w:trPr>
-          <w:trHeight w:val="1138" w:hRule="atLeast"/>
-        </w:trPr>
-        <w:tc>
-          <w:tcPr>
-            <w:tcW w:w="958" w:type="dxa"/>
-            <w:tcBorders>
-              <w:start w:val="single" w:sz="4" w:space="0" w:color="92CDDC"/>
-              <w:bottom w:val="single" w:sz="4" w:space="0" w:color="92CDDC"/>
-              <w:end w:val="single" w:sz="4" w:space="0" w:color="92CDDC"/>
-            </w:tcBorders>
-          </w:tcPr>
-          <w:p>
-            <w:pPr>
-              <w:pStyle w:val="Style30"/>
-              <w:spacing w:before="0" w:after="0"/>
-              <w:jc w:val="start"/>
-              <w:rPr>
-                <w:b w:val="false"/>
-                <w:kern w:val="2"/>
-                <w:lang w:val="en-US" w:eastAsia="ja-JP" w:bidi="ar-SA"/>
-              </w:rPr>
-            </w:pPr>
-            <w:r>
-              <w:rPr>
-                <w:b w:val="false"/>
-                <w:kern w:val="2"/>
-                <w:lang w:val="en-US" w:eastAsia="ja-JP" w:bidi="ar-SA"/>
-              </w:rPr>
-              <w:t xml:space="preserve">2-2-1-1 </w:t>
-            </w:r>
-          </w:p>
-        </w:tc>
-        <w:tc>
-          <w:tcPr>
-            <w:tcW w:w="1131" w:type="dxa"/>
-            <w:vMerge w:val="restart"/>
-            <w:tcBorders>
-              <w:start w:val="single" w:sz="4" w:space="0" w:color="92CDDC"/>
-              <w:bottom w:val="single" w:sz="4" w:space="0" w:color="92CDDC"/>
-              <w:end w:val="single" w:sz="4" w:space="0" w:color="92CDDC"/>
-            </w:tcBorders>
-          </w:tcPr>
-          <w:p>
-            <w:pPr>
-              <w:pStyle w:val="Style30"/>
-              <w:spacing w:before="0" w:after="0"/>
-              <w:jc w:val="start"/>
-              <w:rPr>
-                <w:kern w:val="2"/>
-                <w:lang w:val="en-US" w:eastAsia="ja-JP" w:bidi="ar-SA"/>
-              </w:rPr>
-            </w:pPr>
-            <w:r>
-              <w:rPr>
-                <w:kern w:val="2"/>
-                <w:lang w:val="en-US" w:eastAsia="ja-JP" w:bidi="ar-SA"/>
-              </w:rPr>
-              <w:t xml:space="preserve">商品詳細画 面 </w:t>
+              <w:pStyle w:val="Style30"/>
+              <w:spacing w:before="0" w:after="0"/>
+              <w:jc w:val="start"/>
+              <w:rPr>
+                <w:kern w:val="2"/>
+                <w:lang w:val="en-US" w:eastAsia="ja-JP" w:bidi="ar-SA"/>
+              </w:rPr>
+            </w:pPr>
+            <w:r>
+              <w:rPr>
+                <w:kern w:val="2"/>
+                <w:lang w:val="en-US" w:eastAsia="ja-JP" w:bidi="ar-SA"/>
+              </w:rPr>
+              <w:t xml:space="preserve">支払方法 選択画面 </w:t>
             </w:r>
           </w:p>
         </w:tc>
@@ -5700,14 +6160,13 @@
                 <w:kern w:val="2"/>
                 <w:lang w:val="en-US" w:eastAsia="ja-JP" w:bidi="ar-SA"/>
               </w:rPr>
-              <w:t>非会員</w:t>
-            </w:r>
-          </w:p>
-        </w:tc>
-        <w:tc>
-          <w:tcPr>
-            <w:tcW w:w="2219" w:type="dxa"/>
-            <w:vMerge w:val="restart"/>
+              <w:t xml:space="preserve">一般会員 </w:t>
+            </w:r>
+          </w:p>
+        </w:tc>
+        <w:tc>
+          <w:tcPr>
+            <w:tcW w:w="2218" w:type="dxa"/>
             <w:tcBorders>
               <w:start w:val="single" w:sz="4" w:space="0" w:color="92CDDC"/>
               <w:bottom w:val="single" w:sz="4" w:space="0" w:color="92CDDC"/>
@@ -5729,13 +6188,45 @@
                 <w:kern w:val="2"/>
                 <w:lang w:val="en-US" w:eastAsia="ja-JP" w:bidi="ar-SA"/>
               </w:rPr>
+              <w:t xml:space="preserve">・支払い方法 </w:t>
+            </w:r>
+          </w:p>
+          <w:p>
+            <w:pPr>
+              <w:pStyle w:val="Style30"/>
+              <w:spacing w:before="0" w:after="0"/>
+              <w:jc w:val="start"/>
+              <w:rPr>
+                <w:kern w:val="2"/>
+                <w:lang w:val="en-US" w:eastAsia="ja-JP" w:bidi="ar-SA"/>
+              </w:rPr>
+            </w:pPr>
+            <w:r>
+              <w:rPr>
+                <w:kern w:val="2"/>
+                <w:lang w:val="en-US" w:eastAsia="ja-JP" w:bidi="ar-SA"/>
+              </w:rPr>
+              <w:t>(</w:t>
+            </w:r>
+            <w:r>
+              <w:rPr>
+                <w:kern w:val="2"/>
+                <w:lang w:val="en-US" w:eastAsia="ja-JP" w:bidi="ar-SA"/>
+              </w:rPr>
+              <w:t>ラジオボタン</w:t>
+            </w:r>
+            <w:r>
+              <w:rPr>
+                <w:kern w:val="2"/>
+                <w:lang w:val="en-US" w:eastAsia="ja-JP" w:bidi="ar-SA"/>
+              </w:rPr>
+              <w:t xml:space="preserve">) </w:t>
             </w:r>
           </w:p>
         </w:tc>
         <w:tc>
           <w:tcPr>
             <w:tcW w:w="2220" w:type="dxa"/>
-            <w:vMerge w:val="restart"/>
             <w:tcBorders>
               <w:start w:val="single" w:sz="4" w:space="0" w:color="92CDDC"/>
               <w:bottom w:val="single" w:sz="4" w:space="0" w:color="92CDDC"/>
@@ -5757,106 +6248,190 @@
                 <w:kern w:val="2"/>
                 <w:lang w:val="en-US" w:eastAsia="ja-JP" w:bidi="ar-SA"/>
               </w:rPr>
-              <w:t xml:space="preserve">・商品画像 </w:t>
-            </w:r>
-          </w:p>
-          <w:p>
-            <w:pPr>
-              <w:pStyle w:val="Style30"/>
-              <w:spacing w:before="0" w:after="0"/>
-              <w:jc w:val="start"/>
-              <w:rPr>
-                <w:kern w:val="2"/>
-                <w:lang w:val="en-US" w:eastAsia="ja-JP" w:bidi="ar-SA"/>
-              </w:rPr>
-            </w:pPr>
-            <w:r>
-              <w:rPr>
-                <w:kern w:val="2"/>
-                <w:lang w:val="en-US" w:eastAsia="ja-JP" w:bidi="ar-SA"/>
-              </w:rPr>
-              <w:t xml:space="preserve">・商品名 </w:t>
-            </w:r>
-          </w:p>
-          <w:p>
-            <w:pPr>
-              <w:pStyle w:val="Style30"/>
-              <w:spacing w:before="0" w:after="0"/>
-              <w:jc w:val="start"/>
-              <w:rPr>
-                <w:kern w:val="2"/>
-                <w:lang w:val="en-US" w:eastAsia="ja-JP" w:bidi="ar-SA"/>
-              </w:rPr>
-            </w:pPr>
-            <w:r>
-              <w:rPr>
-                <w:kern w:val="2"/>
-                <w:lang w:val="en-US" w:eastAsia="ja-JP" w:bidi="ar-SA"/>
-              </w:rPr>
-              <w:t xml:space="preserve">・在庫 </w:t>
-            </w:r>
-          </w:p>
-          <w:p>
-            <w:pPr>
-              <w:pStyle w:val="Style30"/>
-              <w:spacing w:before="0" w:after="0"/>
-              <w:jc w:val="start"/>
-              <w:rPr>
-                <w:kern w:val="2"/>
-                <w:lang w:val="en-US" w:eastAsia="ja-JP" w:bidi="ar-SA"/>
-              </w:rPr>
-            </w:pPr>
-            <w:r>
-              <w:rPr>
-                <w:kern w:val="2"/>
-                <w:lang w:val="en-US" w:eastAsia="ja-JP" w:bidi="ar-SA"/>
-              </w:rPr>
-              <w:t xml:space="preserve">・カテゴリ </w:t>
-            </w:r>
-          </w:p>
-          <w:p>
-            <w:pPr>
-              <w:pStyle w:val="Style30"/>
-              <w:spacing w:before="0" w:after="0"/>
-              <w:jc w:val="start"/>
-              <w:rPr>
-                <w:kern w:val="2"/>
-                <w:lang w:val="en-US" w:eastAsia="ja-JP" w:bidi="ar-SA"/>
-              </w:rPr>
-            </w:pPr>
-            <w:r>
-              <w:rPr>
-                <w:kern w:val="2"/>
-                <w:lang w:val="en-US" w:eastAsia="ja-JP" w:bidi="ar-SA"/>
-              </w:rPr>
-              <w:t xml:space="preserve">・説明 </w:t>
-            </w:r>
-          </w:p>
-          <w:p>
-            <w:pPr>
-              <w:pStyle w:val="Style30"/>
-              <w:spacing w:before="0" w:after="0"/>
-              <w:jc w:val="start"/>
+              <w:t>・支払い方法選択肢</w:t>
+            </w:r>
+          </w:p>
+          <w:p>
+            <w:pPr>
+              <w:pStyle w:val="Style30"/>
+              <w:spacing w:before="0" w:after="0"/>
+              <w:jc w:val="start"/>
+              <w:rPr>
+                <w:kern w:val="2"/>
+                <w:lang w:val="en-US" w:eastAsia="ja-JP" w:bidi="ar-SA"/>
+              </w:rPr>
+            </w:pPr>
+            <w:r>
+              <w:rPr>
+                <w:kern w:val="2"/>
+                <w:lang w:val="en-US" w:eastAsia="ja-JP" w:bidi="ar-SA"/>
+              </w:rPr>
+              <w:t xml:space="preserve">　クレジットカード </w:t>
+            </w:r>
+          </w:p>
+          <w:p>
+            <w:pPr>
+              <w:pStyle w:val="Style30"/>
+              <w:spacing w:before="0" w:after="0"/>
+              <w:jc w:val="start"/>
+              <w:rPr>
+                <w:kern w:val="2"/>
+                <w:lang w:val="en-US" w:eastAsia="ja-JP" w:bidi="ar-SA"/>
+              </w:rPr>
+            </w:pPr>
+            <w:r>
+              <w:rPr>
+                <w:kern w:val="2"/>
+                <w:lang w:val="en-US" w:eastAsia="ja-JP" w:bidi="ar-SA"/>
+              </w:rPr>
+              <w:t xml:space="preserve">　銀行振り込み </w:t>
+            </w:r>
+          </w:p>
+          <w:p>
+            <w:pPr>
+              <w:pStyle w:val="Style30"/>
+              <w:spacing w:before="0" w:after="0"/>
+              <w:jc w:val="start"/>
+              <w:rPr>
+                <w:kern w:val="2"/>
+                <w:lang w:val="en-US" w:eastAsia="ja-JP" w:bidi="ar-SA"/>
+              </w:rPr>
+            </w:pPr>
+            <w:r>
+              <w:rPr>
+                <w:kern w:val="2"/>
+                <w:lang w:val="en-US" w:eastAsia="ja-JP" w:bidi="ar-SA"/>
+              </w:rPr>
+              <w:t xml:space="preserve">　着払い </w:t>
+            </w:r>
+          </w:p>
+          <w:p>
+            <w:pPr>
+              <w:pStyle w:val="Style30"/>
+              <w:spacing w:before="0" w:after="0"/>
+              <w:jc w:val="start"/>
+              <w:rPr>
+                <w:kern w:val="2"/>
+                <w:lang w:val="en-US" w:eastAsia="ja-JP" w:bidi="ar-SA"/>
+              </w:rPr>
+            </w:pPr>
+            <w:r>
+              <w:rPr>
+                <w:kern w:val="2"/>
+                <w:lang w:val="en-US" w:eastAsia="ja-JP" w:bidi="ar-SA"/>
+              </w:rPr>
+              <w:t xml:space="preserve">　電子マネー </w:t>
+            </w:r>
+          </w:p>
+          <w:p>
+            <w:pPr>
+              <w:pStyle w:val="Style30"/>
+              <w:spacing w:before="0" w:after="0"/>
+              <w:jc w:val="start"/>
+              <w:rPr>
+                <w:kern w:val="2"/>
+                <w:lang w:val="en-US" w:eastAsia="ja-JP" w:bidi="ar-SA"/>
+              </w:rPr>
+            </w:pPr>
+            <w:r>
+              <w:rPr>
+                <w:kern w:val="2"/>
+                <w:lang w:val="en-US" w:eastAsia="ja-JP" w:bidi="ar-SA"/>
+              </w:rPr>
+              <w:t xml:space="preserve">　コンビニ決済 </w:t>
+            </w:r>
+          </w:p>
+          <w:p>
+            <w:pPr>
+              <w:pStyle w:val="Normal"/>
+              <w:spacing w:before="0" w:after="0"/>
+              <w:jc w:val="start"/>
+              <w:rPr>
+                <w:kern w:val="2"/>
+                <w:lang w:val="en-US" w:eastAsia="ja-JP" w:bidi="ar-SA"/>
+              </w:rPr>
+            </w:pPr>
+            <w:r>
               <w:rPr>
                 <w:color w:val="FF0000"/>
                 <w:kern w:val="2"/>
                 <w:lang w:val="en-US" w:eastAsia="ja-JP" w:bidi="ar-SA"/>
               </w:rPr>
-            </w:pPr>
+              <w:t>10</w:t>
+            </w:r>
             <w:r>
               <w:rPr>
                 <w:color w:val="FF0000"/>
                 <w:kern w:val="2"/>
                 <w:lang w:val="en-US" w:eastAsia="ja-JP" w:bidi="ar-SA"/>
               </w:rPr>
-              <w:t>・ヘッダーにタイムセール表示（常時）</w:t>
-            </w:r>
-          </w:p>
-        </w:tc>
-        <w:tc>
-          <w:tcPr>
-            <w:tcW w:w="2218" w:type="dxa"/>
-            <w:vMerge w:val="restart"/>
+              <w:t>％オフクーポン</w:t>
+            </w:r>
+          </w:p>
+          <w:p>
+            <w:pPr>
+              <w:pStyle w:val="Style30"/>
+              <w:spacing w:before="0" w:after="0"/>
+              <w:jc w:val="start"/>
+              <w:rPr>
+                <w:color w:val="FF0000"/>
+                <w:kern w:val="2"/>
+                <w:lang w:val="en-US" w:eastAsia="ja-JP" w:bidi="ar-SA"/>
+              </w:rPr>
+            </w:pPr>
+            <w:r>
+              <w:rPr>
+                <w:color w:val="FF0000"/>
+                <w:kern w:val="2"/>
+                <w:lang w:val="en-US" w:eastAsia="ja-JP" w:bidi="ar-SA"/>
+              </w:rPr>
+              <w:t>　※タイムセール中は、</w:t>
+            </w:r>
+          </w:p>
+          <w:p>
+            <w:pPr>
+              <w:pStyle w:val="Style30"/>
+              <w:spacing w:before="0" w:after="0"/>
+              <w:jc w:val="start"/>
+              <w:rPr>
+                <w:color w:val="FF0000"/>
+                <w:kern w:val="2"/>
+                <w:lang w:val="en-US" w:eastAsia="ja-JP" w:bidi="ar-SA"/>
+              </w:rPr>
+            </w:pPr>
+            <w:r>
+              <w:rPr>
+                <w:color w:val="FF0000"/>
+                <w:kern w:val="2"/>
+                <w:lang w:val="en-US" w:eastAsia="ja-JP" w:bidi="ar-SA"/>
+              </w:rPr>
+              <w:t>　クーポンは非表示</w:t>
+            </w:r>
+          </w:p>
+          <w:p>
+            <w:pPr>
+              <w:pStyle w:val="Style30"/>
+              <w:spacing w:before="0" w:after="0"/>
+              <w:jc w:val="start"/>
+              <w:rPr>
+                <w:color w:val="FF0000"/>
+                <w:kern w:val="2"/>
+                <w:lang w:val="en-US" w:eastAsia="ja-JP" w:bidi="ar-SA"/>
+              </w:rPr>
+            </w:pPr>
+            <w:r>
+              <w:rPr>
+                <w:color w:val="FF0000"/>
+                <w:kern w:val="2"/>
+                <w:lang w:val="en-US" w:eastAsia="ja-JP" w:bidi="ar-SA"/>
+              </w:rPr>
+              <w:t>　</w:t>
+            </w:r>
+          </w:p>
+        </w:tc>
+        <w:tc>
+          <w:tcPr>
+            <w:tcW w:w="2219" w:type="dxa"/>
             <w:tcBorders>
               <w:start w:val="single" w:sz="4" w:space="0" w:color="92CDDC"/>
               <w:bottom w:val="single" w:sz="4" w:space="0" w:color="92CDDC"/>
@@ -5878,7 +6453,7 @@
                 <w:kern w:val="2"/>
                 <w:lang w:val="en-US" w:eastAsia="ja-JP" w:bidi="ar-SA"/>
               </w:rPr>
-              <w:t>・買い物かごへいれる</w:t>
+              <w:t>・次へ</w:t>
             </w:r>
             <w:r>
               <w:rPr>
@@ -5899,7 +6474,7 @@
                 <w:kern w:val="2"/>
                 <w:lang w:val="en-US" w:eastAsia="ja-JP" w:bidi="ar-SA"/>
               </w:rPr>
-              <w:t xml:space="preserve">)※ </w:t>
+              <w:t xml:space="preserve">) </w:t>
             </w:r>
           </w:p>
           <w:p>
@@ -5939,42 +6514,17 @@
                 <w:lang w:val="en-US" w:eastAsia="ja-JP" w:bidi="ar-SA"/>
               </w:rPr>
               <w:t xml:space="preserve">) </w:t>
-            </w:r>
-          </w:p>
-          <w:p>
-            <w:pPr>
-              <w:pStyle w:val="Style30"/>
-              <w:spacing w:before="0" w:after="0"/>
-              <w:jc w:val="start"/>
-              <w:rPr>
-                <w:kern w:val="2"/>
-                <w:lang w:val="en-US" w:eastAsia="ja-JP" w:bidi="ar-SA"/>
-              </w:rPr>
-            </w:pPr>
-            <w:r>
-              <w:rPr>
-                <w:kern w:val="2"/>
-                <w:lang w:val="en-US" w:eastAsia="ja-JP" w:bidi="ar-SA"/>
-              </w:rPr>
-              <w:t>※</w:t>
-            </w:r>
-            <w:r>
-              <w:rPr>
-                <w:kern w:val="2"/>
-                <w:lang w:val="en-US" w:eastAsia="ja-JP" w:bidi="ar-SA"/>
-              </w:rPr>
-              <w:t xml:space="preserve">在庫なしの場合、非表示 </w:t>
             </w:r>
           </w:p>
         </w:tc>
       </w:tr>
       <w:tr>
         <w:trPr>
-          <w:trHeight w:val="298" w:hRule="atLeast"/>
+          <w:trHeight w:val="412" w:hRule="atLeast"/>
         </w:trPr>
         <w:tc>
           <w:tcPr>
-            <w:tcW w:w="958" w:type="dxa"/>
+            <w:tcW w:w="957" w:type="dxa"/>
             <w:tcBorders>
               <w:start w:val="single" w:sz="4" w:space="0" w:color="92CDDC"/>
               <w:bottom w:val="single" w:sz="4" w:space="0" w:color="92CDDC"/>
@@ -5998,14 +6548,13 @@
                 <w:kern w:val="2"/>
                 <w:lang w:val="en-US" w:eastAsia="ja-JP" w:bidi="ar-SA"/>
               </w:rPr>
-              <w:t xml:space="preserve">2-2-1-2 </w:t>
-            </w:r>
-          </w:p>
-        </w:tc>
-        <w:tc>
-          <w:tcPr>
-            <w:tcW w:w="1131" w:type="dxa"/>
-            <w:vMerge w:val="continue"/>
+              <w:t xml:space="preserve">5-3-3-2 </w:t>
+            </w:r>
+          </w:p>
+        </w:tc>
+        <w:tc>
+          <w:tcPr>
+            <w:tcW w:w="1132" w:type="dxa"/>
             <w:tcBorders>
               <w:start w:val="single" w:sz="4" w:space="0" w:color="92CDDC"/>
               <w:bottom w:val="single" w:sz="4" w:space="0" w:color="92CDDC"/>
@@ -6014,11 +6563,20 @@
           </w:tcPr>
           <w:p>
             <w:pPr>
-              <w:pStyle w:val="Normal"/>
-              <w:rPr/>
-            </w:pPr>
-            <w:r>
-              <w:rPr/>
+              <w:pStyle w:val="Style30"/>
+              <w:spacing w:before="0" w:after="0"/>
+              <w:jc w:val="start"/>
+              <w:rPr>
+                <w:kern w:val="2"/>
+                <w:lang w:val="en-US" w:eastAsia="ja-JP" w:bidi="ar-SA"/>
+              </w:rPr>
+            </w:pPr>
+            <w:r>
+              <w:rPr>
+                <w:kern w:val="2"/>
+                <w:lang w:val="en-US" w:eastAsia="ja-JP" w:bidi="ar-SA"/>
+              </w:rPr>
+              <w:t xml:space="preserve">注文登録 確認画面 </w:t>
             </w:r>
           </w:p>
         </w:tc>
@@ -6046,14 +6604,13 @@
                 <w:kern w:val="2"/>
                 <w:lang w:val="en-US" w:eastAsia="ja-JP" w:bidi="ar-SA"/>
               </w:rPr>
-              <w:t>一般会員</w:t>
-            </w:r>
-          </w:p>
-        </w:tc>
-        <w:tc>
-          <w:tcPr>
-            <w:tcW w:w="2219" w:type="dxa"/>
-            <w:vMerge w:val="continue"/>
+              <w:t xml:space="preserve">一般会員 </w:t>
+            </w:r>
+          </w:p>
+        </w:tc>
+        <w:tc>
+          <w:tcPr>
+            <w:tcW w:w="2218" w:type="dxa"/>
             <w:tcBorders>
               <w:start w:val="single" w:sz="4" w:space="0" w:color="92CDDC"/>
               <w:bottom w:val="single" w:sz="4" w:space="0" w:color="92CDDC"/>
@@ -6062,18 +6619,25 @@
           </w:tcPr>
           <w:p>
             <w:pPr>
-              <w:pStyle w:val="Normal"/>
-              <w:rPr/>
-            </w:pPr>
-            <w:r>
-              <w:rPr/>
+              <w:pStyle w:val="Style30"/>
+              <w:spacing w:before="0" w:after="0"/>
+              <w:jc w:val="start"/>
+              <w:rPr>
+                <w:kern w:val="2"/>
+                <w:lang w:val="en-US" w:eastAsia="ja-JP" w:bidi="ar-SA"/>
+              </w:rPr>
+            </w:pPr>
+            <w:r>
+              <w:rPr>
+                <w:kern w:val="2"/>
+                <w:lang w:val="en-US" w:eastAsia="ja-JP" w:bidi="ar-SA"/>
+              </w:rPr>
             </w:r>
           </w:p>
         </w:tc>
         <w:tc>
           <w:tcPr>
             <w:tcW w:w="2220" w:type="dxa"/>
-            <w:vMerge w:val="continue"/>
             <w:tcBorders>
               <w:start w:val="single" w:sz="4" w:space="0" w:color="92CDDC"/>
               <w:bottom w:val="single" w:sz="4" w:space="0" w:color="92CDDC"/>
@@ -6082,122 +6646,224 @@
           </w:tcPr>
           <w:p>
             <w:pPr>
-              <w:pStyle w:val="Normal"/>
-              <w:rPr/>
-            </w:pPr>
-            <w:r>
-              <w:rPr/>
-            </w:r>
-          </w:p>
-        </w:tc>
-        <w:tc>
-          <w:tcPr>
-            <w:tcW w:w="2218" w:type="dxa"/>
-            <w:vMerge w:val="continue"/>
-            <w:tcBorders>
-              <w:start w:val="single" w:sz="4" w:space="0" w:color="92CDDC"/>
-              <w:bottom w:val="single" w:sz="4" w:space="0" w:color="92CDDC"/>
-              <w:end w:val="single" w:sz="4" w:space="0" w:color="92CDDC"/>
-            </w:tcBorders>
-          </w:tcPr>
-          <w:p>
-            <w:pPr>
-              <w:pStyle w:val="Normal"/>
-              <w:rPr/>
-            </w:pPr>
-            <w:r>
-              <w:rPr/>
-            </w:r>
-          </w:p>
-        </w:tc>
-      </w:tr>
-      <w:tr>
-        <w:trPr>
-          <w:trHeight w:val="298" w:hRule="atLeast"/>
-        </w:trPr>
-        <w:tc>
-          <w:tcPr>
-            <w:tcW w:w="958" w:type="dxa"/>
-            <w:tcBorders>
-              <w:start w:val="single" w:sz="4" w:space="0" w:color="92CDDC"/>
-              <w:bottom w:val="single" w:sz="4" w:space="0" w:color="92CDDC"/>
-              <w:end w:val="single" w:sz="4" w:space="0" w:color="92CDDC"/>
-            </w:tcBorders>
-          </w:tcPr>
-          <w:p>
-            <w:pPr>
-              <w:pStyle w:val="Style30"/>
-              <w:spacing w:before="0" w:after="0"/>
-              <w:jc w:val="start"/>
-              <w:rPr>
-                <w:b w:val="false"/>
-                <w:kern w:val="2"/>
-                <w:lang w:val="en-US" w:eastAsia="ja-JP" w:bidi="ar-SA"/>
-              </w:rPr>
-            </w:pPr>
-            <w:r>
-              <w:rPr>
-                <w:b w:val="false"/>
-                <w:kern w:val="2"/>
-                <w:lang w:val="en-US" w:eastAsia="ja-JP" w:bidi="ar-SA"/>
-              </w:rPr>
-              <w:t xml:space="preserve">5-3-2-2 </w:t>
-            </w:r>
-          </w:p>
-        </w:tc>
-        <w:tc>
-          <w:tcPr>
-            <w:tcW w:w="1131" w:type="dxa"/>
-            <w:tcBorders>
-              <w:start w:val="single" w:sz="4" w:space="0" w:color="92CDDC"/>
-              <w:bottom w:val="single" w:sz="4" w:space="0" w:color="92CDDC"/>
-              <w:end w:val="single" w:sz="4" w:space="0" w:color="92CDDC"/>
-            </w:tcBorders>
-          </w:tcPr>
-          <w:p>
-            <w:pPr>
-              <w:pStyle w:val="Style30"/>
-              <w:spacing w:before="0" w:after="0"/>
-              <w:jc w:val="start"/>
-              <w:rPr>
-                <w:kern w:val="2"/>
-                <w:lang w:val="en-US" w:eastAsia="ja-JP" w:bidi="ar-SA"/>
-              </w:rPr>
-            </w:pPr>
-            <w:r>
-              <w:rPr>
-                <w:kern w:val="2"/>
-                <w:lang w:val="en-US" w:eastAsia="ja-JP" w:bidi="ar-SA"/>
-              </w:rPr>
-              <w:t xml:space="preserve">支払方法 選択画面 </w:t>
-            </w:r>
-          </w:p>
-        </w:tc>
-        <w:tc>
-          <w:tcPr>
-            <w:tcW w:w="1420" w:type="dxa"/>
-            <w:tcBorders>
-              <w:start w:val="single" w:sz="4" w:space="0" w:color="92CDDC"/>
-              <w:bottom w:val="single" w:sz="4" w:space="0" w:color="92CDDC"/>
-              <w:end w:val="single" w:sz="4" w:space="0" w:color="92CDDC"/>
-            </w:tcBorders>
-          </w:tcPr>
-          <w:p>
-            <w:pPr>
-              <w:pStyle w:val="Style30"/>
-              <w:spacing w:before="0" w:after="0"/>
-              <w:jc w:val="start"/>
-              <w:rPr>
-                <w:kern w:val="2"/>
-                <w:lang w:val="en-US" w:eastAsia="ja-JP" w:bidi="ar-SA"/>
-              </w:rPr>
-            </w:pPr>
-            <w:r>
-              <w:rPr>
-                <w:kern w:val="2"/>
-                <w:lang w:val="en-US" w:eastAsia="ja-JP" w:bidi="ar-SA"/>
-              </w:rPr>
-              <w:t xml:space="preserve">一般会員 </w:t>
+              <w:pStyle w:val="Style30"/>
+              <w:spacing w:before="0" w:after="0"/>
+              <w:jc w:val="start"/>
+              <w:rPr>
+                <w:kern w:val="2"/>
+                <w:lang w:val="en-US" w:eastAsia="ja-JP" w:bidi="ar-SA"/>
+              </w:rPr>
+            </w:pPr>
+            <w:r>
+              <w:rPr>
+                <w:kern w:val="2"/>
+                <w:lang w:val="en-US" w:eastAsia="ja-JP" w:bidi="ar-SA"/>
+              </w:rPr>
+              <w:t xml:space="preserve">・商品名 </w:t>
+            </w:r>
+          </w:p>
+          <w:p>
+            <w:pPr>
+              <w:pStyle w:val="Style30"/>
+              <w:spacing w:before="0" w:after="0"/>
+              <w:jc w:val="start"/>
+              <w:rPr>
+                <w:kern w:val="2"/>
+                <w:lang w:val="en-US" w:eastAsia="ja-JP" w:bidi="ar-SA"/>
+              </w:rPr>
+            </w:pPr>
+            <w:r>
+              <w:rPr>
+                <w:kern w:val="2"/>
+                <w:lang w:val="en-US" w:eastAsia="ja-JP" w:bidi="ar-SA"/>
+              </w:rPr>
+              <w:t xml:space="preserve">・商品画像 </w:t>
+            </w:r>
+          </w:p>
+          <w:p>
+            <w:pPr>
+              <w:pStyle w:val="Style30"/>
+              <w:spacing w:before="0" w:after="0"/>
+              <w:jc w:val="start"/>
+              <w:rPr>
+                <w:kern w:val="2"/>
+                <w:lang w:val="en-US" w:eastAsia="ja-JP" w:bidi="ar-SA"/>
+              </w:rPr>
+            </w:pPr>
+            <w:r>
+              <w:rPr>
+                <w:kern w:val="2"/>
+                <w:lang w:val="en-US" w:eastAsia="ja-JP" w:bidi="ar-SA"/>
+              </w:rPr>
+              <w:t xml:space="preserve">・単価 </w:t>
+            </w:r>
+          </w:p>
+          <w:p>
+            <w:pPr>
+              <w:pStyle w:val="Style30"/>
+              <w:spacing w:before="0" w:after="0"/>
+              <w:jc w:val="start"/>
+              <w:rPr>
+                <w:kern w:val="2"/>
+                <w:lang w:val="en-US" w:eastAsia="ja-JP" w:bidi="ar-SA"/>
+              </w:rPr>
+            </w:pPr>
+            <w:r>
+              <w:rPr>
+                <w:kern w:val="2"/>
+                <w:lang w:val="en-US" w:eastAsia="ja-JP" w:bidi="ar-SA"/>
+              </w:rPr>
+              <w:t xml:space="preserve">・数量 </w:t>
+            </w:r>
+          </w:p>
+          <w:p>
+            <w:pPr>
+              <w:pStyle w:val="Style30"/>
+              <w:spacing w:before="0" w:after="0"/>
+              <w:jc w:val="start"/>
+              <w:rPr>
+                <w:color w:val="FF0000"/>
+                <w:kern w:val="2"/>
+                <w:lang w:val="en-US" w:eastAsia="ja-JP" w:bidi="ar-SA"/>
+              </w:rPr>
+            </w:pPr>
+            <w:r>
+              <w:rPr>
+                <w:color w:val="FF0000"/>
+                <w:kern w:val="2"/>
+                <w:lang w:val="en-US" w:eastAsia="ja-JP" w:bidi="ar-SA"/>
+              </w:rPr>
+              <w:t>・割引合計</w:t>
+            </w:r>
+            <w:r>
+              <w:rPr>
+                <w:color w:val="FF0000"/>
+                <w:kern w:val="2"/>
+                <w:lang w:val="en-US" w:eastAsia="ja-JP" w:bidi="ar-SA"/>
+              </w:rPr>
+              <w:t>(</w:t>
+            </w:r>
+            <w:r>
+              <w:rPr>
+                <w:color w:val="FF0000"/>
+                <w:kern w:val="2"/>
+                <w:lang w:val="en-US" w:eastAsia="ja-JP" w:bidi="ar-SA"/>
+              </w:rPr>
+              <w:t>セール中は</w:t>
+            </w:r>
+            <w:r>
+              <w:rPr>
+                <w:color w:val="FF0000"/>
+                <w:kern w:val="2"/>
+                <w:lang w:val="en-US" w:eastAsia="ja-JP" w:bidi="ar-SA"/>
+              </w:rPr>
+              <w:t>10%</w:t>
+            </w:r>
+            <w:r>
+              <w:rPr>
+                <w:color w:val="FF0000"/>
+                <w:kern w:val="2"/>
+                <w:lang w:val="en-US" w:eastAsia="ja-JP" w:bidi="ar-SA"/>
+              </w:rPr>
+              <w:t>割引された合計</w:t>
+            </w:r>
+            <w:r>
+              <w:rPr>
+                <w:color w:val="FF0000"/>
+                <w:kern w:val="2"/>
+                <w:lang w:val="en-US" w:eastAsia="ja-JP" w:bidi="ar-SA"/>
+              </w:rPr>
+              <w:t>)</w:t>
+            </w:r>
+          </w:p>
+          <w:p>
+            <w:pPr>
+              <w:pStyle w:val="Style30"/>
+              <w:spacing w:before="0" w:after="0"/>
+              <w:jc w:val="start"/>
+              <w:rPr>
+                <w:kern w:val="2"/>
+                <w:lang w:val="en-US" w:eastAsia="ja-JP" w:bidi="ar-SA"/>
+              </w:rPr>
+            </w:pPr>
+            <w:r>
+              <w:rPr>
+                <w:kern w:val="2"/>
+                <w:lang w:val="en-US" w:eastAsia="ja-JP" w:bidi="ar-SA"/>
+              </w:rPr>
+              <w:t xml:space="preserve">・郵便番号 </w:t>
+            </w:r>
+          </w:p>
+          <w:p>
+            <w:pPr>
+              <w:pStyle w:val="Style30"/>
+              <w:spacing w:before="0" w:after="0"/>
+              <w:jc w:val="start"/>
+              <w:rPr>
+                <w:kern w:val="2"/>
+                <w:lang w:val="en-US" w:eastAsia="ja-JP" w:bidi="ar-SA"/>
+              </w:rPr>
+            </w:pPr>
+            <w:r>
+              <w:rPr>
+                <w:kern w:val="2"/>
+                <w:lang w:val="en-US" w:eastAsia="ja-JP" w:bidi="ar-SA"/>
+              </w:rPr>
+              <w:t xml:space="preserve">・住所 </w:t>
+            </w:r>
+          </w:p>
+          <w:p>
+            <w:pPr>
+              <w:pStyle w:val="Style30"/>
+              <w:spacing w:before="0" w:after="0"/>
+              <w:jc w:val="start"/>
+              <w:rPr>
+                <w:kern w:val="2"/>
+                <w:lang w:val="en-US" w:eastAsia="ja-JP" w:bidi="ar-SA"/>
+              </w:rPr>
+            </w:pPr>
+            <w:r>
+              <w:rPr>
+                <w:kern w:val="2"/>
+                <w:lang w:val="en-US" w:eastAsia="ja-JP" w:bidi="ar-SA"/>
+              </w:rPr>
+              <w:t xml:space="preserve">・氏名 </w:t>
+            </w:r>
+          </w:p>
+          <w:p>
+            <w:pPr>
+              <w:pStyle w:val="Style30"/>
+              <w:spacing w:before="0" w:after="0"/>
+              <w:jc w:val="start"/>
+              <w:rPr>
+                <w:kern w:val="2"/>
+                <w:lang w:val="en-US" w:eastAsia="ja-JP" w:bidi="ar-SA"/>
+              </w:rPr>
+            </w:pPr>
+            <w:r>
+              <w:rPr>
+                <w:kern w:val="2"/>
+                <w:lang w:val="en-US" w:eastAsia="ja-JP" w:bidi="ar-SA"/>
+              </w:rPr>
+              <w:t xml:space="preserve">・電話番号 </w:t>
+            </w:r>
+          </w:p>
+          <w:p>
+            <w:pPr>
+              <w:pStyle w:val="Style30"/>
+              <w:spacing w:before="0" w:after="0"/>
+              <w:jc w:val="start"/>
+              <w:rPr>
+                <w:kern w:val="2"/>
+                <w:lang w:val="en-US" w:eastAsia="ja-JP" w:bidi="ar-SA"/>
+              </w:rPr>
+            </w:pPr>
+            <w:r>
+              <w:rPr>
+                <w:kern w:val="2"/>
+                <w:lang w:val="en-US" w:eastAsia="ja-JP" w:bidi="ar-SA"/>
+              </w:rPr>
+              <w:t xml:space="preserve">・支払い方法 </w:t>
             </w:r>
           </w:p>
         </w:tc>
@@ -6225,709 +6891,6 @@
                 <w:kern w:val="2"/>
                 <w:lang w:val="en-US" w:eastAsia="ja-JP" w:bidi="ar-SA"/>
               </w:rPr>
-              <w:t xml:space="preserve">・支払い方法 </w:t>
-            </w:r>
-          </w:p>
-          <w:p>
-            <w:pPr>
-              <w:pStyle w:val="Style30"/>
-              <w:spacing w:before="0" w:after="0"/>
-              <w:jc w:val="start"/>
-              <w:rPr>
-                <w:kern w:val="2"/>
-                <w:lang w:val="en-US" w:eastAsia="ja-JP" w:bidi="ar-SA"/>
-              </w:rPr>
-            </w:pPr>
-            <w:r>
-              <w:rPr>
-                <w:kern w:val="2"/>
-                <w:lang w:val="en-US" w:eastAsia="ja-JP" w:bidi="ar-SA"/>
-              </w:rPr>
-              <w:t>(</w:t>
-            </w:r>
-            <w:r>
-              <w:rPr>
-                <w:kern w:val="2"/>
-                <w:lang w:val="en-US" w:eastAsia="ja-JP" w:bidi="ar-SA"/>
-              </w:rPr>
-              <w:t>ラジオボタン</w:t>
-            </w:r>
-            <w:r>
-              <w:rPr>
-                <w:kern w:val="2"/>
-                <w:lang w:val="en-US" w:eastAsia="ja-JP" w:bidi="ar-SA"/>
-              </w:rPr>
-              <w:t xml:space="preserve">) </w:t>
-            </w:r>
-          </w:p>
-        </w:tc>
-        <w:tc>
-          <w:tcPr>
-            <w:tcW w:w="2220" w:type="dxa"/>
-            <w:tcBorders>
-              <w:start w:val="single" w:sz="4" w:space="0" w:color="92CDDC"/>
-              <w:bottom w:val="single" w:sz="4" w:space="0" w:color="92CDDC"/>
-              <w:end w:val="single" w:sz="4" w:space="0" w:color="92CDDC"/>
-            </w:tcBorders>
-          </w:tcPr>
-          <w:p>
-            <w:pPr>
-              <w:pStyle w:val="Style30"/>
-              <w:spacing w:before="0" w:after="0"/>
-              <w:jc w:val="start"/>
-              <w:rPr>
-                <w:kern w:val="2"/>
-                <w:lang w:val="en-US" w:eastAsia="ja-JP" w:bidi="ar-SA"/>
-              </w:rPr>
-            </w:pPr>
-            <w:r>
-              <w:rPr>
-                <w:kern w:val="2"/>
-                <w:lang w:val="en-US" w:eastAsia="ja-JP" w:bidi="ar-SA"/>
-              </w:rPr>
-              <w:t>・支払い方法選択肢</w:t>
-            </w:r>
-          </w:p>
-          <w:p>
-            <w:pPr>
-              <w:pStyle w:val="Style30"/>
-              <w:spacing w:before="0" w:after="0"/>
-              <w:jc w:val="start"/>
-              <w:rPr>
-                <w:kern w:val="2"/>
-                <w:lang w:val="en-US" w:eastAsia="ja-JP" w:bidi="ar-SA"/>
-              </w:rPr>
-            </w:pPr>
-            <w:r>
-              <w:rPr>
-                <w:kern w:val="2"/>
-                <w:lang w:val="en-US" w:eastAsia="ja-JP" w:bidi="ar-SA"/>
-              </w:rPr>
-              <w:t xml:space="preserve">　クレジットカード </w:t>
-            </w:r>
-          </w:p>
-          <w:p>
-            <w:pPr>
-              <w:pStyle w:val="Style30"/>
-              <w:spacing w:before="0" w:after="0"/>
-              <w:jc w:val="start"/>
-              <w:rPr>
-                <w:kern w:val="2"/>
-                <w:lang w:val="en-US" w:eastAsia="ja-JP" w:bidi="ar-SA"/>
-              </w:rPr>
-            </w:pPr>
-            <w:r>
-              <w:rPr>
-                <w:kern w:val="2"/>
-                <w:lang w:val="en-US" w:eastAsia="ja-JP" w:bidi="ar-SA"/>
-              </w:rPr>
-              <w:t xml:space="preserve">　銀行振り込み </w:t>
-            </w:r>
-          </w:p>
-          <w:p>
-            <w:pPr>
-              <w:pStyle w:val="Style30"/>
-              <w:spacing w:before="0" w:after="0"/>
-              <w:jc w:val="start"/>
-              <w:rPr>
-                <w:kern w:val="2"/>
-                <w:lang w:val="en-US" w:eastAsia="ja-JP" w:bidi="ar-SA"/>
-              </w:rPr>
-            </w:pPr>
-            <w:r>
-              <w:rPr>
-                <w:kern w:val="2"/>
-                <w:lang w:val="en-US" w:eastAsia="ja-JP" w:bidi="ar-SA"/>
-              </w:rPr>
-              <w:t xml:space="preserve">　着払い </w:t>
-            </w:r>
-          </w:p>
-          <w:p>
-            <w:pPr>
-              <w:pStyle w:val="Style30"/>
-              <w:spacing w:before="0" w:after="0"/>
-              <w:jc w:val="start"/>
-              <w:rPr>
-                <w:kern w:val="2"/>
-                <w:lang w:val="en-US" w:eastAsia="ja-JP" w:bidi="ar-SA"/>
-              </w:rPr>
-            </w:pPr>
-            <w:r>
-              <w:rPr>
-                <w:kern w:val="2"/>
-                <w:lang w:val="en-US" w:eastAsia="ja-JP" w:bidi="ar-SA"/>
-              </w:rPr>
-              <w:t xml:space="preserve">　電子マネー </w:t>
-            </w:r>
-          </w:p>
-          <w:p>
-            <w:pPr>
-              <w:pStyle w:val="Style30"/>
-              <w:spacing w:before="0" w:after="0"/>
-              <w:jc w:val="start"/>
-              <w:rPr>
-                <w:kern w:val="2"/>
-                <w:lang w:val="en-US" w:eastAsia="ja-JP" w:bidi="ar-SA"/>
-              </w:rPr>
-            </w:pPr>
-            <w:r>
-              <w:rPr>
-                <w:kern w:val="2"/>
-                <w:lang w:val="en-US" w:eastAsia="ja-JP" w:bidi="ar-SA"/>
-              </w:rPr>
-              <w:t xml:space="preserve">　コンビニ決済 </w:t>
-            </w:r>
-          </w:p>
-          <w:p>
-            <w:pPr>
-              <w:pStyle w:val="Normal"/>
-              <w:spacing w:before="0" w:after="0"/>
-              <w:jc w:val="start"/>
-              <w:rPr>
-                <w:kern w:val="2"/>
-                <w:lang w:val="en-US" w:eastAsia="ja-JP" w:bidi="ar-SA"/>
-              </w:rPr>
-            </w:pPr>
-            <w:r>
-              <w:rPr>
-                <w:color w:val="FF0000"/>
-                <w:kern w:val="2"/>
-                <w:lang w:val="en-US" w:eastAsia="ja-JP" w:bidi="ar-SA"/>
-              </w:rPr>
-              <w:t>10</w:t>
-            </w:r>
-            <w:r>
-              <w:rPr>
-                <w:color w:val="FF0000"/>
-                <w:kern w:val="2"/>
-                <w:lang w:val="en-US" w:eastAsia="ja-JP" w:bidi="ar-SA"/>
-              </w:rPr>
-              <w:t>％オフクーポン</w:t>
-            </w:r>
-          </w:p>
-          <w:p>
-            <w:pPr>
-              <w:pStyle w:val="Style30"/>
-              <w:spacing w:before="0" w:after="0"/>
-              <w:jc w:val="start"/>
-              <w:rPr>
-                <w:color w:val="FF0000"/>
-                <w:kern w:val="2"/>
-                <w:lang w:val="en-US" w:eastAsia="ja-JP" w:bidi="ar-SA"/>
-              </w:rPr>
-            </w:pPr>
-            <w:r>
-              <w:rPr>
-                <w:color w:val="FF0000"/>
-                <w:kern w:val="2"/>
-                <w:lang w:val="en-US" w:eastAsia="ja-JP" w:bidi="ar-SA"/>
-              </w:rPr>
-              <w:t>　※タイムセール中は、</w:t>
-            </w:r>
-          </w:p>
-          <w:p>
-            <w:pPr>
-              <w:pStyle w:val="Style30"/>
-              <w:spacing w:before="0" w:after="0"/>
-              <w:jc w:val="start"/>
-              <w:rPr>
-                <w:color w:val="FF0000"/>
-                <w:kern w:val="2"/>
-                <w:lang w:val="en-US" w:eastAsia="ja-JP" w:bidi="ar-SA"/>
-              </w:rPr>
-            </w:pPr>
-            <w:r>
-              <w:rPr>
-                <w:color w:val="FF0000"/>
-                <w:kern w:val="2"/>
-                <w:lang w:val="en-US" w:eastAsia="ja-JP" w:bidi="ar-SA"/>
-              </w:rPr>
-              <w:t>　クーポンは非表示</w:t>
-            </w:r>
-          </w:p>
-          <w:p>
-            <w:pPr>
-              <w:pStyle w:val="Style30"/>
-              <w:spacing w:before="0" w:after="0"/>
-              <w:jc w:val="start"/>
-              <w:rPr>
-                <w:color w:val="FF0000"/>
-                <w:kern w:val="2"/>
-                <w:lang w:val="en-US" w:eastAsia="ja-JP" w:bidi="ar-SA"/>
-              </w:rPr>
-            </w:pPr>
-            <w:r>
-              <w:rPr>
-                <w:color w:val="FF0000"/>
-                <w:kern w:val="2"/>
-                <w:lang w:val="en-US" w:eastAsia="ja-JP" w:bidi="ar-SA"/>
-              </w:rPr>
-              <w:t>　</w:t>
-            </w:r>
-          </w:p>
-        </w:tc>
-        <w:tc>
-          <w:tcPr>
-            <w:tcW w:w="2218" w:type="dxa"/>
-            <w:tcBorders>
-              <w:start w:val="single" w:sz="4" w:space="0" w:color="92CDDC"/>
-              <w:bottom w:val="single" w:sz="4" w:space="0" w:color="92CDDC"/>
-              <w:end w:val="single" w:sz="4" w:space="0" w:color="92CDDC"/>
-            </w:tcBorders>
-          </w:tcPr>
-          <w:p>
-            <w:pPr>
-              <w:pStyle w:val="Style30"/>
-              <w:spacing w:before="0" w:after="0"/>
-              <w:jc w:val="start"/>
-              <w:rPr>
-                <w:kern w:val="2"/>
-                <w:lang w:val="en-US" w:eastAsia="ja-JP" w:bidi="ar-SA"/>
-              </w:rPr>
-            </w:pPr>
-            <w:r>
-              <w:rPr>
-                <w:kern w:val="2"/>
-                <w:lang w:val="en-US" w:eastAsia="ja-JP" w:bidi="ar-SA"/>
-              </w:rPr>
-              <w:t>・次へ</w:t>
-            </w:r>
-            <w:r>
-              <w:rPr>
-                <w:kern w:val="2"/>
-                <w:lang w:val="en-US" w:eastAsia="ja-JP" w:bidi="ar-SA"/>
-              </w:rPr>
-              <w:t>(</w:t>
-            </w:r>
-            <w:r>
-              <w:rPr>
-                <w:kern w:val="2"/>
-                <w:lang w:val="en-US" w:eastAsia="ja-JP" w:bidi="ar-SA"/>
-              </w:rPr>
-              <w:t>ボタン</w:t>
-            </w:r>
-            <w:r>
-              <w:rPr>
-                <w:kern w:val="2"/>
-                <w:lang w:val="en-US" w:eastAsia="ja-JP" w:bidi="ar-SA"/>
-              </w:rPr>
-              <w:t xml:space="preserve">) </w:t>
-            </w:r>
-          </w:p>
-          <w:p>
-            <w:pPr>
-              <w:pStyle w:val="Style30"/>
-              <w:spacing w:before="0" w:after="0"/>
-              <w:jc w:val="start"/>
-              <w:rPr>
-                <w:kern w:val="2"/>
-                <w:lang w:val="en-US" w:eastAsia="ja-JP" w:bidi="ar-SA"/>
-              </w:rPr>
-            </w:pPr>
-            <w:r>
-              <w:rPr>
-                <w:kern w:val="2"/>
-                <w:lang w:val="en-US" w:eastAsia="ja-JP" w:bidi="ar-SA"/>
-              </w:rPr>
-              <w:t>・戻る</w:t>
-            </w:r>
-            <w:r>
-              <w:rPr>
-                <w:kern w:val="2"/>
-                <w:lang w:val="en-US" w:eastAsia="ja-JP" w:bidi="ar-SA"/>
-              </w:rPr>
-              <w:t>(</w:t>
-            </w:r>
-            <w:r>
-              <w:rPr>
-                <w:kern w:val="2"/>
-                <w:lang w:val="en-US" w:eastAsia="ja-JP" w:bidi="ar-SA"/>
-              </w:rPr>
-              <w:t>ボタン</w:t>
-            </w:r>
-            <w:r>
-              <w:rPr>
-                <w:kern w:val="2"/>
-                <w:lang w:val="en-US" w:eastAsia="ja-JP" w:bidi="ar-SA"/>
-              </w:rPr>
-              <w:t xml:space="preserve">) </w:t>
-            </w:r>
-          </w:p>
-        </w:tc>
-      </w:tr>
-      <w:tr>
-        <w:trPr>
-          <w:trHeight w:val="412" w:hRule="atLeast"/>
-        </w:trPr>
-        <w:tc>
-          <w:tcPr>
-            <w:tcW w:w="958" w:type="dxa"/>
-            <w:tcBorders>
-              <w:start w:val="single" w:sz="4" w:space="0" w:color="92CDDC"/>
-              <w:bottom w:val="single" w:sz="4" w:space="0" w:color="92CDDC"/>
-              <w:end w:val="single" w:sz="4" w:space="0" w:color="92CDDC"/>
-            </w:tcBorders>
-          </w:tcPr>
-          <w:p>
-            <w:pPr>
-              <w:pStyle w:val="Style30"/>
-              <w:spacing w:before="0" w:after="0"/>
-              <w:jc w:val="start"/>
-              <w:rPr>
-                <w:b w:val="false"/>
-                <w:kern w:val="2"/>
-                <w:lang w:val="en-US" w:eastAsia="ja-JP" w:bidi="ar-SA"/>
-              </w:rPr>
-            </w:pPr>
-            <w:r>
-              <w:rPr>
-                <w:b w:val="false"/>
-                <w:kern w:val="2"/>
-                <w:lang w:val="en-US" w:eastAsia="ja-JP" w:bidi="ar-SA"/>
-              </w:rPr>
-              <w:t xml:space="preserve">5-3-3-2 </w:t>
-            </w:r>
-          </w:p>
-        </w:tc>
-        <w:tc>
-          <w:tcPr>
-            <w:tcW w:w="1131" w:type="dxa"/>
-            <w:tcBorders>
-              <w:start w:val="single" w:sz="4" w:space="0" w:color="92CDDC"/>
-              <w:bottom w:val="single" w:sz="4" w:space="0" w:color="92CDDC"/>
-              <w:end w:val="single" w:sz="4" w:space="0" w:color="92CDDC"/>
-            </w:tcBorders>
-          </w:tcPr>
-          <w:p>
-            <w:pPr>
-              <w:pStyle w:val="Style30"/>
-              <w:spacing w:before="0" w:after="0"/>
-              <w:jc w:val="start"/>
-              <w:rPr>
-                <w:kern w:val="2"/>
-                <w:lang w:val="en-US" w:eastAsia="ja-JP" w:bidi="ar-SA"/>
-              </w:rPr>
-            </w:pPr>
-            <w:r>
-              <w:rPr>
-                <w:kern w:val="2"/>
-                <w:lang w:val="en-US" w:eastAsia="ja-JP" w:bidi="ar-SA"/>
-              </w:rPr>
-              <w:t xml:space="preserve">注文登録 確認画面 </w:t>
-            </w:r>
-          </w:p>
-        </w:tc>
-        <w:tc>
-          <w:tcPr>
-            <w:tcW w:w="1420" w:type="dxa"/>
-            <w:tcBorders>
-              <w:start w:val="single" w:sz="4" w:space="0" w:color="92CDDC"/>
-              <w:bottom w:val="single" w:sz="4" w:space="0" w:color="92CDDC"/>
-              <w:end w:val="single" w:sz="4" w:space="0" w:color="92CDDC"/>
-            </w:tcBorders>
-          </w:tcPr>
-          <w:p>
-            <w:pPr>
-              <w:pStyle w:val="Style30"/>
-              <w:spacing w:before="0" w:after="0"/>
-              <w:jc w:val="start"/>
-              <w:rPr>
-                <w:kern w:val="2"/>
-                <w:lang w:val="en-US" w:eastAsia="ja-JP" w:bidi="ar-SA"/>
-              </w:rPr>
-            </w:pPr>
-            <w:r>
-              <w:rPr>
-                <w:kern w:val="2"/>
-                <w:lang w:val="en-US" w:eastAsia="ja-JP" w:bidi="ar-SA"/>
-              </w:rPr>
-              <w:t xml:space="preserve">一般会員 </w:t>
-            </w:r>
-          </w:p>
-        </w:tc>
-        <w:tc>
-          <w:tcPr>
-            <w:tcW w:w="2219" w:type="dxa"/>
-            <w:tcBorders>
-              <w:start w:val="single" w:sz="4" w:space="0" w:color="92CDDC"/>
-              <w:bottom w:val="single" w:sz="4" w:space="0" w:color="92CDDC"/>
-              <w:end w:val="single" w:sz="4" w:space="0" w:color="92CDDC"/>
-            </w:tcBorders>
-          </w:tcPr>
-          <w:p>
-            <w:pPr>
-              <w:pStyle w:val="Style30"/>
-              <w:spacing w:before="0" w:after="0"/>
-              <w:jc w:val="start"/>
-              <w:rPr>
-                <w:kern w:val="2"/>
-                <w:lang w:val="en-US" w:eastAsia="ja-JP" w:bidi="ar-SA"/>
-              </w:rPr>
-            </w:pPr>
-            <w:r>
-              <w:rPr>
-                <w:kern w:val="2"/>
-                <w:lang w:val="en-US" w:eastAsia="ja-JP" w:bidi="ar-SA"/>
-              </w:rPr>
-            </w:r>
-          </w:p>
-        </w:tc>
-        <w:tc>
-          <w:tcPr>
-            <w:tcW w:w="2220" w:type="dxa"/>
-            <w:tcBorders>
-              <w:start w:val="single" w:sz="4" w:space="0" w:color="92CDDC"/>
-              <w:bottom w:val="single" w:sz="4" w:space="0" w:color="92CDDC"/>
-              <w:end w:val="single" w:sz="4" w:space="0" w:color="92CDDC"/>
-            </w:tcBorders>
-          </w:tcPr>
-          <w:p>
-            <w:pPr>
-              <w:pStyle w:val="Style30"/>
-              <w:spacing w:before="0" w:after="0"/>
-              <w:jc w:val="start"/>
-              <w:rPr>
-                <w:kern w:val="2"/>
-                <w:lang w:val="en-US" w:eastAsia="ja-JP" w:bidi="ar-SA"/>
-              </w:rPr>
-            </w:pPr>
-            <w:r>
-              <w:rPr>
-                <w:kern w:val="2"/>
-                <w:lang w:val="en-US" w:eastAsia="ja-JP" w:bidi="ar-SA"/>
-              </w:rPr>
-              <w:t xml:space="preserve">・商品名 </w:t>
-            </w:r>
-          </w:p>
-          <w:p>
-            <w:pPr>
-              <w:pStyle w:val="Style30"/>
-              <w:spacing w:before="0" w:after="0"/>
-              <w:jc w:val="start"/>
-              <w:rPr>
-                <w:kern w:val="2"/>
-                <w:lang w:val="en-US" w:eastAsia="ja-JP" w:bidi="ar-SA"/>
-              </w:rPr>
-            </w:pPr>
-            <w:r>
-              <w:rPr>
-                <w:kern w:val="2"/>
-                <w:lang w:val="en-US" w:eastAsia="ja-JP" w:bidi="ar-SA"/>
-              </w:rPr>
-              <w:t xml:space="preserve">・商品画像 </w:t>
-            </w:r>
-          </w:p>
-          <w:p>
-            <w:pPr>
-              <w:pStyle w:val="Style30"/>
-              <w:spacing w:before="0" w:after="0"/>
-              <w:jc w:val="start"/>
-              <w:rPr>
-                <w:kern w:val="2"/>
-                <w:lang w:val="en-US" w:eastAsia="ja-JP" w:bidi="ar-SA"/>
-              </w:rPr>
-            </w:pPr>
-            <w:r>
-              <w:rPr>
-                <w:kern w:val="2"/>
-                <w:lang w:val="en-US" w:eastAsia="ja-JP" w:bidi="ar-SA"/>
-              </w:rPr>
-              <w:t xml:space="preserve">・単価 </w:t>
-            </w:r>
-          </w:p>
-          <w:p>
-            <w:pPr>
-              <w:pStyle w:val="Style30"/>
-              <w:spacing w:before="0" w:after="0"/>
-              <w:jc w:val="start"/>
-              <w:rPr>
-                <w:kern w:val="2"/>
-                <w:lang w:val="en-US" w:eastAsia="ja-JP" w:bidi="ar-SA"/>
-              </w:rPr>
-            </w:pPr>
-            <w:r>
-              <w:rPr>
-                <w:kern w:val="2"/>
-                <w:lang w:val="en-US" w:eastAsia="ja-JP" w:bidi="ar-SA"/>
-              </w:rPr>
-              <w:t xml:space="preserve">・数量 </w:t>
-            </w:r>
-          </w:p>
-          <w:p>
-            <w:pPr>
-              <w:pStyle w:val="Style30"/>
-              <w:spacing w:before="0" w:after="0"/>
-              <w:jc w:val="start"/>
-              <w:rPr>
-                <w:color w:val="FF0000"/>
-                <w:kern w:val="2"/>
-                <w:lang w:val="en-US" w:eastAsia="ja-JP" w:bidi="ar-SA"/>
-              </w:rPr>
-            </w:pPr>
-            <w:r>
-              <w:rPr>
-                <w:color w:val="FF0000"/>
-                <w:kern w:val="2"/>
-                <w:lang w:val="en-US" w:eastAsia="ja-JP" w:bidi="ar-SA"/>
-              </w:rPr>
-              <w:t>・割引合計</w:t>
-            </w:r>
-            <w:r>
-              <w:rPr>
-                <w:color w:val="FF0000"/>
-                <w:kern w:val="2"/>
-                <w:lang w:val="en-US" w:eastAsia="ja-JP" w:bidi="ar-SA"/>
-              </w:rPr>
-              <w:t>(</w:t>
-            </w:r>
-            <w:r>
-              <w:rPr>
-                <w:color w:val="FF0000"/>
-                <w:kern w:val="2"/>
-                <w:lang w:val="en-US" w:eastAsia="ja-JP" w:bidi="ar-SA"/>
-              </w:rPr>
-              <w:t>セール中は</w:t>
-            </w:r>
-            <w:r>
-              <w:rPr>
-                <w:color w:val="FF0000"/>
-                <w:kern w:val="2"/>
-                <w:lang w:val="en-US" w:eastAsia="ja-JP" w:bidi="ar-SA"/>
-              </w:rPr>
-              <w:t>10%</w:t>
-            </w:r>
-            <w:r>
-              <w:rPr>
-                <w:color w:val="FF0000"/>
-                <w:kern w:val="2"/>
-                <w:lang w:val="en-US" w:eastAsia="ja-JP" w:bidi="ar-SA"/>
-              </w:rPr>
-              <w:t>割引された合計</w:t>
-            </w:r>
-            <w:r>
-              <w:rPr>
-                <w:color w:val="FF0000"/>
-                <w:kern w:val="2"/>
-                <w:lang w:val="en-US" w:eastAsia="ja-JP" w:bidi="ar-SA"/>
-              </w:rPr>
-              <w:t>)</w:t>
-            </w:r>
-          </w:p>
-          <w:p>
-            <w:pPr>
-              <w:pStyle w:val="Style30"/>
-              <w:spacing w:before="0" w:after="0"/>
-              <w:jc w:val="start"/>
-              <w:rPr>
-                <w:kern w:val="2"/>
-                <w:lang w:val="en-US" w:eastAsia="ja-JP" w:bidi="ar-SA"/>
-              </w:rPr>
-            </w:pPr>
-            <w:r>
-              <w:rPr>
-                <w:kern w:val="2"/>
-                <w:lang w:val="en-US" w:eastAsia="ja-JP" w:bidi="ar-SA"/>
-              </w:rPr>
-              <w:t xml:space="preserve">・郵便番号 </w:t>
-            </w:r>
-          </w:p>
-          <w:p>
-            <w:pPr>
-              <w:pStyle w:val="Style30"/>
-              <w:spacing w:before="0" w:after="0"/>
-              <w:jc w:val="start"/>
-              <w:rPr>
-                <w:kern w:val="2"/>
-                <w:lang w:val="en-US" w:eastAsia="ja-JP" w:bidi="ar-SA"/>
-              </w:rPr>
-            </w:pPr>
-            <w:r>
-              <w:rPr>
-                <w:kern w:val="2"/>
-                <w:lang w:val="en-US" w:eastAsia="ja-JP" w:bidi="ar-SA"/>
-              </w:rPr>
-              <w:t xml:space="preserve">・住所 </w:t>
-            </w:r>
-          </w:p>
-          <w:p>
-            <w:pPr>
-              <w:pStyle w:val="Style30"/>
-              <w:spacing w:before="0" w:after="0"/>
-              <w:jc w:val="start"/>
-              <w:rPr>
-                <w:kern w:val="2"/>
-                <w:lang w:val="en-US" w:eastAsia="ja-JP" w:bidi="ar-SA"/>
-              </w:rPr>
-            </w:pPr>
-            <w:r>
-              <w:rPr>
-                <w:kern w:val="2"/>
-                <w:lang w:val="en-US" w:eastAsia="ja-JP" w:bidi="ar-SA"/>
-              </w:rPr>
-              <w:t xml:space="preserve">・氏名 </w:t>
-            </w:r>
-          </w:p>
-          <w:p>
-            <w:pPr>
-              <w:pStyle w:val="Style30"/>
-              <w:spacing w:before="0" w:after="0"/>
-              <w:jc w:val="start"/>
-              <w:rPr>
-                <w:kern w:val="2"/>
-                <w:lang w:val="en-US" w:eastAsia="ja-JP" w:bidi="ar-SA"/>
-              </w:rPr>
-            </w:pPr>
-            <w:r>
-              <w:rPr>
-                <w:kern w:val="2"/>
-                <w:lang w:val="en-US" w:eastAsia="ja-JP" w:bidi="ar-SA"/>
-              </w:rPr>
-              <w:t xml:space="preserve">・電話番号 </w:t>
-            </w:r>
-          </w:p>
-          <w:p>
-            <w:pPr>
-              <w:pStyle w:val="Style30"/>
-              <w:spacing w:before="0" w:after="0"/>
-              <w:jc w:val="start"/>
-              <w:rPr>
-                <w:kern w:val="2"/>
-                <w:lang w:val="en-US" w:eastAsia="ja-JP" w:bidi="ar-SA"/>
-              </w:rPr>
-            </w:pPr>
-            <w:r>
-              <w:rPr>
-                <w:kern w:val="2"/>
-                <w:lang w:val="en-US" w:eastAsia="ja-JP" w:bidi="ar-SA"/>
-              </w:rPr>
-              <w:t xml:space="preserve">・支払い方法 </w:t>
-            </w:r>
-          </w:p>
-        </w:tc>
-        <w:tc>
-          <w:tcPr>
-            <w:tcW w:w="2218" w:type="dxa"/>
-            <w:tcBorders>
-              <w:start w:val="single" w:sz="4" w:space="0" w:color="92CDDC"/>
-              <w:bottom w:val="single" w:sz="4" w:space="0" w:color="92CDDC"/>
-              <w:end w:val="single" w:sz="4" w:space="0" w:color="92CDDC"/>
-            </w:tcBorders>
-          </w:tcPr>
-          <w:p>
-            <w:pPr>
-              <w:pStyle w:val="Style30"/>
-              <w:spacing w:before="0" w:after="0"/>
-              <w:jc w:val="start"/>
-              <w:rPr>
-                <w:kern w:val="2"/>
-                <w:lang w:val="en-US" w:eastAsia="ja-JP" w:bidi="ar-SA"/>
-              </w:rPr>
-            </w:pPr>
-            <w:r>
-              <w:rPr>
-                <w:kern w:val="2"/>
-                <w:lang w:val="en-US" w:eastAsia="ja-JP" w:bidi="ar-SA"/>
-              </w:rPr>
               <w:t>・ご注文の確定</w:t>
             </w:r>
             <w:r>
@@ -7020,7 +6983,7 @@
         </w:trPr>
         <w:tc>
           <w:tcPr>
-            <w:tcW w:w="958" w:type="dxa"/>
+            <w:tcW w:w="957" w:type="dxa"/>
             <w:tcBorders>
               <w:top w:val="single" w:sz="4" w:space="0" w:color="92CDDC"/>
               <w:start w:val="single" w:sz="4" w:space="0" w:color="92CDDC"/>
@@ -7051,7 +7014,7 @@
         </w:tc>
         <w:tc>
           <w:tcPr>
-            <w:tcW w:w="1131" w:type="dxa"/>
+            <w:tcW w:w="1132" w:type="dxa"/>
             <w:tcBorders>
               <w:top w:val="single" w:sz="4" w:space="0" w:color="92CDDC"/>
               <w:start w:val="single" w:sz="4" w:space="0" w:color="92CDDC"/>
@@ -7109,6 +7072,157 @@
         </w:tc>
         <w:tc>
           <w:tcPr>
+            <w:tcW w:w="2218" w:type="dxa"/>
+            <w:tcBorders>
+              <w:top w:val="single" w:sz="4" w:space="0" w:color="92CDDC"/>
+              <w:start w:val="single" w:sz="4" w:space="0" w:color="92CDDC"/>
+              <w:bottom w:val="single" w:sz="4" w:space="0" w:color="92CDDC"/>
+              <w:end w:val="single" w:sz="4" w:space="0" w:color="92CDDC"/>
+            </w:tcBorders>
+          </w:tcPr>
+          <w:p>
+            <w:pPr>
+              <w:pStyle w:val="Style30"/>
+              <w:spacing w:before="0" w:after="0"/>
+              <w:jc w:val="start"/>
+              <w:rPr>
+                <w:kern w:val="2"/>
+                <w:lang w:val="en-US" w:eastAsia="ja-JP" w:bidi="ar-SA"/>
+              </w:rPr>
+            </w:pPr>
+            <w:r>
+              <w:rPr>
+                <w:kern w:val="2"/>
+                <w:lang w:val="en-US" w:eastAsia="ja-JP" w:bidi="ar-SA"/>
+              </w:rPr>
+              <w:t xml:space="preserve">- </w:t>
+            </w:r>
+          </w:p>
+        </w:tc>
+        <w:tc>
+          <w:tcPr>
+            <w:tcW w:w="2220" w:type="dxa"/>
+            <w:tcBorders>
+              <w:top w:val="single" w:sz="4" w:space="0" w:color="92CDDC"/>
+              <w:start w:val="single" w:sz="4" w:space="0" w:color="92CDDC"/>
+              <w:bottom w:val="single" w:sz="4" w:space="0" w:color="92CDDC"/>
+              <w:end w:val="single" w:sz="4" w:space="0" w:color="92CDDC"/>
+            </w:tcBorders>
+          </w:tcPr>
+          <w:p>
+            <w:pPr>
+              <w:pStyle w:val="Style30"/>
+              <w:spacing w:before="0" w:after="0"/>
+              <w:jc w:val="start"/>
+              <w:rPr>
+                <w:kern w:val="2"/>
+                <w:lang w:val="en-US" w:eastAsia="ja-JP" w:bidi="ar-SA"/>
+              </w:rPr>
+            </w:pPr>
+            <w:r>
+              <w:rPr>
+                <w:kern w:val="2"/>
+                <w:lang w:val="en-US" w:eastAsia="ja-JP" w:bidi="ar-SA"/>
+              </w:rPr>
+              <w:t xml:space="preserve">・完了メッセージ </w:t>
+            </w:r>
+          </w:p>
+          <w:p>
+            <w:pPr>
+              <w:pStyle w:val="Style30"/>
+              <w:spacing w:before="0" w:after="0"/>
+              <w:jc w:val="start"/>
+              <w:rPr>
+                <w:color w:val="FF0000"/>
+                <w:kern w:val="2"/>
+                <w:lang w:val="en-US" w:eastAsia="ja-JP" w:bidi="ar-SA"/>
+              </w:rPr>
+            </w:pPr>
+            <w:r>
+              <w:rPr>
+                <w:color w:val="FF0000"/>
+                <w:kern w:val="2"/>
+                <w:lang w:val="en-US" w:eastAsia="ja-JP" w:bidi="ar-SA"/>
+              </w:rPr>
+              <w:t>・会員は</w:t>
+            </w:r>
+            <w:r>
+              <w:rPr>
+                <w:color w:val="FF0000"/>
+                <w:kern w:val="2"/>
+                <w:lang w:val="en-US" w:eastAsia="ja-JP" w:bidi="ar-SA"/>
+              </w:rPr>
+              <w:t>100</w:t>
+            </w:r>
+            <w:r>
+              <w:rPr>
+                <w:color w:val="FF0000"/>
+                <w:kern w:val="2"/>
+                <w:lang w:val="en-US" w:eastAsia="ja-JP" w:bidi="ar-SA"/>
+              </w:rPr>
+              <w:t>円の支払いにつき</w:t>
+            </w:r>
+            <w:r>
+              <w:rPr>
+                <w:color w:val="FF0000"/>
+                <w:kern w:val="2"/>
+                <w:lang w:val="en-US" w:eastAsia="ja-JP" w:bidi="ar-SA"/>
+              </w:rPr>
+              <w:t>1</w:t>
+            </w:r>
+            <w:r>
+              <w:rPr>
+                <w:color w:val="FF0000"/>
+                <w:kern w:val="2"/>
+                <w:lang w:val="en-US" w:eastAsia="ja-JP" w:bidi="ar-SA"/>
+              </w:rPr>
+              <w:t>ポイント獲得する</w:t>
+            </w:r>
+          </w:p>
+          <w:p>
+            <w:pPr>
+              <w:pStyle w:val="Style30"/>
+              <w:suppressAutoHyphens w:val="true"/>
+              <w:spacing w:before="0" w:after="0"/>
+              <w:jc w:val="start"/>
+              <w:rPr>
+                <w:color w:val="FF0000"/>
+              </w:rPr>
+            </w:pPr>
+            <w:r>
+              <w:rPr>
+                <w:color w:val="FF0000"/>
+              </w:rPr>
+              <w:t>・ポイント付与完了後ポイント残高が</w:t>
+            </w:r>
+            <w:r>
+              <w:rPr>
+                <w:color w:val="FF0000"/>
+              </w:rPr>
+              <w:t>100</w:t>
+            </w:r>
+            <w:r>
+              <w:rPr>
+                <w:color w:val="FF0000"/>
+              </w:rPr>
+              <w:t>ポイントに到達したら会員に</w:t>
+            </w:r>
+            <w:r>
+              <w:rPr>
+                <w:color w:val="FF0000"/>
+              </w:rPr>
+              <w:t>10</w:t>
+            </w:r>
+            <w:r>
+              <w:rPr>
+                <w:color w:val="FF0000"/>
+              </w:rPr>
+              <w:t>％オフクーポンを付与する</w:t>
+            </w:r>
+          </w:p>
+        </w:tc>
+        <w:tc>
+          <w:tcPr>
             <w:tcW w:w="2219" w:type="dxa"/>
             <w:tcBorders>
               <w:top w:val="single" w:sz="4" w:space="0" w:color="92CDDC"/>
@@ -7132,157 +7246,6 @@
                 <w:kern w:val="2"/>
                 <w:lang w:val="en-US" w:eastAsia="ja-JP" w:bidi="ar-SA"/>
               </w:rPr>
-              <w:t xml:space="preserve">- </w:t>
-            </w:r>
-          </w:p>
-        </w:tc>
-        <w:tc>
-          <w:tcPr>
-            <w:tcW w:w="2220" w:type="dxa"/>
-            <w:tcBorders>
-              <w:top w:val="single" w:sz="4" w:space="0" w:color="92CDDC"/>
-              <w:start w:val="single" w:sz="4" w:space="0" w:color="92CDDC"/>
-              <w:bottom w:val="single" w:sz="4" w:space="0" w:color="92CDDC"/>
-              <w:end w:val="single" w:sz="4" w:space="0" w:color="92CDDC"/>
-            </w:tcBorders>
-          </w:tcPr>
-          <w:p>
-            <w:pPr>
-              <w:pStyle w:val="Style30"/>
-              <w:spacing w:before="0" w:after="0"/>
-              <w:jc w:val="start"/>
-              <w:rPr>
-                <w:kern w:val="2"/>
-                <w:lang w:val="en-US" w:eastAsia="ja-JP" w:bidi="ar-SA"/>
-              </w:rPr>
-            </w:pPr>
-            <w:r>
-              <w:rPr>
-                <w:kern w:val="2"/>
-                <w:lang w:val="en-US" w:eastAsia="ja-JP" w:bidi="ar-SA"/>
-              </w:rPr>
-              <w:t xml:space="preserve">・完了メッセージ </w:t>
-            </w:r>
-          </w:p>
-          <w:p>
-            <w:pPr>
-              <w:pStyle w:val="Style30"/>
-              <w:spacing w:before="0" w:after="0"/>
-              <w:jc w:val="start"/>
-              <w:rPr>
-                <w:color w:val="FF0000"/>
-                <w:kern w:val="2"/>
-                <w:lang w:val="en-US" w:eastAsia="ja-JP" w:bidi="ar-SA"/>
-              </w:rPr>
-            </w:pPr>
-            <w:r>
-              <w:rPr>
-                <w:color w:val="FF0000"/>
-                <w:kern w:val="2"/>
-                <w:lang w:val="en-US" w:eastAsia="ja-JP" w:bidi="ar-SA"/>
-              </w:rPr>
-              <w:t>・会員は</w:t>
-            </w:r>
-            <w:r>
-              <w:rPr>
-                <w:color w:val="FF0000"/>
-                <w:kern w:val="2"/>
-                <w:lang w:val="en-US" w:eastAsia="ja-JP" w:bidi="ar-SA"/>
-              </w:rPr>
-              <w:t>100</w:t>
-            </w:r>
-            <w:r>
-              <w:rPr>
-                <w:color w:val="FF0000"/>
-                <w:kern w:val="2"/>
-                <w:lang w:val="en-US" w:eastAsia="ja-JP" w:bidi="ar-SA"/>
-              </w:rPr>
-              <w:t>円の支払いにつき</w:t>
-            </w:r>
-            <w:r>
-              <w:rPr>
-                <w:color w:val="FF0000"/>
-                <w:kern w:val="2"/>
-                <w:lang w:val="en-US" w:eastAsia="ja-JP" w:bidi="ar-SA"/>
-              </w:rPr>
-              <w:t>1</w:t>
-            </w:r>
-            <w:r>
-              <w:rPr>
-                <w:color w:val="FF0000"/>
-                <w:kern w:val="2"/>
-                <w:lang w:val="en-US" w:eastAsia="ja-JP" w:bidi="ar-SA"/>
-              </w:rPr>
-              <w:t>ポイント獲得する</w:t>
-            </w:r>
-          </w:p>
-          <w:p>
-            <w:pPr>
-              <w:pStyle w:val="Style30"/>
-              <w:suppressAutoHyphens w:val="true"/>
-              <w:spacing w:before="0" w:after="0"/>
-              <w:jc w:val="start"/>
-              <w:rPr>
-                <w:color w:val="FF0000"/>
-              </w:rPr>
-            </w:pPr>
-            <w:r>
-              <w:rPr>
-                <w:color w:val="FF0000"/>
-              </w:rPr>
-              <w:t>・ポイント付与完了後ポイント残高が</w:t>
-            </w:r>
-            <w:r>
-              <w:rPr>
-                <w:color w:val="FF0000"/>
-              </w:rPr>
-              <w:t>100</w:t>
-            </w:r>
-            <w:r>
-              <w:rPr>
-                <w:color w:val="FF0000"/>
-              </w:rPr>
-              <w:t>ポイントに到達したら会員に</w:t>
-            </w:r>
-            <w:r>
-              <w:rPr>
-                <w:color w:val="FF0000"/>
-              </w:rPr>
-              <w:t>10</w:t>
-            </w:r>
-            <w:r>
-              <w:rPr>
-                <w:color w:val="FF0000"/>
-              </w:rPr>
-              <w:t>％オフクーポンを付与する</w:t>
-            </w:r>
-          </w:p>
-        </w:tc>
-        <w:tc>
-          <w:tcPr>
-            <w:tcW w:w="2218" w:type="dxa"/>
-            <w:tcBorders>
-              <w:top w:val="single" w:sz="4" w:space="0" w:color="92CDDC"/>
-              <w:start w:val="single" w:sz="4" w:space="0" w:color="92CDDC"/>
-              <w:bottom w:val="single" w:sz="4" w:space="0" w:color="92CDDC"/>
-              <w:end w:val="single" w:sz="4" w:space="0" w:color="92CDDC"/>
-            </w:tcBorders>
-          </w:tcPr>
-          <w:p>
-            <w:pPr>
-              <w:pStyle w:val="Style30"/>
-              <w:spacing w:before="0" w:after="0"/>
-              <w:jc w:val="start"/>
-              <w:rPr>
-                <w:kern w:val="2"/>
-                <w:lang w:val="en-US" w:eastAsia="ja-JP" w:bidi="ar-SA"/>
-              </w:rPr>
-            </w:pPr>
-            <w:r>
-              <w:rPr>
-                <w:kern w:val="2"/>
-                <w:lang w:val="en-US" w:eastAsia="ja-JP" w:bidi="ar-SA"/>
-              </w:rPr>
               <w:t>・トップへ戻る</w:t>
             </w:r>
             <w:r>
@@ -7315,7 +7278,7 @@
         </w:trPr>
         <w:tc>
           <w:tcPr>
-            <w:tcW w:w="958" w:type="dxa"/>
+            <w:tcW w:w="957" w:type="dxa"/>
             <w:tcBorders>
               <w:start w:val="single" w:sz="4" w:space="0" w:color="92CDDC"/>
               <w:bottom w:val="single" w:sz="4" w:space="0" w:color="92CDDC"/>
@@ -7345,7 +7308,7 @@
         </w:tc>
         <w:tc>
           <w:tcPr>
-            <w:tcW w:w="1131" w:type="dxa"/>
+            <w:tcW w:w="1132" w:type="dxa"/>
             <w:tcBorders>
               <w:start w:val="single" w:sz="4" w:space="0" w:color="92CDDC"/>
               <w:bottom w:val="single" w:sz="4" w:space="0" w:color="92CDDC"/>
@@ -7401,7 +7364,7 @@
         </w:tc>
         <w:tc>
           <w:tcPr>
-            <w:tcW w:w="2219" w:type="dxa"/>
+            <w:tcW w:w="2218" w:type="dxa"/>
             <w:tcBorders>
               <w:start w:val="single" w:sz="4" w:space="0" w:color="92CDDC"/>
               <w:bottom w:val="single" w:sz="4" w:space="0" w:color="92CDDC"/>
@@ -7569,7 +7532,7 @@
         </w:tc>
         <w:tc>
           <w:tcPr>
-            <w:tcW w:w="2218" w:type="dxa"/>
+            <w:tcW w:w="2219" w:type="dxa"/>
             <w:tcBorders>
               <w:start w:val="single" w:sz="4" w:space="0" w:color="92CDDC"/>
               <w:bottom w:val="single" w:sz="4" w:space="0" w:color="92CDDC"/>
@@ -8327,8 +8290,8 @@
         <w:tblLook w:firstRow="1" w:noVBand="1" w:lastRow="0" w:firstColumn="1" w:lastColumn="0" w:noHBand="0" w:val="04a0"/>
       </w:tblPr>
       <w:tblGrid>
-        <w:gridCol w:w="357"/>
-        <w:gridCol w:w="489"/>
+        <w:gridCol w:w="356"/>
+        <w:gridCol w:w="490"/>
         <w:gridCol w:w="283"/>
         <w:gridCol w:w="567"/>
         <w:gridCol w:w="5812"/>
@@ -8656,7 +8619,7 @@
         </w:trPr>
         <w:tc>
           <w:tcPr>
-            <w:tcW w:w="357" w:type="dxa"/>
+            <w:tcW w:w="356" w:type="dxa"/>
             <w:cnfStyle w:val="001000000000" w:firstRow="0" w:lastRow="0" w:firstColumn="1" w:lastColumn="0" w:oddVBand="0" w:evenVBand="0" w:oddHBand="0" w:evenHBand="0" w:firstRowFirstColumn="0" w:firstRowLastColumn="0" w:lastRowFirstColumn="0" w:lastRowLastColumn="0"/>
             <w:tcBorders/>
           </w:tcPr>
@@ -8704,7 +8667,7 @@
         </w:tc>
         <w:tc>
           <w:tcPr>
-            <w:tcW w:w="489" w:type="dxa"/>
+            <w:tcW w:w="490" w:type="dxa"/>
             <w:tcBorders/>
             <w:textDirection w:val="tbRl"/>
           </w:tcPr>
@@ -9008,7 +8971,7 @@
         </w:trPr>
         <w:tc>
           <w:tcPr>
-            <w:tcW w:w="357" w:type="dxa"/>
+            <w:tcW w:w="356" w:type="dxa"/>
             <w:cnfStyle w:val="001000000000" w:firstRow="0" w:lastRow="0" w:firstColumn="1" w:lastColumn="0" w:oddVBand="0" w:evenVBand="0" w:oddHBand="0" w:evenHBand="0" w:firstRowFirstColumn="0" w:firstRowLastColumn="0" w:lastRowFirstColumn="0" w:lastRowLastColumn="0"/>
             <w:tcBorders>
               <w:top w:val="nil"/>
@@ -9038,7 +9001,7 @@
         </w:tc>
         <w:tc>
           <w:tcPr>
-            <w:tcW w:w="489" w:type="dxa"/>
+            <w:tcW w:w="490" w:type="dxa"/>
             <w:tcBorders>
               <w:top w:val="nil"/>
             </w:tcBorders>
@@ -9624,7 +9587,7 @@
         </w:trPr>
         <w:tc>
           <w:tcPr>
-            <w:tcW w:w="357" w:type="dxa"/>
+            <w:tcW w:w="356" w:type="dxa"/>
             <w:cnfStyle w:val="001000000000" w:firstRow="0" w:lastRow="0" w:firstColumn="1" w:lastColumn="0" w:oddVBand="0" w:evenVBand="0" w:oddHBand="0" w:evenHBand="0" w:firstRowFirstColumn="0" w:firstRowLastColumn="0" w:lastRowFirstColumn="0" w:lastRowLastColumn="0"/>
             <w:tcBorders>
               <w:top w:val="nil"/>
@@ -9653,7 +9616,7 @@
         </w:tc>
         <w:tc>
           <w:tcPr>
-            <w:tcW w:w="489" w:type="dxa"/>
+            <w:tcW w:w="490" w:type="dxa"/>
             <w:tcBorders>
               <w:top w:val="nil"/>
             </w:tcBorders>
@@ -10197,7 +10160,7 @@
         </w:trPr>
         <w:tc>
           <w:tcPr>
-            <w:tcW w:w="357" w:type="dxa"/>
+            <w:tcW w:w="356" w:type="dxa"/>
             <w:cnfStyle w:val="001000000000" w:firstRow="0" w:lastRow="0" w:firstColumn="1" w:lastColumn="0" w:oddVBand="0" w:evenVBand="0" w:oddHBand="0" w:evenHBand="0" w:firstRowFirstColumn="0" w:firstRowLastColumn="0" w:lastRowFirstColumn="0" w:lastRowLastColumn="0"/>
             <w:tcBorders>
               <w:top w:val="nil"/>
@@ -10228,7 +10191,7 @@
         </w:tc>
         <w:tc>
           <w:tcPr>
-            <w:tcW w:w="489" w:type="dxa"/>
+            <w:tcW w:w="490" w:type="dxa"/>
             <w:tcBorders>
               <w:top w:val="nil"/>
             </w:tcBorders>
@@ -11024,7 +10987,7 @@
         </w:trPr>
         <w:tc>
           <w:tcPr>
-            <w:tcW w:w="357" w:type="dxa"/>
+            <w:tcW w:w="356" w:type="dxa"/>
             <w:cnfStyle w:val="001000000000" w:firstRow="0" w:lastRow="0" w:firstColumn="1" w:lastColumn="0" w:oddVBand="0" w:evenVBand="0" w:oddHBand="0" w:evenHBand="0" w:firstRowFirstColumn="0" w:firstRowLastColumn="0" w:lastRowFirstColumn="0" w:lastRowLastColumn="0"/>
             <w:tcBorders>
               <w:top w:val="nil"/>
@@ -11053,7 +11016,7 @@
         </w:tc>
         <w:tc>
           <w:tcPr>
-            <w:tcW w:w="489" w:type="dxa"/>
+            <w:tcW w:w="490" w:type="dxa"/>
             <w:tcBorders>
               <w:top w:val="nil"/>
             </w:tcBorders>
@@ -11455,7 +11418,7 @@
         </w:trPr>
         <w:tc>
           <w:tcPr>
-            <w:tcW w:w="357" w:type="dxa"/>
+            <w:tcW w:w="356" w:type="dxa"/>
             <w:cnfStyle w:val="001000000000" w:firstRow="0" w:lastRow="0" w:firstColumn="1" w:lastColumn="0" w:oddVBand="0" w:evenVBand="0" w:oddHBand="0" w:evenHBand="0" w:firstRowFirstColumn="0" w:firstRowLastColumn="0" w:lastRowFirstColumn="0" w:lastRowLastColumn="0"/>
             <w:tcBorders>
               <w:top w:val="nil"/>
@@ -11486,7 +11449,7 @@
         </w:tc>
         <w:tc>
           <w:tcPr>
-            <w:tcW w:w="489" w:type="dxa"/>
+            <w:tcW w:w="490" w:type="dxa"/>
             <w:tcBorders>
               <w:top w:val="nil"/>
             </w:tcBorders>
@@ -11804,7 +11767,7 @@
         </w:trPr>
         <w:tc>
           <w:tcPr>
-            <w:tcW w:w="357" w:type="dxa"/>
+            <w:tcW w:w="356" w:type="dxa"/>
             <w:cnfStyle w:val="001000000000" w:firstRow="0" w:lastRow="0" w:firstColumn="1" w:lastColumn="0" w:oddVBand="0" w:evenVBand="0" w:oddHBand="0" w:evenHBand="0" w:firstRowFirstColumn="0" w:firstRowLastColumn="0" w:lastRowFirstColumn="0" w:lastRowLastColumn="0"/>
             <w:tcBorders>
               <w:top w:val="nil"/>
@@ -11833,7 +11796,7 @@
         </w:tc>
         <w:tc>
           <w:tcPr>
-            <w:tcW w:w="489" w:type="dxa"/>
+            <w:tcW w:w="490" w:type="dxa"/>
             <w:tcBorders>
               <w:top w:val="nil"/>
             </w:tcBorders>
@@ -12177,7 +12140,7 @@
         </w:trPr>
         <w:tc>
           <w:tcPr>
-            <w:tcW w:w="357" w:type="dxa"/>
+            <w:tcW w:w="356" w:type="dxa"/>
             <w:cnfStyle w:val="001000000000" w:firstRow="0" w:lastRow="0" w:firstColumn="1" w:lastColumn="0" w:oddVBand="0" w:evenVBand="0" w:oddHBand="0" w:evenHBand="0" w:firstRowFirstColumn="0" w:firstRowLastColumn="0" w:lastRowFirstColumn="0" w:lastRowLastColumn="0"/>
             <w:tcBorders>
               <w:top w:val="nil"/>
@@ -12210,7 +12173,7 @@
         </w:tc>
         <w:tc>
           <w:tcPr>
-            <w:tcW w:w="489" w:type="dxa"/>
+            <w:tcW w:w="490" w:type="dxa"/>
             <w:tcBorders>
               <w:top w:val="nil"/>
             </w:tcBorders>
@@ -13302,11 +13265,11 @@
       <w:tblGrid>
         <w:gridCol w:w="508"/>
         <w:gridCol w:w="1587"/>
-        <w:gridCol w:w="1416"/>
+        <w:gridCol w:w="1415"/>
         <w:gridCol w:w="1414"/>
-        <w:gridCol w:w="740"/>
-        <w:gridCol w:w="1360"/>
-        <w:gridCol w:w="2840"/>
+        <w:gridCol w:w="741"/>
+        <w:gridCol w:w="1359"/>
+        <w:gridCol w:w="2841"/>
       </w:tblGrid>
       <w:tr>
         <w:trPr>
@@ -13372,7 +13335,7 @@
         </w:tc>
         <w:tc>
           <w:tcPr>
-            <w:tcW w:w="1416" w:type="dxa"/>
+            <w:tcW w:w="1415" w:type="dxa"/>
             <w:tcBorders/>
             <w:shd w:color="auto" w:fill="4F81BD" w:themeFill="accent1" w:val="clear"/>
           </w:tcPr>
@@ -13430,7 +13393,7 @@
         </w:tc>
         <w:tc>
           <w:tcPr>
-            <w:tcW w:w="740" w:type="dxa"/>
+            <w:tcW w:w="741" w:type="dxa"/>
             <w:tcBorders/>
             <w:shd w:color="auto" w:fill="4F81BD" w:themeFill="accent1" w:val="clear"/>
           </w:tcPr>
@@ -13459,7 +13422,7 @@
         </w:tc>
         <w:tc>
           <w:tcPr>
-            <w:tcW w:w="1360" w:type="dxa"/>
+            <w:tcW w:w="1359" w:type="dxa"/>
             <w:tcBorders/>
             <w:shd w:color="auto" w:fill="4F81BD" w:themeFill="accent1" w:val="clear"/>
           </w:tcPr>
@@ -13488,7 +13451,7 @@
         </w:tc>
         <w:tc>
           <w:tcPr>
-            <w:tcW w:w="2840" w:type="dxa"/>
+            <w:tcW w:w="2841" w:type="dxa"/>
             <w:tcBorders/>
             <w:shd w:color="auto" w:fill="4F81BD" w:themeFill="accent1" w:val="clear"/>
           </w:tcPr>
@@ -13587,7 +13550,7 @@
         </w:tc>
         <w:tc>
           <w:tcPr>
-            <w:tcW w:w="1416" w:type="dxa"/>
+            <w:tcW w:w="1415" w:type="dxa"/>
             <w:tcBorders/>
             <w:shd w:color="auto" w:fill="DAEEF3" w:themeFill="accent5" w:themeFillTint="33" w:val="clear"/>
           </w:tcPr>
@@ -13641,7 +13604,7 @@
         </w:tc>
         <w:tc>
           <w:tcPr>
-            <w:tcW w:w="740" w:type="dxa"/>
+            <w:tcW w:w="741" w:type="dxa"/>
             <w:tcBorders/>
             <w:shd w:color="auto" w:fill="DAEEF3" w:themeFill="accent5" w:themeFillTint="33" w:val="clear"/>
           </w:tcPr>
@@ -13668,7 +13631,7 @@
         </w:tc>
         <w:tc>
           <w:tcPr>
-            <w:tcW w:w="1360" w:type="dxa"/>
+            <w:tcW w:w="1359" w:type="dxa"/>
             <w:tcBorders/>
             <w:shd w:color="auto" w:fill="DAEEF3" w:themeFill="accent5" w:themeFillTint="33" w:val="clear"/>
           </w:tcPr>
@@ -13695,7 +13658,7 @@
         </w:tc>
         <w:tc>
           <w:tcPr>
-            <w:tcW w:w="2840" w:type="dxa"/>
+            <w:tcW w:w="2841" w:type="dxa"/>
             <w:tcBorders/>
             <w:shd w:color="auto" w:fill="DAEEF3" w:themeFill="accent5" w:themeFillTint="33" w:val="clear"/>
           </w:tcPr>
@@ -13797,7 +13760,7 @@
         </w:tc>
         <w:tc>
           <w:tcPr>
-            <w:tcW w:w="1416" w:type="dxa"/>
+            <w:tcW w:w="1415" w:type="dxa"/>
             <w:tcBorders/>
           </w:tcPr>
           <w:p>
@@ -13849,7 +13812,7 @@
         </w:tc>
         <w:tc>
           <w:tcPr>
-            <w:tcW w:w="740" w:type="dxa"/>
+            <w:tcW w:w="741" w:type="dxa"/>
             <w:tcBorders/>
           </w:tcPr>
           <w:p>
@@ -13875,7 +13838,7 @@
         </w:tc>
         <w:tc>
           <w:tcPr>
-            <w:tcW w:w="1360" w:type="dxa"/>
+            <w:tcW w:w="1359" w:type="dxa"/>
             <w:tcBorders/>
           </w:tcPr>
           <w:p>
@@ -13928,7 +13891,7 @@
         </w:tc>
         <w:tc>
           <w:tcPr>
-            <w:tcW w:w="2840" w:type="dxa"/>
+            <w:tcW w:w="2841" w:type="dxa"/>
             <w:tcBorders/>
           </w:tcPr>
           <w:p>
@@ -14016,7 +13979,7 @@
         </w:tc>
         <w:tc>
           <w:tcPr>
-            <w:tcW w:w="1416" w:type="dxa"/>
+            <w:tcW w:w="1415" w:type="dxa"/>
             <w:tcBorders/>
             <w:shd w:color="auto" w:fill="DAEEF3" w:themeFill="accent5" w:themeFillTint="33" w:val="clear"/>
           </w:tcPr>
@@ -14070,7 +14033,7 @@
         </w:tc>
         <w:tc>
           <w:tcPr>
-            <w:tcW w:w="740" w:type="dxa"/>
+            <w:tcW w:w="741" w:type="dxa"/>
             <w:tcBorders/>
             <w:shd w:color="auto" w:fill="DAEEF3" w:themeFill="accent5" w:themeFillTint="33" w:val="clear"/>
           </w:tcPr>
@@ -14097,7 +14060,7 @@
         </w:tc>
         <w:tc>
           <w:tcPr>
-            <w:tcW w:w="1360" w:type="dxa"/>
+            <w:tcW w:w="1359" w:type="dxa"/>
             <w:tcBorders/>
             <w:shd w:color="auto" w:fill="DAEEF3" w:themeFill="accent5" w:themeFillTint="33" w:val="clear"/>
           </w:tcPr>
@@ -14124,7 +14087,7 @@
         </w:tc>
         <w:tc>
           <w:tcPr>
-            <w:tcW w:w="2840" w:type="dxa"/>
+            <w:tcW w:w="2841" w:type="dxa"/>
             <w:tcBorders/>
             <w:shd w:color="auto" w:fill="DAEEF3" w:themeFill="accent5" w:themeFillTint="33" w:val="clear"/>
           </w:tcPr>
@@ -14210,7 +14173,7 @@
         </w:tc>
         <w:tc>
           <w:tcPr>
-            <w:tcW w:w="1416" w:type="dxa"/>
+            <w:tcW w:w="1415" w:type="dxa"/>
             <w:tcBorders/>
           </w:tcPr>
           <w:p>
@@ -14262,7 +14225,7 @@
         </w:tc>
         <w:tc>
           <w:tcPr>
-            <w:tcW w:w="740" w:type="dxa"/>
+            <w:tcW w:w="741" w:type="dxa"/>
             <w:tcBorders/>
           </w:tcPr>
           <w:p>
@@ -14288,7 +14251,7 @@
         </w:tc>
         <w:tc>
           <w:tcPr>
-            <w:tcW w:w="1360" w:type="dxa"/>
+            <w:tcW w:w="1359" w:type="dxa"/>
             <w:tcBorders/>
           </w:tcPr>
           <w:p>
@@ -14314,7 +14277,7 @@
         </w:tc>
         <w:tc>
           <w:tcPr>
-            <w:tcW w:w="2840" w:type="dxa"/>
+            <w:tcW w:w="2841" w:type="dxa"/>
             <w:tcBorders/>
           </w:tcPr>
           <w:p>
@@ -14426,7 +14389,7 @@
         </w:tc>
         <w:tc>
           <w:tcPr>
-            <w:tcW w:w="1416" w:type="dxa"/>
+            <w:tcW w:w="1415" w:type="dxa"/>
             <w:tcBorders/>
             <w:shd w:color="auto" w:fill="DAEEF3" w:themeFill="accent5" w:themeFillTint="33" w:val="clear"/>
           </w:tcPr>
@@ -14480,7 +14443,7 @@
         </w:tc>
         <w:tc>
           <w:tcPr>
-            <w:tcW w:w="740" w:type="dxa"/>
+            <w:tcW w:w="741" w:type="dxa"/>
             <w:tcBorders/>
             <w:shd w:color="auto" w:fill="DAEEF3" w:themeFill="accent5" w:themeFillTint="33" w:val="clear"/>
           </w:tcPr>
@@ -14507,7 +14470,7 @@
         </w:tc>
         <w:tc>
           <w:tcPr>
-            <w:tcW w:w="1360" w:type="dxa"/>
+            <w:tcW w:w="1359" w:type="dxa"/>
             <w:tcBorders/>
             <w:shd w:color="auto" w:fill="DAEEF3" w:themeFill="accent5" w:themeFillTint="33" w:val="clear"/>
           </w:tcPr>
@@ -14534,7 +14497,7 @@
         </w:tc>
         <w:tc>
           <w:tcPr>
-            <w:tcW w:w="2840" w:type="dxa"/>
+            <w:tcW w:w="2841" w:type="dxa"/>
             <w:tcBorders/>
             <w:shd w:color="auto" w:fill="DAEEF3" w:themeFill="accent5" w:themeFillTint="33" w:val="clear"/>
           </w:tcPr>
@@ -14620,7 +14583,7 @@
         </w:tc>
         <w:tc>
           <w:tcPr>
-            <w:tcW w:w="1416" w:type="dxa"/>
+            <w:tcW w:w="1415" w:type="dxa"/>
             <w:tcBorders/>
           </w:tcPr>
           <w:p>
@@ -14672,7 +14635,7 @@
         </w:tc>
         <w:tc>
           <w:tcPr>
-            <w:tcW w:w="740" w:type="dxa"/>
+            <w:tcW w:w="741" w:type="dxa"/>
             <w:tcBorders/>
           </w:tcPr>
           <w:p>
@@ -14698,7 +14661,7 @@
         </w:tc>
         <w:tc>
           <w:tcPr>
-            <w:tcW w:w="1360" w:type="dxa"/>
+            <w:tcW w:w="1359" w:type="dxa"/>
             <w:tcBorders/>
           </w:tcPr>
           <w:p>
@@ -14724,7 +14687,7 @@
         </w:tc>
         <w:tc>
           <w:tcPr>
-            <w:tcW w:w="2840" w:type="dxa"/>
+            <w:tcW w:w="2841" w:type="dxa"/>
             <w:tcBorders/>
           </w:tcPr>
           <w:p>
@@ -14836,7 +14799,7 @@
         </w:tc>
         <w:tc>
           <w:tcPr>
-            <w:tcW w:w="1416" w:type="dxa"/>
+            <w:tcW w:w="1415" w:type="dxa"/>
             <w:tcBorders/>
             <w:shd w:color="auto" w:fill="DAEEF3" w:themeFill="accent5" w:themeFillTint="33" w:val="clear"/>
           </w:tcPr>
@@ -14890,7 +14853,7 @@
         </w:tc>
         <w:tc>
           <w:tcPr>
-            <w:tcW w:w="740" w:type="dxa"/>
+            <w:tcW w:w="741" w:type="dxa"/>
             <w:tcBorders/>
             <w:shd w:color="auto" w:fill="DAEEF3" w:themeFill="accent5" w:themeFillTint="33" w:val="clear"/>
           </w:tcPr>
@@ -14917,7 +14880,7 @@
         </w:tc>
         <w:tc>
           <w:tcPr>
-            <w:tcW w:w="1360" w:type="dxa"/>
+            <w:tcW w:w="1359" w:type="dxa"/>
             <w:tcBorders/>
             <w:shd w:color="auto" w:fill="DAEEF3" w:themeFill="accent5" w:themeFillTint="33" w:val="clear"/>
           </w:tcPr>
@@ -14944,7 +14907,7 @@
         </w:tc>
         <w:tc>
           <w:tcPr>
-            <w:tcW w:w="2840" w:type="dxa"/>
+            <w:tcW w:w="2841" w:type="dxa"/>
             <w:tcBorders/>
             <w:shd w:color="auto" w:fill="DAEEF3" w:themeFill="accent5" w:themeFillTint="33" w:val="clear"/>
           </w:tcPr>
@@ -15069,7 +15032,7 @@
         </w:tc>
         <w:tc>
           <w:tcPr>
-            <w:tcW w:w="1416" w:type="dxa"/>
+            <w:tcW w:w="1415" w:type="dxa"/>
             <w:tcBorders/>
           </w:tcPr>
           <w:p>
@@ -15121,7 +15084,7 @@
         </w:tc>
         <w:tc>
           <w:tcPr>
-            <w:tcW w:w="740" w:type="dxa"/>
+            <w:tcW w:w="741" w:type="dxa"/>
             <w:tcBorders/>
           </w:tcPr>
           <w:p>
@@ -15147,7 +15110,7 @@
         </w:tc>
         <w:tc>
           <w:tcPr>
-            <w:tcW w:w="1360" w:type="dxa"/>
+            <w:tcW w:w="1359" w:type="dxa"/>
             <w:tcBorders/>
           </w:tcPr>
           <w:p>
@@ -15173,7 +15136,7 @@
         </w:tc>
         <w:tc>
           <w:tcPr>
-            <w:tcW w:w="2840" w:type="dxa"/>
+            <w:tcW w:w="2841" w:type="dxa"/>
             <w:tcBorders/>
           </w:tcPr>
           <w:p>
@@ -15377,7 +15340,7 @@
         </w:tc>
         <w:tc>
           <w:tcPr>
-            <w:tcW w:w="1416" w:type="dxa"/>
+            <w:tcW w:w="1415" w:type="dxa"/>
             <w:tcBorders/>
             <w:shd w:color="auto" w:fill="DAEEF3" w:themeFill="accent5" w:themeFillTint="33" w:val="clear"/>
           </w:tcPr>
@@ -15431,7 +15394,7 @@
         </w:tc>
         <w:tc>
           <w:tcPr>
-            <w:tcW w:w="740" w:type="dxa"/>
+            <w:tcW w:w="741" w:type="dxa"/>
             <w:tcBorders/>
             <w:shd w:color="auto" w:fill="DAEEF3" w:themeFill="accent5" w:themeFillTint="33" w:val="clear"/>
           </w:tcPr>
@@ -15458,7 +15421,7 @@
         </w:tc>
         <w:tc>
           <w:tcPr>
-            <w:tcW w:w="1360" w:type="dxa"/>
+            <w:tcW w:w="1359" w:type="dxa"/>
             <w:tcBorders/>
             <w:shd w:color="auto" w:fill="DAEEF3" w:themeFill="accent5" w:themeFillTint="33" w:val="clear"/>
           </w:tcPr>
@@ -15487,7 +15450,7 @@
         </w:tc>
         <w:tc>
           <w:tcPr>
-            <w:tcW w:w="2840" w:type="dxa"/>
+            <w:tcW w:w="2841" w:type="dxa"/>
             <w:tcBorders/>
             <w:shd w:color="auto" w:fill="DAEEF3" w:themeFill="accent5" w:themeFillTint="33" w:val="clear"/>
           </w:tcPr>
@@ -15722,7 +15685,7 @@
         </w:tc>
         <w:tc>
           <w:tcPr>
-            <w:tcW w:w="1416" w:type="dxa"/>
+            <w:tcW w:w="1415" w:type="dxa"/>
             <w:tcBorders>
               <w:top w:val="nil"/>
             </w:tcBorders>
@@ -15780,7 +15743,7 @@
         </w:tc>
         <w:tc>
           <w:tcPr>
-            <w:tcW w:w="740" w:type="dxa"/>
+            <w:tcW w:w="741" w:type="dxa"/>
             <w:tcBorders>
               <w:top w:val="nil"/>
             </w:tcBorders>
@@ -15809,7 +15772,7 @@
         </w:tc>
         <w:tc>
           <w:tcPr>
-            <w:tcW w:w="1360" w:type="dxa"/>
+            <w:tcW w:w="1359" w:type="dxa"/>
             <w:tcBorders>
               <w:top w:val="nil"/>
             </w:tcBorders>
@@ -15840,7 +15803,7 @@
         </w:tc>
         <w:tc>
           <w:tcPr>
-            <w:tcW w:w="2840" w:type="dxa"/>
+            <w:tcW w:w="2841" w:type="dxa"/>
             <w:tcBorders>
               <w:top w:val="nil"/>
             </w:tcBorders>
@@ -15981,7 +15944,7 @@
         </w:tc>
         <w:tc>
           <w:tcPr>
-            <w:tcW w:w="1416" w:type="dxa"/>
+            <w:tcW w:w="1415" w:type="dxa"/>
             <w:tcBorders>
               <w:top w:val="nil"/>
             </w:tcBorders>
@@ -16037,7 +16000,7 @@
         </w:tc>
         <w:tc>
           <w:tcPr>
-            <w:tcW w:w="740" w:type="dxa"/>
+            <w:tcW w:w="741" w:type="dxa"/>
             <w:tcBorders>
               <w:top w:val="nil"/>
             </w:tcBorders>
@@ -16065,7 +16028,7 @@
         </w:tc>
         <w:tc>
           <w:tcPr>
-            <w:tcW w:w="1360" w:type="dxa"/>
+            <w:tcW w:w="1359" w:type="dxa"/>
             <w:tcBorders>
               <w:top w:val="nil"/>
             </w:tcBorders>
@@ -16093,7 +16056,7 @@
         </w:tc>
         <w:tc>
           <w:tcPr>
-            <w:tcW w:w="2840" w:type="dxa"/>
+            <w:tcW w:w="2841" w:type="dxa"/>
             <w:tcBorders>
               <w:top w:val="nil"/>
             </w:tcBorders>
@@ -16194,7 +16157,7 @@
         </w:tc>
         <w:tc>
           <w:tcPr>
-            <w:tcW w:w="1416" w:type="dxa"/>
+            <w:tcW w:w="1415" w:type="dxa"/>
             <w:tcBorders>
               <w:top w:val="nil"/>
             </w:tcBorders>
@@ -16250,7 +16213,7 @@
         </w:tc>
         <w:tc>
           <w:tcPr>
-            <w:tcW w:w="740" w:type="dxa"/>
+            <w:tcW w:w="741" w:type="dxa"/>
             <w:tcBorders>
               <w:top w:val="nil"/>
             </w:tcBorders>
@@ -16278,7 +16241,7 @@
         </w:tc>
         <w:tc>
           <w:tcPr>
-            <w:tcW w:w="1360" w:type="dxa"/>
+            <w:tcW w:w="1359" w:type="dxa"/>
             <w:tcBorders>
               <w:top w:val="nil"/>
             </w:tcBorders>
@@ -16306,7 +16269,7 @@
         </w:tc>
         <w:tc>
           <w:tcPr>
-            <w:tcW w:w="2840" w:type="dxa"/>
+            <w:tcW w:w="2841" w:type="dxa"/>
             <w:tcBorders>
               <w:top w:val="nil"/>
             </w:tcBorders>
@@ -16692,13 +16655,13 @@
       </w:tblPr>
       <w:tblGrid>
         <w:gridCol w:w="421"/>
-        <w:gridCol w:w="1651"/>
-        <w:gridCol w:w="333"/>
+        <w:gridCol w:w="1650"/>
+        <w:gridCol w:w="334"/>
         <w:gridCol w:w="2105"/>
-        <w:gridCol w:w="1442"/>
-        <w:gridCol w:w="1277"/>
-        <w:gridCol w:w="1267"/>
-        <w:gridCol w:w="1277"/>
+        <w:gridCol w:w="1441"/>
+        <w:gridCol w:w="1278"/>
+        <w:gridCol w:w="1266"/>
+        <w:gridCol w:w="1278"/>
       </w:tblGrid>
       <w:tr>
         <w:trPr>
@@ -16791,7 +16754,7 @@
         </w:trPr>
         <w:tc>
           <w:tcPr>
-            <w:tcW w:w="2072" w:type="dxa"/>
+            <w:tcW w:w="2071" w:type="dxa"/>
             <w:gridSpan w:val="2"/>
             <w:cnfStyle w:val="001000000000" w:firstRow="0" w:lastRow="0" w:firstColumn="1" w:lastColumn="0" w:oddVBand="0" w:evenVBand="0" w:oddHBand="0" w:evenHBand="0" w:firstRowFirstColumn="0" w:firstRowLastColumn="0" w:lastRowFirstColumn="0" w:lastRowLastColumn="0"/>
             <w:tcBorders/>
@@ -16822,7 +16785,7 @@
         </w:tc>
         <w:tc>
           <w:tcPr>
-            <w:tcW w:w="2438" w:type="dxa"/>
+            <w:tcW w:w="2439" w:type="dxa"/>
             <w:gridSpan w:val="2"/>
             <w:tcBorders/>
             <w:shd w:color="auto" w:fill="DAEEF3" w:themeFill="accent5" w:themeFillTint="33" w:val="clear"/>
@@ -16851,7 +16814,7 @@
         </w:tc>
         <w:tc>
           <w:tcPr>
-            <w:tcW w:w="1442" w:type="dxa"/>
+            <w:tcW w:w="1441" w:type="dxa"/>
             <w:tcBorders/>
             <w:shd w:color="auto" w:fill="DAEEF3" w:themeFill="accent5" w:themeFillTint="33" w:val="clear"/>
           </w:tcPr>
@@ -16879,7 +16842,7 @@
         </w:tc>
         <w:tc>
           <w:tcPr>
-            <w:tcW w:w="1277" w:type="dxa"/>
+            <w:tcW w:w="1278" w:type="dxa"/>
             <w:tcBorders/>
             <w:shd w:color="auto" w:fill="DAEEF3" w:themeFill="accent5" w:themeFillTint="33" w:val="clear"/>
           </w:tcPr>
@@ -16907,7 +16870,7 @@
         </w:tc>
         <w:tc>
           <w:tcPr>
-            <w:tcW w:w="1267" w:type="dxa"/>
+            <w:tcW w:w="1266" w:type="dxa"/>
             <w:tcBorders/>
             <w:shd w:color="auto" w:fill="DAEEF3" w:themeFill="accent5" w:themeFillTint="33" w:val="clear"/>
           </w:tcPr>
@@ -16935,7 +16898,7 @@
         </w:tc>
         <w:tc>
           <w:tcPr>
-            <w:tcW w:w="1277" w:type="dxa"/>
+            <w:tcW w:w="1278" w:type="dxa"/>
             <w:tcBorders/>
             <w:shd w:color="auto" w:fill="DAEEF3" w:themeFill="accent5" w:themeFillTint="33" w:val="clear"/>
           </w:tcPr>
@@ -17009,7 +16972,7 @@
         </w:tc>
         <w:tc>
           <w:tcPr>
-            <w:tcW w:w="1651" w:type="dxa"/>
+            <w:tcW w:w="1650" w:type="dxa"/>
             <w:tcBorders/>
           </w:tcPr>
           <w:p>
@@ -17056,7 +17019,7 @@
         </w:tc>
         <w:tc>
           <w:tcPr>
-            <w:tcW w:w="333" w:type="dxa"/>
+            <w:tcW w:w="334" w:type="dxa"/>
             <w:tcBorders/>
           </w:tcPr>
           <w:p>
@@ -17108,7 +17071,7 @@
         </w:tc>
         <w:tc>
           <w:tcPr>
-            <w:tcW w:w="1442" w:type="dxa"/>
+            <w:tcW w:w="1441" w:type="dxa"/>
             <w:tcBorders/>
           </w:tcPr>
           <w:p>
@@ -17136,7 +17099,7 @@
         </w:tc>
         <w:tc>
           <w:tcPr>
-            <w:tcW w:w="1277" w:type="dxa"/>
+            <w:tcW w:w="1278" w:type="dxa"/>
             <w:tcBorders/>
           </w:tcPr>
           <w:p>
@@ -17164,7 +17127,7 @@
         </w:tc>
         <w:tc>
           <w:tcPr>
-            <w:tcW w:w="1267" w:type="dxa"/>
+            <w:tcW w:w="1266" w:type="dxa"/>
             <w:tcBorders/>
           </w:tcPr>
           <w:p>
@@ -17192,7 +17155,7 @@
         </w:tc>
         <w:tc>
           <w:tcPr>
-            <w:tcW w:w="1277" w:type="dxa"/>
+            <w:tcW w:w="1278" w:type="dxa"/>
             <w:tcBorders/>
           </w:tcPr>
           <w:p>
@@ -19332,13 +19295,13 @@
       <w:shd w:fill="E1DFDD" w:val="clear"/>
     </w:rPr>
   </w:style>
-  <w:style w:type="character" w:styleId="user">
-    <w:name w:val="索引ジャンプ (user)"/>
+  <w:style w:type="character" w:styleId="Style23">
+    <w:name w:val="索引ジャンプ"/>
     <w:qFormat/>
     <w:rPr/>
   </w:style>
-  <w:style w:type="character" w:styleId="Style23">
-    <w:name w:val="索引ジャンプ"/>
+  <w:style w:type="character" w:styleId="user">
+    <w:name w:val="索引ジャンプ (user)"/>
     <w:qFormat/>
     <w:rPr/>
   </w:style>
@@ -19434,15 +19397,15 @@
       <w:rFonts w:cs="Arial"/>
     </w:rPr>
   </w:style>
-  <w:style w:type="paragraph" w:styleId="user3">
-    <w:name w:val="ヘッダーとフッター (user)"/>
+  <w:style w:type="paragraph" w:styleId="Style26">
+    <w:name w:val="ヘッダーとフッター"/>
     <w:basedOn w:val="Normal"/>
     <w:qFormat/>
     <w:pPr/>
     <w:rPr/>
   </w:style>
-  <w:style w:type="paragraph" w:styleId="Style26">
-    <w:name w:val="ヘッダーとフッター"/>
+  <w:style w:type="paragraph" w:styleId="user3">
+    <w:name w:val="ヘッダーとフッター (user)"/>
     <w:basedOn w:val="Normal"/>
     <w:qFormat/>
     <w:pPr/>
@@ -19713,7 +19676,7 @@
   </w:style>
   <w:style w:type="paragraph" w:styleId="IndexHeading">
     <w:name w:val="index heading"/>
-    <w:basedOn w:val="user1"/>
+    <w:basedOn w:val="Style24"/>
     <w:pPr/>
     <w:rPr/>
   </w:style>
@@ -19971,8 +19934,8 @@
     <w:pPr/>
     <w:rPr/>
   </w:style>
-  <w:style w:type="numbering" w:styleId="user5" w:default="1">
-    <w:name w:val="記号なし (user)"/>
+  <w:style w:type="numbering" w:styleId="Style33" w:default="1">
+    <w:name w:val="記号なし"/>
     <w:uiPriority w:val="99"/>
     <w:semiHidden/>
     <w:unhideWhenUsed/>
